--- a/docs/beauty-shorts/shinjh-serum-01_납품대본.docx
+++ b/docs/beauty-shorts/shinjh-serum-01_납품대본.docx
@@ -2191,6 +2191,466 @@
     <w:p/>
     <w:p>
       <w:pPr>
+        <w:spacing w:after="60" w:before="120"/>
+      </w:pPr>
+      <w:r>
+        <w:rPr>
+          <w:rFonts w:ascii="Malgun Gothic" w:cs="Malgun Gothic" w:eastAsia="Malgun Gothic" w:hAnsi="Malgun Gothic"/>
+          <w:b/>
+          <w:bCs/>
+          <w:color w:val="8E244D"/>
+          <w:sz w:val="19"/>
+          <w:szCs w:val="19"/>
+        </w:rPr>
+        <w:t xml:space="preserve">A안 장면 시안 (고정 모델 · 얼굴 장면은 실사, 제품·손 장면은 일러스트)</w:t>
+      </w:r>
+    </w:p>
+    <w:tbl>
+      <w:tblPr>
+        <w:tblW w:type="dxa" w:w="14838"/>
+        <w:tblBorders>
+          <w:top w:val="single" w:color="auto" w:sz="4"/>
+          <w:left w:val="single" w:color="auto" w:sz="4"/>
+          <w:bottom w:val="single" w:color="auto" w:sz="4"/>
+          <w:right w:val="single" w:color="auto" w:sz="4"/>
+          <w:insideH w:val="single" w:color="auto" w:sz="4"/>
+          <w:insideV w:val="single" w:color="auto" w:sz="4"/>
+        </w:tblBorders>
+      </w:tblPr>
+      <w:tblGrid>
+        <w:gridCol w:w="2473"/>
+        <w:gridCol w:w="2473"/>
+        <w:gridCol w:w="2473"/>
+        <w:gridCol w:w="2473"/>
+        <w:gridCol w:w="2473"/>
+        <w:gridCol w:w="2473"/>
+      </w:tblGrid>
+      <w:tr>
+        <w:tc>
+          <w:tcPr>
+            <w:tcW w:type="dxa" w:w="2473"/>
+            <w:tcBorders>
+              <w:top w:val="none" w:color="FFFFFF" w:sz="0"/>
+              <w:left w:val="none" w:color="FFFFFF" w:sz="0"/>
+              <w:bottom w:val="none" w:color="FFFFFF" w:sz="0"/>
+              <w:right w:val="none" w:color="FFFFFF" w:sz="0"/>
+            </w:tcBorders>
+          </w:tcPr>
+          <w:p>
+            <w:pPr>
+              <w:jc w:val="center"/>
+            </w:pPr>
+            <w:r>
+              <w:drawing>
+                <wp:inline distT="0" distB="0" distL="0" distR="0">
+                  <wp:extent cx="1123950" cy="2000250"/>
+                  <wp:effectExtent t="0" r="0" b="0" l="0"/>
+                  <wp:docPr id="1" name="" descr="" title=""/>
+                  <wp:cNvGraphicFramePr>
+                    <a:graphicFrameLocks xmlns:a="http://schemas.openxmlformats.org/drawingml/2006/main" noChangeAspect="1"/>
+                  </wp:cNvGraphicFramePr>
+                  <a:graphic xmlns:a="http://schemas.openxmlformats.org/drawingml/2006/main">
+                    <a:graphicData uri="http://schemas.openxmlformats.org/drawingml/2006/picture">
+                      <pic:pic xmlns:pic="http://schemas.openxmlformats.org/drawingml/2006/picture">
+                        <pic:nvPicPr>
+                          <pic:cNvPr id="0" name="" descr=""/>
+                          <pic:cNvPicPr>
+                            <a:picLocks noChangeAspect="1" noChangeArrowheads="1"/>
+                          </pic:cNvPicPr>
+                        </pic:nvPicPr>
+                        <pic:blipFill>
+                          <a:blip r:embed="rId7" cstate="none"/>
+                          <a:srcRect/>
+                          <a:stretch>
+                            <a:fillRect/>
+                          </a:stretch>
+                        </pic:blipFill>
+                        <pic:spPr bwMode="auto">
+                          <a:xfrm>
+                            <a:off x="0" y="0"/>
+                            <a:ext cx="1123950" cy="2000250"/>
+                          </a:xfrm>
+                          <a:prstGeom prst="rect">
+                            <a:avLst/>
+                          </a:prstGeom>
+                        </pic:spPr>
+                      </pic:pic>
+                    </a:graphicData>
+                  </a:graphic>
+                </wp:inline>
+              </w:drawing>
+            </w:r>
+          </w:p>
+          <w:p>
+            <w:pPr>
+              <w:jc w:val="center"/>
+            </w:pPr>
+            <w:r>
+              <w:rPr>
+                <w:rFonts w:ascii="Malgun Gothic" w:cs="Malgun Gothic" w:eastAsia="Malgun Gothic" w:hAnsi="Malgun Gothic"/>
+                <w:color w:val="74636B"/>
+                <w:sz w:val="17"/>
+                <w:szCs w:val="17"/>
+              </w:rPr>
+              <w:t xml:space="preserve">1번 · 0:00</w:t>
+            </w:r>
+          </w:p>
+        </w:tc>
+        <w:tc>
+          <w:tcPr>
+            <w:tcW w:type="dxa" w:w="2473"/>
+            <w:tcBorders>
+              <w:top w:val="none" w:color="FFFFFF" w:sz="0"/>
+              <w:left w:val="none" w:color="FFFFFF" w:sz="0"/>
+              <w:bottom w:val="none" w:color="FFFFFF" w:sz="0"/>
+              <w:right w:val="none" w:color="FFFFFF" w:sz="0"/>
+            </w:tcBorders>
+          </w:tcPr>
+          <w:p>
+            <w:pPr>
+              <w:jc w:val="center"/>
+            </w:pPr>
+            <w:r>
+              <w:drawing>
+                <wp:inline distT="0" distB="0" distL="0" distR="0">
+                  <wp:extent cx="1123950" cy="2000250"/>
+                  <wp:effectExtent t="0" r="0" b="0" l="0"/>
+                  <wp:docPr id="1" name="" descr="" title=""/>
+                  <wp:cNvGraphicFramePr>
+                    <a:graphicFrameLocks xmlns:a="http://schemas.openxmlformats.org/drawingml/2006/main" noChangeAspect="1"/>
+                  </wp:cNvGraphicFramePr>
+                  <a:graphic xmlns:a="http://schemas.openxmlformats.org/drawingml/2006/main">
+                    <a:graphicData uri="http://schemas.openxmlformats.org/drawingml/2006/picture">
+                      <pic:pic xmlns:pic="http://schemas.openxmlformats.org/drawingml/2006/picture">
+                        <pic:nvPicPr>
+                          <pic:cNvPr id="0" name="" descr=""/>
+                          <pic:cNvPicPr>
+                            <a:picLocks noChangeAspect="1" noChangeArrowheads="1"/>
+                          </pic:cNvPicPr>
+                        </pic:nvPicPr>
+                        <pic:blipFill>
+                          <a:blip r:embed="rId8" cstate="none"/>
+                          <a:srcRect/>
+                          <a:stretch>
+                            <a:fillRect/>
+                          </a:stretch>
+                        </pic:blipFill>
+                        <pic:spPr bwMode="auto">
+                          <a:xfrm>
+                            <a:off x="0" y="0"/>
+                            <a:ext cx="1123950" cy="2000250"/>
+                          </a:xfrm>
+                          <a:prstGeom prst="rect">
+                            <a:avLst/>
+                          </a:prstGeom>
+                        </pic:spPr>
+                      </pic:pic>
+                    </a:graphicData>
+                  </a:graphic>
+                </wp:inline>
+              </w:drawing>
+            </w:r>
+          </w:p>
+          <w:p>
+            <w:pPr>
+              <w:jc w:val="center"/>
+            </w:pPr>
+            <w:r>
+              <w:rPr>
+                <w:rFonts w:ascii="Malgun Gothic" w:cs="Malgun Gothic" w:eastAsia="Malgun Gothic" w:hAnsi="Malgun Gothic"/>
+                <w:color w:val="74636B"/>
+                <w:sz w:val="17"/>
+                <w:szCs w:val="17"/>
+              </w:rPr>
+              <w:t xml:space="preserve">2번 · 0:03</w:t>
+            </w:r>
+          </w:p>
+        </w:tc>
+        <w:tc>
+          <w:tcPr>
+            <w:tcW w:type="dxa" w:w="2473"/>
+            <w:tcBorders>
+              <w:top w:val="none" w:color="FFFFFF" w:sz="0"/>
+              <w:left w:val="none" w:color="FFFFFF" w:sz="0"/>
+              <w:bottom w:val="none" w:color="FFFFFF" w:sz="0"/>
+              <w:right w:val="none" w:color="FFFFFF" w:sz="0"/>
+            </w:tcBorders>
+          </w:tcPr>
+          <w:p>
+            <w:pPr>
+              <w:jc w:val="center"/>
+            </w:pPr>
+            <w:r>
+              <w:drawing>
+                <wp:inline distT="0" distB="0" distL="0" distR="0">
+                  <wp:extent cx="1123950" cy="2000250"/>
+                  <wp:effectExtent t="0" r="0" b="0" l="0"/>
+                  <wp:docPr id="1" name="" descr="" title=""/>
+                  <wp:cNvGraphicFramePr>
+                    <a:graphicFrameLocks xmlns:a="http://schemas.openxmlformats.org/drawingml/2006/main" noChangeAspect="1"/>
+                  </wp:cNvGraphicFramePr>
+                  <a:graphic xmlns:a="http://schemas.openxmlformats.org/drawingml/2006/main">
+                    <a:graphicData uri="http://schemas.openxmlformats.org/drawingml/2006/picture">
+                      <pic:pic xmlns:pic="http://schemas.openxmlformats.org/drawingml/2006/picture">
+                        <pic:nvPicPr>
+                          <pic:cNvPr id="0" name="" descr=""/>
+                          <pic:cNvPicPr>
+                            <a:picLocks noChangeAspect="1" noChangeArrowheads="1"/>
+                          </pic:cNvPicPr>
+                        </pic:nvPicPr>
+                        <pic:blipFill>
+                          <a:blip r:embed="rId9" cstate="none"/>
+                          <a:srcRect/>
+                          <a:stretch>
+                            <a:fillRect/>
+                          </a:stretch>
+                        </pic:blipFill>
+                        <pic:spPr bwMode="auto">
+                          <a:xfrm>
+                            <a:off x="0" y="0"/>
+                            <a:ext cx="1123950" cy="2000250"/>
+                          </a:xfrm>
+                          <a:prstGeom prst="rect">
+                            <a:avLst/>
+                          </a:prstGeom>
+                        </pic:spPr>
+                      </pic:pic>
+                    </a:graphicData>
+                  </a:graphic>
+                </wp:inline>
+              </w:drawing>
+            </w:r>
+          </w:p>
+          <w:p>
+            <w:pPr>
+              <w:jc w:val="center"/>
+            </w:pPr>
+            <w:r>
+              <w:rPr>
+                <w:rFonts w:ascii="Malgun Gothic" w:cs="Malgun Gothic" w:eastAsia="Malgun Gothic" w:hAnsi="Malgun Gothic"/>
+                <w:color w:val="74636B"/>
+                <w:sz w:val="17"/>
+                <w:szCs w:val="17"/>
+              </w:rPr>
+              <w:t xml:space="preserve">3번 · 0:06</w:t>
+            </w:r>
+          </w:p>
+        </w:tc>
+        <w:tc>
+          <w:tcPr>
+            <w:tcW w:type="dxa" w:w="2473"/>
+            <w:tcBorders>
+              <w:top w:val="none" w:color="FFFFFF" w:sz="0"/>
+              <w:left w:val="none" w:color="FFFFFF" w:sz="0"/>
+              <w:bottom w:val="none" w:color="FFFFFF" w:sz="0"/>
+              <w:right w:val="none" w:color="FFFFFF" w:sz="0"/>
+            </w:tcBorders>
+          </w:tcPr>
+          <w:p>
+            <w:pPr>
+              <w:jc w:val="center"/>
+            </w:pPr>
+            <w:r>
+              <w:drawing>
+                <wp:inline distT="0" distB="0" distL="0" distR="0">
+                  <wp:extent cx="1123950" cy="2000250"/>
+                  <wp:effectExtent t="0" r="0" b="0" l="0"/>
+                  <wp:docPr id="1" name="" descr="" title=""/>
+                  <wp:cNvGraphicFramePr>
+                    <a:graphicFrameLocks xmlns:a="http://schemas.openxmlformats.org/drawingml/2006/main" noChangeAspect="1"/>
+                  </wp:cNvGraphicFramePr>
+                  <a:graphic xmlns:a="http://schemas.openxmlformats.org/drawingml/2006/main">
+                    <a:graphicData uri="http://schemas.openxmlformats.org/drawingml/2006/picture">
+                      <pic:pic xmlns:pic="http://schemas.openxmlformats.org/drawingml/2006/picture">
+                        <pic:nvPicPr>
+                          <pic:cNvPr id="0" name="" descr=""/>
+                          <pic:cNvPicPr>
+                            <a:picLocks noChangeAspect="1" noChangeArrowheads="1"/>
+                          </pic:cNvPicPr>
+                        </pic:nvPicPr>
+                        <pic:blipFill>
+                          <a:blip r:embed="rId10" cstate="none"/>
+                          <a:srcRect/>
+                          <a:stretch>
+                            <a:fillRect/>
+                          </a:stretch>
+                        </pic:blipFill>
+                        <pic:spPr bwMode="auto">
+                          <a:xfrm>
+                            <a:off x="0" y="0"/>
+                            <a:ext cx="1123950" cy="2000250"/>
+                          </a:xfrm>
+                          <a:prstGeom prst="rect">
+                            <a:avLst/>
+                          </a:prstGeom>
+                        </pic:spPr>
+                      </pic:pic>
+                    </a:graphicData>
+                  </a:graphic>
+                </wp:inline>
+              </w:drawing>
+            </w:r>
+          </w:p>
+          <w:p>
+            <w:pPr>
+              <w:jc w:val="center"/>
+            </w:pPr>
+            <w:r>
+              <w:rPr>
+                <w:rFonts w:ascii="Malgun Gothic" w:cs="Malgun Gothic" w:eastAsia="Malgun Gothic" w:hAnsi="Malgun Gothic"/>
+                <w:color w:val="74636B"/>
+                <w:sz w:val="17"/>
+                <w:szCs w:val="17"/>
+              </w:rPr>
+              <w:t xml:space="preserve">4번 · 0:10</w:t>
+            </w:r>
+          </w:p>
+        </w:tc>
+        <w:tc>
+          <w:tcPr>
+            <w:tcW w:type="dxa" w:w="2473"/>
+            <w:tcBorders>
+              <w:top w:val="none" w:color="FFFFFF" w:sz="0"/>
+              <w:left w:val="none" w:color="FFFFFF" w:sz="0"/>
+              <w:bottom w:val="none" w:color="FFFFFF" w:sz="0"/>
+              <w:right w:val="none" w:color="FFFFFF" w:sz="0"/>
+            </w:tcBorders>
+          </w:tcPr>
+          <w:p>
+            <w:pPr>
+              <w:jc w:val="center"/>
+            </w:pPr>
+            <w:r>
+              <w:drawing>
+                <wp:inline distT="0" distB="0" distL="0" distR="0">
+                  <wp:extent cx="1123950" cy="2000250"/>
+                  <wp:effectExtent t="0" r="0" b="0" l="0"/>
+                  <wp:docPr id="1" name="" descr="" title=""/>
+                  <wp:cNvGraphicFramePr>
+                    <a:graphicFrameLocks xmlns:a="http://schemas.openxmlformats.org/drawingml/2006/main" noChangeAspect="1"/>
+                  </wp:cNvGraphicFramePr>
+                  <a:graphic xmlns:a="http://schemas.openxmlformats.org/drawingml/2006/main">
+                    <a:graphicData uri="http://schemas.openxmlformats.org/drawingml/2006/picture">
+                      <pic:pic xmlns:pic="http://schemas.openxmlformats.org/drawingml/2006/picture">
+                        <pic:nvPicPr>
+                          <pic:cNvPr id="0" name="" descr=""/>
+                          <pic:cNvPicPr>
+                            <a:picLocks noChangeAspect="1" noChangeArrowheads="1"/>
+                          </pic:cNvPicPr>
+                        </pic:nvPicPr>
+                        <pic:blipFill>
+                          <a:blip r:embed="rId11" cstate="none"/>
+                          <a:srcRect/>
+                          <a:stretch>
+                            <a:fillRect/>
+                          </a:stretch>
+                        </pic:blipFill>
+                        <pic:spPr bwMode="auto">
+                          <a:xfrm>
+                            <a:off x="0" y="0"/>
+                            <a:ext cx="1123950" cy="2000250"/>
+                          </a:xfrm>
+                          <a:prstGeom prst="rect">
+                            <a:avLst/>
+                          </a:prstGeom>
+                        </pic:spPr>
+                      </pic:pic>
+                    </a:graphicData>
+                  </a:graphic>
+                </wp:inline>
+              </w:drawing>
+            </w:r>
+          </w:p>
+          <w:p>
+            <w:pPr>
+              <w:jc w:val="center"/>
+            </w:pPr>
+            <w:r>
+              <w:rPr>
+                <w:rFonts w:ascii="Malgun Gothic" w:cs="Malgun Gothic" w:eastAsia="Malgun Gothic" w:hAnsi="Malgun Gothic"/>
+                <w:color w:val="74636B"/>
+                <w:sz w:val="17"/>
+                <w:szCs w:val="17"/>
+              </w:rPr>
+              <w:t xml:space="preserve">5번 · 0:15</w:t>
+            </w:r>
+          </w:p>
+        </w:tc>
+        <w:tc>
+          <w:tcPr>
+            <w:tcW w:type="dxa" w:w="2473"/>
+            <w:tcBorders>
+              <w:top w:val="none" w:color="FFFFFF" w:sz="0"/>
+              <w:left w:val="none" w:color="FFFFFF" w:sz="0"/>
+              <w:bottom w:val="none" w:color="FFFFFF" w:sz="0"/>
+              <w:right w:val="none" w:color="FFFFFF" w:sz="0"/>
+            </w:tcBorders>
+          </w:tcPr>
+          <w:p>
+            <w:pPr>
+              <w:jc w:val="center"/>
+            </w:pPr>
+            <w:r>
+              <w:drawing>
+                <wp:inline distT="0" distB="0" distL="0" distR="0">
+                  <wp:extent cx="1123950" cy="2000250"/>
+                  <wp:effectExtent t="0" r="0" b="0" l="0"/>
+                  <wp:docPr id="1" name="" descr="" title=""/>
+                  <wp:cNvGraphicFramePr>
+                    <a:graphicFrameLocks xmlns:a="http://schemas.openxmlformats.org/drawingml/2006/main" noChangeAspect="1"/>
+                  </wp:cNvGraphicFramePr>
+                  <a:graphic xmlns:a="http://schemas.openxmlformats.org/drawingml/2006/main">
+                    <a:graphicData uri="http://schemas.openxmlformats.org/drawingml/2006/picture">
+                      <pic:pic xmlns:pic="http://schemas.openxmlformats.org/drawingml/2006/picture">
+                        <pic:nvPicPr>
+                          <pic:cNvPr id="0" name="" descr=""/>
+                          <pic:cNvPicPr>
+                            <a:picLocks noChangeAspect="1" noChangeArrowheads="1"/>
+                          </pic:cNvPicPr>
+                        </pic:nvPicPr>
+                        <pic:blipFill>
+                          <a:blip r:embed="rId12" cstate="none"/>
+                          <a:srcRect/>
+                          <a:stretch>
+                            <a:fillRect/>
+                          </a:stretch>
+                        </pic:blipFill>
+                        <pic:spPr bwMode="auto">
+                          <a:xfrm>
+                            <a:off x="0" y="0"/>
+                            <a:ext cx="1123950" cy="2000250"/>
+                          </a:xfrm>
+                          <a:prstGeom prst="rect">
+                            <a:avLst/>
+                          </a:prstGeom>
+                        </pic:spPr>
+                      </pic:pic>
+                    </a:graphicData>
+                  </a:graphic>
+                </wp:inline>
+              </w:drawing>
+            </w:r>
+          </w:p>
+          <w:p>
+            <w:pPr>
+              <w:jc w:val="center"/>
+            </w:pPr>
+            <w:r>
+              <w:rPr>
+                <w:rFonts w:ascii="Malgun Gothic" w:cs="Malgun Gothic" w:eastAsia="Malgun Gothic" w:hAnsi="Malgun Gothic"/>
+                <w:color w:val="74636B"/>
+                <w:sz w:val="17"/>
+                <w:szCs w:val="17"/>
+              </w:rPr>
+              <w:t xml:space="preserve">6번 · 0:20</w:t>
+            </w:r>
+          </w:p>
+        </w:tc>
+      </w:tr>
+    </w:tbl>
+    <w:p/>
+    <w:p>
+      <w:pPr>
         <w:pStyle w:val="Heading1"/>
         <w:spacing w:after="120" w:before="240"/>
       </w:pPr>
@@ -3095,6 +3555,395 @@
                 <w:szCs w:val="19"/>
               </w:rPr>
               <w:t xml:space="preserve">수분 세럼 ABC · 프로필 링크 👆</w:t>
+            </w:r>
+          </w:p>
+        </w:tc>
+      </w:tr>
+    </w:tbl>
+    <w:p/>
+    <w:p>
+      <w:pPr>
+        <w:spacing w:after="60" w:before="120"/>
+      </w:pPr>
+      <w:r>
+        <w:rPr>
+          <w:rFonts w:ascii="Malgun Gothic" w:cs="Malgun Gothic" w:eastAsia="Malgun Gothic" w:hAnsi="Malgun Gothic"/>
+          <w:b/>
+          <w:bCs/>
+          <w:color w:val="8E244D"/>
+          <w:sz w:val="19"/>
+          <w:szCs w:val="19"/>
+        </w:rPr>
+        <w:t xml:space="preserve">B안 장면 시안 (고정 모델 · 얼굴 장면은 실사, 제품·손 장면은 일러스트)</w:t>
+      </w:r>
+    </w:p>
+    <w:tbl>
+      <w:tblPr>
+        <w:tblW w:type="dxa" w:w="12365"/>
+        <w:tblBorders>
+          <w:top w:val="single" w:color="auto" w:sz="4"/>
+          <w:left w:val="single" w:color="auto" w:sz="4"/>
+          <w:bottom w:val="single" w:color="auto" w:sz="4"/>
+          <w:right w:val="single" w:color="auto" w:sz="4"/>
+          <w:insideH w:val="single" w:color="auto" w:sz="4"/>
+          <w:insideV w:val="single" w:color="auto" w:sz="4"/>
+        </w:tblBorders>
+      </w:tblPr>
+      <w:tblGrid>
+        <w:gridCol w:w="2473"/>
+        <w:gridCol w:w="2473"/>
+        <w:gridCol w:w="2473"/>
+        <w:gridCol w:w="2473"/>
+        <w:gridCol w:w="2473"/>
+      </w:tblGrid>
+      <w:tr>
+        <w:tc>
+          <w:tcPr>
+            <w:tcW w:type="dxa" w:w="2473"/>
+            <w:tcBorders>
+              <w:top w:val="none" w:color="FFFFFF" w:sz="0"/>
+              <w:left w:val="none" w:color="FFFFFF" w:sz="0"/>
+              <w:bottom w:val="none" w:color="FFFFFF" w:sz="0"/>
+              <w:right w:val="none" w:color="FFFFFF" w:sz="0"/>
+            </w:tcBorders>
+          </w:tcPr>
+          <w:p>
+            <w:pPr>
+              <w:jc w:val="center"/>
+            </w:pPr>
+            <w:r>
+              <w:drawing>
+                <wp:inline distT="0" distB="0" distL="0" distR="0">
+                  <wp:extent cx="1123950" cy="2000250"/>
+                  <wp:effectExtent t="0" r="0" b="0" l="0"/>
+                  <wp:docPr id="1" name="" descr="" title=""/>
+                  <wp:cNvGraphicFramePr>
+                    <a:graphicFrameLocks xmlns:a="http://schemas.openxmlformats.org/drawingml/2006/main" noChangeAspect="1"/>
+                  </wp:cNvGraphicFramePr>
+                  <a:graphic xmlns:a="http://schemas.openxmlformats.org/drawingml/2006/main">
+                    <a:graphicData uri="http://schemas.openxmlformats.org/drawingml/2006/picture">
+                      <pic:pic xmlns:pic="http://schemas.openxmlformats.org/drawingml/2006/picture">
+                        <pic:nvPicPr>
+                          <pic:cNvPr id="0" name="" descr=""/>
+                          <pic:cNvPicPr>
+                            <a:picLocks noChangeAspect="1" noChangeArrowheads="1"/>
+                          </pic:cNvPicPr>
+                        </pic:nvPicPr>
+                        <pic:blipFill>
+                          <a:blip r:embed="rId13" cstate="none"/>
+                          <a:srcRect/>
+                          <a:stretch>
+                            <a:fillRect/>
+                          </a:stretch>
+                        </pic:blipFill>
+                        <pic:spPr bwMode="auto">
+                          <a:xfrm>
+                            <a:off x="0" y="0"/>
+                            <a:ext cx="1123950" cy="2000250"/>
+                          </a:xfrm>
+                          <a:prstGeom prst="rect">
+                            <a:avLst/>
+                          </a:prstGeom>
+                        </pic:spPr>
+                      </pic:pic>
+                    </a:graphicData>
+                  </a:graphic>
+                </wp:inline>
+              </w:drawing>
+            </w:r>
+          </w:p>
+          <w:p>
+            <w:pPr>
+              <w:jc w:val="center"/>
+            </w:pPr>
+            <w:r>
+              <w:rPr>
+                <w:rFonts w:ascii="Malgun Gothic" w:cs="Malgun Gothic" w:eastAsia="Malgun Gothic" w:hAnsi="Malgun Gothic"/>
+                <w:color w:val="74636B"/>
+                <w:sz w:val="17"/>
+                <w:szCs w:val="17"/>
+              </w:rPr>
+              <w:t xml:space="preserve">1번 · 0:00</w:t>
+            </w:r>
+          </w:p>
+        </w:tc>
+        <w:tc>
+          <w:tcPr>
+            <w:tcW w:type="dxa" w:w="2473"/>
+            <w:tcBorders>
+              <w:top w:val="none" w:color="FFFFFF" w:sz="0"/>
+              <w:left w:val="none" w:color="FFFFFF" w:sz="0"/>
+              <w:bottom w:val="none" w:color="FFFFFF" w:sz="0"/>
+              <w:right w:val="none" w:color="FFFFFF" w:sz="0"/>
+            </w:tcBorders>
+          </w:tcPr>
+          <w:p>
+            <w:pPr>
+              <w:jc w:val="center"/>
+            </w:pPr>
+            <w:r>
+              <w:drawing>
+                <wp:inline distT="0" distB="0" distL="0" distR="0">
+                  <wp:extent cx="1123950" cy="2000250"/>
+                  <wp:effectExtent t="0" r="0" b="0" l="0"/>
+                  <wp:docPr id="1" name="" descr="" title=""/>
+                  <wp:cNvGraphicFramePr>
+                    <a:graphicFrameLocks xmlns:a="http://schemas.openxmlformats.org/drawingml/2006/main" noChangeAspect="1"/>
+                  </wp:cNvGraphicFramePr>
+                  <a:graphic xmlns:a="http://schemas.openxmlformats.org/drawingml/2006/main">
+                    <a:graphicData uri="http://schemas.openxmlformats.org/drawingml/2006/picture">
+                      <pic:pic xmlns:pic="http://schemas.openxmlformats.org/drawingml/2006/picture">
+                        <pic:nvPicPr>
+                          <pic:cNvPr id="0" name="" descr=""/>
+                          <pic:cNvPicPr>
+                            <a:picLocks noChangeAspect="1" noChangeArrowheads="1"/>
+                          </pic:cNvPicPr>
+                        </pic:nvPicPr>
+                        <pic:blipFill>
+                          <a:blip r:embed="rId14" cstate="none"/>
+                          <a:srcRect/>
+                          <a:stretch>
+                            <a:fillRect/>
+                          </a:stretch>
+                        </pic:blipFill>
+                        <pic:spPr bwMode="auto">
+                          <a:xfrm>
+                            <a:off x="0" y="0"/>
+                            <a:ext cx="1123950" cy="2000250"/>
+                          </a:xfrm>
+                          <a:prstGeom prst="rect">
+                            <a:avLst/>
+                          </a:prstGeom>
+                        </pic:spPr>
+                      </pic:pic>
+                    </a:graphicData>
+                  </a:graphic>
+                </wp:inline>
+              </w:drawing>
+            </w:r>
+          </w:p>
+          <w:p>
+            <w:pPr>
+              <w:jc w:val="center"/>
+            </w:pPr>
+            <w:r>
+              <w:rPr>
+                <w:rFonts w:ascii="Malgun Gothic" w:cs="Malgun Gothic" w:eastAsia="Malgun Gothic" w:hAnsi="Malgun Gothic"/>
+                <w:color w:val="74636B"/>
+                <w:sz w:val="17"/>
+                <w:szCs w:val="17"/>
+              </w:rPr>
+              <w:t xml:space="preserve">2번 · 0:03</w:t>
+            </w:r>
+          </w:p>
+        </w:tc>
+        <w:tc>
+          <w:tcPr>
+            <w:tcW w:type="dxa" w:w="2473"/>
+            <w:tcBorders>
+              <w:top w:val="none" w:color="FFFFFF" w:sz="0"/>
+              <w:left w:val="none" w:color="FFFFFF" w:sz="0"/>
+              <w:bottom w:val="none" w:color="FFFFFF" w:sz="0"/>
+              <w:right w:val="none" w:color="FFFFFF" w:sz="0"/>
+            </w:tcBorders>
+          </w:tcPr>
+          <w:p>
+            <w:pPr>
+              <w:jc w:val="center"/>
+            </w:pPr>
+            <w:r>
+              <w:drawing>
+                <wp:inline distT="0" distB="0" distL="0" distR="0">
+                  <wp:extent cx="1123950" cy="2000250"/>
+                  <wp:effectExtent t="0" r="0" b="0" l="0"/>
+                  <wp:docPr id="1" name="" descr="" title=""/>
+                  <wp:cNvGraphicFramePr>
+                    <a:graphicFrameLocks xmlns:a="http://schemas.openxmlformats.org/drawingml/2006/main" noChangeAspect="1"/>
+                  </wp:cNvGraphicFramePr>
+                  <a:graphic xmlns:a="http://schemas.openxmlformats.org/drawingml/2006/main">
+                    <a:graphicData uri="http://schemas.openxmlformats.org/drawingml/2006/picture">
+                      <pic:pic xmlns:pic="http://schemas.openxmlformats.org/drawingml/2006/picture">
+                        <pic:nvPicPr>
+                          <pic:cNvPr id="0" name="" descr=""/>
+                          <pic:cNvPicPr>
+                            <a:picLocks noChangeAspect="1" noChangeArrowheads="1"/>
+                          </pic:cNvPicPr>
+                        </pic:nvPicPr>
+                        <pic:blipFill>
+                          <a:blip r:embed="rId15" cstate="none"/>
+                          <a:srcRect/>
+                          <a:stretch>
+                            <a:fillRect/>
+                          </a:stretch>
+                        </pic:blipFill>
+                        <pic:spPr bwMode="auto">
+                          <a:xfrm>
+                            <a:off x="0" y="0"/>
+                            <a:ext cx="1123950" cy="2000250"/>
+                          </a:xfrm>
+                          <a:prstGeom prst="rect">
+                            <a:avLst/>
+                          </a:prstGeom>
+                        </pic:spPr>
+                      </pic:pic>
+                    </a:graphicData>
+                  </a:graphic>
+                </wp:inline>
+              </w:drawing>
+            </w:r>
+          </w:p>
+          <w:p>
+            <w:pPr>
+              <w:jc w:val="center"/>
+            </w:pPr>
+            <w:r>
+              <w:rPr>
+                <w:rFonts w:ascii="Malgun Gothic" w:cs="Malgun Gothic" w:eastAsia="Malgun Gothic" w:hAnsi="Malgun Gothic"/>
+                <w:color w:val="74636B"/>
+                <w:sz w:val="17"/>
+                <w:szCs w:val="17"/>
+              </w:rPr>
+              <w:t xml:space="preserve">3번 · 0:07</w:t>
+            </w:r>
+          </w:p>
+        </w:tc>
+        <w:tc>
+          <w:tcPr>
+            <w:tcW w:type="dxa" w:w="2473"/>
+            <w:tcBorders>
+              <w:top w:val="none" w:color="FFFFFF" w:sz="0"/>
+              <w:left w:val="none" w:color="FFFFFF" w:sz="0"/>
+              <w:bottom w:val="none" w:color="FFFFFF" w:sz="0"/>
+              <w:right w:val="none" w:color="FFFFFF" w:sz="0"/>
+            </w:tcBorders>
+          </w:tcPr>
+          <w:p>
+            <w:pPr>
+              <w:jc w:val="center"/>
+            </w:pPr>
+            <w:r>
+              <w:drawing>
+                <wp:inline distT="0" distB="0" distL="0" distR="0">
+                  <wp:extent cx="1123950" cy="2000250"/>
+                  <wp:effectExtent t="0" r="0" b="0" l="0"/>
+                  <wp:docPr id="1" name="" descr="" title=""/>
+                  <wp:cNvGraphicFramePr>
+                    <a:graphicFrameLocks xmlns:a="http://schemas.openxmlformats.org/drawingml/2006/main" noChangeAspect="1"/>
+                  </wp:cNvGraphicFramePr>
+                  <a:graphic xmlns:a="http://schemas.openxmlformats.org/drawingml/2006/main">
+                    <a:graphicData uri="http://schemas.openxmlformats.org/drawingml/2006/picture">
+                      <pic:pic xmlns:pic="http://schemas.openxmlformats.org/drawingml/2006/picture">
+                        <pic:nvPicPr>
+                          <pic:cNvPr id="0" name="" descr=""/>
+                          <pic:cNvPicPr>
+                            <a:picLocks noChangeAspect="1" noChangeArrowheads="1"/>
+                          </pic:cNvPicPr>
+                        </pic:nvPicPr>
+                        <pic:blipFill>
+                          <a:blip r:embed="rId16" cstate="none"/>
+                          <a:srcRect/>
+                          <a:stretch>
+                            <a:fillRect/>
+                          </a:stretch>
+                        </pic:blipFill>
+                        <pic:spPr bwMode="auto">
+                          <a:xfrm>
+                            <a:off x="0" y="0"/>
+                            <a:ext cx="1123950" cy="2000250"/>
+                          </a:xfrm>
+                          <a:prstGeom prst="rect">
+                            <a:avLst/>
+                          </a:prstGeom>
+                        </pic:spPr>
+                      </pic:pic>
+                    </a:graphicData>
+                  </a:graphic>
+                </wp:inline>
+              </w:drawing>
+            </w:r>
+          </w:p>
+          <w:p>
+            <w:pPr>
+              <w:jc w:val="center"/>
+            </w:pPr>
+            <w:r>
+              <w:rPr>
+                <w:rFonts w:ascii="Malgun Gothic" w:cs="Malgun Gothic" w:eastAsia="Malgun Gothic" w:hAnsi="Malgun Gothic"/>
+                <w:color w:val="74636B"/>
+                <w:sz w:val="17"/>
+                <w:szCs w:val="17"/>
+              </w:rPr>
+              <w:t xml:space="preserve">4번 · 0:12</w:t>
+            </w:r>
+          </w:p>
+        </w:tc>
+        <w:tc>
+          <w:tcPr>
+            <w:tcW w:type="dxa" w:w="2473"/>
+            <w:tcBorders>
+              <w:top w:val="none" w:color="FFFFFF" w:sz="0"/>
+              <w:left w:val="none" w:color="FFFFFF" w:sz="0"/>
+              <w:bottom w:val="none" w:color="FFFFFF" w:sz="0"/>
+              <w:right w:val="none" w:color="FFFFFF" w:sz="0"/>
+            </w:tcBorders>
+          </w:tcPr>
+          <w:p>
+            <w:pPr>
+              <w:jc w:val="center"/>
+            </w:pPr>
+            <w:r>
+              <w:drawing>
+                <wp:inline distT="0" distB="0" distL="0" distR="0">
+                  <wp:extent cx="1123950" cy="2000250"/>
+                  <wp:effectExtent t="0" r="0" b="0" l="0"/>
+                  <wp:docPr id="1" name="" descr="" title=""/>
+                  <wp:cNvGraphicFramePr>
+                    <a:graphicFrameLocks xmlns:a="http://schemas.openxmlformats.org/drawingml/2006/main" noChangeAspect="1"/>
+                  </wp:cNvGraphicFramePr>
+                  <a:graphic xmlns:a="http://schemas.openxmlformats.org/drawingml/2006/main">
+                    <a:graphicData uri="http://schemas.openxmlformats.org/drawingml/2006/picture">
+                      <pic:pic xmlns:pic="http://schemas.openxmlformats.org/drawingml/2006/picture">
+                        <pic:nvPicPr>
+                          <pic:cNvPr id="0" name="" descr=""/>
+                          <pic:cNvPicPr>
+                            <a:picLocks noChangeAspect="1" noChangeArrowheads="1"/>
+                          </pic:cNvPicPr>
+                        </pic:nvPicPr>
+                        <pic:blipFill>
+                          <a:blip r:embed="rId17" cstate="none"/>
+                          <a:srcRect/>
+                          <a:stretch>
+                            <a:fillRect/>
+                          </a:stretch>
+                        </pic:blipFill>
+                        <pic:spPr bwMode="auto">
+                          <a:xfrm>
+                            <a:off x="0" y="0"/>
+                            <a:ext cx="1123950" cy="2000250"/>
+                          </a:xfrm>
+                          <a:prstGeom prst="rect">
+                            <a:avLst/>
+                          </a:prstGeom>
+                        </pic:spPr>
+                      </pic:pic>
+                    </a:graphicData>
+                  </a:graphic>
+                </wp:inline>
+              </w:drawing>
+            </w:r>
+          </w:p>
+          <w:p>
+            <w:pPr>
+              <w:jc w:val="center"/>
+            </w:pPr>
+            <w:r>
+              <w:rPr>
+                <w:rFonts w:ascii="Malgun Gothic" w:cs="Malgun Gothic" w:eastAsia="Malgun Gothic" w:hAnsi="Malgun Gothic"/>
+                <w:color w:val="74636B"/>
+                <w:sz w:val="17"/>
+                <w:szCs w:val="17"/>
+              </w:rPr>
+              <w:t xml:space="preserve">5번 · 0:20</w:t>
             </w:r>
           </w:p>
         </w:tc>
@@ -3867,6 +4716,324 @@
                 <w:szCs w:val="19"/>
               </w:rPr>
               <w:t xml:space="preserve">제품 정보 → 프로필 링크 👆</w:t>
+            </w:r>
+          </w:p>
+        </w:tc>
+      </w:tr>
+    </w:tbl>
+    <w:p/>
+    <w:p>
+      <w:pPr>
+        <w:spacing w:after="60" w:before="120"/>
+      </w:pPr>
+      <w:r>
+        <w:rPr>
+          <w:rFonts w:ascii="Malgun Gothic" w:cs="Malgun Gothic" w:eastAsia="Malgun Gothic" w:hAnsi="Malgun Gothic"/>
+          <w:b/>
+          <w:bCs/>
+          <w:color w:val="8E244D"/>
+          <w:sz w:val="19"/>
+          <w:szCs w:val="19"/>
+        </w:rPr>
+        <w:t xml:space="preserve">C안 장면 시안 (고정 모델 · 얼굴 장면은 실사, 제품·손 장면은 일러스트)</w:t>
+      </w:r>
+    </w:p>
+    <w:tbl>
+      <w:tblPr>
+        <w:tblW w:type="dxa" w:w="9892"/>
+        <w:tblBorders>
+          <w:top w:val="single" w:color="auto" w:sz="4"/>
+          <w:left w:val="single" w:color="auto" w:sz="4"/>
+          <w:bottom w:val="single" w:color="auto" w:sz="4"/>
+          <w:right w:val="single" w:color="auto" w:sz="4"/>
+          <w:insideH w:val="single" w:color="auto" w:sz="4"/>
+          <w:insideV w:val="single" w:color="auto" w:sz="4"/>
+        </w:tblBorders>
+      </w:tblPr>
+      <w:tblGrid>
+        <w:gridCol w:w="2473"/>
+        <w:gridCol w:w="2473"/>
+        <w:gridCol w:w="2473"/>
+        <w:gridCol w:w="2473"/>
+      </w:tblGrid>
+      <w:tr>
+        <w:tc>
+          <w:tcPr>
+            <w:tcW w:type="dxa" w:w="2473"/>
+            <w:tcBorders>
+              <w:top w:val="none" w:color="FFFFFF" w:sz="0"/>
+              <w:left w:val="none" w:color="FFFFFF" w:sz="0"/>
+              <w:bottom w:val="none" w:color="FFFFFF" w:sz="0"/>
+              <w:right w:val="none" w:color="FFFFFF" w:sz="0"/>
+            </w:tcBorders>
+          </w:tcPr>
+          <w:p>
+            <w:pPr>
+              <w:jc w:val="center"/>
+            </w:pPr>
+            <w:r>
+              <w:drawing>
+                <wp:inline distT="0" distB="0" distL="0" distR="0">
+                  <wp:extent cx="1123950" cy="2000250"/>
+                  <wp:effectExtent t="0" r="0" b="0" l="0"/>
+                  <wp:docPr id="1" name="" descr="" title=""/>
+                  <wp:cNvGraphicFramePr>
+                    <a:graphicFrameLocks xmlns:a="http://schemas.openxmlformats.org/drawingml/2006/main" noChangeAspect="1"/>
+                  </wp:cNvGraphicFramePr>
+                  <a:graphic xmlns:a="http://schemas.openxmlformats.org/drawingml/2006/main">
+                    <a:graphicData uri="http://schemas.openxmlformats.org/drawingml/2006/picture">
+                      <pic:pic xmlns:pic="http://schemas.openxmlformats.org/drawingml/2006/picture">
+                        <pic:nvPicPr>
+                          <pic:cNvPr id="0" name="" descr=""/>
+                          <pic:cNvPicPr>
+                            <a:picLocks noChangeAspect="1" noChangeArrowheads="1"/>
+                          </pic:cNvPicPr>
+                        </pic:nvPicPr>
+                        <pic:blipFill>
+                          <a:blip r:embed="rId18" cstate="none"/>
+                          <a:srcRect/>
+                          <a:stretch>
+                            <a:fillRect/>
+                          </a:stretch>
+                        </pic:blipFill>
+                        <pic:spPr bwMode="auto">
+                          <a:xfrm>
+                            <a:off x="0" y="0"/>
+                            <a:ext cx="1123950" cy="2000250"/>
+                          </a:xfrm>
+                          <a:prstGeom prst="rect">
+                            <a:avLst/>
+                          </a:prstGeom>
+                        </pic:spPr>
+                      </pic:pic>
+                    </a:graphicData>
+                  </a:graphic>
+                </wp:inline>
+              </w:drawing>
+            </w:r>
+          </w:p>
+          <w:p>
+            <w:pPr>
+              <w:jc w:val="center"/>
+            </w:pPr>
+            <w:r>
+              <w:rPr>
+                <w:rFonts w:ascii="Malgun Gothic" w:cs="Malgun Gothic" w:eastAsia="Malgun Gothic" w:hAnsi="Malgun Gothic"/>
+                <w:color w:val="74636B"/>
+                <w:sz w:val="17"/>
+                <w:szCs w:val="17"/>
+              </w:rPr>
+              <w:t xml:space="preserve">1번 · 0:00</w:t>
+            </w:r>
+          </w:p>
+        </w:tc>
+        <w:tc>
+          <w:tcPr>
+            <w:tcW w:type="dxa" w:w="2473"/>
+            <w:tcBorders>
+              <w:top w:val="none" w:color="FFFFFF" w:sz="0"/>
+              <w:left w:val="none" w:color="FFFFFF" w:sz="0"/>
+              <w:bottom w:val="none" w:color="FFFFFF" w:sz="0"/>
+              <w:right w:val="none" w:color="FFFFFF" w:sz="0"/>
+            </w:tcBorders>
+          </w:tcPr>
+          <w:p>
+            <w:pPr>
+              <w:jc w:val="center"/>
+            </w:pPr>
+            <w:r>
+              <w:drawing>
+                <wp:inline distT="0" distB="0" distL="0" distR="0">
+                  <wp:extent cx="1123950" cy="2000250"/>
+                  <wp:effectExtent t="0" r="0" b="0" l="0"/>
+                  <wp:docPr id="1" name="" descr="" title=""/>
+                  <wp:cNvGraphicFramePr>
+                    <a:graphicFrameLocks xmlns:a="http://schemas.openxmlformats.org/drawingml/2006/main" noChangeAspect="1"/>
+                  </wp:cNvGraphicFramePr>
+                  <a:graphic xmlns:a="http://schemas.openxmlformats.org/drawingml/2006/main">
+                    <a:graphicData uri="http://schemas.openxmlformats.org/drawingml/2006/picture">
+                      <pic:pic xmlns:pic="http://schemas.openxmlformats.org/drawingml/2006/picture">
+                        <pic:nvPicPr>
+                          <pic:cNvPr id="0" name="" descr=""/>
+                          <pic:cNvPicPr>
+                            <a:picLocks noChangeAspect="1" noChangeArrowheads="1"/>
+                          </pic:cNvPicPr>
+                        </pic:nvPicPr>
+                        <pic:blipFill>
+                          <a:blip r:embed="rId19" cstate="none"/>
+                          <a:srcRect/>
+                          <a:stretch>
+                            <a:fillRect/>
+                          </a:stretch>
+                        </pic:blipFill>
+                        <pic:spPr bwMode="auto">
+                          <a:xfrm>
+                            <a:off x="0" y="0"/>
+                            <a:ext cx="1123950" cy="2000250"/>
+                          </a:xfrm>
+                          <a:prstGeom prst="rect">
+                            <a:avLst/>
+                          </a:prstGeom>
+                        </pic:spPr>
+                      </pic:pic>
+                    </a:graphicData>
+                  </a:graphic>
+                </wp:inline>
+              </w:drawing>
+            </w:r>
+          </w:p>
+          <w:p>
+            <w:pPr>
+              <w:jc w:val="center"/>
+            </w:pPr>
+            <w:r>
+              <w:rPr>
+                <w:rFonts w:ascii="Malgun Gothic" w:cs="Malgun Gothic" w:eastAsia="Malgun Gothic" w:hAnsi="Malgun Gothic"/>
+                <w:color w:val="74636B"/>
+                <w:sz w:val="17"/>
+                <w:szCs w:val="17"/>
+              </w:rPr>
+              <w:t xml:space="preserve">2번 · 0:03</w:t>
+            </w:r>
+          </w:p>
+        </w:tc>
+        <w:tc>
+          <w:tcPr>
+            <w:tcW w:type="dxa" w:w="2473"/>
+            <w:tcBorders>
+              <w:top w:val="none" w:color="FFFFFF" w:sz="0"/>
+              <w:left w:val="none" w:color="FFFFFF" w:sz="0"/>
+              <w:bottom w:val="none" w:color="FFFFFF" w:sz="0"/>
+              <w:right w:val="none" w:color="FFFFFF" w:sz="0"/>
+            </w:tcBorders>
+          </w:tcPr>
+          <w:p>
+            <w:pPr>
+              <w:jc w:val="center"/>
+            </w:pPr>
+            <w:r>
+              <w:drawing>
+                <wp:inline distT="0" distB="0" distL="0" distR="0">
+                  <wp:extent cx="1123950" cy="2000250"/>
+                  <wp:effectExtent t="0" r="0" b="0" l="0"/>
+                  <wp:docPr id="1" name="" descr="" title=""/>
+                  <wp:cNvGraphicFramePr>
+                    <a:graphicFrameLocks xmlns:a="http://schemas.openxmlformats.org/drawingml/2006/main" noChangeAspect="1"/>
+                  </wp:cNvGraphicFramePr>
+                  <a:graphic xmlns:a="http://schemas.openxmlformats.org/drawingml/2006/main">
+                    <a:graphicData uri="http://schemas.openxmlformats.org/drawingml/2006/picture">
+                      <pic:pic xmlns:pic="http://schemas.openxmlformats.org/drawingml/2006/picture">
+                        <pic:nvPicPr>
+                          <pic:cNvPr id="0" name="" descr=""/>
+                          <pic:cNvPicPr>
+                            <a:picLocks noChangeAspect="1" noChangeArrowheads="1"/>
+                          </pic:cNvPicPr>
+                        </pic:nvPicPr>
+                        <pic:blipFill>
+                          <a:blip r:embed="rId20" cstate="none"/>
+                          <a:srcRect/>
+                          <a:stretch>
+                            <a:fillRect/>
+                          </a:stretch>
+                        </pic:blipFill>
+                        <pic:spPr bwMode="auto">
+                          <a:xfrm>
+                            <a:off x="0" y="0"/>
+                            <a:ext cx="1123950" cy="2000250"/>
+                          </a:xfrm>
+                          <a:prstGeom prst="rect">
+                            <a:avLst/>
+                          </a:prstGeom>
+                        </pic:spPr>
+                      </pic:pic>
+                    </a:graphicData>
+                  </a:graphic>
+                </wp:inline>
+              </w:drawing>
+            </w:r>
+          </w:p>
+          <w:p>
+            <w:pPr>
+              <w:jc w:val="center"/>
+            </w:pPr>
+            <w:r>
+              <w:rPr>
+                <w:rFonts w:ascii="Malgun Gothic" w:cs="Malgun Gothic" w:eastAsia="Malgun Gothic" w:hAnsi="Malgun Gothic"/>
+                <w:color w:val="74636B"/>
+                <w:sz w:val="17"/>
+                <w:szCs w:val="17"/>
+              </w:rPr>
+              <w:t xml:space="preserve">3번 · 0:10</w:t>
+            </w:r>
+          </w:p>
+        </w:tc>
+        <w:tc>
+          <w:tcPr>
+            <w:tcW w:type="dxa" w:w="2473"/>
+            <w:tcBorders>
+              <w:top w:val="none" w:color="FFFFFF" w:sz="0"/>
+              <w:left w:val="none" w:color="FFFFFF" w:sz="0"/>
+              <w:bottom w:val="none" w:color="FFFFFF" w:sz="0"/>
+              <w:right w:val="none" w:color="FFFFFF" w:sz="0"/>
+            </w:tcBorders>
+          </w:tcPr>
+          <w:p>
+            <w:pPr>
+              <w:jc w:val="center"/>
+            </w:pPr>
+            <w:r>
+              <w:drawing>
+                <wp:inline distT="0" distB="0" distL="0" distR="0">
+                  <wp:extent cx="1123950" cy="2000250"/>
+                  <wp:effectExtent t="0" r="0" b="0" l="0"/>
+                  <wp:docPr id="1" name="" descr="" title=""/>
+                  <wp:cNvGraphicFramePr>
+                    <a:graphicFrameLocks xmlns:a="http://schemas.openxmlformats.org/drawingml/2006/main" noChangeAspect="1"/>
+                  </wp:cNvGraphicFramePr>
+                  <a:graphic xmlns:a="http://schemas.openxmlformats.org/drawingml/2006/main">
+                    <a:graphicData uri="http://schemas.openxmlformats.org/drawingml/2006/picture">
+                      <pic:pic xmlns:pic="http://schemas.openxmlformats.org/drawingml/2006/picture">
+                        <pic:nvPicPr>
+                          <pic:cNvPr id="0" name="" descr=""/>
+                          <pic:cNvPicPr>
+                            <a:picLocks noChangeAspect="1" noChangeArrowheads="1"/>
+                          </pic:cNvPicPr>
+                        </pic:nvPicPr>
+                        <pic:blipFill>
+                          <a:blip r:embed="rId21" cstate="none"/>
+                          <a:srcRect/>
+                          <a:stretch>
+                            <a:fillRect/>
+                          </a:stretch>
+                        </pic:blipFill>
+                        <pic:spPr bwMode="auto">
+                          <a:xfrm>
+                            <a:off x="0" y="0"/>
+                            <a:ext cx="1123950" cy="2000250"/>
+                          </a:xfrm>
+                          <a:prstGeom prst="rect">
+                            <a:avLst/>
+                          </a:prstGeom>
+                        </pic:spPr>
+                      </pic:pic>
+                    </a:graphicData>
+                  </a:graphic>
+                </wp:inline>
+              </w:drawing>
+            </w:r>
+          </w:p>
+          <w:p>
+            <w:pPr>
+              <w:jc w:val="center"/>
+            </w:pPr>
+            <w:r>
+              <w:rPr>
+                <w:rFonts w:ascii="Malgun Gothic" w:cs="Malgun Gothic" w:eastAsia="Malgun Gothic" w:hAnsi="Malgun Gothic"/>
+                <w:color w:val="74636B"/>
+                <w:sz w:val="17"/>
+                <w:szCs w:val="17"/>
+              </w:rPr>
+              <w:t xml:space="preserve">4번 · 0:20</w:t>
             </w:r>
           </w:p>
         </w:tc>

--- a/docs/beauty-shorts/shinjh-serum-01_납품대본.docx
+++ b/docs/beauty-shorts/shinjh-serum-01_납품대본.docx
@@ -876,6 +876,135 @@
           <w:sz w:val="20"/>
           <w:szCs w:val="20"/>
         </w:rPr>
+        <w:t xml:space="preserve">촬영 기본 세팅</w:t>
+      </w:r>
+      <w:r>
+        <w:rPr>
+          <w:rFonts w:ascii="Malgun Gothic" w:cs="Malgun Gothic" w:eastAsia="Malgun Gothic" w:hAnsi="Malgun Gothic"/>
+          <w:sz w:val="20"/>
+          <w:szCs w:val="20"/>
+        </w:rPr>
+        <w:t xml:space="preserve"> (폰 기준)</w:t>
+      </w:r>
+    </w:p>
+    <w:p>
+      <w:pPr>
+        <w:pStyle w:val="ListParagraph"/>
+        <w:numPr>
+          <w:ilvl w:val="1"/>
+          <w:numId w:val="2"/>
+        </w:numPr>
+      </w:pPr>
+      <w:r>
+        <w:rPr>
+          <w:rFonts w:ascii="Malgun Gothic" w:cs="Malgun Gothic" w:eastAsia="Malgun Gothic" w:hAnsi="Malgun Gothic"/>
+          <w:sz w:val="20"/>
+          <w:szCs w:val="20"/>
+        </w:rPr>
+        <w:t xml:space="preserve">4K 30fps 세로 촬영, 슬로모션 컷은 120fps 이상. 화면 확대(디지털 줌) 금지 — 2x·3x 렌즈를 쓰거나 카메라를 직접 가까이.</w:t>
+      </w:r>
+    </w:p>
+    <w:p>
+      <w:pPr>
+        <w:pStyle w:val="ListParagraph"/>
+        <w:numPr>
+          <w:ilvl w:val="1"/>
+          <w:numId w:val="2"/>
+        </w:numPr>
+      </w:pPr>
+      <w:r>
+        <w:rPr>
+          <w:rFonts w:ascii="Malgun Gothic" w:cs="Malgun Gothic" w:eastAsia="Malgun Gothic" w:hAnsi="Malgun Gothic"/>
+          <w:sz w:val="20"/>
+          <w:szCs w:val="20"/>
+        </w:rPr>
+        <w:t xml:space="preserve">촬영 전 노출·초점 고정(화면 길게 눌러 AE/AF 잠금), 화이트밸런스 5000K 근처로 고정해 장면마다 피부톤이 달라지지 않게.</w:t>
+      </w:r>
+    </w:p>
+    <w:p>
+      <w:pPr>
+        <w:pStyle w:val="ListParagraph"/>
+        <w:numPr>
+          <w:ilvl w:val="1"/>
+          <w:numId w:val="2"/>
+        </w:numPr>
+      </w:pPr>
+      <w:r>
+        <w:rPr>
+          <w:rFonts w:ascii="Malgun Gothic" w:cs="Malgun Gothic" w:eastAsia="Malgun Gothic" w:hAnsi="Malgun Gothic"/>
+          <w:sz w:val="20"/>
+          <w:szCs w:val="20"/>
+        </w:rPr>
+        <w:t xml:space="preserve">조명: 창가 자연광(오전 10시~오후 3시)을 키라이트로, 반대편 흰 반사판. 실내는 링라이트 정면 + 소프트박스 45°.</w:t>
+      </w:r>
+    </w:p>
+    <w:p>
+      <w:pPr>
+        <w:pStyle w:val="ListParagraph"/>
+        <w:numPr>
+          <w:ilvl w:val="1"/>
+          <w:numId w:val="2"/>
+        </w:numPr>
+      </w:pPr>
+      <w:r>
+        <w:rPr>
+          <w:rFonts w:ascii="Malgun Gothic" w:cs="Malgun Gothic" w:eastAsia="Malgun Gothic" w:hAnsi="Malgun Gothic"/>
+          <w:sz w:val="20"/>
+          <w:szCs w:val="20"/>
+        </w:rPr>
+        <w:t xml:space="preserve">고정 샷은 삼각대, 손 동작 샷은 오버헤드 암. 움직임은 줌이 아니라 카메라를 천천히 미는(푸시인) 방식.</w:t>
+      </w:r>
+    </w:p>
+    <w:p>
+      <w:pPr>
+        <w:pStyle w:val="ListParagraph"/>
+        <w:numPr>
+          <w:ilvl w:val="1"/>
+          <w:numId w:val="2"/>
+        </w:numPr>
+      </w:pPr>
+      <w:r>
+        <w:rPr>
+          <w:rFonts w:ascii="Malgun Gothic" w:cs="Malgun Gothic" w:eastAsia="Malgun Gothic" w:hAnsi="Malgun Gothic"/>
+          <w:sz w:val="20"/>
+          <w:szCs w:val="20"/>
+        </w:rPr>
+        <w:t xml:space="preserve">전후 비교 컷(DAY 1 / DAY 7 등)은 삼각대 위치를 바닥 테이프로 표시하고 같은 시간대·노출·화이트밸런스로.</w:t>
+      </w:r>
+    </w:p>
+    <w:p>
+      <w:pPr>
+        <w:pStyle w:val="ListParagraph"/>
+        <w:numPr>
+          <w:ilvl w:val="1"/>
+          <w:numId w:val="2"/>
+        </w:numPr>
+      </w:pPr>
+      <w:r>
+        <w:rPr>
+          <w:rFonts w:ascii="Malgun Gothic" w:cs="Malgun Gothic" w:eastAsia="Malgun Gothic" w:hAnsi="Malgun Gothic"/>
+          <w:sz w:val="20"/>
+          <w:szCs w:val="20"/>
+        </w:rPr>
+        <w:t xml:space="preserve">소리(방울·톡톡·문지름)는 휴대폰 마이크 대신 근접 핀마이크로 따로 녹음해 편집 때 맞춤.</w:t>
+      </w:r>
+    </w:p>
+    <w:p>
+      <w:pPr>
+        <w:pStyle w:val="ListParagraph"/>
+        <w:numPr>
+          <w:ilvl w:val="0"/>
+          <w:numId w:val="2"/>
+        </w:numPr>
+      </w:pPr>
+      <w:r>
+        <w:rPr>
+          <w:rFonts w:ascii="Malgun Gothic" w:cs="Malgun Gothic" w:eastAsia="Malgun Gothic" w:hAnsi="Malgun Gothic"/>
+          <w:b/>
+          <w:bCs/>
+          <w:sz w:val="20"/>
+          <w:szCs w:val="20"/>
+        </w:rPr>
         <w:t xml:space="preserve">필수 고지</w:t>
       </w:r>
       <w:r>
@@ -2650,6 +2779,648 @@
     </w:tbl>
     <w:p/>
     <w:p>
+      <w:r>
+        <w:rPr>
+          <w:rFonts w:ascii="Malgun Gothic" w:cs="Malgun Gothic" w:eastAsia="Malgun Gothic" w:hAnsi="Malgun Gothic"/>
+          <w:b/>
+          <w:bCs/>
+          <w:sz w:val="20"/>
+          <w:szCs w:val="20"/>
+        </w:rPr>
+        <w:t xml:space="preserve">A안 촬영 기법</w:t>
+      </w:r>
+    </w:p>
+    <w:tbl>
+      <w:tblPr>
+        <w:tblW w:type="dxa" w:w="14838"/>
+        <w:tblBorders>
+          <w:top w:val="single" w:color="auto" w:sz="4"/>
+          <w:left w:val="single" w:color="auto" w:sz="4"/>
+          <w:bottom w:val="single" w:color="auto" w:sz="4"/>
+          <w:right w:val="single" w:color="auto" w:sz="4"/>
+          <w:insideH w:val="single" w:color="auto" w:sz="4"/>
+          <w:insideV w:val="single" w:color="auto" w:sz="4"/>
+        </w:tblBorders>
+      </w:tblPr>
+      <w:tblGrid>
+        <w:gridCol w:w="1618"/>
+        <w:gridCol w:w="2428"/>
+        <w:gridCol w:w="10792"/>
+      </w:tblGrid>
+      <w:tr>
+        <w:trPr>
+          <w:tblHeader/>
+        </w:trPr>
+        <w:tc>
+          <w:tcPr>
+            <w:tcW w:type="dxa" w:w="1618"/>
+            <w:tcBorders>
+              <w:top w:val="single" w:color="BFBFBF" w:sz="4"/>
+              <w:left w:val="single" w:color="BFBFBF" w:sz="4"/>
+              <w:bottom w:val="single" w:color="BFBFBF" w:sz="4"/>
+              <w:right w:val="single" w:color="BFBFBF" w:sz="4"/>
+            </w:tcBorders>
+            <w:shd w:fill="F8E1EA" w:color="auto" w:val="clear"/>
+            <w:tcMar>
+              <w:top w:type="dxa" w:w="60"/>
+              <w:left w:type="dxa" w:w="100"/>
+              <w:bottom w:type="dxa" w:w="60"/>
+              <w:right w:type="dxa" w:w="100"/>
+            </w:tcMar>
+          </w:tcPr>
+          <w:p>
+            <w:r>
+              <w:rPr>
+                <w:rFonts w:ascii="Malgun Gothic" w:cs="Malgun Gothic" w:eastAsia="Malgun Gothic" w:hAnsi="Malgun Gothic"/>
+                <w:b/>
+                <w:bCs/>
+                <w:sz w:val="19"/>
+                <w:szCs w:val="19"/>
+              </w:rPr>
+              <w:t xml:space="preserve">장면</w:t>
+            </w:r>
+          </w:p>
+        </w:tc>
+        <w:tc>
+          <w:tcPr>
+            <w:tcW w:type="dxa" w:w="2428"/>
+            <w:tcBorders>
+              <w:top w:val="single" w:color="BFBFBF" w:sz="4"/>
+              <w:left w:val="single" w:color="BFBFBF" w:sz="4"/>
+              <w:bottom w:val="single" w:color="BFBFBF" w:sz="4"/>
+              <w:right w:val="single" w:color="BFBFBF" w:sz="4"/>
+            </w:tcBorders>
+            <w:shd w:fill="F8E1EA" w:color="auto" w:val="clear"/>
+            <w:tcMar>
+              <w:top w:type="dxa" w:w="60"/>
+              <w:left w:type="dxa" w:w="100"/>
+              <w:bottom w:type="dxa" w:w="60"/>
+              <w:right w:type="dxa" w:w="100"/>
+            </w:tcMar>
+          </w:tcPr>
+          <w:p>
+            <w:r>
+              <w:rPr>
+                <w:rFonts w:ascii="Malgun Gothic" w:cs="Malgun Gothic" w:eastAsia="Malgun Gothic" w:hAnsi="Malgun Gothic"/>
+                <w:b/>
+                <w:bCs/>
+                <w:sz w:val="19"/>
+                <w:szCs w:val="19"/>
+              </w:rPr>
+              <w:t xml:space="preserve">시간</w:t>
+            </w:r>
+          </w:p>
+        </w:tc>
+        <w:tc>
+          <w:tcPr>
+            <w:tcW w:type="dxa" w:w="10792"/>
+            <w:tcBorders>
+              <w:top w:val="single" w:color="BFBFBF" w:sz="4"/>
+              <w:left w:val="single" w:color="BFBFBF" w:sz="4"/>
+              <w:bottom w:val="single" w:color="BFBFBF" w:sz="4"/>
+              <w:right w:val="single" w:color="BFBFBF" w:sz="4"/>
+            </w:tcBorders>
+            <w:shd w:fill="F8E1EA" w:color="auto" w:val="clear"/>
+            <w:tcMar>
+              <w:top w:type="dxa" w:w="60"/>
+              <w:left w:type="dxa" w:w="100"/>
+              <w:bottom w:type="dxa" w:w="60"/>
+              <w:right w:type="dxa" w:w="100"/>
+            </w:tcMar>
+          </w:tcPr>
+          <w:p>
+            <w:r>
+              <w:rPr>
+                <w:rFonts w:ascii="Malgun Gothic" w:cs="Malgun Gothic" w:eastAsia="Malgun Gothic" w:hAnsi="Malgun Gothic"/>
+                <w:b/>
+                <w:bCs/>
+                <w:sz w:val="19"/>
+                <w:szCs w:val="19"/>
+              </w:rPr>
+              <w:t xml:space="preserve">촬영 기법 (샷·앵글 / 렌즈 / 무빙 / 조명 / 프레임)</w:t>
+            </w:r>
+          </w:p>
+        </w:tc>
+      </w:tr>
+      <w:tr>
+        <w:trPr>
+          <w:tblHeader w:val="false"/>
+        </w:trPr>
+        <w:tc>
+          <w:tcPr>
+            <w:tcW w:type="dxa" w:w="1618"/>
+            <w:tcBorders>
+              <w:top w:val="single" w:color="BFBFBF" w:sz="4"/>
+              <w:left w:val="single" w:color="BFBFBF" w:sz="4"/>
+              <w:bottom w:val="single" w:color="BFBFBF" w:sz="4"/>
+              <w:right w:val="single" w:color="BFBFBF" w:sz="4"/>
+            </w:tcBorders>
+            <w:tcMar>
+              <w:top w:type="dxa" w:w="60"/>
+              <w:left w:type="dxa" w:w="100"/>
+              <w:bottom w:type="dxa" w:w="60"/>
+              <w:right w:type="dxa" w:w="100"/>
+            </w:tcMar>
+          </w:tcPr>
+          <w:p>
+            <w:r>
+              <w:rPr>
+                <w:rFonts w:ascii="Malgun Gothic" w:cs="Malgun Gothic" w:eastAsia="Malgun Gothic" w:hAnsi="Malgun Gothic"/>
+                <w:sz w:val="19"/>
+                <w:szCs w:val="19"/>
+              </w:rPr>
+              <w:t xml:space="preserve">1번 주의</w:t>
+            </w:r>
+          </w:p>
+        </w:tc>
+        <w:tc>
+          <w:tcPr>
+            <w:tcW w:type="dxa" w:w="2428"/>
+            <w:tcBorders>
+              <w:top w:val="single" w:color="BFBFBF" w:sz="4"/>
+              <w:left w:val="single" w:color="BFBFBF" w:sz="4"/>
+              <w:bottom w:val="single" w:color="BFBFBF" w:sz="4"/>
+              <w:right w:val="single" w:color="BFBFBF" w:sz="4"/>
+            </w:tcBorders>
+            <w:tcMar>
+              <w:top w:type="dxa" w:w="60"/>
+              <w:left w:type="dxa" w:w="100"/>
+              <w:bottom w:type="dxa" w:w="60"/>
+              <w:right w:type="dxa" w:w="100"/>
+            </w:tcMar>
+          </w:tcPr>
+          <w:p>
+            <w:r>
+              <w:rPr>
+                <w:rFonts w:ascii="Malgun Gothic" w:cs="Malgun Gothic" w:eastAsia="Malgun Gothic" w:hAnsi="Malgun Gothic"/>
+                <w:sz w:val="19"/>
+                <w:szCs w:val="19"/>
+              </w:rPr>
+              <w:t xml:space="preserve">0:00–0:03</w:t>
+            </w:r>
+          </w:p>
+        </w:tc>
+        <w:tc>
+          <w:tcPr>
+            <w:tcW w:type="dxa" w:w="10792"/>
+            <w:tcBorders>
+              <w:top w:val="single" w:color="BFBFBF" w:sz="4"/>
+              <w:left w:val="single" w:color="BFBFBF" w:sz="4"/>
+              <w:bottom w:val="single" w:color="BFBFBF" w:sz="4"/>
+              <w:right w:val="single" w:color="BFBFBF" w:sz="4"/>
+            </w:tcBorders>
+            <w:tcMar>
+              <w:top w:type="dxa" w:w="60"/>
+              <w:left w:type="dxa" w:w="100"/>
+              <w:bottom w:type="dxa" w:w="60"/>
+              <w:right w:type="dxa" w:w="100"/>
+            </w:tcMar>
+          </w:tcPr>
+          <w:p>
+            <w:r>
+              <w:rPr>
+                <w:rFonts w:ascii="Malgun Gothic" w:cs="Malgun Gothic" w:eastAsia="Malgun Gothic" w:hAnsi="Malgun Gothic"/>
+                <w:sz w:val="19"/>
+                <w:szCs w:val="19"/>
+              </w:rPr>
+              <w:t xml:space="preserve">얼굴 클로즈업 · 눈높이 · 폰 2x(약 50mm) · 거울에 카메라 안 비치게 45° 측면 · 핸드헬드(미세 흔들림 허용) · 창가 자연광 측면 + 반대편 반사판 · 30fps · 노출/초점 고정(AE/AF 락)</w:t>
+            </w:r>
+          </w:p>
+        </w:tc>
+      </w:tr>
+      <w:tr>
+        <w:trPr>
+          <w:tblHeader w:val="false"/>
+        </w:trPr>
+        <w:tc>
+          <w:tcPr>
+            <w:tcW w:type="dxa" w:w="1618"/>
+            <w:tcBorders>
+              <w:top w:val="single" w:color="BFBFBF" w:sz="4"/>
+              <w:left w:val="single" w:color="BFBFBF" w:sz="4"/>
+              <w:bottom w:val="single" w:color="BFBFBF" w:sz="4"/>
+              <w:right w:val="single" w:color="BFBFBF" w:sz="4"/>
+            </w:tcBorders>
+            <w:tcMar>
+              <w:top w:type="dxa" w:w="60"/>
+              <w:left w:type="dxa" w:w="100"/>
+              <w:bottom w:type="dxa" w:w="60"/>
+              <w:right w:type="dxa" w:w="100"/>
+            </w:tcMar>
+          </w:tcPr>
+          <w:p>
+            <w:r>
+              <w:rPr>
+                <w:rFonts w:ascii="Malgun Gothic" w:cs="Malgun Gothic" w:eastAsia="Malgun Gothic" w:hAnsi="Malgun Gothic"/>
+                <w:sz w:val="19"/>
+                <w:szCs w:val="19"/>
+              </w:rPr>
+              <w:t xml:space="preserve">2번 흥미</w:t>
+            </w:r>
+          </w:p>
+        </w:tc>
+        <w:tc>
+          <w:tcPr>
+            <w:tcW w:type="dxa" w:w="2428"/>
+            <w:tcBorders>
+              <w:top w:val="single" w:color="BFBFBF" w:sz="4"/>
+              <w:left w:val="single" w:color="BFBFBF" w:sz="4"/>
+              <w:bottom w:val="single" w:color="BFBFBF" w:sz="4"/>
+              <w:right w:val="single" w:color="BFBFBF" w:sz="4"/>
+            </w:tcBorders>
+            <w:tcMar>
+              <w:top w:type="dxa" w:w="60"/>
+              <w:left w:type="dxa" w:w="100"/>
+              <w:bottom w:type="dxa" w:w="60"/>
+              <w:right w:type="dxa" w:w="100"/>
+            </w:tcMar>
+          </w:tcPr>
+          <w:p>
+            <w:r>
+              <w:rPr>
+                <w:rFonts w:ascii="Malgun Gothic" w:cs="Malgun Gothic" w:eastAsia="Malgun Gothic" w:hAnsi="Malgun Gothic"/>
+                <w:sz w:val="19"/>
+                <w:szCs w:val="19"/>
+              </w:rPr>
+              <w:t xml:space="preserve">0:03–0:06</w:t>
+            </w:r>
+          </w:p>
+        </w:tc>
+        <w:tc>
+          <w:tcPr>
+            <w:tcW w:type="dxa" w:w="10792"/>
+            <w:tcBorders>
+              <w:top w:val="single" w:color="BFBFBF" w:sz="4"/>
+              <w:left w:val="single" w:color="BFBFBF" w:sz="4"/>
+              <w:bottom w:val="single" w:color="BFBFBF" w:sz="4"/>
+              <w:right w:val="single" w:color="BFBFBF" w:sz="4"/>
+            </w:tcBorders>
+            <w:tcMar>
+              <w:top w:type="dxa" w:w="60"/>
+              <w:left w:type="dxa" w:w="100"/>
+              <w:bottom w:type="dxa" w:w="60"/>
+              <w:right w:type="dxa" w:w="100"/>
+            </w:tcMar>
+          </w:tcPr>
+          <w:p>
+            <w:r>
+              <w:rPr>
+                <w:rFonts w:ascii="Malgun Gothic" w:cs="Malgun Gothic" w:eastAsia="Malgun Gothic" w:hAnsi="Malgun Gothic"/>
+                <w:sz w:val="19"/>
+                <w:szCs w:val="19"/>
+              </w:rPr>
+              <w:t xml:space="preserve">탑뷰 테이블샷 → 정면 미디엄 · 1x · 폰을 천천히 앞으로 밀기(푸시인, 줌 금지) · 소프트박스 45° 정면 · 라벨 반사 없게 조명 각도 조절 · 30fps</w:t>
+            </w:r>
+          </w:p>
+        </w:tc>
+      </w:tr>
+      <w:tr>
+        <w:trPr>
+          <w:tblHeader w:val="false"/>
+        </w:trPr>
+        <w:tc>
+          <w:tcPr>
+            <w:tcW w:type="dxa" w:w="1618"/>
+            <w:tcBorders>
+              <w:top w:val="single" w:color="BFBFBF" w:sz="4"/>
+              <w:left w:val="single" w:color="BFBFBF" w:sz="4"/>
+              <w:bottom w:val="single" w:color="BFBFBF" w:sz="4"/>
+              <w:right w:val="single" w:color="BFBFBF" w:sz="4"/>
+            </w:tcBorders>
+            <w:tcMar>
+              <w:top w:type="dxa" w:w="60"/>
+              <w:left w:type="dxa" w:w="100"/>
+              <w:bottom w:type="dxa" w:w="60"/>
+              <w:right w:type="dxa" w:w="100"/>
+            </w:tcMar>
+          </w:tcPr>
+          <w:p>
+            <w:r>
+              <w:rPr>
+                <w:rFonts w:ascii="Malgun Gothic" w:cs="Malgun Gothic" w:eastAsia="Malgun Gothic" w:hAnsi="Malgun Gothic"/>
+                <w:sz w:val="19"/>
+                <w:szCs w:val="19"/>
+              </w:rPr>
+              <w:t xml:space="preserve">3번 흥미</w:t>
+            </w:r>
+          </w:p>
+        </w:tc>
+        <w:tc>
+          <w:tcPr>
+            <w:tcW w:type="dxa" w:w="2428"/>
+            <w:tcBorders>
+              <w:top w:val="single" w:color="BFBFBF" w:sz="4"/>
+              <w:left w:val="single" w:color="BFBFBF" w:sz="4"/>
+              <w:bottom w:val="single" w:color="BFBFBF" w:sz="4"/>
+              <w:right w:val="single" w:color="BFBFBF" w:sz="4"/>
+            </w:tcBorders>
+            <w:tcMar>
+              <w:top w:type="dxa" w:w="60"/>
+              <w:left w:type="dxa" w:w="100"/>
+              <w:bottom w:type="dxa" w:w="60"/>
+              <w:right w:type="dxa" w:w="100"/>
+            </w:tcMar>
+          </w:tcPr>
+          <w:p>
+            <w:r>
+              <w:rPr>
+                <w:rFonts w:ascii="Malgun Gothic" w:cs="Malgun Gothic" w:eastAsia="Malgun Gothic" w:hAnsi="Malgun Gothic"/>
+                <w:sz w:val="19"/>
+                <w:szCs w:val="19"/>
+              </w:rPr>
+              <w:t xml:space="preserve">0:06–0:10</w:t>
+            </w:r>
+          </w:p>
+        </w:tc>
+        <w:tc>
+          <w:tcPr>
+            <w:tcW w:type="dxa" w:w="10792"/>
+            <w:tcBorders>
+              <w:top w:val="single" w:color="BFBFBF" w:sz="4"/>
+              <w:left w:val="single" w:color="BFBFBF" w:sz="4"/>
+              <w:bottom w:val="single" w:color="BFBFBF" w:sz="4"/>
+              <w:right w:val="single" w:color="BFBFBF" w:sz="4"/>
+            </w:tcBorders>
+            <w:tcMar>
+              <w:top w:type="dxa" w:w="60"/>
+              <w:left w:type="dxa" w:w="100"/>
+              <w:bottom w:type="dxa" w:w="60"/>
+              <w:right w:type="dxa" w:w="100"/>
+            </w:tcMar>
+          </w:tcPr>
+          <w:p>
+            <w:r>
+              <w:rPr>
+                <w:rFonts w:ascii="Malgun Gothic" w:cs="Malgun Gothic" w:eastAsia="Malgun Gothic" w:hAnsi="Malgun Gothic"/>
+                <w:sz w:val="19"/>
+                <w:szCs w:val="19"/>
+              </w:rPr>
+              <w:t xml:space="preserve">매크로(접사 렌즈 또는 3x 근접) · 삼각대 고정 · 수동 초점 손등에 고정 · 역광(백라이트)으로 제형 투명감 · 배경 어둡게 · 60fps 촬영 → 50% 슬로</w:t>
+            </w:r>
+          </w:p>
+        </w:tc>
+      </w:tr>
+      <w:tr>
+        <w:trPr>
+          <w:tblHeader w:val="false"/>
+        </w:trPr>
+        <w:tc>
+          <w:tcPr>
+            <w:tcW w:type="dxa" w:w="1618"/>
+            <w:tcBorders>
+              <w:top w:val="single" w:color="BFBFBF" w:sz="4"/>
+              <w:left w:val="single" w:color="BFBFBF" w:sz="4"/>
+              <w:bottom w:val="single" w:color="BFBFBF" w:sz="4"/>
+              <w:right w:val="single" w:color="BFBFBF" w:sz="4"/>
+            </w:tcBorders>
+            <w:tcMar>
+              <w:top w:type="dxa" w:w="60"/>
+              <w:left w:type="dxa" w:w="100"/>
+              <w:bottom w:type="dxa" w:w="60"/>
+              <w:right w:type="dxa" w:w="100"/>
+            </w:tcMar>
+          </w:tcPr>
+          <w:p>
+            <w:r>
+              <w:rPr>
+                <w:rFonts w:ascii="Malgun Gothic" w:cs="Malgun Gothic" w:eastAsia="Malgun Gothic" w:hAnsi="Malgun Gothic"/>
+                <w:sz w:val="19"/>
+                <w:szCs w:val="19"/>
+              </w:rPr>
+              <w:t xml:space="preserve">4번 욕망</w:t>
+            </w:r>
+          </w:p>
+        </w:tc>
+        <w:tc>
+          <w:tcPr>
+            <w:tcW w:type="dxa" w:w="2428"/>
+            <w:tcBorders>
+              <w:top w:val="single" w:color="BFBFBF" w:sz="4"/>
+              <w:left w:val="single" w:color="BFBFBF" w:sz="4"/>
+              <w:bottom w:val="single" w:color="BFBFBF" w:sz="4"/>
+              <w:right w:val="single" w:color="BFBFBF" w:sz="4"/>
+            </w:tcBorders>
+            <w:tcMar>
+              <w:top w:type="dxa" w:w="60"/>
+              <w:left w:type="dxa" w:w="100"/>
+              <w:bottom w:type="dxa" w:w="60"/>
+              <w:right w:type="dxa" w:w="100"/>
+            </w:tcMar>
+          </w:tcPr>
+          <w:p>
+            <w:r>
+              <w:rPr>
+                <w:rFonts w:ascii="Malgun Gothic" w:cs="Malgun Gothic" w:eastAsia="Malgun Gothic" w:hAnsi="Malgun Gothic"/>
+                <w:sz w:val="19"/>
+                <w:szCs w:val="19"/>
+              </w:rPr>
+              <w:t xml:space="preserve">0:10–0:15</w:t>
+            </w:r>
+          </w:p>
+        </w:tc>
+        <w:tc>
+          <w:tcPr>
+            <w:tcW w:type="dxa" w:w="10792"/>
+            <w:tcBorders>
+              <w:top w:val="single" w:color="BFBFBF" w:sz="4"/>
+              <w:left w:val="single" w:color="BFBFBF" w:sz="4"/>
+              <w:bottom w:val="single" w:color="BFBFBF" w:sz="4"/>
+              <w:right w:val="single" w:color="BFBFBF" w:sz="4"/>
+            </w:tcBorders>
+            <w:tcMar>
+              <w:top w:type="dxa" w:w="60"/>
+              <w:left w:type="dxa" w:w="100"/>
+              <w:bottom w:type="dxa" w:w="60"/>
+              <w:right w:type="dxa" w:w="100"/>
+            </w:tcMar>
+          </w:tcPr>
+          <w:p>
+            <w:r>
+              <w:rPr>
+                <w:rFonts w:ascii="Malgun Gothic" w:cs="Malgun Gothic" w:eastAsia="Malgun Gothic" w:hAnsi="Malgun Gothic"/>
+                <w:sz w:val="19"/>
+                <w:szCs w:val="19"/>
+              </w:rPr>
+              <w:t xml:space="preserve">정면 얼굴 클로즈업 · 2x · 삼각대 눈높이 · 링라이트 정면 + 창 측광 · 화이트밸런스 5000K 수동 고정 · 30fps</w:t>
+            </w:r>
+          </w:p>
+        </w:tc>
+      </w:tr>
+      <w:tr>
+        <w:trPr>
+          <w:tblHeader w:val="false"/>
+        </w:trPr>
+        <w:tc>
+          <w:tcPr>
+            <w:tcW w:type="dxa" w:w="1618"/>
+            <w:tcBorders>
+              <w:top w:val="single" w:color="BFBFBF" w:sz="4"/>
+              <w:left w:val="single" w:color="BFBFBF" w:sz="4"/>
+              <w:bottom w:val="single" w:color="BFBFBF" w:sz="4"/>
+              <w:right w:val="single" w:color="BFBFBF" w:sz="4"/>
+            </w:tcBorders>
+            <w:tcMar>
+              <w:top w:type="dxa" w:w="60"/>
+              <w:left w:type="dxa" w:w="100"/>
+              <w:bottom w:type="dxa" w:w="60"/>
+              <w:right w:type="dxa" w:w="100"/>
+            </w:tcMar>
+          </w:tcPr>
+          <w:p>
+            <w:r>
+              <w:rPr>
+                <w:rFonts w:ascii="Malgun Gothic" w:cs="Malgun Gothic" w:eastAsia="Malgun Gothic" w:hAnsi="Malgun Gothic"/>
+                <w:sz w:val="19"/>
+                <w:szCs w:val="19"/>
+              </w:rPr>
+              <w:t xml:space="preserve">5번 욕망</w:t>
+            </w:r>
+          </w:p>
+        </w:tc>
+        <w:tc>
+          <w:tcPr>
+            <w:tcW w:type="dxa" w:w="2428"/>
+            <w:tcBorders>
+              <w:top w:val="single" w:color="BFBFBF" w:sz="4"/>
+              <w:left w:val="single" w:color="BFBFBF" w:sz="4"/>
+              <w:bottom w:val="single" w:color="BFBFBF" w:sz="4"/>
+              <w:right w:val="single" w:color="BFBFBF" w:sz="4"/>
+            </w:tcBorders>
+            <w:tcMar>
+              <w:top w:type="dxa" w:w="60"/>
+              <w:left w:type="dxa" w:w="100"/>
+              <w:bottom w:type="dxa" w:w="60"/>
+              <w:right w:type="dxa" w:w="100"/>
+            </w:tcMar>
+          </w:tcPr>
+          <w:p>
+            <w:r>
+              <w:rPr>
+                <w:rFonts w:ascii="Malgun Gothic" w:cs="Malgun Gothic" w:eastAsia="Malgun Gothic" w:hAnsi="Malgun Gothic"/>
+                <w:sz w:val="19"/>
+                <w:szCs w:val="19"/>
+              </w:rPr>
+              <w:t xml:space="preserve">0:15–0:20</w:t>
+            </w:r>
+          </w:p>
+        </w:tc>
+        <w:tc>
+          <w:tcPr>
+            <w:tcW w:type="dxa" w:w="10792"/>
+            <w:tcBorders>
+              <w:top w:val="single" w:color="BFBFBF" w:sz="4"/>
+              <w:left w:val="single" w:color="BFBFBF" w:sz="4"/>
+              <w:bottom w:val="single" w:color="BFBFBF" w:sz="4"/>
+              <w:right w:val="single" w:color="BFBFBF" w:sz="4"/>
+            </w:tcBorders>
+            <w:tcMar>
+              <w:top w:type="dxa" w:w="60"/>
+              <w:left w:type="dxa" w:w="100"/>
+              <w:bottom w:type="dxa" w:w="60"/>
+              <w:right w:type="dxa" w:w="100"/>
+            </w:tcMar>
+          </w:tcPr>
+          <w:p>
+            <w:r>
+              <w:rPr>
+                <w:rFonts w:ascii="Malgun Gothic" w:cs="Malgun Gothic" w:eastAsia="Malgun Gothic" w:hAnsi="Malgun Gothic"/>
+                <w:sz w:val="19"/>
+                <w:szCs w:val="19"/>
+              </w:rPr>
+              <w:t xml:space="preserve">A1과 같은 위치·조명·각도(전후 비교 조건 동일) · 볼 클로즈업 3x · 45° 측광으로 피부결 표현 · 보정·필터 금지 · 30fps</w:t>
+            </w:r>
+          </w:p>
+        </w:tc>
+      </w:tr>
+      <w:tr>
+        <w:trPr>
+          <w:tblHeader w:val="false"/>
+        </w:trPr>
+        <w:tc>
+          <w:tcPr>
+            <w:tcW w:type="dxa" w:w="1618"/>
+            <w:tcBorders>
+              <w:top w:val="single" w:color="BFBFBF" w:sz="4"/>
+              <w:left w:val="single" w:color="BFBFBF" w:sz="4"/>
+              <w:bottom w:val="single" w:color="BFBFBF" w:sz="4"/>
+              <w:right w:val="single" w:color="BFBFBF" w:sz="4"/>
+            </w:tcBorders>
+            <w:tcMar>
+              <w:top w:type="dxa" w:w="60"/>
+              <w:left w:type="dxa" w:w="100"/>
+              <w:bottom w:type="dxa" w:w="60"/>
+              <w:right w:type="dxa" w:w="100"/>
+            </w:tcMar>
+          </w:tcPr>
+          <w:p>
+            <w:r>
+              <w:rPr>
+                <w:rFonts w:ascii="Malgun Gothic" w:cs="Malgun Gothic" w:eastAsia="Malgun Gothic" w:hAnsi="Malgun Gothic"/>
+                <w:sz w:val="19"/>
+                <w:szCs w:val="19"/>
+              </w:rPr>
+              <w:t xml:space="preserve">6번 행동</w:t>
+            </w:r>
+          </w:p>
+        </w:tc>
+        <w:tc>
+          <w:tcPr>
+            <w:tcW w:type="dxa" w:w="2428"/>
+            <w:tcBorders>
+              <w:top w:val="single" w:color="BFBFBF" w:sz="4"/>
+              <w:left w:val="single" w:color="BFBFBF" w:sz="4"/>
+              <w:bottom w:val="single" w:color="BFBFBF" w:sz="4"/>
+              <w:right w:val="single" w:color="BFBFBF" w:sz="4"/>
+            </w:tcBorders>
+            <w:tcMar>
+              <w:top w:type="dxa" w:w="60"/>
+              <w:left w:type="dxa" w:w="100"/>
+              <w:bottom w:type="dxa" w:w="60"/>
+              <w:right w:type="dxa" w:w="100"/>
+            </w:tcMar>
+          </w:tcPr>
+          <w:p>
+            <w:r>
+              <w:rPr>
+                <w:rFonts w:ascii="Malgun Gothic" w:cs="Malgun Gothic" w:eastAsia="Malgun Gothic" w:hAnsi="Malgun Gothic"/>
+                <w:sz w:val="19"/>
+                <w:szCs w:val="19"/>
+              </w:rPr>
+              <w:t xml:space="preserve">0:20–0:25</w:t>
+            </w:r>
+          </w:p>
+        </w:tc>
+        <w:tc>
+          <w:tcPr>
+            <w:tcW w:type="dxa" w:w="10792"/>
+            <w:tcBorders>
+              <w:top w:val="single" w:color="BFBFBF" w:sz="4"/>
+              <w:left w:val="single" w:color="BFBFBF" w:sz="4"/>
+              <w:bottom w:val="single" w:color="BFBFBF" w:sz="4"/>
+              <w:right w:val="single" w:color="BFBFBF" w:sz="4"/>
+            </w:tcBorders>
+            <w:tcMar>
+              <w:top w:type="dxa" w:w="60"/>
+              <w:left w:type="dxa" w:w="100"/>
+              <w:bottom w:type="dxa" w:w="60"/>
+              <w:right w:type="dxa" w:w="100"/>
+            </w:tcMar>
+          </w:tcPr>
+          <w:p>
+            <w:r>
+              <w:rPr>
+                <w:rFonts w:ascii="Malgun Gothic" w:cs="Malgun Gothic" w:eastAsia="Malgun Gothic" w:hAnsi="Malgun Gothic"/>
+                <w:sz w:val="19"/>
+                <w:szCs w:val="19"/>
+              </w:rPr>
+              <w:t xml:space="preserve">바스트샷 · 1x · 정면 눈높이 · 천천히 푸시인 · 링라이트 · 마지막 1.5초 정지 화면 · 30fps</w:t>
+            </w:r>
+          </w:p>
+        </w:tc>
+      </w:tr>
+    </w:tbl>
+    <w:p/>
+    <w:p>
       <w:pPr>
         <w:pStyle w:val="Heading1"/>
         <w:spacing w:after="120" w:before="240"/>
@@ -3944,6 +4715,562 @@
                 <w:szCs w:val="17"/>
               </w:rPr>
               <w:t xml:space="preserve">5번 · 0:20</w:t>
+            </w:r>
+          </w:p>
+        </w:tc>
+      </w:tr>
+    </w:tbl>
+    <w:p/>
+    <w:p>
+      <w:r>
+        <w:rPr>
+          <w:rFonts w:ascii="Malgun Gothic" w:cs="Malgun Gothic" w:eastAsia="Malgun Gothic" w:hAnsi="Malgun Gothic"/>
+          <w:b/>
+          <w:bCs/>
+          <w:sz w:val="20"/>
+          <w:szCs w:val="20"/>
+        </w:rPr>
+        <w:t xml:space="preserve">B안 촬영 기법</w:t>
+      </w:r>
+    </w:p>
+    <w:tbl>
+      <w:tblPr>
+        <w:tblW w:type="dxa" w:w="14838"/>
+        <w:tblBorders>
+          <w:top w:val="single" w:color="auto" w:sz="4"/>
+          <w:left w:val="single" w:color="auto" w:sz="4"/>
+          <w:bottom w:val="single" w:color="auto" w:sz="4"/>
+          <w:right w:val="single" w:color="auto" w:sz="4"/>
+          <w:insideH w:val="single" w:color="auto" w:sz="4"/>
+          <w:insideV w:val="single" w:color="auto" w:sz="4"/>
+        </w:tblBorders>
+      </w:tblPr>
+      <w:tblGrid>
+        <w:gridCol w:w="1618"/>
+        <w:gridCol w:w="2428"/>
+        <w:gridCol w:w="10792"/>
+      </w:tblGrid>
+      <w:tr>
+        <w:trPr>
+          <w:tblHeader/>
+        </w:trPr>
+        <w:tc>
+          <w:tcPr>
+            <w:tcW w:type="dxa" w:w="1618"/>
+            <w:tcBorders>
+              <w:top w:val="single" w:color="BFBFBF" w:sz="4"/>
+              <w:left w:val="single" w:color="BFBFBF" w:sz="4"/>
+              <w:bottom w:val="single" w:color="BFBFBF" w:sz="4"/>
+              <w:right w:val="single" w:color="BFBFBF" w:sz="4"/>
+            </w:tcBorders>
+            <w:shd w:fill="F8E1EA" w:color="auto" w:val="clear"/>
+            <w:tcMar>
+              <w:top w:type="dxa" w:w="60"/>
+              <w:left w:type="dxa" w:w="100"/>
+              <w:bottom w:type="dxa" w:w="60"/>
+              <w:right w:type="dxa" w:w="100"/>
+            </w:tcMar>
+          </w:tcPr>
+          <w:p>
+            <w:r>
+              <w:rPr>
+                <w:rFonts w:ascii="Malgun Gothic" w:cs="Malgun Gothic" w:eastAsia="Malgun Gothic" w:hAnsi="Malgun Gothic"/>
+                <w:b/>
+                <w:bCs/>
+                <w:sz w:val="19"/>
+                <w:szCs w:val="19"/>
+              </w:rPr>
+              <w:t xml:space="preserve">장면</w:t>
+            </w:r>
+          </w:p>
+        </w:tc>
+        <w:tc>
+          <w:tcPr>
+            <w:tcW w:type="dxa" w:w="2428"/>
+            <w:tcBorders>
+              <w:top w:val="single" w:color="BFBFBF" w:sz="4"/>
+              <w:left w:val="single" w:color="BFBFBF" w:sz="4"/>
+              <w:bottom w:val="single" w:color="BFBFBF" w:sz="4"/>
+              <w:right w:val="single" w:color="BFBFBF" w:sz="4"/>
+            </w:tcBorders>
+            <w:shd w:fill="F8E1EA" w:color="auto" w:val="clear"/>
+            <w:tcMar>
+              <w:top w:type="dxa" w:w="60"/>
+              <w:left w:type="dxa" w:w="100"/>
+              <w:bottom w:type="dxa" w:w="60"/>
+              <w:right w:type="dxa" w:w="100"/>
+            </w:tcMar>
+          </w:tcPr>
+          <w:p>
+            <w:r>
+              <w:rPr>
+                <w:rFonts w:ascii="Malgun Gothic" w:cs="Malgun Gothic" w:eastAsia="Malgun Gothic" w:hAnsi="Malgun Gothic"/>
+                <w:b/>
+                <w:bCs/>
+                <w:sz w:val="19"/>
+                <w:szCs w:val="19"/>
+              </w:rPr>
+              <w:t xml:space="preserve">시간</w:t>
+            </w:r>
+          </w:p>
+        </w:tc>
+        <w:tc>
+          <w:tcPr>
+            <w:tcW w:type="dxa" w:w="10792"/>
+            <w:tcBorders>
+              <w:top w:val="single" w:color="BFBFBF" w:sz="4"/>
+              <w:left w:val="single" w:color="BFBFBF" w:sz="4"/>
+              <w:bottom w:val="single" w:color="BFBFBF" w:sz="4"/>
+              <w:right w:val="single" w:color="BFBFBF" w:sz="4"/>
+            </w:tcBorders>
+            <w:shd w:fill="F8E1EA" w:color="auto" w:val="clear"/>
+            <w:tcMar>
+              <w:top w:type="dxa" w:w="60"/>
+              <w:left w:type="dxa" w:w="100"/>
+              <w:bottom w:type="dxa" w:w="60"/>
+              <w:right w:type="dxa" w:w="100"/>
+            </w:tcMar>
+          </w:tcPr>
+          <w:p>
+            <w:r>
+              <w:rPr>
+                <w:rFonts w:ascii="Malgun Gothic" w:cs="Malgun Gothic" w:eastAsia="Malgun Gothic" w:hAnsi="Malgun Gothic"/>
+                <w:b/>
+                <w:bCs/>
+                <w:sz w:val="19"/>
+                <w:szCs w:val="19"/>
+              </w:rPr>
+              <w:t xml:space="preserve">촬영 기법 (샷·앵글 / 렌즈 / 무빙 / 조명 / 프레임)</w:t>
+            </w:r>
+          </w:p>
+        </w:tc>
+      </w:tr>
+      <w:tr>
+        <w:trPr>
+          <w:tblHeader w:val="false"/>
+        </w:trPr>
+        <w:tc>
+          <w:tcPr>
+            <w:tcW w:type="dxa" w:w="1618"/>
+            <w:tcBorders>
+              <w:top w:val="single" w:color="BFBFBF" w:sz="4"/>
+              <w:left w:val="single" w:color="BFBFBF" w:sz="4"/>
+              <w:bottom w:val="single" w:color="BFBFBF" w:sz="4"/>
+              <w:right w:val="single" w:color="BFBFBF" w:sz="4"/>
+            </w:tcBorders>
+            <w:tcMar>
+              <w:top w:type="dxa" w:w="60"/>
+              <w:left w:type="dxa" w:w="100"/>
+              <w:bottom w:type="dxa" w:w="60"/>
+              <w:right w:type="dxa" w:w="100"/>
+            </w:tcMar>
+          </w:tcPr>
+          <w:p>
+            <w:r>
+              <w:rPr>
+                <w:rFonts w:ascii="Malgun Gothic" w:cs="Malgun Gothic" w:eastAsia="Malgun Gothic" w:hAnsi="Malgun Gothic"/>
+                <w:sz w:val="19"/>
+                <w:szCs w:val="19"/>
+              </w:rPr>
+              <w:t xml:space="preserve">1번 주의</w:t>
+            </w:r>
+          </w:p>
+        </w:tc>
+        <w:tc>
+          <w:tcPr>
+            <w:tcW w:type="dxa" w:w="2428"/>
+            <w:tcBorders>
+              <w:top w:val="single" w:color="BFBFBF" w:sz="4"/>
+              <w:left w:val="single" w:color="BFBFBF" w:sz="4"/>
+              <w:bottom w:val="single" w:color="BFBFBF" w:sz="4"/>
+              <w:right w:val="single" w:color="BFBFBF" w:sz="4"/>
+            </w:tcBorders>
+            <w:tcMar>
+              <w:top w:type="dxa" w:w="60"/>
+              <w:left w:type="dxa" w:w="100"/>
+              <w:bottom w:type="dxa" w:w="60"/>
+              <w:right w:type="dxa" w:w="100"/>
+            </w:tcMar>
+          </w:tcPr>
+          <w:p>
+            <w:r>
+              <w:rPr>
+                <w:rFonts w:ascii="Malgun Gothic" w:cs="Malgun Gothic" w:eastAsia="Malgun Gothic" w:hAnsi="Malgun Gothic"/>
+                <w:sz w:val="19"/>
+                <w:szCs w:val="19"/>
+              </w:rPr>
+              <w:t xml:space="preserve">0:00–0:03</w:t>
+            </w:r>
+          </w:p>
+        </w:tc>
+        <w:tc>
+          <w:tcPr>
+            <w:tcW w:type="dxa" w:w="10792"/>
+            <w:tcBorders>
+              <w:top w:val="single" w:color="BFBFBF" w:sz="4"/>
+              <w:left w:val="single" w:color="BFBFBF" w:sz="4"/>
+              <w:bottom w:val="single" w:color="BFBFBF" w:sz="4"/>
+              <w:right w:val="single" w:color="BFBFBF" w:sz="4"/>
+            </w:tcBorders>
+            <w:tcMar>
+              <w:top w:type="dxa" w:w="60"/>
+              <w:left w:type="dxa" w:w="100"/>
+              <w:bottom w:type="dxa" w:w="60"/>
+              <w:right w:type="dxa" w:w="100"/>
+            </w:tcMar>
+          </w:tcPr>
+          <w:p>
+            <w:r>
+              <w:rPr>
+                <w:rFonts w:ascii="Malgun Gothic" w:cs="Malgun Gothic" w:eastAsia="Malgun Gothic" w:hAnsi="Malgun Gothic"/>
+                <w:sz w:val="19"/>
+                <w:szCs w:val="19"/>
+              </w:rPr>
+              <w:t xml:space="preserve">극접사 매크로 · 삼각대 고정 · 수동 초점을 방울 떨어지는 지점에 · 검은 배경 + 백라이트 · 120~240fps 슬로모션 · 같은 동작 5테이크 이상</w:t>
+            </w:r>
+          </w:p>
+        </w:tc>
+      </w:tr>
+      <w:tr>
+        <w:trPr>
+          <w:tblHeader w:val="false"/>
+        </w:trPr>
+        <w:tc>
+          <w:tcPr>
+            <w:tcW w:type="dxa" w:w="1618"/>
+            <w:tcBorders>
+              <w:top w:val="single" w:color="BFBFBF" w:sz="4"/>
+              <w:left w:val="single" w:color="BFBFBF" w:sz="4"/>
+              <w:bottom w:val="single" w:color="BFBFBF" w:sz="4"/>
+              <w:right w:val="single" w:color="BFBFBF" w:sz="4"/>
+            </w:tcBorders>
+            <w:tcMar>
+              <w:top w:type="dxa" w:w="60"/>
+              <w:left w:type="dxa" w:w="100"/>
+              <w:bottom w:type="dxa" w:w="60"/>
+              <w:right w:type="dxa" w:w="100"/>
+            </w:tcMar>
+          </w:tcPr>
+          <w:p>
+            <w:r>
+              <w:rPr>
+                <w:rFonts w:ascii="Malgun Gothic" w:cs="Malgun Gothic" w:eastAsia="Malgun Gothic" w:hAnsi="Malgun Gothic"/>
+                <w:sz w:val="19"/>
+                <w:szCs w:val="19"/>
+              </w:rPr>
+              <w:t xml:space="preserve">2번 흥미</w:t>
+            </w:r>
+          </w:p>
+        </w:tc>
+        <w:tc>
+          <w:tcPr>
+            <w:tcW w:type="dxa" w:w="2428"/>
+            <w:tcBorders>
+              <w:top w:val="single" w:color="BFBFBF" w:sz="4"/>
+              <w:left w:val="single" w:color="BFBFBF" w:sz="4"/>
+              <w:bottom w:val="single" w:color="BFBFBF" w:sz="4"/>
+              <w:right w:val="single" w:color="BFBFBF" w:sz="4"/>
+            </w:tcBorders>
+            <w:tcMar>
+              <w:top w:type="dxa" w:w="60"/>
+              <w:left w:type="dxa" w:w="100"/>
+              <w:bottom w:type="dxa" w:w="60"/>
+              <w:right w:type="dxa" w:w="100"/>
+            </w:tcMar>
+          </w:tcPr>
+          <w:p>
+            <w:r>
+              <w:rPr>
+                <w:rFonts w:ascii="Malgun Gothic" w:cs="Malgun Gothic" w:eastAsia="Malgun Gothic" w:hAnsi="Malgun Gothic"/>
+                <w:sz w:val="19"/>
+                <w:szCs w:val="19"/>
+              </w:rPr>
+              <w:t xml:space="preserve">0:03–0:07</w:t>
+            </w:r>
+          </w:p>
+        </w:tc>
+        <w:tc>
+          <w:tcPr>
+            <w:tcW w:type="dxa" w:w="10792"/>
+            <w:tcBorders>
+              <w:top w:val="single" w:color="BFBFBF" w:sz="4"/>
+              <w:left w:val="single" w:color="BFBFBF" w:sz="4"/>
+              <w:bottom w:val="single" w:color="BFBFBF" w:sz="4"/>
+              <w:right w:val="single" w:color="BFBFBF" w:sz="4"/>
+            </w:tcBorders>
+            <w:tcMar>
+              <w:top w:type="dxa" w:w="60"/>
+              <w:left w:type="dxa" w:w="100"/>
+              <w:bottom w:type="dxa" w:w="60"/>
+              <w:right w:type="dxa" w:w="100"/>
+            </w:tcMar>
+          </w:tcPr>
+          <w:p>
+            <w:r>
+              <w:rPr>
+                <w:rFonts w:ascii="Malgun Gothic" w:cs="Malgun Gothic" w:eastAsia="Malgun Gothic" w:hAnsi="Malgun Gothic"/>
+                <w:sz w:val="19"/>
+                <w:szCs w:val="19"/>
+              </w:rPr>
+              <w:t xml:space="preserve">손등 탑다운 매크로 · 오버헤드 암 고정 · 사이드 라이트로 제형 결 강조 · 60fps · 문지르는 소리는 근접 마이크로 별도 녹음</w:t>
+            </w:r>
+          </w:p>
+        </w:tc>
+      </w:tr>
+      <w:tr>
+        <w:trPr>
+          <w:tblHeader w:val="false"/>
+        </w:trPr>
+        <w:tc>
+          <w:tcPr>
+            <w:tcW w:type="dxa" w:w="1618"/>
+            <w:tcBorders>
+              <w:top w:val="single" w:color="BFBFBF" w:sz="4"/>
+              <w:left w:val="single" w:color="BFBFBF" w:sz="4"/>
+              <w:bottom w:val="single" w:color="BFBFBF" w:sz="4"/>
+              <w:right w:val="single" w:color="BFBFBF" w:sz="4"/>
+            </w:tcBorders>
+            <w:tcMar>
+              <w:top w:type="dxa" w:w="60"/>
+              <w:left w:type="dxa" w:w="100"/>
+              <w:bottom w:type="dxa" w:w="60"/>
+              <w:right w:type="dxa" w:w="100"/>
+            </w:tcMar>
+          </w:tcPr>
+          <w:p>
+            <w:r>
+              <w:rPr>
+                <w:rFonts w:ascii="Malgun Gothic" w:cs="Malgun Gothic" w:eastAsia="Malgun Gothic" w:hAnsi="Malgun Gothic"/>
+                <w:sz w:val="19"/>
+                <w:szCs w:val="19"/>
+              </w:rPr>
+              <w:t xml:space="preserve">3번 흥미</w:t>
+            </w:r>
+          </w:p>
+        </w:tc>
+        <w:tc>
+          <w:tcPr>
+            <w:tcW w:type="dxa" w:w="2428"/>
+            <w:tcBorders>
+              <w:top w:val="single" w:color="BFBFBF" w:sz="4"/>
+              <w:left w:val="single" w:color="BFBFBF" w:sz="4"/>
+              <w:bottom w:val="single" w:color="BFBFBF" w:sz="4"/>
+              <w:right w:val="single" w:color="BFBFBF" w:sz="4"/>
+            </w:tcBorders>
+            <w:tcMar>
+              <w:top w:type="dxa" w:w="60"/>
+              <w:left w:type="dxa" w:w="100"/>
+              <w:bottom w:type="dxa" w:w="60"/>
+              <w:right w:type="dxa" w:w="100"/>
+            </w:tcMar>
+          </w:tcPr>
+          <w:p>
+            <w:r>
+              <w:rPr>
+                <w:rFonts w:ascii="Malgun Gothic" w:cs="Malgun Gothic" w:eastAsia="Malgun Gothic" w:hAnsi="Malgun Gothic"/>
+                <w:sz w:val="19"/>
+                <w:szCs w:val="19"/>
+              </w:rPr>
+              <w:t xml:space="preserve">0:07–0:12</w:t>
+            </w:r>
+          </w:p>
+        </w:tc>
+        <w:tc>
+          <w:tcPr>
+            <w:tcW w:type="dxa" w:w="10792"/>
+            <w:tcBorders>
+              <w:top w:val="single" w:color="BFBFBF" w:sz="4"/>
+              <w:left w:val="single" w:color="BFBFBF" w:sz="4"/>
+              <w:bottom w:val="single" w:color="BFBFBF" w:sz="4"/>
+              <w:right w:val="single" w:color="BFBFBF" w:sz="4"/>
+            </w:tcBorders>
+            <w:tcMar>
+              <w:top w:type="dxa" w:w="60"/>
+              <w:left w:type="dxa" w:w="100"/>
+              <w:bottom w:type="dxa" w:w="60"/>
+              <w:right w:type="dxa" w:w="100"/>
+            </w:tcMar>
+          </w:tcPr>
+          <w:p>
+            <w:r>
+              <w:rPr>
+                <w:rFonts w:ascii="Malgun Gothic" w:cs="Malgun Gothic" w:eastAsia="Malgun Gothic" w:hAnsi="Malgun Gothic"/>
+                <w:sz w:val="19"/>
+                <w:szCs w:val="19"/>
+              </w:rPr>
+              <w:t xml:space="preserve">손등 측면 눈높이 매크로 · 손을 천천히 기울이는 동작 · 백라이트 하이라이트 · 톡톡 소리 근접 녹음(ASMR) · 60fps</w:t>
+            </w:r>
+          </w:p>
+        </w:tc>
+      </w:tr>
+      <w:tr>
+        <w:trPr>
+          <w:tblHeader w:val="false"/>
+        </w:trPr>
+        <w:tc>
+          <w:tcPr>
+            <w:tcW w:type="dxa" w:w="1618"/>
+            <w:tcBorders>
+              <w:top w:val="single" w:color="BFBFBF" w:sz="4"/>
+              <w:left w:val="single" w:color="BFBFBF" w:sz="4"/>
+              <w:bottom w:val="single" w:color="BFBFBF" w:sz="4"/>
+              <w:right w:val="single" w:color="BFBFBF" w:sz="4"/>
+            </w:tcBorders>
+            <w:tcMar>
+              <w:top w:type="dxa" w:w="60"/>
+              <w:left w:type="dxa" w:w="100"/>
+              <w:bottom w:type="dxa" w:w="60"/>
+              <w:right w:type="dxa" w:w="100"/>
+            </w:tcMar>
+          </w:tcPr>
+          <w:p>
+            <w:r>
+              <w:rPr>
+                <w:rFonts w:ascii="Malgun Gothic" w:cs="Malgun Gothic" w:eastAsia="Malgun Gothic" w:hAnsi="Malgun Gothic"/>
+                <w:sz w:val="19"/>
+                <w:szCs w:val="19"/>
+              </w:rPr>
+              <w:t xml:space="preserve">4번 욕망</w:t>
+            </w:r>
+          </w:p>
+        </w:tc>
+        <w:tc>
+          <w:tcPr>
+            <w:tcW w:type="dxa" w:w="2428"/>
+            <w:tcBorders>
+              <w:top w:val="single" w:color="BFBFBF" w:sz="4"/>
+              <w:left w:val="single" w:color="BFBFBF" w:sz="4"/>
+              <w:bottom w:val="single" w:color="BFBFBF" w:sz="4"/>
+              <w:right w:val="single" w:color="BFBFBF" w:sz="4"/>
+            </w:tcBorders>
+            <w:tcMar>
+              <w:top w:type="dxa" w:w="60"/>
+              <w:left w:type="dxa" w:w="100"/>
+              <w:bottom w:type="dxa" w:w="60"/>
+              <w:right w:type="dxa" w:w="100"/>
+            </w:tcMar>
+          </w:tcPr>
+          <w:p>
+            <w:r>
+              <w:rPr>
+                <w:rFonts w:ascii="Malgun Gothic" w:cs="Malgun Gothic" w:eastAsia="Malgun Gothic" w:hAnsi="Malgun Gothic"/>
+                <w:sz w:val="19"/>
+                <w:szCs w:val="19"/>
+              </w:rPr>
+              <w:t xml:space="preserve">0:12–0:20</w:t>
+            </w:r>
+          </w:p>
+        </w:tc>
+        <w:tc>
+          <w:tcPr>
+            <w:tcW w:type="dxa" w:w="10792"/>
+            <w:tcBorders>
+              <w:top w:val="single" w:color="BFBFBF" w:sz="4"/>
+              <w:left w:val="single" w:color="BFBFBF" w:sz="4"/>
+              <w:bottom w:val="single" w:color="BFBFBF" w:sz="4"/>
+              <w:right w:val="single" w:color="BFBFBF" w:sz="4"/>
+            </w:tcBorders>
+            <w:tcMar>
+              <w:top w:type="dxa" w:w="60"/>
+              <w:left w:type="dxa" w:w="100"/>
+              <w:bottom w:type="dxa" w:w="60"/>
+              <w:right w:type="dxa" w:w="100"/>
+            </w:tcMar>
+          </w:tcPr>
+          <w:p>
+            <w:r>
+              <w:rPr>
+                <w:rFonts w:ascii="Malgun Gothic" w:cs="Malgun Gothic" w:eastAsia="Malgun Gothic" w:hAnsi="Malgun Gothic"/>
+                <w:sz w:val="19"/>
+                <w:szCs w:val="19"/>
+              </w:rPr>
+              <w:t xml:space="preserve">볼 익스트림 클로즈업 · 창가 소프트 측광으로 윤광 하이라이트 · 수평으로 천천히 패닝 · 보정 금지 · 30fps</w:t>
+            </w:r>
+          </w:p>
+        </w:tc>
+      </w:tr>
+      <w:tr>
+        <w:trPr>
+          <w:tblHeader w:val="false"/>
+        </w:trPr>
+        <w:tc>
+          <w:tcPr>
+            <w:tcW w:type="dxa" w:w="1618"/>
+            <w:tcBorders>
+              <w:top w:val="single" w:color="BFBFBF" w:sz="4"/>
+              <w:left w:val="single" w:color="BFBFBF" w:sz="4"/>
+              <w:bottom w:val="single" w:color="BFBFBF" w:sz="4"/>
+              <w:right w:val="single" w:color="BFBFBF" w:sz="4"/>
+            </w:tcBorders>
+            <w:tcMar>
+              <w:top w:type="dxa" w:w="60"/>
+              <w:left w:type="dxa" w:w="100"/>
+              <w:bottom w:type="dxa" w:w="60"/>
+              <w:right w:type="dxa" w:w="100"/>
+            </w:tcMar>
+          </w:tcPr>
+          <w:p>
+            <w:r>
+              <w:rPr>
+                <w:rFonts w:ascii="Malgun Gothic" w:cs="Malgun Gothic" w:eastAsia="Malgun Gothic" w:hAnsi="Malgun Gothic"/>
+                <w:sz w:val="19"/>
+                <w:szCs w:val="19"/>
+              </w:rPr>
+              <w:t xml:space="preserve">5번 행동</w:t>
+            </w:r>
+          </w:p>
+        </w:tc>
+        <w:tc>
+          <w:tcPr>
+            <w:tcW w:type="dxa" w:w="2428"/>
+            <w:tcBorders>
+              <w:top w:val="single" w:color="BFBFBF" w:sz="4"/>
+              <w:left w:val="single" w:color="BFBFBF" w:sz="4"/>
+              <w:bottom w:val="single" w:color="BFBFBF" w:sz="4"/>
+              <w:right w:val="single" w:color="BFBFBF" w:sz="4"/>
+            </w:tcBorders>
+            <w:tcMar>
+              <w:top w:type="dxa" w:w="60"/>
+              <w:left w:type="dxa" w:w="100"/>
+              <w:bottom w:type="dxa" w:w="60"/>
+              <w:right w:type="dxa" w:w="100"/>
+            </w:tcMar>
+          </w:tcPr>
+          <w:p>
+            <w:r>
+              <w:rPr>
+                <w:rFonts w:ascii="Malgun Gothic" w:cs="Malgun Gothic" w:eastAsia="Malgun Gothic" w:hAnsi="Malgun Gothic"/>
+                <w:sz w:val="19"/>
+                <w:szCs w:val="19"/>
+              </w:rPr>
+              <w:t xml:space="preserve">0:20–0:25</w:t>
+            </w:r>
+          </w:p>
+        </w:tc>
+        <w:tc>
+          <w:tcPr>
+            <w:tcW w:type="dxa" w:w="10792"/>
+            <w:tcBorders>
+              <w:top w:val="single" w:color="BFBFBF" w:sz="4"/>
+              <w:left w:val="single" w:color="BFBFBF" w:sz="4"/>
+              <w:bottom w:val="single" w:color="BFBFBF" w:sz="4"/>
+              <w:right w:val="single" w:color="BFBFBF" w:sz="4"/>
+            </w:tcBorders>
+            <w:tcMar>
+              <w:top w:type="dxa" w:w="60"/>
+              <w:left w:type="dxa" w:w="100"/>
+              <w:bottom w:type="dxa" w:w="60"/>
+              <w:right w:type="dxa" w:w="100"/>
+            </w:tcMar>
+          </w:tcPr>
+          <w:p>
+            <w:r>
+              <w:rPr>
+                <w:rFonts w:ascii="Malgun Gothic" w:cs="Malgun Gothic" w:eastAsia="Malgun Gothic" w:hAnsi="Malgun Gothic"/>
+                <w:sz w:val="19"/>
+                <w:szCs w:val="19"/>
+              </w:rPr>
+              <w:t xml:space="preserve">제품 + 얼굴 미디엄 · 정면 눈높이 · 키라이트 + 필라이트 2등 · 라벨에 초점 → 얼굴로 초점 이동(랙 포커스) · 30fps</w:t>
             </w:r>
           </w:p>
         </w:tc>
@@ -5034,6 +6361,476 @@
                 <w:szCs w:val="17"/>
               </w:rPr>
               <w:t xml:space="preserve">4번 · 0:20</w:t>
+            </w:r>
+          </w:p>
+        </w:tc>
+      </w:tr>
+    </w:tbl>
+    <w:p/>
+    <w:p>
+      <w:r>
+        <w:rPr>
+          <w:rFonts w:ascii="Malgun Gothic" w:cs="Malgun Gothic" w:eastAsia="Malgun Gothic" w:hAnsi="Malgun Gothic"/>
+          <w:b/>
+          <w:bCs/>
+          <w:sz w:val="20"/>
+          <w:szCs w:val="20"/>
+        </w:rPr>
+        <w:t xml:space="preserve">C안 촬영 기법</w:t>
+      </w:r>
+    </w:p>
+    <w:tbl>
+      <w:tblPr>
+        <w:tblW w:type="dxa" w:w="14838"/>
+        <w:tblBorders>
+          <w:top w:val="single" w:color="auto" w:sz="4"/>
+          <w:left w:val="single" w:color="auto" w:sz="4"/>
+          <w:bottom w:val="single" w:color="auto" w:sz="4"/>
+          <w:right w:val="single" w:color="auto" w:sz="4"/>
+          <w:insideH w:val="single" w:color="auto" w:sz="4"/>
+          <w:insideV w:val="single" w:color="auto" w:sz="4"/>
+        </w:tblBorders>
+      </w:tblPr>
+      <w:tblGrid>
+        <w:gridCol w:w="1618"/>
+        <w:gridCol w:w="2428"/>
+        <w:gridCol w:w="10792"/>
+      </w:tblGrid>
+      <w:tr>
+        <w:trPr>
+          <w:tblHeader/>
+        </w:trPr>
+        <w:tc>
+          <w:tcPr>
+            <w:tcW w:type="dxa" w:w="1618"/>
+            <w:tcBorders>
+              <w:top w:val="single" w:color="BFBFBF" w:sz="4"/>
+              <w:left w:val="single" w:color="BFBFBF" w:sz="4"/>
+              <w:bottom w:val="single" w:color="BFBFBF" w:sz="4"/>
+              <w:right w:val="single" w:color="BFBFBF" w:sz="4"/>
+            </w:tcBorders>
+            <w:shd w:fill="F8E1EA" w:color="auto" w:val="clear"/>
+            <w:tcMar>
+              <w:top w:type="dxa" w:w="60"/>
+              <w:left w:type="dxa" w:w="100"/>
+              <w:bottom w:type="dxa" w:w="60"/>
+              <w:right w:type="dxa" w:w="100"/>
+            </w:tcMar>
+          </w:tcPr>
+          <w:p>
+            <w:r>
+              <w:rPr>
+                <w:rFonts w:ascii="Malgun Gothic" w:cs="Malgun Gothic" w:eastAsia="Malgun Gothic" w:hAnsi="Malgun Gothic"/>
+                <w:b/>
+                <w:bCs/>
+                <w:sz w:val="19"/>
+                <w:szCs w:val="19"/>
+              </w:rPr>
+              <w:t xml:space="preserve">장면</w:t>
+            </w:r>
+          </w:p>
+        </w:tc>
+        <w:tc>
+          <w:tcPr>
+            <w:tcW w:type="dxa" w:w="2428"/>
+            <w:tcBorders>
+              <w:top w:val="single" w:color="BFBFBF" w:sz="4"/>
+              <w:left w:val="single" w:color="BFBFBF" w:sz="4"/>
+              <w:bottom w:val="single" w:color="BFBFBF" w:sz="4"/>
+              <w:right w:val="single" w:color="BFBFBF" w:sz="4"/>
+            </w:tcBorders>
+            <w:shd w:fill="F8E1EA" w:color="auto" w:val="clear"/>
+            <w:tcMar>
+              <w:top w:type="dxa" w:w="60"/>
+              <w:left w:type="dxa" w:w="100"/>
+              <w:bottom w:type="dxa" w:w="60"/>
+              <w:right w:type="dxa" w:w="100"/>
+            </w:tcMar>
+          </w:tcPr>
+          <w:p>
+            <w:r>
+              <w:rPr>
+                <w:rFonts w:ascii="Malgun Gothic" w:cs="Malgun Gothic" w:eastAsia="Malgun Gothic" w:hAnsi="Malgun Gothic"/>
+                <w:b/>
+                <w:bCs/>
+                <w:sz w:val="19"/>
+                <w:szCs w:val="19"/>
+              </w:rPr>
+              <w:t xml:space="preserve">시간</w:t>
+            </w:r>
+          </w:p>
+        </w:tc>
+        <w:tc>
+          <w:tcPr>
+            <w:tcW w:type="dxa" w:w="10792"/>
+            <w:tcBorders>
+              <w:top w:val="single" w:color="BFBFBF" w:sz="4"/>
+              <w:left w:val="single" w:color="BFBFBF" w:sz="4"/>
+              <w:bottom w:val="single" w:color="BFBFBF" w:sz="4"/>
+              <w:right w:val="single" w:color="BFBFBF" w:sz="4"/>
+            </w:tcBorders>
+            <w:shd w:fill="F8E1EA" w:color="auto" w:val="clear"/>
+            <w:tcMar>
+              <w:top w:type="dxa" w:w="60"/>
+              <w:left w:type="dxa" w:w="100"/>
+              <w:bottom w:type="dxa" w:w="60"/>
+              <w:right w:type="dxa" w:w="100"/>
+            </w:tcMar>
+          </w:tcPr>
+          <w:p>
+            <w:r>
+              <w:rPr>
+                <w:rFonts w:ascii="Malgun Gothic" w:cs="Malgun Gothic" w:eastAsia="Malgun Gothic" w:hAnsi="Malgun Gothic"/>
+                <w:b/>
+                <w:bCs/>
+                <w:sz w:val="19"/>
+                <w:szCs w:val="19"/>
+              </w:rPr>
+              <w:t xml:space="preserve">촬영 기법 (샷·앵글 / 렌즈 / 무빙 / 조명 / 프레임)</w:t>
+            </w:r>
+          </w:p>
+        </w:tc>
+      </w:tr>
+      <w:tr>
+        <w:trPr>
+          <w:tblHeader w:val="false"/>
+        </w:trPr>
+        <w:tc>
+          <w:tcPr>
+            <w:tcW w:type="dxa" w:w="1618"/>
+            <w:tcBorders>
+              <w:top w:val="single" w:color="BFBFBF" w:sz="4"/>
+              <w:left w:val="single" w:color="BFBFBF" w:sz="4"/>
+              <w:bottom w:val="single" w:color="BFBFBF" w:sz="4"/>
+              <w:right w:val="single" w:color="BFBFBF" w:sz="4"/>
+            </w:tcBorders>
+            <w:tcMar>
+              <w:top w:type="dxa" w:w="60"/>
+              <w:left w:type="dxa" w:w="100"/>
+              <w:bottom w:type="dxa" w:w="60"/>
+              <w:right w:type="dxa" w:w="100"/>
+            </w:tcMar>
+          </w:tcPr>
+          <w:p>
+            <w:r>
+              <w:rPr>
+                <w:rFonts w:ascii="Malgun Gothic" w:cs="Malgun Gothic" w:eastAsia="Malgun Gothic" w:hAnsi="Malgun Gothic"/>
+                <w:sz w:val="19"/>
+                <w:szCs w:val="19"/>
+              </w:rPr>
+              <w:t xml:space="preserve">1번 주의</w:t>
+            </w:r>
+          </w:p>
+        </w:tc>
+        <w:tc>
+          <w:tcPr>
+            <w:tcW w:type="dxa" w:w="2428"/>
+            <w:tcBorders>
+              <w:top w:val="single" w:color="BFBFBF" w:sz="4"/>
+              <w:left w:val="single" w:color="BFBFBF" w:sz="4"/>
+              <w:bottom w:val="single" w:color="BFBFBF" w:sz="4"/>
+              <w:right w:val="single" w:color="BFBFBF" w:sz="4"/>
+            </w:tcBorders>
+            <w:tcMar>
+              <w:top w:type="dxa" w:w="60"/>
+              <w:left w:type="dxa" w:w="100"/>
+              <w:bottom w:type="dxa" w:w="60"/>
+              <w:right w:type="dxa" w:w="100"/>
+            </w:tcMar>
+          </w:tcPr>
+          <w:p>
+            <w:r>
+              <w:rPr>
+                <w:rFonts w:ascii="Malgun Gothic" w:cs="Malgun Gothic" w:eastAsia="Malgun Gothic" w:hAnsi="Malgun Gothic"/>
+                <w:sz w:val="19"/>
+                <w:szCs w:val="19"/>
+              </w:rPr>
+              <w:t xml:space="preserve">0:00–0:03</w:t>
+            </w:r>
+          </w:p>
+        </w:tc>
+        <w:tc>
+          <w:tcPr>
+            <w:tcW w:type="dxa" w:w="10792"/>
+            <w:tcBorders>
+              <w:top w:val="single" w:color="BFBFBF" w:sz="4"/>
+              <w:left w:val="single" w:color="BFBFBF" w:sz="4"/>
+              <w:bottom w:val="single" w:color="BFBFBF" w:sz="4"/>
+              <w:right w:val="single" w:color="BFBFBF" w:sz="4"/>
+            </w:tcBorders>
+            <w:tcMar>
+              <w:top w:type="dxa" w:w="60"/>
+              <w:left w:type="dxa" w:w="100"/>
+              <w:bottom w:type="dxa" w:w="60"/>
+              <w:right w:type="dxa" w:w="100"/>
+            </w:tcMar>
+          </w:tcPr>
+          <w:p>
+            <w:r>
+              <w:rPr>
+                <w:rFonts w:ascii="Malgun Gothic" w:cs="Malgun Gothic" w:eastAsia="Malgun Gothic" w:hAnsi="Malgun Gothic"/>
+                <w:sz w:val="19"/>
+                <w:szCs w:val="19"/>
+              </w:rPr>
+              <w:t xml:space="preserve">정면 고정(증명사진 구도) · 삼각대 위치를 바닥 테이프로 표시 · 같은 시간대·같은 창 자연광 · 화이트밸런스·노출 수동 고정 · DAY 7과 완전히 같은 조건</w:t>
+            </w:r>
+          </w:p>
+        </w:tc>
+      </w:tr>
+      <w:tr>
+        <w:trPr>
+          <w:tblHeader w:val="false"/>
+        </w:trPr>
+        <w:tc>
+          <w:tcPr>
+            <w:tcW w:type="dxa" w:w="1618"/>
+            <w:tcBorders>
+              <w:top w:val="single" w:color="BFBFBF" w:sz="4"/>
+              <w:left w:val="single" w:color="BFBFBF" w:sz="4"/>
+              <w:bottom w:val="single" w:color="BFBFBF" w:sz="4"/>
+              <w:right w:val="single" w:color="BFBFBF" w:sz="4"/>
+            </w:tcBorders>
+            <w:tcMar>
+              <w:top w:type="dxa" w:w="60"/>
+              <w:left w:type="dxa" w:w="100"/>
+              <w:bottom w:type="dxa" w:w="60"/>
+              <w:right w:type="dxa" w:w="100"/>
+            </w:tcMar>
+          </w:tcPr>
+          <w:p>
+            <w:r>
+              <w:rPr>
+                <w:rFonts w:ascii="Malgun Gothic" w:cs="Malgun Gothic" w:eastAsia="Malgun Gothic" w:hAnsi="Malgun Gothic"/>
+                <w:sz w:val="19"/>
+                <w:szCs w:val="19"/>
+              </w:rPr>
+              <w:t xml:space="preserve">2번 흥미</w:t>
+            </w:r>
+          </w:p>
+        </w:tc>
+        <w:tc>
+          <w:tcPr>
+            <w:tcW w:type="dxa" w:w="2428"/>
+            <w:tcBorders>
+              <w:top w:val="single" w:color="BFBFBF" w:sz="4"/>
+              <w:left w:val="single" w:color="BFBFBF" w:sz="4"/>
+              <w:bottom w:val="single" w:color="BFBFBF" w:sz="4"/>
+              <w:right w:val="single" w:color="BFBFBF" w:sz="4"/>
+            </w:tcBorders>
+            <w:tcMar>
+              <w:top w:type="dxa" w:w="60"/>
+              <w:left w:type="dxa" w:w="100"/>
+              <w:bottom w:type="dxa" w:w="60"/>
+              <w:right w:type="dxa" w:w="100"/>
+            </w:tcMar>
+          </w:tcPr>
+          <w:p>
+            <w:r>
+              <w:rPr>
+                <w:rFonts w:ascii="Malgun Gothic" w:cs="Malgun Gothic" w:eastAsia="Malgun Gothic" w:hAnsi="Malgun Gothic"/>
+                <w:sz w:val="19"/>
+                <w:szCs w:val="19"/>
+              </w:rPr>
+              <w:t xml:space="preserve">0:03–0:10</w:t>
+            </w:r>
+          </w:p>
+        </w:tc>
+        <w:tc>
+          <w:tcPr>
+            <w:tcW w:type="dxa" w:w="10792"/>
+            <w:tcBorders>
+              <w:top w:val="single" w:color="BFBFBF" w:sz="4"/>
+              <w:left w:val="single" w:color="BFBFBF" w:sz="4"/>
+              <w:bottom w:val="single" w:color="BFBFBF" w:sz="4"/>
+              <w:right w:val="single" w:color="BFBFBF" w:sz="4"/>
+            </w:tcBorders>
+            <w:tcMar>
+              <w:top w:type="dxa" w:w="60"/>
+              <w:left w:type="dxa" w:w="100"/>
+              <w:bottom w:type="dxa" w:w="60"/>
+              <w:right w:type="dxa" w:w="100"/>
+            </w:tcMar>
+          </w:tcPr>
+          <w:p>
+            <w:r>
+              <w:rPr>
+                <w:rFonts w:ascii="Malgun Gothic" w:cs="Malgun Gothic" w:eastAsia="Malgun Gothic" w:hAnsi="Malgun Gothic"/>
+                <w:sz w:val="19"/>
+                <w:szCs w:val="19"/>
+              </w:rPr>
+              <w:t xml:space="preserve">거울 앞 핸드헬드 시점샷 · 0.5~1초 빠른 컷 · 손바닥 클로즈업 2x · 아침(자연광)/저녁(실내등) 조명 차이를 그대로 · 30fps</w:t>
+            </w:r>
+          </w:p>
+        </w:tc>
+      </w:tr>
+      <w:tr>
+        <w:trPr>
+          <w:tblHeader w:val="false"/>
+        </w:trPr>
+        <w:tc>
+          <w:tcPr>
+            <w:tcW w:type="dxa" w:w="1618"/>
+            <w:tcBorders>
+              <w:top w:val="single" w:color="BFBFBF" w:sz="4"/>
+              <w:left w:val="single" w:color="BFBFBF" w:sz="4"/>
+              <w:bottom w:val="single" w:color="BFBFBF" w:sz="4"/>
+              <w:right w:val="single" w:color="BFBFBF" w:sz="4"/>
+            </w:tcBorders>
+            <w:tcMar>
+              <w:top w:type="dxa" w:w="60"/>
+              <w:left w:type="dxa" w:w="100"/>
+              <w:bottom w:type="dxa" w:w="60"/>
+              <w:right w:type="dxa" w:w="100"/>
+            </w:tcMar>
+          </w:tcPr>
+          <w:p>
+            <w:r>
+              <w:rPr>
+                <w:rFonts w:ascii="Malgun Gothic" w:cs="Malgun Gothic" w:eastAsia="Malgun Gothic" w:hAnsi="Malgun Gothic"/>
+                <w:sz w:val="19"/>
+                <w:szCs w:val="19"/>
+              </w:rPr>
+              <w:t xml:space="preserve">3번 욕망</w:t>
+            </w:r>
+          </w:p>
+        </w:tc>
+        <w:tc>
+          <w:tcPr>
+            <w:tcW w:type="dxa" w:w="2428"/>
+            <w:tcBorders>
+              <w:top w:val="single" w:color="BFBFBF" w:sz="4"/>
+              <w:left w:val="single" w:color="BFBFBF" w:sz="4"/>
+              <w:bottom w:val="single" w:color="BFBFBF" w:sz="4"/>
+              <w:right w:val="single" w:color="BFBFBF" w:sz="4"/>
+            </w:tcBorders>
+            <w:tcMar>
+              <w:top w:type="dxa" w:w="60"/>
+              <w:left w:type="dxa" w:w="100"/>
+              <w:bottom w:type="dxa" w:w="60"/>
+              <w:right w:type="dxa" w:w="100"/>
+            </w:tcMar>
+          </w:tcPr>
+          <w:p>
+            <w:r>
+              <w:rPr>
+                <w:rFonts w:ascii="Malgun Gothic" w:cs="Malgun Gothic" w:eastAsia="Malgun Gothic" w:hAnsi="Malgun Gothic"/>
+                <w:sz w:val="19"/>
+                <w:szCs w:val="19"/>
+              </w:rPr>
+              <w:t xml:space="preserve">0:10–0:20</w:t>
+            </w:r>
+          </w:p>
+        </w:tc>
+        <w:tc>
+          <w:tcPr>
+            <w:tcW w:type="dxa" w:w="10792"/>
+            <w:tcBorders>
+              <w:top w:val="single" w:color="BFBFBF" w:sz="4"/>
+              <w:left w:val="single" w:color="BFBFBF" w:sz="4"/>
+              <w:bottom w:val="single" w:color="BFBFBF" w:sz="4"/>
+              <w:right w:val="single" w:color="BFBFBF" w:sz="4"/>
+            </w:tcBorders>
+            <w:tcMar>
+              <w:top w:type="dxa" w:w="60"/>
+              <w:left w:type="dxa" w:w="100"/>
+              <w:bottom w:type="dxa" w:w="60"/>
+              <w:right w:type="dxa" w:w="100"/>
+            </w:tcMar>
+          </w:tcPr>
+          <w:p>
+            <w:r>
+              <w:rPr>
+                <w:rFonts w:ascii="Malgun Gothic" w:cs="Malgun Gothic" w:eastAsia="Malgun Gothic" w:hAnsi="Malgun Gothic"/>
+                <w:sz w:val="19"/>
+                <w:szCs w:val="19"/>
+              </w:rPr>
+              <w:t xml:space="preserve">C1과 같은 표시 위치·시간대·노출·화이트밸런스 · 정면 고정 · 보정·필터 금지 · 30fps</w:t>
+            </w:r>
+          </w:p>
+        </w:tc>
+      </w:tr>
+      <w:tr>
+        <w:trPr>
+          <w:tblHeader w:val="false"/>
+        </w:trPr>
+        <w:tc>
+          <w:tcPr>
+            <w:tcW w:type="dxa" w:w="1618"/>
+            <w:tcBorders>
+              <w:top w:val="single" w:color="BFBFBF" w:sz="4"/>
+              <w:left w:val="single" w:color="BFBFBF" w:sz="4"/>
+              <w:bottom w:val="single" w:color="BFBFBF" w:sz="4"/>
+              <w:right w:val="single" w:color="BFBFBF" w:sz="4"/>
+            </w:tcBorders>
+            <w:tcMar>
+              <w:top w:type="dxa" w:w="60"/>
+              <w:left w:type="dxa" w:w="100"/>
+              <w:bottom w:type="dxa" w:w="60"/>
+              <w:right w:type="dxa" w:w="100"/>
+            </w:tcMar>
+          </w:tcPr>
+          <w:p>
+            <w:r>
+              <w:rPr>
+                <w:rFonts w:ascii="Malgun Gothic" w:cs="Malgun Gothic" w:eastAsia="Malgun Gothic" w:hAnsi="Malgun Gothic"/>
+                <w:sz w:val="19"/>
+                <w:szCs w:val="19"/>
+              </w:rPr>
+              <w:t xml:space="preserve">4번 행동</w:t>
+            </w:r>
+          </w:p>
+        </w:tc>
+        <w:tc>
+          <w:tcPr>
+            <w:tcW w:type="dxa" w:w="2428"/>
+            <w:tcBorders>
+              <w:top w:val="single" w:color="BFBFBF" w:sz="4"/>
+              <w:left w:val="single" w:color="BFBFBF" w:sz="4"/>
+              <w:bottom w:val="single" w:color="BFBFBF" w:sz="4"/>
+              <w:right w:val="single" w:color="BFBFBF" w:sz="4"/>
+            </w:tcBorders>
+            <w:tcMar>
+              <w:top w:type="dxa" w:w="60"/>
+              <w:left w:type="dxa" w:w="100"/>
+              <w:bottom w:type="dxa" w:w="60"/>
+              <w:right w:type="dxa" w:w="100"/>
+            </w:tcMar>
+          </w:tcPr>
+          <w:p>
+            <w:r>
+              <w:rPr>
+                <w:rFonts w:ascii="Malgun Gothic" w:cs="Malgun Gothic" w:eastAsia="Malgun Gothic" w:hAnsi="Malgun Gothic"/>
+                <w:sz w:val="19"/>
+                <w:szCs w:val="19"/>
+              </w:rPr>
+              <w:t xml:space="preserve">0:20–0:25</w:t>
+            </w:r>
+          </w:p>
+        </w:tc>
+        <w:tc>
+          <w:tcPr>
+            <w:tcW w:type="dxa" w:w="10792"/>
+            <w:tcBorders>
+              <w:top w:val="single" w:color="BFBFBF" w:sz="4"/>
+              <w:left w:val="single" w:color="BFBFBF" w:sz="4"/>
+              <w:bottom w:val="single" w:color="BFBFBF" w:sz="4"/>
+              <w:right w:val="single" w:color="BFBFBF" w:sz="4"/>
+            </w:tcBorders>
+            <w:tcMar>
+              <w:top w:type="dxa" w:w="60"/>
+              <w:left w:type="dxa" w:w="100"/>
+              <w:bottom w:type="dxa" w:w="60"/>
+              <w:right w:type="dxa" w:w="100"/>
+            </w:tcMar>
+          </w:tcPr>
+          <w:p>
+            <w:r>
+              <w:rPr>
+                <w:rFonts w:ascii="Malgun Gothic" w:cs="Malgun Gothic" w:eastAsia="Malgun Gothic" w:hAnsi="Malgun Gothic"/>
+                <w:sz w:val="19"/>
+                <w:szCs w:val="19"/>
+              </w:rPr>
+              <w:t xml:space="preserve">바스트샷 · 정면 · 제품 들고 웃는 얼굴 · 링라이트 · 마지막 1.5초 정지 화면 · 30fps</w:t>
             </w:r>
           </w:p>
         </w:tc>

--- a/docs/beauty-shorts/shinjh-serum-01_납품대본.docx
+++ b/docs/beauty-shorts/shinjh-serum-01_납품대본.docx
@@ -1083,6 +1083,803 @@
           <w:szCs w:val="20"/>
         </w:rPr>
         <w:t xml:space="preserve">이 포스팅은 쿠팡 파트너스 활동의 일환으로, 이에 따른 일정액의 수수료를 제공받습니다.</w:t>
+      </w:r>
+    </w:p>
+    <w:p>
+      <w:r>
+        <w:rPr>
+          <w:rFonts w:ascii="Malgun Gothic" w:cs="Malgun Gothic" w:eastAsia="Malgun Gothic" w:hAnsi="Malgun Gothic"/>
+          <w:sz w:val="20"/>
+          <w:szCs w:val="20"/>
+        </w:rPr>
+        <w:t xml:space="preserve">### AI 모델로 제작할 때 (추가 규칙)</w:t>
+      </w:r>
+    </w:p>
+    <w:p>
+      <w:pPr>
+        <w:pStyle w:val="ListParagraph"/>
+        <w:numPr>
+          <w:ilvl w:val="0"/>
+          <w:numId w:val="2"/>
+        </w:numPr>
+      </w:pPr>
+      <w:r>
+        <w:rPr>
+          <w:rFonts w:ascii="Malgun Gothic" w:cs="Malgun Gothic" w:eastAsia="Malgun Gothic" w:hAnsi="Malgun Gothic"/>
+          <w:sz w:val="20"/>
+          <w:szCs w:val="20"/>
+        </w:rPr>
+        <w:t xml:space="preserve">첫 화면 </w:t>
+      </w:r>
+      <w:r>
+        <w:rPr>
+          <w:rFonts w:ascii="Consolas" w:cs="Consolas" w:eastAsia="Consolas" w:hAnsi="Consolas"/>
+          <w:color w:val="C2185B"/>
+          <w:sz w:val="20"/>
+          <w:szCs w:val="20"/>
+        </w:rPr>
+        <w:t xml:space="preserve">유료광고 포함</w:t>
+      </w:r>
+      <w:r>
+        <w:rPr>
+          <w:rFonts w:ascii="Malgun Gothic" w:cs="Malgun Gothic" w:eastAsia="Malgun Gothic" w:hAnsi="Malgun Gothic"/>
+          <w:sz w:val="20"/>
+          <w:szCs w:val="20"/>
+        </w:rPr>
+        <w:t xml:space="preserve"> 옆에 </w:t>
+      </w:r>
+      <w:r>
+        <w:rPr>
+          <w:rFonts w:ascii="Consolas" w:cs="Consolas" w:eastAsia="Consolas" w:hAnsi="Consolas"/>
+          <w:color w:val="C2185B"/>
+          <w:sz w:val="20"/>
+          <w:szCs w:val="20"/>
+        </w:rPr>
+        <w:t xml:space="preserve">AI 가상 모델</w:t>
+      </w:r>
+      <w:r>
+        <w:rPr>
+          <w:rFonts w:ascii="Malgun Gothic" w:cs="Malgun Gothic" w:eastAsia="Malgun Gothic" w:hAnsi="Malgun Gothic"/>
+          <w:sz w:val="20"/>
+          <w:szCs w:val="20"/>
+        </w:rPr>
+        <w:t xml:space="preserve"> 표기, 설명란에 "AI로 만든 가상 인물이 출연합니다". 업로드 시 플랫폼 AI 라벨(유튜브 '변경되거나 합성된 콘텐츠', 틱톡 'AI 생성 콘텐츠', 인스타그램 'AI 정보')도 켠다. AI 생성 광고 표시 의무화가 추진 중이므로 납품 시점 기준을 확인한다.</w:t>
+      </w:r>
+    </w:p>
+    <w:p>
+      <w:pPr>
+        <w:pStyle w:val="ListParagraph"/>
+        <w:numPr>
+          <w:ilvl w:val="0"/>
+          <w:numId w:val="2"/>
+        </w:numPr>
+      </w:pPr>
+      <w:r>
+        <w:rPr>
+          <w:rFonts w:ascii="Malgun Gothic" w:cs="Malgun Gothic" w:eastAsia="Malgun Gothic" w:hAnsi="Malgun Gothic"/>
+          <w:sz w:val="20"/>
+          <w:szCs w:val="20"/>
+        </w:rPr>
+        <w:t xml:space="preserve">AI 모델은 실제 사용자가 아니다. "써봤어요·일주일 써보니·인생템" 같은 사용 경험 내레이션 대신 "이렇게 발라요" 시연형으로. C안(1주 기록)은 AI 모델로 만들 수 없다.</w:t>
+      </w:r>
+    </w:p>
+    <w:p>
+      <w:pPr>
+        <w:pStyle w:val="ListParagraph"/>
+        <w:numPr>
+          <w:ilvl w:val="0"/>
+          <w:numId w:val="2"/>
+        </w:numPr>
+      </w:pPr>
+      <w:r>
+        <w:rPr>
+          <w:rFonts w:ascii="Malgun Gothic" w:cs="Malgun Gothic" w:eastAsia="Malgun Gothic" w:hAnsi="Malgun Gothic"/>
+          <w:sz w:val="20"/>
+          <w:szCs w:val="20"/>
+        </w:rPr>
+        <w:t xml:space="preserve">제형·발색·커버·지속·백탁처럼 제품 성능이 보이는 장면은 실제 제품을 실제로 촬영해 합성한다(스튜디오의 </w:t>
+      </w:r>
+      <w:r>
+        <w:rPr>
+          <w:rFonts w:ascii="Consolas" w:cs="Consolas" w:eastAsia="Consolas" w:hAnsi="Consolas"/>
+          <w:color w:val="C2185B"/>
+          <w:sz w:val="20"/>
+          <w:szCs w:val="20"/>
+        </w:rPr>
+        <w:t xml:space="preserve">[실촬영]</w:t>
+      </w:r>
+      <w:r>
+        <w:rPr>
+          <w:rFonts w:ascii="Malgun Gothic" w:cs="Malgun Gothic" w:eastAsia="Malgun Gothic" w:hAnsi="Malgun Gothic"/>
+          <w:sz w:val="20"/>
+          <w:szCs w:val="20"/>
+        </w:rPr>
+        <w:t xml:space="preserve"> 표시). AI가 만든 효과를 실제 효과처럼 쓰면 기만 광고다. 전후 비교도 AI로 만들지 않는다.</w:t>
+      </w:r>
+    </w:p>
+    <w:p>
+      <w:pPr>
+        <w:pStyle w:val="ListParagraph"/>
+        <w:numPr>
+          <w:ilvl w:val="0"/>
+          <w:numId w:val="2"/>
+        </w:numPr>
+      </w:pPr>
+      <w:r>
+        <w:rPr>
+          <w:rFonts w:ascii="Malgun Gothic" w:cs="Malgun Gothic" w:eastAsia="Malgun Gothic" w:hAnsi="Malgun Gothic"/>
+          <w:sz w:val="20"/>
+          <w:szCs w:val="20"/>
+        </w:rPr>
+        <w:t xml:space="preserve">제품은 실제 제품 사진을 그대로 쓰고, AI가 라벨 글자·용기 모양·색을 바꾸지 않았는지 확대해서 확인한다. 색조는 화면 색과 실물 스와치를 대조한다.</w:t>
+      </w:r>
+    </w:p>
+    <w:p>
+      <w:pPr>
+        <w:pStyle w:val="ListParagraph"/>
+        <w:numPr>
+          <w:ilvl w:val="0"/>
+          <w:numId w:val="2"/>
+        </w:numPr>
+      </w:pPr>
+      <w:r>
+        <w:rPr>
+          <w:rFonts w:ascii="Malgun Gothic" w:cs="Malgun Gothic" w:eastAsia="Malgun Gothic" w:hAnsi="Malgun Gothic"/>
+          <w:sz w:val="20"/>
+          <w:szCs w:val="20"/>
+        </w:rPr>
+        <w:t xml:space="preserve">손가락 개수·손 모양·눈동자·치아·머리카락 경계가 이상한 프레임은 삭제. 같은 얼굴(Soul ID) 유지, 실존 인물과 닮게 만들지 않기.</w:t>
+      </w:r>
+    </w:p>
+    <w:p>
+      <w:pPr>
+        <w:pStyle w:val="ListParagraph"/>
+        <w:numPr>
+          <w:ilvl w:val="0"/>
+          <w:numId w:val="2"/>
+        </w:numPr>
+      </w:pPr>
+      <w:r>
+        <w:rPr>
+          <w:rFonts w:ascii="Malgun Gothic" w:cs="Malgun Gothic" w:eastAsia="Malgun Gothic" w:hAnsi="Malgun Gothic"/>
+          <w:sz w:val="20"/>
+          <w:szCs w:val="20"/>
+        </w:rPr>
+        <w:t xml:space="preserve">전문가형 대본도 AI 모델이 의사·약사·피부 전문가를 자처하지 않는다(가운·자격 언급 금지).</w:t>
+      </w:r>
+    </w:p>
+    <w:p>
+      <w:r>
+        <w:rPr>
+          <w:rFonts w:ascii="Malgun Gothic" w:cs="Malgun Gothic" w:eastAsia="Malgun Gothic" w:hAnsi="Malgun Gothic"/>
+          <w:sz w:val="20"/>
+          <w:szCs w:val="20"/>
+        </w:rPr>
+        <w:t xml:space="preserve">### 제품 유형별 대본 5종 (스튜디오 "제품 유형으로 대본 만들기")</w:t>
+      </w:r>
+    </w:p>
+    <w:p>
+      <w:r>
+        <w:rPr>
+          <w:rFonts w:ascii="Malgun Gothic" w:cs="Malgun Gothic" w:eastAsia="Malgun Gothic" w:hAnsi="Malgun Gothic"/>
+          <w:sz w:val="20"/>
+          <w:szCs w:val="20"/>
+        </w:rPr>
+        <w:t xml:space="preserve">제품 유형 8종(기초 스킨케어·기능성·선케어·베이스·립·아이·치크/하이라이터/셰이딩·클렌징)과 길이(15·25·50초)를 고르면 아래 5종 대본(G1~G5)이 한 번에 만들어진다. 모든 대본은 </w:t>
+      </w:r>
+      <w:r>
+        <w:rPr>
+          <w:rFonts w:ascii="Malgun Gothic" w:cs="Malgun Gothic" w:eastAsia="Malgun Gothic" w:hAnsi="Malgun Gothic"/>
+          <w:b/>
+          <w:bCs/>
+          <w:sz w:val="20"/>
+          <w:szCs w:val="20"/>
+        </w:rPr>
+        <w:t xml:space="preserve">0~2초 후킹 → 바로 제품 → 제형·테스트 → 화장법 단계별 영상 컷 → 결과 → 링크</w:t>
+      </w:r>
+      <w:r>
+        <w:rPr>
+          <w:rFonts w:ascii="Malgun Gothic" w:cs="Malgun Gothic" w:eastAsia="Malgun Gothic" w:hAnsi="Malgun Gothic"/>
+          <w:sz w:val="20"/>
+          <w:szCs w:val="20"/>
+        </w:rPr>
+        <w:t xml:space="preserve"> 순서다.</w:t>
+      </w:r>
+    </w:p>
+    <w:tbl>
+      <w:tblPr>
+        <w:tblW w:type="dxa" w:w="14838"/>
+        <w:tblBorders>
+          <w:top w:val="single" w:color="auto" w:sz="4"/>
+          <w:left w:val="single" w:color="auto" w:sz="4"/>
+          <w:bottom w:val="single" w:color="auto" w:sz="4"/>
+          <w:right w:val="single" w:color="auto" w:sz="4"/>
+          <w:insideH w:val="single" w:color="auto" w:sz="4"/>
+          <w:insideV w:val="single" w:color="auto" w:sz="4"/>
+        </w:tblBorders>
+      </w:tblPr>
+      <w:tblGrid>
+        <w:gridCol w:w="2428"/>
+        <w:gridCol w:w="8363"/>
+        <w:gridCol w:w="4047"/>
+      </w:tblGrid>
+      <w:tr>
+        <w:trPr>
+          <w:tblHeader/>
+        </w:trPr>
+        <w:tc>
+          <w:tcPr>
+            <w:tcW w:type="dxa" w:w="2428"/>
+            <w:tcBorders>
+              <w:top w:val="single" w:color="BFBFBF" w:sz="4"/>
+              <w:left w:val="single" w:color="BFBFBF" w:sz="4"/>
+              <w:bottom w:val="single" w:color="BFBFBF" w:sz="4"/>
+              <w:right w:val="single" w:color="BFBFBF" w:sz="4"/>
+            </w:tcBorders>
+            <w:shd w:fill="F8E1EA" w:color="auto" w:val="clear"/>
+            <w:tcMar>
+              <w:top w:type="dxa" w:w="60"/>
+              <w:left w:type="dxa" w:w="100"/>
+              <w:bottom w:type="dxa" w:w="60"/>
+              <w:right w:type="dxa" w:w="100"/>
+            </w:tcMar>
+          </w:tcPr>
+          <w:p>
+            <w:r>
+              <w:rPr>
+                <w:rFonts w:ascii="Malgun Gothic" w:cs="Malgun Gothic" w:eastAsia="Malgun Gothic" w:hAnsi="Malgun Gothic"/>
+                <w:b/>
+                <w:bCs/>
+                <w:sz w:val="19"/>
+                <w:szCs w:val="19"/>
+              </w:rPr>
+              <w:t xml:space="preserve">유형</w:t>
+            </w:r>
+          </w:p>
+        </w:tc>
+        <w:tc>
+          <w:tcPr>
+            <w:tcW w:type="dxa" w:w="8363"/>
+            <w:tcBorders>
+              <w:top w:val="single" w:color="BFBFBF" w:sz="4"/>
+              <w:left w:val="single" w:color="BFBFBF" w:sz="4"/>
+              <w:bottom w:val="single" w:color="BFBFBF" w:sz="4"/>
+              <w:right w:val="single" w:color="BFBFBF" w:sz="4"/>
+            </w:tcBorders>
+            <w:shd w:fill="F8E1EA" w:color="auto" w:val="clear"/>
+            <w:tcMar>
+              <w:top w:type="dxa" w:w="60"/>
+              <w:left w:type="dxa" w:w="100"/>
+              <w:bottom w:type="dxa" w:w="60"/>
+              <w:right w:type="dxa" w:w="100"/>
+            </w:tcMar>
+          </w:tcPr>
+          <w:p>
+            <w:r>
+              <w:rPr>
+                <w:rFonts w:ascii="Malgun Gothic" w:cs="Malgun Gothic" w:eastAsia="Malgun Gothic" w:hAnsi="Malgun Gothic"/>
+                <w:b/>
+                <w:bCs/>
+                <w:sz w:val="19"/>
+                <w:szCs w:val="19"/>
+              </w:rPr>
+              <w:t xml:space="preserve">0~2초 후킹</w:t>
+            </w:r>
+          </w:p>
+        </w:tc>
+        <w:tc>
+          <w:tcPr>
+            <w:tcW w:type="dxa" w:w="4047"/>
+            <w:tcBorders>
+              <w:top w:val="single" w:color="BFBFBF" w:sz="4"/>
+              <w:left w:val="single" w:color="BFBFBF" w:sz="4"/>
+              <w:bottom w:val="single" w:color="BFBFBF" w:sz="4"/>
+              <w:right w:val="single" w:color="BFBFBF" w:sz="4"/>
+            </w:tcBorders>
+            <w:shd w:fill="F8E1EA" w:color="auto" w:val="clear"/>
+            <w:tcMar>
+              <w:top w:type="dxa" w:w="60"/>
+              <w:left w:type="dxa" w:w="100"/>
+              <w:bottom w:type="dxa" w:w="60"/>
+              <w:right w:type="dxa" w:w="100"/>
+            </w:tcMar>
+          </w:tcPr>
+          <w:p>
+            <w:r>
+              <w:rPr>
+                <w:rFonts w:ascii="Malgun Gothic" w:cs="Malgun Gothic" w:eastAsia="Malgun Gothic" w:hAnsi="Malgun Gothic"/>
+                <w:b/>
+                <w:bCs/>
+                <w:sz w:val="19"/>
+                <w:szCs w:val="19"/>
+              </w:rPr>
+              <w:t xml:space="preserve">링크 멘트</w:t>
+            </w:r>
+          </w:p>
+        </w:tc>
+      </w:tr>
+      <w:tr>
+        <w:trPr>
+          <w:tblHeader w:val="false"/>
+        </w:trPr>
+        <w:tc>
+          <w:tcPr>
+            <w:tcW w:type="dxa" w:w="2428"/>
+            <w:tcBorders>
+              <w:top w:val="single" w:color="BFBFBF" w:sz="4"/>
+              <w:left w:val="single" w:color="BFBFBF" w:sz="4"/>
+              <w:bottom w:val="single" w:color="BFBFBF" w:sz="4"/>
+              <w:right w:val="single" w:color="BFBFBF" w:sz="4"/>
+            </w:tcBorders>
+            <w:tcMar>
+              <w:top w:type="dxa" w:w="60"/>
+              <w:left w:type="dxa" w:w="100"/>
+              <w:bottom w:type="dxa" w:w="60"/>
+              <w:right w:type="dxa" w:w="100"/>
+            </w:tcMar>
+          </w:tcPr>
+          <w:p>
+            <w:r>
+              <w:rPr>
+                <w:rFonts w:ascii="Malgun Gothic" w:cs="Malgun Gothic" w:eastAsia="Malgun Gothic" w:hAnsi="Malgun Gothic"/>
+                <w:sz w:val="19"/>
+                <w:szCs w:val="19"/>
+              </w:rPr>
+              <w:t xml:space="preserve">G1 욕망형</w:t>
+            </w:r>
+          </w:p>
+        </w:tc>
+        <w:tc>
+          <w:tcPr>
+            <w:tcW w:type="dxa" w:w="8363"/>
+            <w:tcBorders>
+              <w:top w:val="single" w:color="BFBFBF" w:sz="4"/>
+              <w:left w:val="single" w:color="BFBFBF" w:sz="4"/>
+              <w:bottom w:val="single" w:color="BFBFBF" w:sz="4"/>
+              <w:right w:val="single" w:color="BFBFBF" w:sz="4"/>
+            </w:tcBorders>
+            <w:tcMar>
+              <w:top w:type="dxa" w:w="60"/>
+              <w:left w:type="dxa" w:w="100"/>
+              <w:bottom w:type="dxa" w:w="60"/>
+              <w:right w:type="dxa" w:w="100"/>
+            </w:tcMar>
+          </w:tcPr>
+          <w:p>
+            <w:r>
+              <w:rPr>
+                <w:rFonts w:ascii="Malgun Gothic" w:cs="Malgun Gothic" w:eastAsia="Malgun Gothic" w:hAnsi="Malgun Gothic"/>
+                <w:sz w:val="19"/>
+                <w:szCs w:val="19"/>
+              </w:rPr>
+              <w:t xml:space="preserve">결과(윤기·발색)를 먼저 보여줘 "나도 저렇게" 욕구</w:t>
+            </w:r>
+          </w:p>
+        </w:tc>
+        <w:tc>
+          <w:tcPr>
+            <w:tcW w:type="dxa" w:w="4047"/>
+            <w:tcBorders>
+              <w:top w:val="single" w:color="BFBFBF" w:sz="4"/>
+              <w:left w:val="single" w:color="BFBFBF" w:sz="4"/>
+              <w:bottom w:val="single" w:color="BFBFBF" w:sz="4"/>
+              <w:right w:val="single" w:color="BFBFBF" w:sz="4"/>
+            </w:tcBorders>
+            <w:tcMar>
+              <w:top w:type="dxa" w:w="60"/>
+              <w:left w:type="dxa" w:w="100"/>
+              <w:bottom w:type="dxa" w:w="60"/>
+              <w:right w:type="dxa" w:w="100"/>
+            </w:tcMar>
+          </w:tcPr>
+          <w:p>
+            <w:r>
+              <w:rPr>
+                <w:rFonts w:ascii="Malgun Gothic" w:cs="Malgun Gothic" w:eastAsia="Malgun Gothic" w:hAnsi="Malgun Gothic"/>
+                <w:sz w:val="19"/>
+                <w:szCs w:val="19"/>
+              </w:rPr>
+              <w:t xml:space="preserve">이 느낌 원하면 프로필 링크</w:t>
+            </w:r>
+          </w:p>
+        </w:tc>
+      </w:tr>
+      <w:tr>
+        <w:trPr>
+          <w:tblHeader w:val="false"/>
+        </w:trPr>
+        <w:tc>
+          <w:tcPr>
+            <w:tcW w:type="dxa" w:w="2428"/>
+            <w:tcBorders>
+              <w:top w:val="single" w:color="BFBFBF" w:sz="4"/>
+              <w:left w:val="single" w:color="BFBFBF" w:sz="4"/>
+              <w:bottom w:val="single" w:color="BFBFBF" w:sz="4"/>
+              <w:right w:val="single" w:color="BFBFBF" w:sz="4"/>
+            </w:tcBorders>
+            <w:tcMar>
+              <w:top w:type="dxa" w:w="60"/>
+              <w:left w:type="dxa" w:w="100"/>
+              <w:bottom w:type="dxa" w:w="60"/>
+              <w:right w:type="dxa" w:w="100"/>
+            </w:tcMar>
+          </w:tcPr>
+          <w:p>
+            <w:r>
+              <w:rPr>
+                <w:rFonts w:ascii="Malgun Gothic" w:cs="Malgun Gothic" w:eastAsia="Malgun Gothic" w:hAnsi="Malgun Gothic"/>
+                <w:sz w:val="19"/>
+                <w:szCs w:val="19"/>
+              </w:rPr>
+              <w:t xml:space="preserve">G2 피해·불편형</w:t>
+            </w:r>
+          </w:p>
+        </w:tc>
+        <w:tc>
+          <w:tcPr>
+            <w:tcW w:type="dxa" w:w="8363"/>
+            <w:tcBorders>
+              <w:top w:val="single" w:color="BFBFBF" w:sz="4"/>
+              <w:left w:val="single" w:color="BFBFBF" w:sz="4"/>
+              <w:bottom w:val="single" w:color="BFBFBF" w:sz="4"/>
+              <w:right w:val="single" w:color="BFBFBF" w:sz="4"/>
+            </w:tcBorders>
+            <w:tcMar>
+              <w:top w:type="dxa" w:w="60"/>
+              <w:left w:type="dxa" w:w="100"/>
+              <w:bottom w:type="dxa" w:w="60"/>
+              <w:right w:type="dxa" w:w="100"/>
+            </w:tcMar>
+          </w:tcPr>
+          <w:p>
+            <w:r>
+              <w:rPr>
+                <w:rFonts w:ascii="Malgun Gothic" w:cs="Malgun Gothic" w:eastAsia="Malgun Gothic" w:hAnsi="Malgun Gothic"/>
+                <w:sz w:val="19"/>
+                <w:szCs w:val="19"/>
+              </w:rPr>
+              <w:t xml:space="preserve">사용 전 불편한 점(오염·마스크 묻어남·백탁·번짐·얼룩)</w:t>
+            </w:r>
+          </w:p>
+        </w:tc>
+        <w:tc>
+          <w:tcPr>
+            <w:tcW w:type="dxa" w:w="4047"/>
+            <w:tcBorders>
+              <w:top w:val="single" w:color="BFBFBF" w:sz="4"/>
+              <w:left w:val="single" w:color="BFBFBF" w:sz="4"/>
+              <w:bottom w:val="single" w:color="BFBFBF" w:sz="4"/>
+              <w:right w:val="single" w:color="BFBFBF" w:sz="4"/>
+            </w:tcBorders>
+            <w:tcMar>
+              <w:top w:type="dxa" w:w="60"/>
+              <w:left w:type="dxa" w:w="100"/>
+              <w:bottom w:type="dxa" w:w="60"/>
+              <w:right w:type="dxa" w:w="100"/>
+            </w:tcMar>
+          </w:tcPr>
+          <w:p>
+            <w:r>
+              <w:rPr>
+                <w:rFonts w:ascii="Malgun Gothic" w:cs="Malgun Gothic" w:eastAsia="Malgun Gothic" w:hAnsi="Malgun Gothic"/>
+                <w:sz w:val="19"/>
+                <w:szCs w:val="19"/>
+              </w:rPr>
+              <w:t xml:space="preserve">같은 고민이면 프로필 링크</w:t>
+            </w:r>
+          </w:p>
+        </w:tc>
+      </w:tr>
+      <w:tr>
+        <w:trPr>
+          <w:tblHeader w:val="false"/>
+        </w:trPr>
+        <w:tc>
+          <w:tcPr>
+            <w:tcW w:type="dxa" w:w="2428"/>
+            <w:tcBorders>
+              <w:top w:val="single" w:color="BFBFBF" w:sz="4"/>
+              <w:left w:val="single" w:color="BFBFBF" w:sz="4"/>
+              <w:bottom w:val="single" w:color="BFBFBF" w:sz="4"/>
+              <w:right w:val="single" w:color="BFBFBF" w:sz="4"/>
+            </w:tcBorders>
+            <w:tcMar>
+              <w:top w:type="dxa" w:w="60"/>
+              <w:left w:type="dxa" w:w="100"/>
+              <w:bottom w:type="dxa" w:w="60"/>
+              <w:right w:type="dxa" w:w="100"/>
+            </w:tcMar>
+          </w:tcPr>
+          <w:p>
+            <w:r>
+              <w:rPr>
+                <w:rFonts w:ascii="Malgun Gothic" w:cs="Malgun Gothic" w:eastAsia="Malgun Gothic" w:hAnsi="Malgun Gothic"/>
+                <w:sz w:val="19"/>
+                <w:szCs w:val="19"/>
+              </w:rPr>
+              <w:t xml:space="preserve">G3 전문가형</w:t>
+            </w:r>
+          </w:p>
+        </w:tc>
+        <w:tc>
+          <w:tcPr>
+            <w:tcW w:type="dxa" w:w="8363"/>
+            <w:tcBorders>
+              <w:top w:val="single" w:color="BFBFBF" w:sz="4"/>
+              <w:left w:val="single" w:color="BFBFBF" w:sz="4"/>
+              <w:bottom w:val="single" w:color="BFBFBF" w:sz="4"/>
+              <w:right w:val="single" w:color="BFBFBF" w:sz="4"/>
+            </w:tcBorders>
+            <w:tcMar>
+              <w:top w:type="dxa" w:w="60"/>
+              <w:left w:type="dxa" w:w="100"/>
+              <w:bottom w:type="dxa" w:w="60"/>
+              <w:right w:type="dxa" w:w="100"/>
+            </w:tcMar>
+          </w:tcPr>
+          <w:p>
+            <w:r>
+              <w:rPr>
+                <w:rFonts w:ascii="Malgun Gothic" w:cs="Malgun Gothic" w:eastAsia="Malgun Gothic" w:hAnsi="Malgun Gothic"/>
+                <w:sz w:val="19"/>
+                <w:szCs w:val="19"/>
+              </w:rPr>
+              <w:t xml:space="preserve">"이 순서만 기억하세요" 정보 선언 (자격 자처 금지)</w:t>
+            </w:r>
+          </w:p>
+        </w:tc>
+        <w:tc>
+          <w:tcPr>
+            <w:tcW w:type="dxa" w:w="4047"/>
+            <w:tcBorders>
+              <w:top w:val="single" w:color="BFBFBF" w:sz="4"/>
+              <w:left w:val="single" w:color="BFBFBF" w:sz="4"/>
+              <w:bottom w:val="single" w:color="BFBFBF" w:sz="4"/>
+              <w:right w:val="single" w:color="BFBFBF" w:sz="4"/>
+            </w:tcBorders>
+            <w:tcMar>
+              <w:top w:type="dxa" w:w="60"/>
+              <w:left w:type="dxa" w:w="100"/>
+              <w:bottom w:type="dxa" w:w="60"/>
+              <w:right w:type="dxa" w:w="100"/>
+            </w:tcMar>
+          </w:tcPr>
+          <w:p>
+            <w:r>
+              <w:rPr>
+                <w:rFonts w:ascii="Malgun Gothic" w:cs="Malgun Gothic" w:eastAsia="Malgun Gothic" w:hAnsi="Malgun Gothic"/>
+                <w:sz w:val="19"/>
+                <w:szCs w:val="19"/>
+              </w:rPr>
+              <w:t xml:space="preserve">순서 저장, 제품은 링크</w:t>
+            </w:r>
+          </w:p>
+        </w:tc>
+      </w:tr>
+      <w:tr>
+        <w:trPr>
+          <w:tblHeader w:val="false"/>
+        </w:trPr>
+        <w:tc>
+          <w:tcPr>
+            <w:tcW w:type="dxa" w:w="2428"/>
+            <w:tcBorders>
+              <w:top w:val="single" w:color="BFBFBF" w:sz="4"/>
+              <w:left w:val="single" w:color="BFBFBF" w:sz="4"/>
+              <w:bottom w:val="single" w:color="BFBFBF" w:sz="4"/>
+              <w:right w:val="single" w:color="BFBFBF" w:sz="4"/>
+            </w:tcBorders>
+            <w:tcMar>
+              <w:top w:type="dxa" w:w="60"/>
+              <w:left w:type="dxa" w:w="100"/>
+              <w:bottom w:type="dxa" w:w="60"/>
+              <w:right w:type="dxa" w:w="100"/>
+            </w:tcMar>
+          </w:tcPr>
+          <w:p>
+            <w:r>
+              <w:rPr>
+                <w:rFonts w:ascii="Malgun Gothic" w:cs="Malgun Gothic" w:eastAsia="Malgun Gothic" w:hAnsi="Malgun Gothic"/>
+                <w:sz w:val="19"/>
+                <w:szCs w:val="19"/>
+              </w:rPr>
+              <w:t xml:space="preserve">G4 실험·비교형</w:t>
+            </w:r>
+          </w:p>
+        </w:tc>
+        <w:tc>
+          <w:tcPr>
+            <w:tcW w:type="dxa" w:w="8363"/>
+            <w:tcBorders>
+              <w:top w:val="single" w:color="BFBFBF" w:sz="4"/>
+              <w:left w:val="single" w:color="BFBFBF" w:sz="4"/>
+              <w:bottom w:val="single" w:color="BFBFBF" w:sz="4"/>
+              <w:right w:val="single" w:color="BFBFBF" w:sz="4"/>
+            </w:tcBorders>
+            <w:tcMar>
+              <w:top w:type="dxa" w:w="60"/>
+              <w:left w:type="dxa" w:w="100"/>
+              <w:bottom w:type="dxa" w:w="60"/>
+              <w:right w:type="dxa" w:w="100"/>
+            </w:tcMar>
+          </w:tcPr>
+          <w:p>
+            <w:r>
+              <w:rPr>
+                <w:rFonts w:ascii="Malgun Gothic" w:cs="Malgun Gothic" w:eastAsia="Malgun Gothic" w:hAnsi="Malgun Gothic"/>
+                <w:sz w:val="19"/>
+                <w:szCs w:val="19"/>
+              </w:rPr>
+              <w:t xml:space="preserve">테스트 결과 장면부터 (실촬영 필수)</w:t>
+            </w:r>
+          </w:p>
+        </w:tc>
+        <w:tc>
+          <w:tcPr>
+            <w:tcW w:type="dxa" w:w="4047"/>
+            <w:tcBorders>
+              <w:top w:val="single" w:color="BFBFBF" w:sz="4"/>
+              <w:left w:val="single" w:color="BFBFBF" w:sz="4"/>
+              <w:bottom w:val="single" w:color="BFBFBF" w:sz="4"/>
+              <w:right w:val="single" w:color="BFBFBF" w:sz="4"/>
+            </w:tcBorders>
+            <w:tcMar>
+              <w:top w:type="dxa" w:w="60"/>
+              <w:left w:type="dxa" w:w="100"/>
+              <w:bottom w:type="dxa" w:w="60"/>
+              <w:right w:type="dxa" w:w="100"/>
+            </w:tcMar>
+          </w:tcPr>
+          <w:p>
+            <w:r>
+              <w:rPr>
+                <w:rFonts w:ascii="Malgun Gothic" w:cs="Malgun Gothic" w:eastAsia="Malgun Gothic" w:hAnsi="Malgun Gothic"/>
+                <w:sz w:val="19"/>
+                <w:szCs w:val="19"/>
+              </w:rPr>
+              <w:t xml:space="preserve">결과 보고 고르기</w:t>
+            </w:r>
+          </w:p>
+        </w:tc>
+      </w:tr>
+      <w:tr>
+        <w:trPr>
+          <w:tblHeader w:val="false"/>
+        </w:trPr>
+        <w:tc>
+          <w:tcPr>
+            <w:tcW w:type="dxa" w:w="2428"/>
+            <w:tcBorders>
+              <w:top w:val="single" w:color="BFBFBF" w:sz="4"/>
+              <w:left w:val="single" w:color="BFBFBF" w:sz="4"/>
+              <w:bottom w:val="single" w:color="BFBFBF" w:sz="4"/>
+              <w:right w:val="single" w:color="BFBFBF" w:sz="4"/>
+            </w:tcBorders>
+            <w:tcMar>
+              <w:top w:type="dxa" w:w="60"/>
+              <w:left w:type="dxa" w:w="100"/>
+              <w:bottom w:type="dxa" w:w="60"/>
+              <w:right w:type="dxa" w:w="100"/>
+            </w:tcMar>
+          </w:tcPr>
+          <w:p>
+            <w:r>
+              <w:rPr>
+                <w:rFonts w:ascii="Malgun Gothic" w:cs="Malgun Gothic" w:eastAsia="Malgun Gothic" w:hAnsi="Malgun Gothic"/>
+                <w:sz w:val="19"/>
+                <w:szCs w:val="19"/>
+              </w:rPr>
+              <w:t xml:space="preserve">G5 호기심형</w:t>
+            </w:r>
+          </w:p>
+        </w:tc>
+        <w:tc>
+          <w:tcPr>
+            <w:tcW w:type="dxa" w:w="8363"/>
+            <w:tcBorders>
+              <w:top w:val="single" w:color="BFBFBF" w:sz="4"/>
+              <w:left w:val="single" w:color="BFBFBF" w:sz="4"/>
+              <w:bottom w:val="single" w:color="BFBFBF" w:sz="4"/>
+              <w:right w:val="single" w:color="BFBFBF" w:sz="4"/>
+            </w:tcBorders>
+            <w:tcMar>
+              <w:top w:type="dxa" w:w="60"/>
+              <w:left w:type="dxa" w:w="100"/>
+              <w:bottom w:type="dxa" w:w="60"/>
+              <w:right w:type="dxa" w:w="100"/>
+            </w:tcMar>
+          </w:tcPr>
+          <w:p>
+            <w:r>
+              <w:rPr>
+                <w:rFonts w:ascii="Malgun Gothic" w:cs="Malgun Gothic" w:eastAsia="Malgun Gothic" w:hAnsi="Malgun Gothic"/>
+                <w:sz w:val="19"/>
+                <w:szCs w:val="19"/>
+              </w:rPr>
+              <w:t xml:space="preserve">"이렇게 바르고 있나요?" 질문</w:t>
+            </w:r>
+          </w:p>
+        </w:tc>
+        <w:tc>
+          <w:tcPr>
+            <w:tcW w:type="dxa" w:w="4047"/>
+            <w:tcBorders>
+              <w:top w:val="single" w:color="BFBFBF" w:sz="4"/>
+              <w:left w:val="single" w:color="BFBFBF" w:sz="4"/>
+              <w:bottom w:val="single" w:color="BFBFBF" w:sz="4"/>
+              <w:right w:val="single" w:color="BFBFBF" w:sz="4"/>
+            </w:tcBorders>
+            <w:tcMar>
+              <w:top w:type="dxa" w:w="60"/>
+              <w:left w:type="dxa" w:w="100"/>
+              <w:bottom w:type="dxa" w:w="60"/>
+              <w:right w:type="dxa" w:w="100"/>
+            </w:tcMar>
+          </w:tcPr>
+          <w:p>
+            <w:r>
+              <w:rPr>
+                <w:rFonts w:ascii="Malgun Gothic" w:cs="Malgun Gothic" w:eastAsia="Malgun Gothic" w:hAnsi="Malgun Gothic"/>
+                <w:sz w:val="19"/>
+                <w:szCs w:val="19"/>
+              </w:rPr>
+              <w:t xml:space="preserve">저장하고 따라 하기</w:t>
+            </w:r>
+          </w:p>
+        </w:tc>
+      </w:tr>
+    </w:tbl>
+    <w:p/>
+    <w:p>
+      <w:pPr>
+        <w:pStyle w:val="ListParagraph"/>
+        <w:numPr>
+          <w:ilvl w:val="0"/>
+          <w:numId w:val="2"/>
+        </w:numPr>
+      </w:pPr>
+      <w:r>
+        <w:rPr>
+          <w:rFonts w:ascii="Malgun Gothic" w:cs="Malgun Gothic" w:eastAsia="Malgun Gothic" w:hAnsi="Malgun Gothic"/>
+          <w:sz w:val="20"/>
+          <w:szCs w:val="20"/>
+        </w:rPr>
+        <w:t xml:space="preserve">화장법·바르는 순서는 카드로 소개하지 않고 </w:t>
+      </w:r>
+      <w:r>
+        <w:rPr>
+          <w:rFonts w:ascii="Malgun Gothic" w:cs="Malgun Gothic" w:eastAsia="Malgun Gothic" w:hAnsi="Malgun Gothic"/>
+          <w:b/>
+          <w:bCs/>
+          <w:sz w:val="20"/>
+          <w:szCs w:val="20"/>
+        </w:rPr>
+        <w:t xml:space="preserve">단계마다 한 컷씩 영상으로</w:t>
+      </w:r>
+      <w:r>
+        <w:rPr>
+          <w:rFonts w:ascii="Malgun Gothic" w:cs="Malgun Gothic" w:eastAsia="Malgun Gothic" w:hAnsi="Malgun Gothic"/>
+          <w:sz w:val="20"/>
+          <w:szCs w:val="20"/>
+        </w:rPr>
+        <w:t xml:space="preserve"> 넣는다(15초 4컷, 25초 5컷, 50초 최대 7컷). 단계마다 손이 닿는 부위를 화면 중앙에, 같은 위치·조명 유지.</w:t>
+      </w:r>
+    </w:p>
+    <w:p>
+      <w:pPr>
+        <w:pStyle w:val="ListParagraph"/>
+        <w:numPr>
+          <w:ilvl w:val="0"/>
+          <w:numId w:val="2"/>
+        </w:numPr>
+      </w:pPr>
+      <w:r>
+        <w:rPr>
+          <w:rFonts w:ascii="Malgun Gothic" w:cs="Malgun Gothic" w:eastAsia="Malgun Gothic" w:hAnsi="Malgun Gothic"/>
+          <w:sz w:val="20"/>
+          <w:szCs w:val="20"/>
+        </w:rPr>
+        <w:t xml:space="preserve">구도·카메라: 0프레임부터 피사체 중앙 · 9:16 안전영역(상단 15%, 하단 20%, 오른쪽 15% 비우기) · 눈은 위에서 1/3 선 · 얼굴 정면 눈높이 2x, 제품 로우앵글, 손·제형 탑뷰, 피부결 45° 측면 · 줌 대신 푸시인 · 1.5~3초마다 컷 · 마지막 1.5초 정지로 반복 재생 유도.</w:t>
       </w:r>
     </w:p>
     <w:p>

--- a/docs/beauty-shorts/shinjh-serum-01_납품대본.docx
+++ b/docs/beauty-shorts/shinjh-serum-01_납품대본.docx
@@ -1275,7 +1275,7 @@
           <w:sz w:val="20"/>
           <w:szCs w:val="20"/>
         </w:rPr>
-        <w:t xml:space="preserve">0~2초 후킹 → 바로 제품 → 제형·테스트 → 화장법 단계별 영상 컷 → 결과 → 링크</w:t>
+        <w:t xml:space="preserve">0~2초 후킹 → 바로 제품 → 제형·테스트 → 화장법 단계별 영상 컷 → 장점 액션 3컷 → 링크</w:t>
       </w:r>
       <w:r>
         <w:rPr>
@@ -1830,6 +1830,41 @@
       </w:tr>
     </w:tbl>
     <w:p/>
+    <w:p>
+      <w:pPr>
+        <w:pStyle w:val="ListParagraph"/>
+        <w:numPr>
+          <w:ilvl w:val="0"/>
+          <w:numId w:val="2"/>
+        </w:numPr>
+      </w:pPr>
+      <w:r>
+        <w:rPr>
+          <w:rFonts w:ascii="Malgun Gothic" w:cs="Malgun Gothic" w:eastAsia="Malgun Gothic" w:hAnsi="Malgun Gothic"/>
+          <w:sz w:val="20"/>
+          <w:szCs w:val="20"/>
+        </w:rPr>
+        <w:t xml:space="preserve">제품의 장점은 </w:t>
+      </w:r>
+      <w:r>
+        <w:rPr>
+          <w:rFonts w:ascii="Malgun Gothic" w:cs="Malgun Gothic" w:eastAsia="Malgun Gothic" w:hAnsi="Malgun Gothic"/>
+          <w:b/>
+          <w:bCs/>
+          <w:sz w:val="20"/>
+          <w:szCs w:val="20"/>
+        </w:rPr>
+        <w:t xml:space="preserve">액션 3개</w:t>
+      </w:r>
+      <w:r>
+        <w:rPr>
+          <w:rFonts w:ascii="Malgun Gothic" w:cs="Malgun Gothic" w:eastAsia="Malgun Gothic" w:hAnsi="Malgun Gothic"/>
+          <w:sz w:val="20"/>
+          <w:szCs w:val="20"/>
+        </w:rPr>
+        <w:t xml:space="preserve">로 한 컷씩 보여준다(예: 기초 스킨케어 — ① 검지로 볼을 톡 눌렀다 떼며 촉촉하게 차오른 볼 ② 휴지로 눌러도 묻어나지 않는 손등 ③ 고개를 돌리면 움직이는 윤기). 자막은 '촉촉하게 차오른'까지 — '탄력·탱탱'은 기능성 심사·실증 자료가 있을 때만.</w:t>
+      </w:r>
+    </w:p>
     <w:p>
       <w:pPr>
         <w:pStyle w:val="ListParagraph"/>
@@ -8934,7 +8969,7 @@
                 <w:sz w:val="19"/>
                 <w:szCs w:val="19"/>
               </w:rPr>
-              <w:t xml:space="preserve">양손바닥으로 볼을 감싸 3초 지그시 → 손을 떼면 측광에 볼 윤기, 손등으로 볼을 살짝 대고 미소</w:t>
+              <w:t xml:space="preserve">양손바닥으로 볼을 감싸 3초 지그시 → 손을 떼면 측광에 볼 윤기 → 장점 액션 3개 — ① 검지로 볼을 톡 눌렀다 떼며 촉촉하게 차오른 볼(볼 탱탱) ② 손등을 휴지로 눌러도 묻어나지 않음 ③ 고개를 돌려 볼 윤기 하이라이트 → 미소</w:t>
             </w:r>
           </w:p>
         </w:tc>
@@ -12457,7 +12492,7 @@
                 <w:sz w:val="19"/>
                 <w:szCs w:val="19"/>
               </w:rPr>
-              <w:t xml:space="preserve">손을 떼면 측광에 볼 윤기 → 고개를 살짝 돌려 하이라이트 → 미소</w:t>
+              <w:t xml:space="preserve">손을 떼면 측광에 볼 윤기 → 장점 액션 3개 — ① 검지로 볼을 톡 눌렀다 떼며 촉촉하게 차오른 볼(볼 탱탱) ② 손등을 휴지로 눌러도 묻어나지 않음 ③ 고개를 돌려 볼 윤기 하이라이트 → 미소</w:t>
             </w:r>
           </w:p>
         </w:tc>
@@ -17078,7 +17113,7 @@
                 <w:sz w:val="19"/>
                 <w:szCs w:val="19"/>
               </w:rPr>
-              <w:t xml:space="preserve">손을 떼면 측광에 볼 윤기 → 손등으로 볼을 살짝 대고 미소</w:t>
+              <w:t xml:space="preserve">손을 떼면 측광에 볼 윤기 → 장점 액션 3개 — ① 검지로 볼을 톡 눌렀다 떼며 촉촉하게 차오른 볼(볼 탱탱) ② 손등을 휴지로 눌러도 묻어나지 않음 ③ 고개를 돌려 볼 윤기 하이라이트 → 미소</w:t>
             </w:r>
           </w:p>
         </w:tc>

--- a/docs/beauty-shorts/shinjh-serum-01_납품대본.docx
+++ b/docs/beauty-shorts/shinjh-serum-01_납품대본.docx
@@ -334,7 +334,7 @@
                 <w:sz w:val="19"/>
                 <w:szCs w:val="19"/>
               </w:rPr>
-              <w:t xml:space="preserve"> 연결 쇼츠 (YouTube Shorts / 인스타 릴스 / 틱톡 공용)</w:t>
+              <w:t xml:space="preserve"> 연결 쇼츠 (유튜브 쇼츠 / 인스타 릴스 / 틱톡 공용)</w:t>
             </w:r>
           </w:p>
         </w:tc>
@@ -10368,7 +10368,7 @@
           <w:sz w:val="20"/>
           <w:szCs w:val="20"/>
         </w:rPr>
-        <w:t xml:space="preserve"> — 장면마다 한 클립씩, 기준 사진(모델·제품)을 시작 이미지로 넣고 생성. 자막·고지는 영상에 넣지 말고 편집에서 합성.</w:t>
+        <w:t xml:space="preserve"> — 장면마다 한 클립씩, 기준 사진(모델·제품)을 시작 이미지로 넣고 생성. 한국어 프롬프트를 못 읽는 도구라면 번역해서 넣는다. 자막·고지는 영상에 넣지 말고 편집에서 합성.</w:t>
       </w:r>
     </w:p>
     <w:tbl>
@@ -10478,7 +10478,7 @@
                 <w:sz w:val="19"/>
                 <w:szCs w:val="19"/>
               </w:rPr>
-              <w:t xml:space="preserve">프롬프트 (영문)</w:t>
+              <w:t xml:space="preserve">프롬프트</w:t>
             </w:r>
           </w:p>
         </w:tc>
@@ -10564,7 +10564,7 @@
                 <w:sz w:val="19"/>
                 <w:szCs w:val="19"/>
               </w:rPr>
-              <w:t xml:space="preserve">Product hero: clear glass dropper serum bottle with light-blue serum and white label (use the product photo) on white marble, a hand places it down gently, a soft streak of window light glides across the glass, shallow depth of field, slow motion, 9:16</w:t>
+              <w:t xml:space="preserve">제품 히어로: 흰 대리석 위 연한 하늘색 세럼이 든 투명 유리 스포이드 병, 흰 라벨(제품 사진 사용), 손이 병을 살며시 내려놓고 창빛 한 줄이 유리를 스침, 얕은 심도, 슬로모션, 9:16</w:t>
             </w:r>
           </w:p>
         </w:tc>
@@ -10650,7 +10650,7 @@
                 <w:sz w:val="19"/>
                 <w:szCs w:val="19"/>
               </w:rPr>
-              <w:t xml:space="preserve">Close-up of manicured hands slowly twisting open the clear glass dropper serum bottle with light-blue serum and white label (use the product photo), lifting the dropper, serum swaying inside the pipette, soft side light, slow motion</w:t>
+              <w:t xml:space="preserve">정리된 손이 연한 하늘색 세럼이 든 투명 유리 스포이드 병, 흰 라벨(제품 사진 사용)의 캡을 천천히 돌려 열고 스포이드를 들어 올림, 스포이드 속 세럼이 출렁, 측면 소프트라이트, 슬로모션</w:t>
             </w:r>
           </w:p>
         </w:tc>
@@ -10736,7 +10736,7 @@
                 <w:sz w:val="19"/>
                 <w:szCs w:val="19"/>
               </w:rPr>
-              <w:t xml:space="preserve">Extreme macro: one clear drop of serum forms at the dropper tip and falls onto a fingertip, dark background, backlit, 120fps slow motion</w:t>
+              <w:t xml:space="preserve">극접사: 스포이드 끝에 맑은 세럼 한 방울이 맺혀 손끝에 떨어짐, 어두운 배경, 역광, 120fps 슬로모션</w:t>
             </w:r>
           </w:p>
         </w:tc>
@@ -10822,7 +10822,7 @@
                 <w:sz w:val="19"/>
                 <w:szCs w:val="19"/>
               </w:rPr>
-              <w:t xml:space="preserve">Korean woman in her 20s, ash-brown long wavy hair, white tank top with pastel cardigan (use the fixed model reference photo), bare skin, hair tied back, dots serum on cheeks, forehead and chin, then gently spreads it outward with her ring finger, eyes softly closed, calm expression, soft window side light, front camera at eye level</w:t>
+              <w:t xml:space="preserve">20대 한국 여성, 애쉬 브라운 긴 웨이브 머리, 흰 민소매 + 파스텔 가디건(고정 모델 기준 사진 사용), 생얼, 머리를 뒤로 묶음, 볼·이마·턱에 세럼을 톡톡 올린 뒤 약지로 바깥쪽으로 부드럽게 펴 바름, 눈은 살짝 감고 편안한 표정, 창 측광, 정면 눈높이</w:t>
             </w:r>
           </w:p>
         </w:tc>
@@ -10908,7 +10908,7 @@
                 <w:sz w:val="19"/>
                 <w:szCs w:val="19"/>
               </w:rPr>
-              <w:t xml:space="preserve">Korean woman in her 20s, ash-brown long wavy hair, white tank top with pastel cardigan (use the fixed model reference photo), bare skin, presses both palms over her cheeks for three seconds, removes hands to reveal a dewy glow on the cheek in side light, touches cheek with the back of her hand and smiles, no filter look</w:t>
+              <w:t xml:space="preserve">20대 한국 여성, 애쉬 브라운 긴 웨이브 머리, 흰 민소매 + 파스텔 가디건(고정 모델 기준 사진 사용), 생얼, 양손바닥으로 볼을 3초 감쌌다 떼면 측광에 볼 윤기, 검지로 볼을 톡 눌렀다 떼며 촉촉하게 차오른 볼, 손등을 휴지로 눌러도 묻어나지 않음, 고개를 돌려 윤기 하이라이트, 필터 없는 느낌</w:t>
             </w:r>
           </w:p>
         </w:tc>
@@ -10994,7 +10994,7 @@
                 <w:sz w:val="19"/>
                 <w:szCs w:val="19"/>
               </w:rPr>
-              <w:t xml:space="preserve">Korean woman in her 20s, ash-brown long wavy hair, white tank top with pastel cardigan (use the fixed model reference photo), holds the clear glass dropper serum bottle with light-blue serum and white label (use the product photo) next to her cheek, label facing camera, gentle smile, slow push-in, final frame holds still</w:t>
+              <w:t xml:space="preserve">20대 한국 여성, 애쉬 브라운 긴 웨이브 머리, 흰 민소매 + 파스텔 가디건(고정 모델 기준 사진 사용), 연한 하늘색 세럼이 든 투명 유리 스포이드 병, 흰 라벨(제품 사진 사용)을(를) 볼 옆에 들고 라벨을 카메라 쪽으로, 은은한 미소, 천천히 다가가는 카메라, 마지막 프레임 정지</w:t>
             </w:r>
           </w:p>
         </w:tc>
@@ -14397,7 +14397,7 @@
           <w:sz w:val="20"/>
           <w:szCs w:val="20"/>
         </w:rPr>
-        <w:t xml:space="preserve"> — 장면마다 한 클립씩, 기준 사진(모델·제품)을 시작 이미지로 넣고 생성. 자막·고지는 영상에 넣지 말고 편집에서 합성.</w:t>
+        <w:t xml:space="preserve"> — 장면마다 한 클립씩, 기준 사진(모델·제품)을 시작 이미지로 넣고 생성. 한국어 프롬프트를 못 읽는 도구라면 번역해서 넣는다. 자막·고지는 영상에 넣지 말고 편집에서 합성.</w:t>
       </w:r>
     </w:p>
     <w:tbl>
@@ -14507,7 +14507,7 @@
                 <w:sz w:val="19"/>
                 <w:szCs w:val="19"/>
               </w:rPr>
-              <w:t xml:space="preserve">프롬프트 (영문)</w:t>
+              <w:t xml:space="preserve">프롬프트</w:t>
             </w:r>
           </w:p>
         </w:tc>
@@ -14593,7 +14593,7 @@
                 <w:sz w:val="19"/>
                 <w:szCs w:val="19"/>
               </w:rPr>
-              <w:t xml:space="preserve">A hand lifts the clear glass dropper serum bottle with light-blue serum and white label (use the product photo) toward window light, serum gently swaying inside the glass, backlit sparkle, shallow depth of field, slow motion</w:t>
+              <w:t xml:space="preserve">손이 연한 하늘색 세럼이 든 투명 유리 스포이드 병, 흰 라벨(제품 사진 사용)을(를) 창빛 쪽으로 들어 올림, 유리 속 세럼이 출렁이며 역광에 반짝, 얕은 심도, 슬로모션</w:t>
             </w:r>
           </w:p>
         </w:tc>
@@ -14679,7 +14679,7 @@
                 <w:sz w:val="19"/>
                 <w:szCs w:val="19"/>
               </w:rPr>
-              <w:t xml:space="preserve">Top-down: hands open a minimal skincare box and take out the clear glass dropper serum bottle with light-blue serum and white label (use the product photo), then show the label to camera for one second, soft box light</w:t>
+              <w:t xml:space="preserve">탑뷰: 손이 미니멀한 화장품 상자를 열고 연한 하늘색 세럼이 든 투명 유리 스포이드 병, 흰 라벨(제품 사진 사용)을(를) 꺼내 라벨을 1초 보여줌, 소프트박스 조명</w:t>
             </w:r>
           </w:p>
         </w:tc>
@@ -14765,7 +14765,7 @@
                 <w:sz w:val="19"/>
                 <w:szCs w:val="19"/>
               </w:rPr>
-              <w:t xml:space="preserve">Macro of hands twisting open the clear glass dropper serum bottle with light-blue serum and white label (use the product photo) and slowly lifting the dropper, side soft light</w:t>
+              <w:t xml:space="preserve">매크로: 손이 연한 하늘색 세럼이 든 투명 유리 스포이드 병, 흰 라벨(제품 사진 사용)의 캡을 돌려 열고 스포이드를 천천히 들어 올림, 측면 소프트라이트</w:t>
             </w:r>
           </w:p>
         </w:tc>
@@ -14851,7 +14851,7 @@
                 <w:sz w:val="19"/>
                 <w:szCs w:val="19"/>
               </w:rPr>
-              <w:t xml:space="preserve">Macro side view of the back of a hand: one drop of serum is spread with a finger, the hand tilts and the serum does not run, glossy backlight</w:t>
+              <w:t xml:space="preserve">손등 측면 매크로: 세럼 한 방울을 손가락으로 펴고 손을 기울여도 흘러내리지 않음, 광택이 보이는 역광</w:t>
             </w:r>
           </w:p>
         </w:tc>
@@ -14937,7 +14937,7 @@
                 <w:sz w:val="19"/>
                 <w:szCs w:val="19"/>
               </w:rPr>
-              <w:t xml:space="preserve">Korean woman in her 20s, ash-brown long wavy hair, white tank top with pastel cardigan (use the fixed model reference photo), bare skin, hair tied back, places serum dots on forehead, both cheeks, nose and chin with the dropper, front view, soft window light</w:t>
+              <w:t xml:space="preserve">20대 한국 여성, 애쉬 브라운 긴 웨이브 머리, 흰 민소매 + 파스텔 가디건(고정 모델 기준 사진 사용), 생얼, 머리를 뒤로 묶음, 스포이드로 이마·양볼·코·턱에 세럼을 콕콕 올림, 정면, 창 자연광</w:t>
             </w:r>
           </w:p>
         </w:tc>
@@ -15023,7 +15023,7 @@
                 <w:sz w:val="19"/>
                 <w:szCs w:val="19"/>
               </w:rPr>
-              <w:t xml:space="preserve">Korean woman in her 20s, ash-brown long wavy hair, white tank top with pastel cardigan (use the fixed model reference photo), bare skin, spreads serum from the center outward and upward with ring and middle fingers, gently pats under the eyes, slow calm motion</w:t>
+              <w:t xml:space="preserve">20대 한국 여성, 애쉬 브라운 긴 웨이브 머리, 흰 민소매 + 파스텔 가디건(고정 모델 기준 사진 사용), 생얼, 약지·중지로 안쪽에서 바깥쪽, 아래에서 위로 세럼을 펴 바르고 눈가는 톡톡, 느리고 차분한 손동작</w:t>
             </w:r>
           </w:p>
         </w:tc>
@@ -15109,7 +15109,7 @@
                 <w:sz w:val="19"/>
                 <w:szCs w:val="19"/>
               </w:rPr>
-              <w:t xml:space="preserve">Korean woman in her 20s, ash-brown long wavy hair, white tank top with pastel cardigan (use the fixed model reference photo), bare skin, cups her face with both palms and presses gently, eyes closed, takes a slow breath, slow push-in</w:t>
+              <w:t xml:space="preserve">20대 한국 여성, 애쉬 브라운 긴 웨이브 머리, 흰 민소매 + 파스텔 가디건(고정 모델 기준 사진 사용), 생얼, 양손바닥으로 얼굴을 감싸 지그시 누르고 눈을 감은 채 천천히 숨을 들이쉼, 천천히 다가가는 카메라</w:t>
             </w:r>
           </w:p>
         </w:tc>
@@ -15195,7 +15195,7 @@
                 <w:sz w:val="19"/>
                 <w:szCs w:val="19"/>
               </w:rPr>
-              <w:t xml:space="preserve">Extreme close-up of Korean woman in her 20s, ash-brown long wavy hair, white tank top with pastel cardigan (use the fixed model reference photo)'s cheek in 45-degree side light, she slowly turns her head so the dewy highlight moves across the skin, then smiles</w:t>
+              <w:t xml:space="preserve">20대 한국 여성, 애쉬 브라운 긴 웨이브 머리, 흰 민소매 + 파스텔 가디건(고정 모델 기준 사진 사용)의 볼 익스트림 클로즈업, 45° 측광, 검지로 볼을 톡 눌렀다 떼며 촉촉하게 차오른 볼, 고개를 천천히 돌려 윤기 하이라이트가 움직이고 미소</w:t>
             </w:r>
           </w:p>
         </w:tc>
@@ -15281,7 +15281,7 @@
                 <w:sz w:val="19"/>
                 <w:szCs w:val="19"/>
               </w:rPr>
-              <w:t xml:space="preserve">Korean woman in her 20s, ash-brown long wavy hair, white tank top with pastel cardigan (use the fixed model reference photo), holds the clear glass dropper serum bottle with light-blue serum and white label (use the product photo) beside her face, label to camera, smiles, final frame holds</w:t>
+              <w:t xml:space="preserve">20대 한국 여성, 애쉬 브라운 긴 웨이브 머리, 흰 민소매 + 파스텔 가디건(고정 모델 기준 사진 사용), 연한 하늘색 세럼이 든 투명 유리 스포이드 병, 흰 라벨(제품 사진 사용)을(를) 얼굴 옆에 들고 라벨을 카메라 쪽으로, 미소, 마지막 프레임 정지</w:t>
             </w:r>
           </w:p>
         </w:tc>
@@ -20002,7 +20002,7 @@
           <w:sz w:val="20"/>
           <w:szCs w:val="20"/>
         </w:rPr>
-        <w:t xml:space="preserve"> — 장면마다 한 클립씩, 기준 사진(모델·제품)을 시작 이미지로 넣고 생성. 자막·고지는 영상에 넣지 말고 편집에서 합성.</w:t>
+        <w:t xml:space="preserve"> — 장면마다 한 클립씩, 기준 사진(모델·제품)을 시작 이미지로 넣고 생성. 한국어 프롬프트를 못 읽는 도구라면 번역해서 넣는다. 자막·고지는 영상에 넣지 말고 편집에서 합성.</w:t>
       </w:r>
     </w:p>
     <w:tbl>
@@ -20112,7 +20112,7 @@
                 <w:sz w:val="19"/>
                 <w:szCs w:val="19"/>
               </w:rPr>
-              <w:t xml:space="preserve">프롬프트 (영문)</w:t>
+              <w:t xml:space="preserve">프롬프트</w:t>
             </w:r>
           </w:p>
         </w:tc>
@@ -20198,7 +20198,7 @@
                 <w:sz w:val="19"/>
                 <w:szCs w:val="19"/>
               </w:rPr>
-              <w:t xml:space="preserve">Dark background, a thin beam of light sweeps down over the clear glass dropper serum bottle with light-blue serum and white label (use the product photo), then a hand enters and picks it up, slow motion, product centered from the first frame</w:t>
+              <w:t xml:space="preserve">어두운 배경, 가는 빛줄기가 연한 하늘색 세럼이 든 투명 유리 스포이드 병, 흰 라벨(제품 사진 사용) 위를 위에서 아래로 훑고 손이 들어와 병을 집음, 슬로모션, 첫 프레임부터 제품이 중앙</w:t>
             </w:r>
           </w:p>
         </w:tc>
@@ -20284,7 +20284,7 @@
                 <w:sz w:val="19"/>
                 <w:szCs w:val="19"/>
               </w:rPr>
-              <w:t xml:space="preserve">Top-down unboxing: hands open the box, take out the clear glass dropper serum bottle with light-blue serum and white label (use the product photo), show label and volume to camera, soft box light</w:t>
+              <w:t xml:space="preserve">탑뷰 언박싱: 손이 상자를 열고 연한 하늘색 세럼이 든 투명 유리 스포이드 병, 흰 라벨(제품 사진 사용)을(를) 꺼내 라벨과 용량을 카메라에 보여줌, 소프트박스 조명</w:t>
             </w:r>
           </w:p>
         </w:tc>
@@ -20370,7 +20370,7 @@
                 <w:sz w:val="19"/>
                 <w:szCs w:val="19"/>
               </w:rPr>
-              <w:t xml:space="preserve">Macro: hands slowly twist open the clear glass dropper serum bottle with light-blue serum and white label (use the product photo) and lift the dropper, serum swaying inside, side soft light</w:t>
+              <w:t xml:space="preserve">매크로: 손이 연한 하늘색 세럼이 든 투명 유리 스포이드 병, 흰 라벨(제품 사진 사용)의 캡을 천천히 돌려 열고 스포이드를 들어 올림, 스포이드 속 세럼이 출렁, 측면 소프트라이트</w:t>
             </w:r>
           </w:p>
         </w:tc>
@@ -20456,7 +20456,7 @@
                 <w:sz w:val="19"/>
                 <w:szCs w:val="19"/>
               </w:rPr>
-              <w:t xml:space="preserve">Extreme macro slow motion: a drop of clear serum forms at the dropper tip and falls, dark background, backlight</w:t>
+              <w:t xml:space="preserve">극접사 슬로모션: 스포이드 끝에 맑은 세럼 방울이 맺혀 떨어짐, 어두운 배경, 역광</w:t>
             </w:r>
           </w:p>
         </w:tc>
@@ -20542,7 +20542,7 @@
                 <w:sz w:val="19"/>
                 <w:szCs w:val="19"/>
               </w:rPr>
-              <w:t xml:space="preserve">Top-down macro of the back of a hand: serum spread, hand tilts, fingertip taps and lifts off showing no stickiness, side light</w:t>
+              <w:t xml:space="preserve">손등 탑뷰 매크로: 세럼을 펴 바르고 손을 기울인 뒤 손가락으로 톡톡 두드렸다 떼도 끈적이지 않음, 측면 조명</w:t>
             </w:r>
           </w:p>
         </w:tc>
@@ -20628,7 +20628,7 @@
                 <w:sz w:val="19"/>
                 <w:szCs w:val="19"/>
               </w:rPr>
-              <w:t xml:space="preserve">Korean woman in her 20s, ash-brown long wavy hair, white tank top with pastel cardigan (use the fixed model reference photo), bare skin right after face wash, hair tied back, pats water off with a towel, front view at eye level, soft window light</w:t>
+              <w:t xml:space="preserve">20대 한국 여성, 애쉬 브라운 긴 웨이브 머리, 흰 민소매 + 파스텔 가디건(고정 모델 기준 사진 사용), 세안 직후 생얼, 머리를 뒤로 묶음, 수건으로 물기만 톡톡, 정면 눈높이, 창 자연광</w:t>
             </w:r>
           </w:p>
         </w:tc>
@@ -20714,7 +20714,7 @@
                 <w:sz w:val="19"/>
                 <w:szCs w:val="19"/>
               </w:rPr>
-              <w:t xml:space="preserve">Korean woman in her 20s, ash-brown long wavy hair, white tank top with pastel cardigan (use the fixed model reference photo), bare skin, places two or three drops of serum on forehead, cheeks, nose and chin with the dropper</w:t>
+              <w:t xml:space="preserve">20대 한국 여성, 애쉬 브라운 긴 웨이브 머리, 흰 민소매 + 파스텔 가디건(고정 모델 기준 사진 사용), 생얼, 스포이드로 세럼 두세 방울을 이마·양볼·코·턱에 나눠 올림</w:t>
             </w:r>
           </w:p>
         </w:tc>
@@ -20800,7 +20800,7 @@
                 <w:sz w:val="19"/>
                 <w:szCs w:val="19"/>
               </w:rPr>
-              <w:t xml:space="preserve">Korean woman in her 20s, ash-brown long wavy hair, white tank top with pastel cardigan (use the fixed model reference photo), bare skin, spreads serum from center outward and upward, pats under the eyes, then sweeps the rest down her neck, slow motion</w:t>
+              <w:t xml:space="preserve">20대 한국 여성, 애쉬 브라운 긴 웨이브 머리, 흰 민소매 + 파스텔 가디건(고정 모델 기준 사진 사용), 생얼, 안쪽에서 바깥쪽·아래에서 위로 세럼을 펴 바르고 눈가는 톡톡, 남은 세럼은 목까지 쓸어내림, 슬로모션</w:t>
             </w:r>
           </w:p>
         </w:tc>
@@ -20886,7 +20886,7 @@
                 <w:sz w:val="19"/>
                 <w:szCs w:val="19"/>
               </w:rPr>
-              <w:t xml:space="preserve">Korean woman in her 20s, ash-brown long wavy hair, white tank top with pastel cardigan (use the fixed model reference photo), bare skin, cups her face with both palms for three seconds, eyes closed, slow breath, slow push-in</w:t>
+              <w:t xml:space="preserve">20대 한국 여성, 애쉬 브라운 긴 웨이브 머리, 흰 민소매 + 파스텔 가디건(고정 모델 기준 사진 사용), 생얼, 양손바닥으로 얼굴을 3초 감싸고 눈을 감은 채 천천히 숨을 들이쉼, 천천히 다가가는 카메라</w:t>
             </w:r>
           </w:p>
         </w:tc>
@@ -20972,7 +20972,7 @@
                 <w:sz w:val="19"/>
                 <w:szCs w:val="19"/>
               </w:rPr>
-              <w:t xml:space="preserve">Close-up of Korean woman in her 20s, ash-brown long wavy hair, white tank top with pastel cardigan (use the fixed model reference photo)'s cheek in side light, dewy glow, she touches her cheek with the back of her hand and smiles</w:t>
+              <w:t xml:space="preserve">20대 한국 여성, 애쉬 브라운 긴 웨이브 머리, 흰 민소매 + 파스텔 가디건(고정 모델 기준 사진 사용)의 볼 클로즈업, 측광에 윤기, 검지로 볼을 톡 눌렀다 떼며 촉촉하게 차오른 볼, 손등을 휴지로 눌러도 묻어나지 않음, 고개를 돌려 윤기 하이라이트, 미소</w:t>
             </w:r>
           </w:p>
         </w:tc>
@@ -21058,7 +21058,7 @@
                 <w:sz w:val="19"/>
                 <w:szCs w:val="19"/>
               </w:rPr>
-              <w:t xml:space="preserve">Korean woman in her 20s, ash-brown long wavy hair, white tank top with pastel cardigan (use the fixed model reference photo), gently pats a cushion foundation puff on her cheek, makeup sitting smoothly, close-up</w:t>
+              <w:t xml:space="preserve">20대 한국 여성, 애쉬 브라운 긴 웨이브 머리, 흰 민소매 + 파스텔 가디건(고정 모델 기준 사진 사용), 쿠션 퍼프로 볼을 톡톡, 메이크업이 매끈하게 밀착되는 클로즈업</w:t>
             </w:r>
           </w:p>
         </w:tc>
@@ -21144,7 +21144,7 @@
                 <w:sz w:val="19"/>
                 <w:szCs w:val="19"/>
               </w:rPr>
-              <w:t xml:space="preserve">Korean woman in her 20s, ash-brown long wavy hair, white tank top with pastel cardigan (use the fixed model reference photo), natural makeup, holds the clear glass dropper serum bottle with light-blue serum and white label (use the product photo) and talks to camera warmly, medium shot, ring light</w:t>
+              <w:t xml:space="preserve">20대 한국 여성, 애쉬 브라운 긴 웨이브 머리, 흰 민소매 + 파스텔 가디건(고정 모델 기준 사진 사용), 내추럴 메이크업, 연한 하늘색 세럼이 든 투명 유리 스포이드 병, 흰 라벨(제품 사진 사용)을(를) 들고 카메라를 보며 다정하게 이야기, 미디엄 샷, 링라이트</w:t>
             </w:r>
           </w:p>
         </w:tc>
@@ -21230,7 +21230,7 @@
                 <w:sz w:val="19"/>
                 <w:szCs w:val="19"/>
               </w:rPr>
-              <w:t xml:space="preserve">Korean woman in her 20s, ash-brown long wavy hair, white tank top with pastel cardigan (use the fixed model reference photo), holds the clear glass dropper serum bottle with light-blue serum and white label (use the product photo) beside her face, label to camera, smiles, slow push-in, final frame holds</w:t>
+              <w:t xml:space="preserve">20대 한국 여성, 애쉬 브라운 긴 웨이브 머리, 흰 민소매 + 파스텔 가디건(고정 모델 기준 사진 사용), 연한 하늘색 세럼이 든 투명 유리 스포이드 병, 흰 라벨(제품 사진 사용)을(를) 얼굴 옆에 들고 라벨을 카메라 쪽으로, 미소, 천천히 다가가는 카메라, 마지막 프레임 정지</w:t>
             </w:r>
           </w:p>
         </w:tc>
@@ -22744,6 +22744,1911 @@
           <w:szCs w:val="19"/>
         </w:rPr>
         <w:t xml:space="preserve">#수분세럼 #세럼추천 #세럼바르는법 #화장들뜸 #스킨케어루틴 #뷰티쇼츠</w:t>
+      </w:r>
+    </w:p>
+    <w:p>
+      <w:pPr>
+        <w:pStyle w:val="Heading1"/>
+        <w:spacing w:after="120" w:before="240"/>
+      </w:pPr>
+      <w:r>
+        <w:rPr>
+          <w:rFonts w:ascii="Malgun Gothic" w:cs="Malgun Gothic" w:eastAsia="Malgun Gothic" w:hAnsi="Malgun Gothic"/>
+          <w:b/>
+          <w:bCs/>
+          <w:color w:val="8E244D"/>
+          <w:sz w:val="28"/>
+          <w:szCs w:val="28"/>
+        </w:rPr>
+        <w:t xml:space="preserve">12. 기획안 — 후킹 · 문제점과 전/후 변화 · SEO · GEO · 홍보 효과</w:t>
+      </w:r>
+    </w:p>
+    <w:p>
+      <w:pPr>
+        <w:pBdr>
+          <w:left w:val="single" w:color="D81B60" w:sz="12" w:space="8"/>
+        </w:pBdr>
+        <w:ind w:left="300"/>
+      </w:pPr>
+      <w:r>
+        <w:rPr>
+          <w:rFonts w:ascii="Malgun Gothic" w:cs="Malgun Gothic" w:eastAsia="Malgun Gothic" w:hAnsi="Malgun Gothic"/>
+          <w:i/>
+          <w:iCs/>
+          <w:color w:val="555555"/>
+          <w:sz w:val="20"/>
+          <w:szCs w:val="20"/>
+        </w:rPr>
+        <w:t xml:space="preserve">수분 세럼 ABC(기초 스킨케어) · 25초 기준. 다른 제품 유형·길이·대본 유형은 대본 스튜디오 아래쪽 "기획안"에서 바로 만들고 글로 복사할 수 있다.</w:t>
+      </w:r>
+    </w:p>
+    <w:p>
+      <w:pPr>
+        <w:pBdr>
+          <w:left w:val="single" w:color="D81B60" w:sz="12" w:space="8"/>
+        </w:pBdr>
+        <w:ind w:left="300"/>
+      </w:pPr>
+      <w:r>
+        <w:rPr>
+          <w:rFonts w:ascii="Malgun Gothic" w:cs="Malgun Gothic" w:eastAsia="Malgun Gothic" w:hAnsi="Malgun Gothic"/>
+          <w:i/>
+          <w:iCs/>
+          <w:color w:val="555555"/>
+          <w:sz w:val="20"/>
+          <w:szCs w:val="20"/>
+        </w:rPr>
+        <w:t xml:space="preserve">SEO는 검색 최적화(유튜브·네이버 검색에 잘 걸리게), GEO는 AI 검색·답변 최적화(ChatGPT·Gemini·네이버 AI 같은 AI가 답변할 때 인용되게)다.</w:t>
+      </w:r>
+    </w:p>
+    <w:p>
+      <w:r>
+        <w:rPr>
+          <w:rFonts w:ascii="Malgun Gothic" w:cs="Malgun Gothic" w:eastAsia="Malgun Gothic" w:hAnsi="Malgun Gothic"/>
+          <w:sz w:val="20"/>
+          <w:szCs w:val="20"/>
+        </w:rPr>
+        <w:t xml:space="preserve">### 대본 유형 5종의 0~2초 후킹</w:t>
+      </w:r>
+    </w:p>
+    <w:tbl>
+      <w:tblPr>
+        <w:tblW w:type="dxa" w:w="14838"/>
+        <w:tblBorders>
+          <w:top w:val="single" w:color="auto" w:sz="4"/>
+          <w:left w:val="single" w:color="auto" w:sz="4"/>
+          <w:bottom w:val="single" w:color="auto" w:sz="4"/>
+          <w:right w:val="single" w:color="auto" w:sz="4"/>
+          <w:insideH w:val="single" w:color="auto" w:sz="4"/>
+          <w:insideV w:val="single" w:color="auto" w:sz="4"/>
+        </w:tblBorders>
+      </w:tblPr>
+      <w:tblGrid>
+        <w:gridCol w:w="809"/>
+        <w:gridCol w:w="5395"/>
+        <w:gridCol w:w="2832"/>
+        <w:gridCol w:w="1888"/>
+        <w:gridCol w:w="3914"/>
+      </w:tblGrid>
+      <w:tr>
+        <w:trPr>
+          <w:tblHeader/>
+        </w:trPr>
+        <w:tc>
+          <w:tcPr>
+            <w:tcW w:type="dxa" w:w="809"/>
+            <w:tcBorders>
+              <w:top w:val="single" w:color="BFBFBF" w:sz="4"/>
+              <w:left w:val="single" w:color="BFBFBF" w:sz="4"/>
+              <w:bottom w:val="single" w:color="BFBFBF" w:sz="4"/>
+              <w:right w:val="single" w:color="BFBFBF" w:sz="4"/>
+            </w:tcBorders>
+            <w:shd w:fill="F8E1EA" w:color="auto" w:val="clear"/>
+            <w:tcMar>
+              <w:top w:type="dxa" w:w="60"/>
+              <w:left w:type="dxa" w:w="100"/>
+              <w:bottom w:type="dxa" w:w="60"/>
+              <w:right w:type="dxa" w:w="100"/>
+            </w:tcMar>
+          </w:tcPr>
+          <w:p>
+            <w:r>
+              <w:rPr>
+                <w:rFonts w:ascii="Malgun Gothic" w:cs="Malgun Gothic" w:eastAsia="Malgun Gothic" w:hAnsi="Malgun Gothic"/>
+                <w:b/>
+                <w:bCs/>
+                <w:sz w:val="19"/>
+                <w:szCs w:val="19"/>
+              </w:rPr>
+              <w:t xml:space="preserve">유형</w:t>
+            </w:r>
+          </w:p>
+        </w:tc>
+        <w:tc>
+          <w:tcPr>
+            <w:tcW w:type="dxa" w:w="5395"/>
+            <w:tcBorders>
+              <w:top w:val="single" w:color="BFBFBF" w:sz="4"/>
+              <w:left w:val="single" w:color="BFBFBF" w:sz="4"/>
+              <w:bottom w:val="single" w:color="BFBFBF" w:sz="4"/>
+              <w:right w:val="single" w:color="BFBFBF" w:sz="4"/>
+            </w:tcBorders>
+            <w:shd w:fill="F8E1EA" w:color="auto" w:val="clear"/>
+            <w:tcMar>
+              <w:top w:type="dxa" w:w="60"/>
+              <w:left w:type="dxa" w:w="100"/>
+              <w:bottom w:type="dxa" w:w="60"/>
+              <w:right w:type="dxa" w:w="100"/>
+            </w:tcMar>
+          </w:tcPr>
+          <w:p>
+            <w:r>
+              <w:rPr>
+                <w:rFonts w:ascii="Malgun Gothic" w:cs="Malgun Gothic" w:eastAsia="Malgun Gothic" w:hAnsi="Malgun Gothic"/>
+                <w:b/>
+                <w:bCs/>
+                <w:sz w:val="19"/>
+                <w:szCs w:val="19"/>
+              </w:rPr>
+              <w:t xml:space="preserve">0~2초 화면</w:t>
+            </w:r>
+          </w:p>
+        </w:tc>
+        <w:tc>
+          <w:tcPr>
+            <w:tcW w:type="dxa" w:w="2832"/>
+            <w:tcBorders>
+              <w:top w:val="single" w:color="BFBFBF" w:sz="4"/>
+              <w:left w:val="single" w:color="BFBFBF" w:sz="4"/>
+              <w:bottom w:val="single" w:color="BFBFBF" w:sz="4"/>
+              <w:right w:val="single" w:color="BFBFBF" w:sz="4"/>
+            </w:tcBorders>
+            <w:shd w:fill="F8E1EA" w:color="auto" w:val="clear"/>
+            <w:tcMar>
+              <w:top w:type="dxa" w:w="60"/>
+              <w:left w:type="dxa" w:w="100"/>
+              <w:bottom w:type="dxa" w:w="60"/>
+              <w:right w:type="dxa" w:w="100"/>
+            </w:tcMar>
+          </w:tcPr>
+          <w:p>
+            <w:r>
+              <w:rPr>
+                <w:rFonts w:ascii="Malgun Gothic" w:cs="Malgun Gothic" w:eastAsia="Malgun Gothic" w:hAnsi="Malgun Gothic"/>
+                <w:b/>
+                <w:bCs/>
+                <w:sz w:val="19"/>
+                <w:szCs w:val="19"/>
+              </w:rPr>
+              <w:t xml:space="preserve">첫 마디</w:t>
+            </w:r>
+          </w:p>
+        </w:tc>
+        <w:tc>
+          <w:tcPr>
+            <w:tcW w:type="dxa" w:w="1888"/>
+            <w:tcBorders>
+              <w:top w:val="single" w:color="BFBFBF" w:sz="4"/>
+              <w:left w:val="single" w:color="BFBFBF" w:sz="4"/>
+              <w:bottom w:val="single" w:color="BFBFBF" w:sz="4"/>
+              <w:right w:val="single" w:color="BFBFBF" w:sz="4"/>
+            </w:tcBorders>
+            <w:shd w:fill="F8E1EA" w:color="auto" w:val="clear"/>
+            <w:tcMar>
+              <w:top w:type="dxa" w:w="60"/>
+              <w:left w:type="dxa" w:w="100"/>
+              <w:bottom w:type="dxa" w:w="60"/>
+              <w:right w:type="dxa" w:w="100"/>
+            </w:tcMar>
+          </w:tcPr>
+          <w:p>
+            <w:r>
+              <w:rPr>
+                <w:rFonts w:ascii="Malgun Gothic" w:cs="Malgun Gothic" w:eastAsia="Malgun Gothic" w:hAnsi="Malgun Gothic"/>
+                <w:b/>
+                <w:bCs/>
+                <w:sz w:val="19"/>
+                <w:szCs w:val="19"/>
+              </w:rPr>
+              <w:t xml:space="preserve">자막</w:t>
+            </w:r>
+          </w:p>
+        </w:tc>
+        <w:tc>
+          <w:tcPr>
+            <w:tcW w:type="dxa" w:w="3914"/>
+            <w:tcBorders>
+              <w:top w:val="single" w:color="BFBFBF" w:sz="4"/>
+              <w:left w:val="single" w:color="BFBFBF" w:sz="4"/>
+              <w:bottom w:val="single" w:color="BFBFBF" w:sz="4"/>
+              <w:right w:val="single" w:color="BFBFBF" w:sz="4"/>
+            </w:tcBorders>
+            <w:shd w:fill="F8E1EA" w:color="auto" w:val="clear"/>
+            <w:tcMar>
+              <w:top w:type="dxa" w:w="60"/>
+              <w:left w:type="dxa" w:w="100"/>
+              <w:bottom w:type="dxa" w:w="60"/>
+              <w:right w:type="dxa" w:w="100"/>
+            </w:tcMar>
+          </w:tcPr>
+          <w:p>
+            <w:r>
+              <w:rPr>
+                <w:rFonts w:ascii="Malgun Gothic" w:cs="Malgun Gothic" w:eastAsia="Malgun Gothic" w:hAnsi="Malgun Gothic"/>
+                <w:b/>
+                <w:bCs/>
+                <w:sz w:val="19"/>
+                <w:szCs w:val="19"/>
+              </w:rPr>
+              <w:t xml:space="preserve">링크 멘트</w:t>
+            </w:r>
+          </w:p>
+        </w:tc>
+      </w:tr>
+      <w:tr>
+        <w:trPr>
+          <w:tblHeader w:val="false"/>
+        </w:trPr>
+        <w:tc>
+          <w:tcPr>
+            <w:tcW w:type="dxa" w:w="809"/>
+            <w:tcBorders>
+              <w:top w:val="single" w:color="BFBFBF" w:sz="4"/>
+              <w:left w:val="single" w:color="BFBFBF" w:sz="4"/>
+              <w:bottom w:val="single" w:color="BFBFBF" w:sz="4"/>
+              <w:right w:val="single" w:color="BFBFBF" w:sz="4"/>
+            </w:tcBorders>
+            <w:tcMar>
+              <w:top w:type="dxa" w:w="60"/>
+              <w:left w:type="dxa" w:w="100"/>
+              <w:bottom w:type="dxa" w:w="60"/>
+              <w:right w:type="dxa" w:w="100"/>
+            </w:tcMar>
+          </w:tcPr>
+          <w:p>
+            <w:r>
+              <w:rPr>
+                <w:rFonts w:ascii="Malgun Gothic" w:cs="Malgun Gothic" w:eastAsia="Malgun Gothic" w:hAnsi="Malgun Gothic"/>
+                <w:sz w:val="19"/>
+                <w:szCs w:val="19"/>
+              </w:rPr>
+              <w:t xml:space="preserve">욕망형</w:t>
+            </w:r>
+          </w:p>
+        </w:tc>
+        <w:tc>
+          <w:tcPr>
+            <w:tcW w:type="dxa" w:w="5395"/>
+            <w:tcBorders>
+              <w:top w:val="single" w:color="BFBFBF" w:sz="4"/>
+              <w:left w:val="single" w:color="BFBFBF" w:sz="4"/>
+              <w:bottom w:val="single" w:color="BFBFBF" w:sz="4"/>
+              <w:right w:val="single" w:color="BFBFBF" w:sz="4"/>
+            </w:tcBorders>
+            <w:tcMar>
+              <w:top w:type="dxa" w:w="60"/>
+              <w:left w:type="dxa" w:w="100"/>
+              <w:bottom w:type="dxa" w:w="60"/>
+              <w:right w:type="dxa" w:w="100"/>
+            </w:tcMar>
+          </w:tcPr>
+          <w:p>
+            <w:r>
+              <w:rPr>
+                <w:rFonts w:ascii="Malgun Gothic" w:cs="Malgun Gothic" w:eastAsia="Malgun Gothic" w:hAnsi="Malgun Gothic"/>
+                <w:sz w:val="19"/>
+                <w:szCs w:val="19"/>
+              </w:rPr>
+              <w:t xml:space="preserve">[AI 연출 · 효과 단정 자막 금지] [후킹 0~2초 · 결과 먼저] 측광에 촉촉한 볼 결이 반짝, 손등으로 볼을 쓸어봄</w:t>
+            </w:r>
+          </w:p>
+        </w:tc>
+        <w:tc>
+          <w:tcPr>
+            <w:tcW w:type="dxa" w:w="2832"/>
+            <w:tcBorders>
+              <w:top w:val="single" w:color="BFBFBF" w:sz="4"/>
+              <w:left w:val="single" w:color="BFBFBF" w:sz="4"/>
+              <w:bottom w:val="single" w:color="BFBFBF" w:sz="4"/>
+              <w:right w:val="single" w:color="BFBFBF" w:sz="4"/>
+            </w:tcBorders>
+            <w:tcMar>
+              <w:top w:type="dxa" w:w="60"/>
+              <w:left w:type="dxa" w:w="100"/>
+              <w:bottom w:type="dxa" w:w="60"/>
+              <w:right w:type="dxa" w:w="100"/>
+            </w:tcMar>
+          </w:tcPr>
+          <w:p>
+            <w:r>
+              <w:rPr>
+                <w:rFonts w:ascii="Malgun Gothic" w:cs="Malgun Gothic" w:eastAsia="Malgun Gothic" w:hAnsi="Malgun Gothic"/>
+                <w:sz w:val="19"/>
+                <w:szCs w:val="19"/>
+              </w:rPr>
+              <w:t xml:space="preserve">이 촉촉한 결, 바르는 법부터 보세요.</w:t>
+            </w:r>
+          </w:p>
+        </w:tc>
+        <w:tc>
+          <w:tcPr>
+            <w:tcW w:type="dxa" w:w="1888"/>
+            <w:tcBorders>
+              <w:top w:val="single" w:color="BFBFBF" w:sz="4"/>
+              <w:left w:val="single" w:color="BFBFBF" w:sz="4"/>
+              <w:bottom w:val="single" w:color="BFBFBF" w:sz="4"/>
+              <w:right w:val="single" w:color="BFBFBF" w:sz="4"/>
+            </w:tcBorders>
+            <w:tcMar>
+              <w:top w:type="dxa" w:w="60"/>
+              <w:left w:type="dxa" w:w="100"/>
+              <w:bottom w:type="dxa" w:w="60"/>
+              <w:right w:type="dxa" w:w="100"/>
+            </w:tcMar>
+          </w:tcPr>
+          <w:p>
+            <w:r>
+              <w:rPr>
+                <w:rFonts w:ascii="Malgun Gothic" w:cs="Malgun Gothic" w:eastAsia="Malgun Gothic" w:hAnsi="Malgun Gothic"/>
+                <w:sz w:val="19"/>
+                <w:szCs w:val="19"/>
+              </w:rPr>
+              <w:t xml:space="preserve">이 촉촉함, 바르는 법부터</w:t>
+            </w:r>
+          </w:p>
+        </w:tc>
+        <w:tc>
+          <w:tcPr>
+            <w:tcW w:type="dxa" w:w="3914"/>
+            <w:tcBorders>
+              <w:top w:val="single" w:color="BFBFBF" w:sz="4"/>
+              <w:left w:val="single" w:color="BFBFBF" w:sz="4"/>
+              <w:bottom w:val="single" w:color="BFBFBF" w:sz="4"/>
+              <w:right w:val="single" w:color="BFBFBF" w:sz="4"/>
+            </w:tcBorders>
+            <w:tcMar>
+              <w:top w:type="dxa" w:w="60"/>
+              <w:left w:type="dxa" w:w="100"/>
+              <w:bottom w:type="dxa" w:w="60"/>
+              <w:right w:type="dxa" w:w="100"/>
+            </w:tcMar>
+          </w:tcPr>
+          <w:p>
+            <w:r>
+              <w:rPr>
+                <w:rFonts w:ascii="Malgun Gothic" w:cs="Malgun Gothic" w:eastAsia="Malgun Gothic" w:hAnsi="Malgun Gothic"/>
+                <w:sz w:val="19"/>
+                <w:szCs w:val="19"/>
+              </w:rPr>
+              <w:t xml:space="preserve">이 느낌 원하면 제품은 프로필 링크에 있어요.</w:t>
+            </w:r>
+          </w:p>
+        </w:tc>
+      </w:tr>
+      <w:tr>
+        <w:trPr>
+          <w:tblHeader w:val="false"/>
+        </w:trPr>
+        <w:tc>
+          <w:tcPr>
+            <w:tcW w:type="dxa" w:w="809"/>
+            <w:tcBorders>
+              <w:top w:val="single" w:color="BFBFBF" w:sz="4"/>
+              <w:left w:val="single" w:color="BFBFBF" w:sz="4"/>
+              <w:bottom w:val="single" w:color="BFBFBF" w:sz="4"/>
+              <w:right w:val="single" w:color="BFBFBF" w:sz="4"/>
+            </w:tcBorders>
+            <w:tcMar>
+              <w:top w:type="dxa" w:w="60"/>
+              <w:left w:type="dxa" w:w="100"/>
+              <w:bottom w:type="dxa" w:w="60"/>
+              <w:right w:type="dxa" w:w="100"/>
+            </w:tcMar>
+          </w:tcPr>
+          <w:p>
+            <w:r>
+              <w:rPr>
+                <w:rFonts w:ascii="Malgun Gothic" w:cs="Malgun Gothic" w:eastAsia="Malgun Gothic" w:hAnsi="Malgun Gothic"/>
+                <w:sz w:val="19"/>
+                <w:szCs w:val="19"/>
+              </w:rPr>
+              <w:t xml:space="preserve">피해·불편형</w:t>
+            </w:r>
+          </w:p>
+        </w:tc>
+        <w:tc>
+          <w:tcPr>
+            <w:tcW w:type="dxa" w:w="5395"/>
+            <w:tcBorders>
+              <w:top w:val="single" w:color="BFBFBF" w:sz="4"/>
+              <w:left w:val="single" w:color="BFBFBF" w:sz="4"/>
+              <w:bottom w:val="single" w:color="BFBFBF" w:sz="4"/>
+              <w:right w:val="single" w:color="BFBFBF" w:sz="4"/>
+            </w:tcBorders>
+            <w:tcMar>
+              <w:top w:type="dxa" w:w="60"/>
+              <w:left w:type="dxa" w:w="100"/>
+              <w:bottom w:type="dxa" w:w="60"/>
+              <w:right w:type="dxa" w:w="100"/>
+            </w:tcMar>
+          </w:tcPr>
+          <w:p>
+            <w:r>
+              <w:rPr>
+                <w:rFonts w:ascii="Malgun Gothic" w:cs="Malgun Gothic" w:eastAsia="Malgun Gothic" w:hAnsi="Malgun Gothic"/>
+                <w:sz w:val="19"/>
+                <w:szCs w:val="19"/>
+              </w:rPr>
+              <w:t xml:space="preserve">[AI 연출 · 전후 비교로 쓰지 않기] [후킹 0~2초 · 사용 전 불편한 점] 세안 직후 당기는 볼을 손끝으로 눌러 보며 살짝 찡그림, 들뜬 각질이 측광에 보임</w:t>
+            </w:r>
+          </w:p>
+        </w:tc>
+        <w:tc>
+          <w:tcPr>
+            <w:tcW w:type="dxa" w:w="2832"/>
+            <w:tcBorders>
+              <w:top w:val="single" w:color="BFBFBF" w:sz="4"/>
+              <w:left w:val="single" w:color="BFBFBF" w:sz="4"/>
+              <w:bottom w:val="single" w:color="BFBFBF" w:sz="4"/>
+              <w:right w:val="single" w:color="BFBFBF" w:sz="4"/>
+            </w:tcBorders>
+            <w:tcMar>
+              <w:top w:type="dxa" w:w="60"/>
+              <w:left w:type="dxa" w:w="100"/>
+              <w:bottom w:type="dxa" w:w="60"/>
+              <w:right w:type="dxa" w:w="100"/>
+            </w:tcMar>
+          </w:tcPr>
+          <w:p>
+            <w:r>
+              <w:rPr>
+                <w:rFonts w:ascii="Malgun Gothic" w:cs="Malgun Gothic" w:eastAsia="Malgun Gothic" w:hAnsi="Malgun Gothic"/>
+                <w:sz w:val="19"/>
+                <w:szCs w:val="19"/>
+              </w:rPr>
+              <w:t xml:space="preserve">세안하고 얼굴 당기는 분들,</w:t>
+            </w:r>
+          </w:p>
+        </w:tc>
+        <w:tc>
+          <w:tcPr>
+            <w:tcW w:type="dxa" w:w="1888"/>
+            <w:tcBorders>
+              <w:top w:val="single" w:color="BFBFBF" w:sz="4"/>
+              <w:left w:val="single" w:color="BFBFBF" w:sz="4"/>
+              <w:bottom w:val="single" w:color="BFBFBF" w:sz="4"/>
+              <w:right w:val="single" w:color="BFBFBF" w:sz="4"/>
+            </w:tcBorders>
+            <w:tcMar>
+              <w:top w:type="dxa" w:w="60"/>
+              <w:left w:type="dxa" w:w="100"/>
+              <w:bottom w:type="dxa" w:w="60"/>
+              <w:right w:type="dxa" w:w="100"/>
+            </w:tcMar>
+          </w:tcPr>
+          <w:p>
+            <w:r>
+              <w:rPr>
+                <w:rFonts w:ascii="Malgun Gothic" w:cs="Malgun Gothic" w:eastAsia="Malgun Gothic" w:hAnsi="Malgun Gothic"/>
+                <w:sz w:val="19"/>
+                <w:szCs w:val="19"/>
+              </w:rPr>
+              <w:t xml:space="preserve">세안하고 이렇게 당기면</w:t>
+            </w:r>
+          </w:p>
+        </w:tc>
+        <w:tc>
+          <w:tcPr>
+            <w:tcW w:type="dxa" w:w="3914"/>
+            <w:tcBorders>
+              <w:top w:val="single" w:color="BFBFBF" w:sz="4"/>
+              <w:left w:val="single" w:color="BFBFBF" w:sz="4"/>
+              <w:bottom w:val="single" w:color="BFBFBF" w:sz="4"/>
+              <w:right w:val="single" w:color="BFBFBF" w:sz="4"/>
+            </w:tcBorders>
+            <w:tcMar>
+              <w:top w:type="dxa" w:w="60"/>
+              <w:left w:type="dxa" w:w="100"/>
+              <w:bottom w:type="dxa" w:w="60"/>
+              <w:right w:type="dxa" w:w="100"/>
+            </w:tcMar>
+          </w:tcPr>
+          <w:p>
+            <w:r>
+              <w:rPr>
+                <w:rFonts w:ascii="Malgun Gothic" w:cs="Malgun Gothic" w:eastAsia="Malgun Gothic" w:hAnsi="Malgun Gothic"/>
+                <w:sz w:val="19"/>
+                <w:szCs w:val="19"/>
+              </w:rPr>
+              <w:t xml:space="preserve">같은 고민이면 제품은 프로필 링크에 있어요.</w:t>
+            </w:r>
+          </w:p>
+        </w:tc>
+      </w:tr>
+      <w:tr>
+        <w:trPr>
+          <w:tblHeader w:val="false"/>
+        </w:trPr>
+        <w:tc>
+          <w:tcPr>
+            <w:tcW w:type="dxa" w:w="809"/>
+            <w:tcBorders>
+              <w:top w:val="single" w:color="BFBFBF" w:sz="4"/>
+              <w:left w:val="single" w:color="BFBFBF" w:sz="4"/>
+              <w:bottom w:val="single" w:color="BFBFBF" w:sz="4"/>
+              <w:right w:val="single" w:color="BFBFBF" w:sz="4"/>
+            </w:tcBorders>
+            <w:tcMar>
+              <w:top w:type="dxa" w:w="60"/>
+              <w:left w:type="dxa" w:w="100"/>
+              <w:bottom w:type="dxa" w:w="60"/>
+              <w:right w:type="dxa" w:w="100"/>
+            </w:tcMar>
+          </w:tcPr>
+          <w:p>
+            <w:r>
+              <w:rPr>
+                <w:rFonts w:ascii="Malgun Gothic" w:cs="Malgun Gothic" w:eastAsia="Malgun Gothic" w:hAnsi="Malgun Gothic"/>
+                <w:sz w:val="19"/>
+                <w:szCs w:val="19"/>
+              </w:rPr>
+              <w:t xml:space="preserve">전문가형</w:t>
+            </w:r>
+          </w:p>
+        </w:tc>
+        <w:tc>
+          <w:tcPr>
+            <w:tcW w:type="dxa" w:w="5395"/>
+            <w:tcBorders>
+              <w:top w:val="single" w:color="BFBFBF" w:sz="4"/>
+              <w:left w:val="single" w:color="BFBFBF" w:sz="4"/>
+              <w:bottom w:val="single" w:color="BFBFBF" w:sz="4"/>
+              <w:right w:val="single" w:color="BFBFBF" w:sz="4"/>
+            </w:tcBorders>
+            <w:tcMar>
+              <w:top w:type="dxa" w:w="60"/>
+              <w:left w:type="dxa" w:w="100"/>
+              <w:bottom w:type="dxa" w:w="60"/>
+              <w:right w:type="dxa" w:w="100"/>
+            </w:tcMar>
+          </w:tcPr>
+          <w:p>
+            <w:r>
+              <w:rPr>
+                <w:rFonts w:ascii="Malgun Gothic" w:cs="Malgun Gothic" w:eastAsia="Malgun Gothic" w:hAnsi="Malgun Gothic"/>
+                <w:sz w:val="19"/>
+                <w:szCs w:val="19"/>
+              </w:rPr>
+              <w:t xml:space="preserve">[후킹 0~2초 · 정보 선언] 카메라 정면 응시, 손가락으로 '하나'를 세며 단호하게</w:t>
+            </w:r>
+          </w:p>
+        </w:tc>
+        <w:tc>
+          <w:tcPr>
+            <w:tcW w:type="dxa" w:w="2832"/>
+            <w:tcBorders>
+              <w:top w:val="single" w:color="BFBFBF" w:sz="4"/>
+              <w:left w:val="single" w:color="BFBFBF" w:sz="4"/>
+              <w:bottom w:val="single" w:color="BFBFBF" w:sz="4"/>
+              <w:right w:val="single" w:color="BFBFBF" w:sz="4"/>
+            </w:tcBorders>
+            <w:tcMar>
+              <w:top w:type="dxa" w:w="60"/>
+              <w:left w:type="dxa" w:w="100"/>
+              <w:bottom w:type="dxa" w:w="60"/>
+              <w:right w:type="dxa" w:w="100"/>
+            </w:tcMar>
+          </w:tcPr>
+          <w:p>
+            <w:r>
+              <w:rPr>
+                <w:rFonts w:ascii="Malgun Gothic" w:cs="Malgun Gothic" w:eastAsia="Malgun Gothic" w:hAnsi="Malgun Gothic"/>
+                <w:sz w:val="19"/>
+                <w:szCs w:val="19"/>
+              </w:rPr>
+              <w:t xml:space="preserve">바르는 순서, 이것만 기억하세요.</w:t>
+            </w:r>
+          </w:p>
+        </w:tc>
+        <w:tc>
+          <w:tcPr>
+            <w:tcW w:type="dxa" w:w="1888"/>
+            <w:tcBorders>
+              <w:top w:val="single" w:color="BFBFBF" w:sz="4"/>
+              <w:left w:val="single" w:color="BFBFBF" w:sz="4"/>
+              <w:bottom w:val="single" w:color="BFBFBF" w:sz="4"/>
+              <w:right w:val="single" w:color="BFBFBF" w:sz="4"/>
+            </w:tcBorders>
+            <w:tcMar>
+              <w:top w:type="dxa" w:w="60"/>
+              <w:left w:type="dxa" w:w="100"/>
+              <w:bottom w:type="dxa" w:w="60"/>
+              <w:right w:type="dxa" w:w="100"/>
+            </w:tcMar>
+          </w:tcPr>
+          <w:p>
+            <w:r>
+              <w:rPr>
+                <w:rFonts w:ascii="Malgun Gothic" w:cs="Malgun Gothic" w:eastAsia="Malgun Gothic" w:hAnsi="Malgun Gothic"/>
+                <w:sz w:val="19"/>
+                <w:szCs w:val="19"/>
+              </w:rPr>
+              <w:t xml:space="preserve">이 순서만 기억하세요</w:t>
+            </w:r>
+          </w:p>
+        </w:tc>
+        <w:tc>
+          <w:tcPr>
+            <w:tcW w:type="dxa" w:w="3914"/>
+            <w:tcBorders>
+              <w:top w:val="single" w:color="BFBFBF" w:sz="4"/>
+              <w:left w:val="single" w:color="BFBFBF" w:sz="4"/>
+              <w:bottom w:val="single" w:color="BFBFBF" w:sz="4"/>
+              <w:right w:val="single" w:color="BFBFBF" w:sz="4"/>
+            </w:tcBorders>
+            <w:tcMar>
+              <w:top w:type="dxa" w:w="60"/>
+              <w:left w:type="dxa" w:w="100"/>
+              <w:bottom w:type="dxa" w:w="60"/>
+              <w:right w:type="dxa" w:w="100"/>
+            </w:tcMar>
+          </w:tcPr>
+          <w:p>
+            <w:r>
+              <w:rPr>
+                <w:rFonts w:ascii="Malgun Gothic" w:cs="Malgun Gothic" w:eastAsia="Malgun Gothic" w:hAnsi="Malgun Gothic"/>
+                <w:sz w:val="19"/>
+                <w:szCs w:val="19"/>
+              </w:rPr>
+              <w:t xml:space="preserve">순서 저장해 두시고, 제품은 프로필 링크에 있어요.</w:t>
+            </w:r>
+          </w:p>
+        </w:tc>
+      </w:tr>
+      <w:tr>
+        <w:trPr>
+          <w:tblHeader w:val="false"/>
+        </w:trPr>
+        <w:tc>
+          <w:tcPr>
+            <w:tcW w:type="dxa" w:w="809"/>
+            <w:tcBorders>
+              <w:top w:val="single" w:color="BFBFBF" w:sz="4"/>
+              <w:left w:val="single" w:color="BFBFBF" w:sz="4"/>
+              <w:bottom w:val="single" w:color="BFBFBF" w:sz="4"/>
+              <w:right w:val="single" w:color="BFBFBF" w:sz="4"/>
+            </w:tcBorders>
+            <w:tcMar>
+              <w:top w:type="dxa" w:w="60"/>
+              <w:left w:type="dxa" w:w="100"/>
+              <w:bottom w:type="dxa" w:w="60"/>
+              <w:right w:type="dxa" w:w="100"/>
+            </w:tcMar>
+          </w:tcPr>
+          <w:p>
+            <w:r>
+              <w:rPr>
+                <w:rFonts w:ascii="Malgun Gothic" w:cs="Malgun Gothic" w:eastAsia="Malgun Gothic" w:hAnsi="Malgun Gothic"/>
+                <w:sz w:val="19"/>
+                <w:szCs w:val="19"/>
+              </w:rPr>
+              <w:t xml:space="preserve">실험·비교형</w:t>
+            </w:r>
+          </w:p>
+        </w:tc>
+        <w:tc>
+          <w:tcPr>
+            <w:tcW w:type="dxa" w:w="5395"/>
+            <w:tcBorders>
+              <w:top w:val="single" w:color="BFBFBF" w:sz="4"/>
+              <w:left w:val="single" w:color="BFBFBF" w:sz="4"/>
+              <w:bottom w:val="single" w:color="BFBFBF" w:sz="4"/>
+              <w:right w:val="single" w:color="BFBFBF" w:sz="4"/>
+            </w:tcBorders>
+            <w:tcMar>
+              <w:top w:type="dxa" w:w="60"/>
+              <w:left w:type="dxa" w:w="100"/>
+              <w:bottom w:type="dxa" w:w="60"/>
+              <w:right w:type="dxa" w:w="100"/>
+            </w:tcMar>
+          </w:tcPr>
+          <w:p>
+            <w:r>
+              <w:rPr>
+                <w:rFonts w:ascii="Malgun Gothic" w:cs="Malgun Gothic" w:eastAsia="Malgun Gothic" w:hAnsi="Malgun Gothic"/>
+                <w:sz w:val="19"/>
+                <w:szCs w:val="19"/>
+              </w:rPr>
+              <w:t xml:space="preserve">[실촬영] [후킹 0~2초 · 테스트 결과부터] 손등에 펴 바르고 기울이기 → 손가락으로 톡톡 두드려 마무리감 확인</w:t>
+            </w:r>
+          </w:p>
+        </w:tc>
+        <w:tc>
+          <w:tcPr>
+            <w:tcW w:type="dxa" w:w="2832"/>
+            <w:tcBorders>
+              <w:top w:val="single" w:color="BFBFBF" w:sz="4"/>
+              <w:left w:val="single" w:color="BFBFBF" w:sz="4"/>
+              <w:bottom w:val="single" w:color="BFBFBF" w:sz="4"/>
+              <w:right w:val="single" w:color="BFBFBF" w:sz="4"/>
+            </w:tcBorders>
+            <w:tcMar>
+              <w:top w:type="dxa" w:w="60"/>
+              <w:left w:type="dxa" w:w="100"/>
+              <w:bottom w:type="dxa" w:w="60"/>
+              <w:right w:type="dxa" w:w="100"/>
+            </w:tcMar>
+          </w:tcPr>
+          <w:p>
+            <w:r>
+              <w:rPr>
+                <w:rFonts w:ascii="Malgun Gothic" w:cs="Malgun Gothic" w:eastAsia="Malgun Gothic" w:hAnsi="Malgun Gothic"/>
+                <w:sz w:val="19"/>
+                <w:szCs w:val="19"/>
+              </w:rPr>
+              <w:t xml:space="preserve">테스트 결과부터 보여드릴게요.</w:t>
+            </w:r>
+          </w:p>
+        </w:tc>
+        <w:tc>
+          <w:tcPr>
+            <w:tcW w:type="dxa" w:w="1888"/>
+            <w:tcBorders>
+              <w:top w:val="single" w:color="BFBFBF" w:sz="4"/>
+              <w:left w:val="single" w:color="BFBFBF" w:sz="4"/>
+              <w:bottom w:val="single" w:color="BFBFBF" w:sz="4"/>
+              <w:right w:val="single" w:color="BFBFBF" w:sz="4"/>
+            </w:tcBorders>
+            <w:tcMar>
+              <w:top w:type="dxa" w:w="60"/>
+              <w:left w:type="dxa" w:w="100"/>
+              <w:bottom w:type="dxa" w:w="60"/>
+              <w:right w:type="dxa" w:w="100"/>
+            </w:tcMar>
+          </w:tcPr>
+          <w:p>
+            <w:r>
+              <w:rPr>
+                <w:rFonts w:ascii="Malgun Gothic" w:cs="Malgun Gothic" w:eastAsia="Malgun Gothic" w:hAnsi="Malgun Gothic"/>
+                <w:sz w:val="19"/>
+                <w:szCs w:val="19"/>
+              </w:rPr>
+              <w:t xml:space="preserve">테스트 결과부터</w:t>
+            </w:r>
+          </w:p>
+        </w:tc>
+        <w:tc>
+          <w:tcPr>
+            <w:tcW w:type="dxa" w:w="3914"/>
+            <w:tcBorders>
+              <w:top w:val="single" w:color="BFBFBF" w:sz="4"/>
+              <w:left w:val="single" w:color="BFBFBF" w:sz="4"/>
+              <w:bottom w:val="single" w:color="BFBFBF" w:sz="4"/>
+              <w:right w:val="single" w:color="BFBFBF" w:sz="4"/>
+            </w:tcBorders>
+            <w:tcMar>
+              <w:top w:type="dxa" w:w="60"/>
+              <w:left w:type="dxa" w:w="100"/>
+              <w:bottom w:type="dxa" w:w="60"/>
+              <w:right w:type="dxa" w:w="100"/>
+            </w:tcMar>
+          </w:tcPr>
+          <w:p>
+            <w:r>
+              <w:rPr>
+                <w:rFonts w:ascii="Malgun Gothic" w:cs="Malgun Gothic" w:eastAsia="Malgun Gothic" w:hAnsi="Malgun Gothic"/>
+                <w:sz w:val="19"/>
+                <w:szCs w:val="19"/>
+              </w:rPr>
+              <w:t xml:space="preserve">결과 보고 고르세요, 제품은 프로필 링크에 있어요.</w:t>
+            </w:r>
+          </w:p>
+        </w:tc>
+      </w:tr>
+      <w:tr>
+        <w:trPr>
+          <w:tblHeader w:val="false"/>
+        </w:trPr>
+        <w:tc>
+          <w:tcPr>
+            <w:tcW w:type="dxa" w:w="809"/>
+            <w:tcBorders>
+              <w:top w:val="single" w:color="BFBFBF" w:sz="4"/>
+              <w:left w:val="single" w:color="BFBFBF" w:sz="4"/>
+              <w:bottom w:val="single" w:color="BFBFBF" w:sz="4"/>
+              <w:right w:val="single" w:color="BFBFBF" w:sz="4"/>
+            </w:tcBorders>
+            <w:tcMar>
+              <w:top w:type="dxa" w:w="60"/>
+              <w:left w:type="dxa" w:w="100"/>
+              <w:bottom w:type="dxa" w:w="60"/>
+              <w:right w:type="dxa" w:w="100"/>
+            </w:tcMar>
+          </w:tcPr>
+          <w:p>
+            <w:r>
+              <w:rPr>
+                <w:rFonts w:ascii="Malgun Gothic" w:cs="Malgun Gothic" w:eastAsia="Malgun Gothic" w:hAnsi="Malgun Gothic"/>
+                <w:sz w:val="19"/>
+                <w:szCs w:val="19"/>
+              </w:rPr>
+              <w:t xml:space="preserve">호기심형</w:t>
+            </w:r>
+          </w:p>
+        </w:tc>
+        <w:tc>
+          <w:tcPr>
+            <w:tcW w:type="dxa" w:w="5395"/>
+            <w:tcBorders>
+              <w:top w:val="single" w:color="BFBFBF" w:sz="4"/>
+              <w:left w:val="single" w:color="BFBFBF" w:sz="4"/>
+              <w:bottom w:val="single" w:color="BFBFBF" w:sz="4"/>
+              <w:right w:val="single" w:color="BFBFBF" w:sz="4"/>
+            </w:tcBorders>
+            <w:tcMar>
+              <w:top w:type="dxa" w:w="60"/>
+              <w:left w:type="dxa" w:w="100"/>
+              <w:bottom w:type="dxa" w:w="60"/>
+              <w:right w:type="dxa" w:w="100"/>
+            </w:tcMar>
+          </w:tcPr>
+          <w:p>
+            <w:r>
+              <w:rPr>
+                <w:rFonts w:ascii="Malgun Gothic" w:cs="Malgun Gothic" w:eastAsia="Malgun Gothic" w:hAnsi="Malgun Gothic"/>
+                <w:sz w:val="19"/>
+                <w:szCs w:val="19"/>
+              </w:rPr>
+              <w:t xml:space="preserve">[후킹 0~2초 · 질문] 제품을 카메라 앞으로 쑥 내밀며 고개를 갸웃</w:t>
+            </w:r>
+          </w:p>
+        </w:tc>
+        <w:tc>
+          <w:tcPr>
+            <w:tcW w:type="dxa" w:w="2832"/>
+            <w:tcBorders>
+              <w:top w:val="single" w:color="BFBFBF" w:sz="4"/>
+              <w:left w:val="single" w:color="BFBFBF" w:sz="4"/>
+              <w:bottom w:val="single" w:color="BFBFBF" w:sz="4"/>
+              <w:right w:val="single" w:color="BFBFBF" w:sz="4"/>
+            </w:tcBorders>
+            <w:tcMar>
+              <w:top w:type="dxa" w:w="60"/>
+              <w:left w:type="dxa" w:w="100"/>
+              <w:bottom w:type="dxa" w:w="60"/>
+              <w:right w:type="dxa" w:w="100"/>
+            </w:tcMar>
+          </w:tcPr>
+          <w:p>
+            <w:r>
+              <w:rPr>
+                <w:rFonts w:ascii="Malgun Gothic" w:cs="Malgun Gothic" w:eastAsia="Malgun Gothic" w:hAnsi="Malgun Gothic"/>
+                <w:sz w:val="19"/>
+                <w:szCs w:val="19"/>
+              </w:rPr>
+              <w:t xml:space="preserve">기초 스킨케어, 이렇게 바르고 있나요?</w:t>
+            </w:r>
+          </w:p>
+        </w:tc>
+        <w:tc>
+          <w:tcPr>
+            <w:tcW w:type="dxa" w:w="1888"/>
+            <w:tcBorders>
+              <w:top w:val="single" w:color="BFBFBF" w:sz="4"/>
+              <w:left w:val="single" w:color="BFBFBF" w:sz="4"/>
+              <w:bottom w:val="single" w:color="BFBFBF" w:sz="4"/>
+              <w:right w:val="single" w:color="BFBFBF" w:sz="4"/>
+            </w:tcBorders>
+            <w:tcMar>
+              <w:top w:type="dxa" w:w="60"/>
+              <w:left w:type="dxa" w:w="100"/>
+              <w:bottom w:type="dxa" w:w="60"/>
+              <w:right w:type="dxa" w:w="100"/>
+            </w:tcMar>
+          </w:tcPr>
+          <w:p>
+            <w:r>
+              <w:rPr>
+                <w:rFonts w:ascii="Malgun Gothic" w:cs="Malgun Gothic" w:eastAsia="Malgun Gothic" w:hAnsi="Malgun Gothic"/>
+                <w:sz w:val="19"/>
+                <w:szCs w:val="19"/>
+              </w:rPr>
+              <w:t xml:space="preserve">이렇게 바르고 있나요?</w:t>
+            </w:r>
+          </w:p>
+        </w:tc>
+        <w:tc>
+          <w:tcPr>
+            <w:tcW w:type="dxa" w:w="3914"/>
+            <w:tcBorders>
+              <w:top w:val="single" w:color="BFBFBF" w:sz="4"/>
+              <w:left w:val="single" w:color="BFBFBF" w:sz="4"/>
+              <w:bottom w:val="single" w:color="BFBFBF" w:sz="4"/>
+              <w:right w:val="single" w:color="BFBFBF" w:sz="4"/>
+            </w:tcBorders>
+            <w:tcMar>
+              <w:top w:type="dxa" w:w="60"/>
+              <w:left w:type="dxa" w:w="100"/>
+              <w:bottom w:type="dxa" w:w="60"/>
+              <w:right w:type="dxa" w:w="100"/>
+            </w:tcMar>
+          </w:tcPr>
+          <w:p>
+            <w:r>
+              <w:rPr>
+                <w:rFonts w:ascii="Malgun Gothic" w:cs="Malgun Gothic" w:eastAsia="Malgun Gothic" w:hAnsi="Malgun Gothic"/>
+                <w:sz w:val="19"/>
+                <w:szCs w:val="19"/>
+              </w:rPr>
+              <w:t xml:space="preserve">저장해 두고 따라 해 보세요. 제품은 프로필 링크에.</w:t>
+            </w:r>
+          </w:p>
+        </w:tc>
+      </w:tr>
+    </w:tbl>
+    <w:p/>
+    <w:p>
+      <w:r>
+        <w:rPr>
+          <w:rFonts w:ascii="Malgun Gothic" w:cs="Malgun Gothic" w:eastAsia="Malgun Gothic" w:hAnsi="Malgun Gothic"/>
+          <w:sz w:val="20"/>
+          <w:szCs w:val="20"/>
+        </w:rPr>
+        <w:t xml:space="preserve">### 기획 의도</w:t>
+      </w:r>
+    </w:p>
+    <w:p>
+      <w:pPr>
+        <w:pStyle w:val="ListParagraph"/>
+        <w:numPr>
+          <w:ilvl w:val="0"/>
+          <w:numId w:val="2"/>
+        </w:numPr>
+      </w:pPr>
+      <w:r>
+        <w:rPr>
+          <w:rFonts w:ascii="Malgun Gothic" w:cs="Malgun Gothic" w:eastAsia="Malgun Gothic" w:hAnsi="Malgun Gothic"/>
+          <w:sz w:val="20"/>
+          <w:szCs w:val="20"/>
+        </w:rPr>
+        <w:t xml:space="preserve">목표: 세안 후 당김·화장 들뜸이 고민인 20~30대 시청자가 0~2초 안에 '내 얘기'라고 느끼고 끝까지 본 뒤 프로필 링크를 누르게 한다.</w:t>
+      </w:r>
+    </w:p>
+    <w:p>
+      <w:pPr>
+        <w:pStyle w:val="ListParagraph"/>
+        <w:numPr>
+          <w:ilvl w:val="0"/>
+          <w:numId w:val="2"/>
+        </w:numPr>
+      </w:pPr>
+      <w:r>
+        <w:rPr>
+          <w:rFonts w:ascii="Malgun Gothic" w:cs="Malgun Gothic" w:eastAsia="Malgun Gothic" w:hAnsi="Malgun Gothic"/>
+          <w:sz w:val="20"/>
+          <w:szCs w:val="20"/>
+        </w:rPr>
+        <w:t xml:space="preserve">핵심 메시지: 세안 후 당김, 각질 들뜸 → 바른 직후 촉촉하게 차오른 볼 결</w:t>
+      </w:r>
+    </w:p>
+    <w:p>
+      <w:r>
+        <w:rPr>
+          <w:rFonts w:ascii="Malgun Gothic" w:cs="Malgun Gothic" w:eastAsia="Malgun Gothic" w:hAnsi="Malgun Gothic"/>
+          <w:sz w:val="20"/>
+          <w:szCs w:val="20"/>
+        </w:rPr>
+        <w:t xml:space="preserve">### 후킹 문구 10개 (모두 0~2초 안에 끝나는 길이)</w:t>
+      </w:r>
+    </w:p>
+    <w:p>
+      <w:pPr>
+        <w:pStyle w:val="ListParagraph"/>
+        <w:numPr>
+          <w:ilvl w:val="0"/>
+          <w:numId w:val="2"/>
+        </w:numPr>
+      </w:pPr>
+      <w:r>
+        <w:rPr>
+          <w:rFonts w:ascii="Malgun Gothic" w:cs="Malgun Gothic" w:eastAsia="Malgun Gothic" w:hAnsi="Malgun Gothic"/>
+          <w:sz w:val="20"/>
+          <w:szCs w:val="20"/>
+        </w:rPr>
+        <w:t xml:space="preserve">세안하고 이렇게 당기면</w:t>
+      </w:r>
+    </w:p>
+    <w:p>
+      <w:pPr>
+        <w:pStyle w:val="ListParagraph"/>
+        <w:numPr>
+          <w:ilvl w:val="0"/>
+          <w:numId w:val="2"/>
+        </w:numPr>
+      </w:pPr>
+      <w:r>
+        <w:rPr>
+          <w:rFonts w:ascii="Malgun Gothic" w:cs="Malgun Gothic" w:eastAsia="Malgun Gothic" w:hAnsi="Malgun Gothic"/>
+          <w:sz w:val="20"/>
+          <w:szCs w:val="20"/>
+        </w:rPr>
+        <w:t xml:space="preserve">이 촉촉함, 바르는 법부터</w:t>
+      </w:r>
+    </w:p>
+    <w:p>
+      <w:pPr>
+        <w:pStyle w:val="ListParagraph"/>
+        <w:numPr>
+          <w:ilvl w:val="0"/>
+          <w:numId w:val="2"/>
+        </w:numPr>
+      </w:pPr>
+      <w:r>
+        <w:rPr>
+          <w:rFonts w:ascii="Malgun Gothic" w:cs="Malgun Gothic" w:eastAsia="Malgun Gothic" w:hAnsi="Malgun Gothic"/>
+          <w:sz w:val="20"/>
+          <w:szCs w:val="20"/>
+        </w:rPr>
+        <w:t xml:space="preserve">수분세럼, 이 순서 하나만</w:t>
+      </w:r>
+    </w:p>
+    <w:p>
+      <w:pPr>
+        <w:pStyle w:val="ListParagraph"/>
+        <w:numPr>
+          <w:ilvl w:val="0"/>
+          <w:numId w:val="2"/>
+        </w:numPr>
+      </w:pPr>
+      <w:r>
+        <w:rPr>
+          <w:rFonts w:ascii="Malgun Gothic" w:cs="Malgun Gothic" w:eastAsia="Malgun Gothic" w:hAnsi="Malgun Gothic"/>
+          <w:sz w:val="20"/>
+          <w:szCs w:val="20"/>
+        </w:rPr>
+        <w:t xml:space="preserve">수분 세럼 ABC 바르기 전에 이것부터</w:t>
+      </w:r>
+    </w:p>
+    <w:p>
+      <w:pPr>
+        <w:pStyle w:val="ListParagraph"/>
+        <w:numPr>
+          <w:ilvl w:val="0"/>
+          <w:numId w:val="2"/>
+        </w:numPr>
+      </w:pPr>
+      <w:r>
+        <w:rPr>
+          <w:rFonts w:ascii="Malgun Gothic" w:cs="Malgun Gothic" w:eastAsia="Malgun Gothic" w:hAnsi="Malgun Gothic"/>
+          <w:sz w:val="20"/>
+          <w:szCs w:val="20"/>
+        </w:rPr>
+        <w:t xml:space="preserve">아직도 이렇게 바르세요?</w:t>
+      </w:r>
+    </w:p>
+    <w:p>
+      <w:pPr>
+        <w:pStyle w:val="ListParagraph"/>
+        <w:numPr>
+          <w:ilvl w:val="0"/>
+          <w:numId w:val="2"/>
+        </w:numPr>
+      </w:pPr>
+      <w:r>
+        <w:rPr>
+          <w:rFonts w:ascii="Malgun Gothic" w:cs="Malgun Gothic" w:eastAsia="Malgun Gothic" w:hAnsi="Malgun Gothic"/>
+          <w:sz w:val="20"/>
+          <w:szCs w:val="20"/>
+        </w:rPr>
+        <w:t xml:space="preserve">기초 스킨케어 고를 때 이것만 보세요</w:t>
+      </w:r>
+    </w:p>
+    <w:p>
+      <w:pPr>
+        <w:pStyle w:val="ListParagraph"/>
+        <w:numPr>
+          <w:ilvl w:val="0"/>
+          <w:numId w:val="2"/>
+        </w:numPr>
+      </w:pPr>
+      <w:r>
+        <w:rPr>
+          <w:rFonts w:ascii="Malgun Gothic" w:cs="Malgun Gothic" w:eastAsia="Malgun Gothic" w:hAnsi="Malgun Gothic"/>
+          <w:sz w:val="20"/>
+          <w:szCs w:val="20"/>
+        </w:rPr>
+        <w:t xml:space="preserve">테스트 결과부터 보세요</w:t>
+      </w:r>
+    </w:p>
+    <w:p>
+      <w:pPr>
+        <w:pStyle w:val="ListParagraph"/>
+        <w:numPr>
+          <w:ilvl w:val="0"/>
+          <w:numId w:val="2"/>
+        </w:numPr>
+      </w:pPr>
+      <w:r>
+        <w:rPr>
+          <w:rFonts w:ascii="Malgun Gothic" w:cs="Malgun Gothic" w:eastAsia="Malgun Gothic" w:hAnsi="Malgun Gothic"/>
+          <w:sz w:val="20"/>
+          <w:szCs w:val="20"/>
+        </w:rPr>
+        <w:t xml:space="preserve">같은 고민이면 끝까지 보세요</w:t>
+      </w:r>
+    </w:p>
+    <w:p>
+      <w:pPr>
+        <w:pStyle w:val="ListParagraph"/>
+        <w:numPr>
+          <w:ilvl w:val="0"/>
+          <w:numId w:val="2"/>
+        </w:numPr>
+      </w:pPr>
+      <w:r>
+        <w:rPr>
+          <w:rFonts w:ascii="Malgun Gothic" w:cs="Malgun Gothic" w:eastAsia="Malgun Gothic" w:hAnsi="Malgun Gothic"/>
+          <w:sz w:val="20"/>
+          <w:szCs w:val="20"/>
+        </w:rPr>
+        <w:t xml:space="preserve">저장해 두고 따라 하는 기초 스킨케어 순서</w:t>
+      </w:r>
+    </w:p>
+    <w:p>
+      <w:pPr>
+        <w:pStyle w:val="ListParagraph"/>
+        <w:numPr>
+          <w:ilvl w:val="0"/>
+          <w:numId w:val="2"/>
+        </w:numPr>
+      </w:pPr>
+      <w:r>
+        <w:rPr>
+          <w:rFonts w:ascii="Malgun Gothic" w:cs="Malgun Gothic" w:eastAsia="Malgun Gothic" w:hAnsi="Malgun Gothic"/>
+          <w:sz w:val="20"/>
+          <w:szCs w:val="20"/>
+        </w:rPr>
+        <w:t xml:space="preserve">세럼 바르는 법, 6단계면 끝</w:t>
+      </w:r>
+    </w:p>
+    <w:p>
+      <w:r>
+        <w:rPr>
+          <w:rFonts w:ascii="Malgun Gothic" w:cs="Malgun Gothic" w:eastAsia="Malgun Gothic" w:hAnsi="Malgun Gothic"/>
+          <w:sz w:val="20"/>
+          <w:szCs w:val="20"/>
+        </w:rPr>
+        <w:t xml:space="preserve">### 문제점 → 전/후 변화 구성</w:t>
+      </w:r>
+    </w:p>
+    <w:p>
+      <w:pPr>
+        <w:pStyle w:val="ListParagraph"/>
+        <w:numPr>
+          <w:ilvl w:val="0"/>
+          <w:numId w:val="2"/>
+        </w:numPr>
+      </w:pPr>
+      <w:r>
+        <w:rPr>
+          <w:rFonts w:ascii="Malgun Gothic" w:cs="Malgun Gothic" w:eastAsia="Malgun Gothic" w:hAnsi="Malgun Gothic"/>
+          <w:sz w:val="20"/>
+          <w:szCs w:val="20"/>
+        </w:rPr>
+        <w:t xml:space="preserve">전(문제): 세안 후 당김, 각질 들뜸 — 0~2초 후킹 장면</w:t>
+      </w:r>
+    </w:p>
+    <w:p>
+      <w:pPr>
+        <w:pStyle w:val="ListParagraph"/>
+        <w:numPr>
+          <w:ilvl w:val="0"/>
+          <w:numId w:val="2"/>
+        </w:numPr>
+      </w:pPr>
+      <w:r>
+        <w:rPr>
+          <w:rFonts w:ascii="Malgun Gothic" w:cs="Malgun Gothic" w:eastAsia="Malgun Gothic" w:hAnsi="Malgun Gothic"/>
+          <w:sz w:val="20"/>
+          <w:szCs w:val="20"/>
+        </w:rPr>
+        <w:t xml:space="preserve">후(변화): 바른 직후 촉촉하게 차오른 볼 결 — 장점 액션 3컷 장면</w:t>
+      </w:r>
+    </w:p>
+    <w:p>
+      <w:pPr>
+        <w:pStyle w:val="ListParagraph"/>
+        <w:numPr>
+          <w:ilvl w:val="0"/>
+          <w:numId w:val="2"/>
+        </w:numPr>
+      </w:pPr>
+      <w:r>
+        <w:rPr>
+          <w:rFonts w:ascii="Malgun Gothic" w:cs="Malgun Gothic" w:eastAsia="Malgun Gothic" w:hAnsi="Malgun Gothic"/>
+          <w:sz w:val="20"/>
+          <w:szCs w:val="20"/>
+        </w:rPr>
+        <w:t xml:space="preserve">근거 컷: 같은 조명·각도에서 바르기 전/직후 볼 클로즈업 + 손등 휴지 테스트</w:t>
+      </w:r>
+    </w:p>
+    <w:p>
+      <w:pPr>
+        <w:pStyle w:val="ListParagraph"/>
+        <w:numPr>
+          <w:ilvl w:val="0"/>
+          <w:numId w:val="2"/>
+        </w:numPr>
+      </w:pPr>
+      <w:r>
+        <w:rPr>
+          <w:rFonts w:ascii="Malgun Gothic" w:cs="Malgun Gothic" w:eastAsia="Malgun Gothic" w:hAnsi="Malgun Gothic"/>
+          <w:sz w:val="20"/>
+          <w:szCs w:val="20"/>
+        </w:rPr>
+        <w:t xml:space="preserve">전/후 장면은 같은 장소·조명·각도·노출·보정으로. 가능하면 바르기 전부터 직후까지 한 번에 이어 찍기(중간 컷 없이)</w:t>
+      </w:r>
+    </w:p>
+    <w:p>
+      <w:pPr>
+        <w:pStyle w:val="ListParagraph"/>
+        <w:numPr>
+          <w:ilvl w:val="0"/>
+          <w:numId w:val="2"/>
+        </w:numPr>
+      </w:pPr>
+      <w:r>
+        <w:rPr>
+          <w:rFonts w:ascii="Malgun Gothic" w:cs="Malgun Gothic" w:eastAsia="Malgun Gothic" w:hAnsi="Malgun Gothic"/>
+          <w:sz w:val="20"/>
+          <w:szCs w:val="20"/>
+        </w:rPr>
+        <w:t xml:space="preserve">자막에 '사용 직후 · 개인차 있음' 표기. 효능 결과(미백·주름·탄력 등) 전후는 기능성 심사와 실증 자료가 있을 때만</w:t>
+      </w:r>
+    </w:p>
+    <w:p>
+      <w:pPr>
+        <w:pStyle w:val="ListParagraph"/>
+        <w:numPr>
+          <w:ilvl w:val="0"/>
+          <w:numId w:val="2"/>
+        </w:numPr>
+      </w:pPr>
+      <w:r>
+        <w:rPr>
+          <w:rFonts w:ascii="Malgun Gothic" w:cs="Malgun Gothic" w:eastAsia="Malgun Gothic" w:hAnsi="Malgun Gothic"/>
+          <w:sz w:val="20"/>
+          <w:szCs w:val="20"/>
+        </w:rPr>
+        <w:t xml:space="preserve">AI 모델 제작: 전/후 변화 장면은 실제 사람·실제 제품으로 찍은 영상만 사용. AI로 만든 전후 비교는 쓰지 않는다</w:t>
+      </w:r>
+    </w:p>
+    <w:p>
+      <w:r>
+        <w:rPr>
+          <w:rFonts w:ascii="Malgun Gothic" w:cs="Malgun Gothic" w:eastAsia="Malgun Gothic" w:hAnsi="Malgun Gothic"/>
+          <w:sz w:val="20"/>
+          <w:szCs w:val="20"/>
+        </w:rPr>
+        <w:t xml:space="preserve">### SEO — 제목 후보 (핵심 키워드를 앞에, 40자 이내)</w:t>
+      </w:r>
+    </w:p>
+    <w:p>
+      <w:pPr>
+        <w:pStyle w:val="ListParagraph"/>
+        <w:numPr>
+          <w:ilvl w:val="0"/>
+          <w:numId w:val="2"/>
+        </w:numPr>
+      </w:pPr>
+      <w:r>
+        <w:rPr>
+          <w:rFonts w:ascii="Malgun Gothic" w:cs="Malgun Gothic" w:eastAsia="Malgun Gothic" w:hAnsi="Malgun Gothic"/>
+          <w:sz w:val="20"/>
+          <w:szCs w:val="20"/>
+        </w:rPr>
+        <w:t xml:space="preserve">수분세럼 | 수분 세럼 ABC 바르는 법 25초 정리</w:t>
+      </w:r>
+    </w:p>
+    <w:p>
+      <w:pPr>
+        <w:pStyle w:val="ListParagraph"/>
+        <w:numPr>
+          <w:ilvl w:val="0"/>
+          <w:numId w:val="2"/>
+        </w:numPr>
+      </w:pPr>
+      <w:r>
+        <w:rPr>
+          <w:rFonts w:ascii="Malgun Gothic" w:cs="Malgun Gothic" w:eastAsia="Malgun Gothic" w:hAnsi="Malgun Gothic"/>
+          <w:sz w:val="20"/>
+          <w:szCs w:val="20"/>
+        </w:rPr>
+        <w:t xml:space="preserve">세안하고 이렇게 당기면? 세럼 바르는 법</w:t>
+      </w:r>
+    </w:p>
+    <w:p>
+      <w:pPr>
+        <w:pStyle w:val="ListParagraph"/>
+        <w:numPr>
+          <w:ilvl w:val="0"/>
+          <w:numId w:val="2"/>
+        </w:numPr>
+      </w:pPr>
+      <w:r>
+        <w:rPr>
+          <w:rFonts w:ascii="Malgun Gothic" w:cs="Malgun Gothic" w:eastAsia="Malgun Gothic" w:hAnsi="Malgun Gothic"/>
+          <w:sz w:val="20"/>
+          <w:szCs w:val="20"/>
+        </w:rPr>
+        <w:t xml:space="preserve">세럼추천 — 6단계 순서 그대로</w:t>
+      </w:r>
+    </w:p>
+    <w:p>
+      <w:pPr>
+        <w:pStyle w:val="ListParagraph"/>
+        <w:numPr>
+          <w:ilvl w:val="0"/>
+          <w:numId w:val="2"/>
+        </w:numPr>
+      </w:pPr>
+      <w:r>
+        <w:rPr>
+          <w:rFonts w:ascii="Malgun Gothic" w:cs="Malgun Gothic" w:eastAsia="Malgun Gothic" w:hAnsi="Malgun Gothic"/>
+          <w:sz w:val="20"/>
+          <w:szCs w:val="20"/>
+        </w:rPr>
+        <w:t xml:space="preserve">보습 루틴 | 이 촉촉함, 바르는 법부터</w:t>
+      </w:r>
+    </w:p>
+    <w:p>
+      <w:pPr>
+        <w:pStyle w:val="ListParagraph"/>
+        <w:numPr>
+          <w:ilvl w:val="0"/>
+          <w:numId w:val="2"/>
+        </w:numPr>
+      </w:pPr>
+      <w:r>
+        <w:rPr>
+          <w:rFonts w:ascii="Malgun Gothic" w:cs="Malgun Gothic" w:eastAsia="Malgun Gothic" w:hAnsi="Malgun Gothic"/>
+          <w:sz w:val="20"/>
+          <w:szCs w:val="20"/>
+        </w:rPr>
+        <w:t xml:space="preserve">수분 세럼 ABC 기초 스킨케어 사용법, 장점 3가지 액션으로</w:t>
+      </w:r>
+    </w:p>
+    <w:p>
+      <w:r>
+        <w:rPr>
+          <w:rFonts w:ascii="Malgun Gothic" w:cs="Malgun Gothic" w:eastAsia="Malgun Gothic" w:hAnsi="Malgun Gothic"/>
+          <w:sz w:val="20"/>
+          <w:szCs w:val="20"/>
+        </w:rPr>
+        <w:t xml:space="preserve">### SEO — 설명란 (첫 두 줄에 키워드와 고지)</w:t>
+      </w:r>
+    </w:p>
+    <w:p>
+      <w:pPr>
+        <w:pStyle w:val="ListParagraph"/>
+        <w:numPr>
+          <w:ilvl w:val="0"/>
+          <w:numId w:val="2"/>
+        </w:numPr>
+      </w:pPr>
+      <w:r>
+        <w:rPr>
+          <w:rFonts w:ascii="Malgun Gothic" w:cs="Malgun Gothic" w:eastAsia="Malgun Gothic" w:hAnsi="Malgun Gothic"/>
+          <w:sz w:val="20"/>
+          <w:szCs w:val="20"/>
+        </w:rPr>
+        <w:t xml:space="preserve">이 포스팅은 쿠팡 파트너스 활동의 일환으로, 이에 따른 일정액의 수수료를 제공받습니다.</w:t>
+      </w:r>
+    </w:p>
+    <w:p>
+      <w:pPr>
+        <w:pStyle w:val="ListParagraph"/>
+        <w:numPr>
+          <w:ilvl w:val="0"/>
+          <w:numId w:val="2"/>
+        </w:numPr>
+      </w:pPr>
+      <w:r>
+        <w:rPr>
+          <w:rFonts w:ascii="Malgun Gothic" w:cs="Malgun Gothic" w:eastAsia="Malgun Gothic" w:hAnsi="Malgun Gothic"/>
+          <w:sz w:val="20"/>
+          <w:szCs w:val="20"/>
+        </w:rPr>
+        <w:t xml:space="preserve">이 영상에는 AI로 만든 가상 인물이 출연합니다.</w:t>
+      </w:r>
+    </w:p>
+    <w:p>
+      <w:pPr>
+        <w:pStyle w:val="ListParagraph"/>
+        <w:numPr>
+          <w:ilvl w:val="0"/>
+          <w:numId w:val="2"/>
+        </w:numPr>
+      </w:pPr>
+      <w:r>
+        <w:rPr>
+          <w:rFonts w:ascii="Malgun Gothic" w:cs="Malgun Gothic" w:eastAsia="Malgun Gothic" w:hAnsi="Malgun Gothic"/>
+          <w:sz w:val="20"/>
+          <w:szCs w:val="20"/>
+        </w:rPr>
+        <w:t xml:space="preserve">수분 세럼 ABC — 세럼 바르는 법, 6단계로 정리했어요.</w:t>
+      </w:r>
+    </w:p>
+    <w:p>
+      <w:pPr>
+        <w:pStyle w:val="ListParagraph"/>
+        <w:numPr>
+          <w:ilvl w:val="0"/>
+          <w:numId w:val="2"/>
+        </w:numPr>
+      </w:pPr>
+      <w:r>
+        <w:rPr>
+          <w:rFonts w:ascii="Malgun Gothic" w:cs="Malgun Gothic" w:eastAsia="Malgun Gothic" w:hAnsi="Malgun Gothic"/>
+          <w:sz w:val="20"/>
+          <w:szCs w:val="20"/>
+        </w:rPr>
+        <w:t xml:space="preserve">1. 세안 후 물기만 톡톡 정리</w:t>
+      </w:r>
+    </w:p>
+    <w:p>
+      <w:pPr>
+        <w:pStyle w:val="ListParagraph"/>
+        <w:numPr>
+          <w:ilvl w:val="0"/>
+          <w:numId w:val="2"/>
+        </w:numPr>
+      </w:pPr>
+      <w:r>
+        <w:rPr>
+          <w:rFonts w:ascii="Malgun Gothic" w:cs="Malgun Gothic" w:eastAsia="Malgun Gothic" w:hAnsi="Malgun Gothic"/>
+          <w:sz w:val="20"/>
+          <w:szCs w:val="20"/>
+        </w:rPr>
+        <w:t xml:space="preserve">2. 적당량 덜기</w:t>
+      </w:r>
+    </w:p>
+    <w:p>
+      <w:pPr>
+        <w:pStyle w:val="ListParagraph"/>
+        <w:numPr>
+          <w:ilvl w:val="0"/>
+          <w:numId w:val="2"/>
+        </w:numPr>
+      </w:pPr>
+      <w:r>
+        <w:rPr>
+          <w:rFonts w:ascii="Malgun Gothic" w:cs="Malgun Gothic" w:eastAsia="Malgun Gothic" w:hAnsi="Malgun Gothic"/>
+          <w:sz w:val="20"/>
+          <w:szCs w:val="20"/>
+        </w:rPr>
+        <w:t xml:space="preserve">3. 다섯 군데에 올리기</w:t>
+      </w:r>
+    </w:p>
+    <w:p>
+      <w:pPr>
+        <w:pStyle w:val="ListParagraph"/>
+        <w:numPr>
+          <w:ilvl w:val="0"/>
+          <w:numId w:val="2"/>
+        </w:numPr>
+      </w:pPr>
+      <w:r>
+        <w:rPr>
+          <w:rFonts w:ascii="Malgun Gothic" w:cs="Malgun Gothic" w:eastAsia="Malgun Gothic" w:hAnsi="Malgun Gothic"/>
+          <w:sz w:val="20"/>
+          <w:szCs w:val="20"/>
+        </w:rPr>
+        <w:t xml:space="preserve">4. 결 따라 안에서 밖으로 펴기</w:t>
+      </w:r>
+    </w:p>
+    <w:p>
+      <w:pPr>
+        <w:pStyle w:val="ListParagraph"/>
+        <w:numPr>
+          <w:ilvl w:val="0"/>
+          <w:numId w:val="2"/>
+        </w:numPr>
+      </w:pPr>
+      <w:r>
+        <w:rPr>
+          <w:rFonts w:ascii="Malgun Gothic" w:cs="Malgun Gothic" w:eastAsia="Malgun Gothic" w:hAnsi="Malgun Gothic"/>
+          <w:sz w:val="20"/>
+          <w:szCs w:val="20"/>
+        </w:rPr>
+        <w:t xml:space="preserve">5. 눈가는 약지로 톡톡</w:t>
+      </w:r>
+    </w:p>
+    <w:p>
+      <w:pPr>
+        <w:pStyle w:val="ListParagraph"/>
+        <w:numPr>
+          <w:ilvl w:val="0"/>
+          <w:numId w:val="2"/>
+        </w:numPr>
+      </w:pPr>
+      <w:r>
+        <w:rPr>
+          <w:rFonts w:ascii="Malgun Gothic" w:cs="Malgun Gothic" w:eastAsia="Malgun Gothic" w:hAnsi="Malgun Gothic"/>
+          <w:sz w:val="20"/>
+          <w:szCs w:val="20"/>
+        </w:rPr>
+        <w:t xml:space="preserve">6. 양손바닥으로 감싸 지그시 눌러 흡수</w:t>
+      </w:r>
+    </w:p>
+    <w:p>
+      <w:pPr>
+        <w:pStyle w:val="ListParagraph"/>
+        <w:numPr>
+          <w:ilvl w:val="0"/>
+          <w:numId w:val="2"/>
+        </w:numPr>
+      </w:pPr>
+      <w:r>
+        <w:rPr>
+          <w:rFonts w:ascii="Malgun Gothic" w:cs="Malgun Gothic" w:eastAsia="Malgun Gothic" w:hAnsi="Malgun Gothic"/>
+          <w:sz w:val="20"/>
+          <w:szCs w:val="20"/>
+        </w:rPr>
+        <w:t xml:space="preserve">※ 사용감과 발색은 피부 타입·조명에 따라 다를 수 있어요.</w:t>
+      </w:r>
+    </w:p>
+    <w:p>
+      <w:r>
+        <w:rPr>
+          <w:rFonts w:ascii="Malgun Gothic" w:cs="Malgun Gothic" w:eastAsia="Malgun Gothic" w:hAnsi="Malgun Gothic"/>
+          <w:sz w:val="20"/>
+          <w:szCs w:val="20"/>
+        </w:rPr>
+        <w:t xml:space="preserve">### SEO — 키워드 · 해시태그</w:t>
+      </w:r>
+    </w:p>
+    <w:p>
+      <w:pPr>
+        <w:pStyle w:val="ListParagraph"/>
+        <w:numPr>
+          <w:ilvl w:val="0"/>
+          <w:numId w:val="2"/>
+        </w:numPr>
+      </w:pPr>
+      <w:r>
+        <w:rPr>
+          <w:rFonts w:ascii="Malgun Gothic" w:cs="Malgun Gothic" w:eastAsia="Malgun Gothic" w:hAnsi="Malgun Gothic"/>
+          <w:sz w:val="20"/>
+          <w:szCs w:val="20"/>
+        </w:rPr>
+        <w:t xml:space="preserve">핵심 키워드: 수분세럼, 세럼추천, 세럼 바르는 법, 보습 루틴, 스킨케어 순서</w:t>
+      </w:r>
+    </w:p>
+    <w:p>
+      <w:pPr>
+        <w:pStyle w:val="ListParagraph"/>
+        <w:numPr>
+          <w:ilvl w:val="0"/>
+          <w:numId w:val="2"/>
+        </w:numPr>
+      </w:pPr>
+      <w:r>
+        <w:rPr>
+          <w:rFonts w:ascii="Malgun Gothic" w:cs="Malgun Gothic" w:eastAsia="Malgun Gothic" w:hAnsi="Malgun Gothic"/>
+          <w:sz w:val="20"/>
+          <w:szCs w:val="20"/>
+        </w:rPr>
+        <w:t xml:space="preserve">자막과 내레이션에서 핵심 키워드 두 개를 한 번씩 말하기 (자동 자막·음성 인식에 잡히게): '수분세럼', '세럼 바르는 법'</w:t>
+      </w:r>
+    </w:p>
+    <w:p>
+      <w:pPr>
+        <w:pStyle w:val="ListParagraph"/>
+        <w:numPr>
+          <w:ilvl w:val="0"/>
+          <w:numId w:val="2"/>
+        </w:numPr>
+      </w:pPr>
+      <w:r>
+        <w:rPr>
+          <w:rFonts w:ascii="Malgun Gothic" w:cs="Malgun Gothic" w:eastAsia="Malgun Gothic" w:hAnsi="Malgun Gothic"/>
+          <w:sz w:val="20"/>
+          <w:szCs w:val="20"/>
+        </w:rPr>
+        <w:t xml:space="preserve">해시태그: #수분세럼 #세럼추천 #세럼바르는법 #보습루틴 #스킨케어순서 #뷰티쇼츠 #기초스킨케어 #쇼츠</w:t>
+      </w:r>
+    </w:p>
+    <w:p>
+      <w:pPr>
+        <w:pStyle w:val="ListParagraph"/>
+        <w:numPr>
+          <w:ilvl w:val="0"/>
+          <w:numId w:val="2"/>
+        </w:numPr>
+      </w:pPr>
+      <w:r>
+        <w:rPr>
+          <w:rFonts w:ascii="Malgun Gothic" w:cs="Malgun Gothic" w:eastAsia="Malgun Gothic" w:hAnsi="Malgun Gothic"/>
+          <w:sz w:val="20"/>
+          <w:szCs w:val="20"/>
+        </w:rPr>
+        <w:t xml:space="preserve">파일명: 수분세럼_수분세럼ABC_25초.mp4 (업로드 파일명에도 키워드)</w:t>
+      </w:r>
+    </w:p>
+    <w:p>
+      <w:r>
+        <w:rPr>
+          <w:rFonts w:ascii="Malgun Gothic" w:cs="Malgun Gothic" w:eastAsia="Malgun Gothic" w:hAnsi="Malgun Gothic"/>
+          <w:sz w:val="20"/>
+          <w:szCs w:val="20"/>
+        </w:rPr>
+        <w:t xml:space="preserve">### GEO — AI 검색·답변(ChatGPT·Gemini·네이버 AI 등)에 인용되게</w:t>
+      </w:r>
+    </w:p>
+    <w:p>
+      <w:pPr>
+        <w:pStyle w:val="ListParagraph"/>
+        <w:numPr>
+          <w:ilvl w:val="0"/>
+          <w:numId w:val="2"/>
+        </w:numPr>
+      </w:pPr>
+      <w:r>
+        <w:rPr>
+          <w:rFonts w:ascii="Malgun Gothic" w:cs="Malgun Gothic" w:eastAsia="Malgun Gothic" w:hAnsi="Malgun Gothic"/>
+          <w:sz w:val="20"/>
+          <w:szCs w:val="20"/>
+        </w:rPr>
+        <w:t xml:space="preserve">설명란 아래에 질문·답변을 그대로 적기 (AI가 그대로 인용하기 쉬운 형식):</w:t>
+      </w:r>
+    </w:p>
+    <w:p>
+      <w:pPr>
+        <w:pStyle w:val="ListParagraph"/>
+        <w:numPr>
+          <w:ilvl w:val="0"/>
+          <w:numId w:val="2"/>
+        </w:numPr>
+      </w:pPr>
+      <w:r>
+        <w:rPr>
+          <w:rFonts w:ascii="Malgun Gothic" w:cs="Malgun Gothic" w:eastAsia="Malgun Gothic" w:hAnsi="Malgun Gothic"/>
+          <w:sz w:val="20"/>
+          <w:szCs w:val="20"/>
+        </w:rPr>
+        <w:t xml:space="preserve">Q. 세럼은 언제 바르나요? → A. 토너 다음, 크림 전에 발라요.</w:t>
+      </w:r>
+    </w:p>
+    <w:p>
+      <w:pPr>
+        <w:pStyle w:val="ListParagraph"/>
+        <w:numPr>
+          <w:ilvl w:val="0"/>
+          <w:numId w:val="2"/>
+        </w:numPr>
+      </w:pPr>
+      <w:r>
+        <w:rPr>
+          <w:rFonts w:ascii="Malgun Gothic" w:cs="Malgun Gothic" w:eastAsia="Malgun Gothic" w:hAnsi="Malgun Gothic"/>
+          <w:sz w:val="20"/>
+          <w:szCs w:val="20"/>
+        </w:rPr>
+        <w:t xml:space="preserve">Q. 한 번에 얼마나 쓰나요? → A. 2~3방울이면 얼굴 전체에 충분해요.</w:t>
+      </w:r>
+    </w:p>
+    <w:p>
+      <w:pPr>
+        <w:pStyle w:val="ListParagraph"/>
+        <w:numPr>
+          <w:ilvl w:val="0"/>
+          <w:numId w:val="2"/>
+        </w:numPr>
+      </w:pPr>
+      <w:r>
+        <w:rPr>
+          <w:rFonts w:ascii="Malgun Gothic" w:cs="Malgun Gothic" w:eastAsia="Malgun Gothic" w:hAnsi="Malgun Gothic"/>
+          <w:sz w:val="20"/>
+          <w:szCs w:val="20"/>
+        </w:rPr>
+        <w:t xml:space="preserve">Q. 메이크업 전에 써도 되나요? → A. 1~2분 흡수시킨 뒤 베이스를 올리면 돼요.</w:t>
+      </w:r>
+    </w:p>
+    <w:p>
+      <w:pPr>
+        <w:pStyle w:val="ListParagraph"/>
+        <w:numPr>
+          <w:ilvl w:val="0"/>
+          <w:numId w:val="2"/>
+        </w:numPr>
+      </w:pPr>
+      <w:r>
+        <w:rPr>
+          <w:rFonts w:ascii="Malgun Gothic" w:cs="Malgun Gothic" w:eastAsia="Malgun Gothic" w:hAnsi="Malgun Gothic"/>
+          <w:sz w:val="20"/>
+          <w:szCs w:val="20"/>
+        </w:rPr>
+        <w:t xml:space="preserve">제품 정보를 사실 위주로 한 줄씩: 제품명 수분 세럼 ABC · 용량 [ ] · 핵심 성분 [ ] · 사용 순서 6단계 (상세페이지와 똑같이)</w:t>
+      </w:r>
+    </w:p>
+    <w:p>
+      <w:pPr>
+        <w:pStyle w:val="ListParagraph"/>
+        <w:numPr>
+          <w:ilvl w:val="0"/>
+          <w:numId w:val="2"/>
+        </w:numPr>
+      </w:pPr>
+      <w:r>
+        <w:rPr>
+          <w:rFonts w:ascii="Malgun Gothic" w:cs="Malgun Gothic" w:eastAsia="Malgun Gothic" w:hAnsi="Malgun Gothic"/>
+          <w:sz w:val="20"/>
+          <w:szCs w:val="20"/>
+        </w:rPr>
+        <w:t xml:space="preserve">제품명 표기를 영상 자막·제목·설명란·고정 댓글에서 한 글자도 다르지 않게 통일</w:t>
+      </w:r>
+    </w:p>
+    <w:p>
+      <w:pPr>
+        <w:pStyle w:val="ListParagraph"/>
+        <w:numPr>
+          <w:ilvl w:val="0"/>
+          <w:numId w:val="2"/>
+        </w:numPr>
+      </w:pPr>
+      <w:r>
+        <w:rPr>
+          <w:rFonts w:ascii="Malgun Gothic" w:cs="Malgun Gothic" w:eastAsia="Malgun Gothic" w:hAnsi="Malgun Gothic"/>
+          <w:sz w:val="20"/>
+          <w:szCs w:val="20"/>
+        </w:rPr>
+        <w:t xml:space="preserve">숫자로 말하기: 사용량(2~3방울 등), 단계 수, 시간(1~2분 흡수 등) — 모호한 형용사보다 인용되기 쉽다</w:t>
+      </w:r>
+    </w:p>
+    <w:p>
+      <w:pPr>
+        <w:pStyle w:val="ListParagraph"/>
+        <w:numPr>
+          <w:ilvl w:val="0"/>
+          <w:numId w:val="2"/>
+        </w:numPr>
+      </w:pPr>
+      <w:r>
+        <w:rPr>
+          <w:rFonts w:ascii="Malgun Gothic" w:cs="Malgun Gothic" w:eastAsia="Malgun Gothic" w:hAnsi="Malgun Gothic"/>
+          <w:sz w:val="20"/>
+          <w:szCs w:val="20"/>
+        </w:rPr>
+        <w:t xml:space="preserve">고정 댓글에 같은 Q&amp;A 요약 + 프로필 링크(인포크) 안내</w:t>
+      </w:r>
+    </w:p>
+    <w:p>
+      <w:r>
+        <w:rPr>
+          <w:rFonts w:ascii="Malgun Gothic" w:cs="Malgun Gothic" w:eastAsia="Malgun Gothic" w:hAnsi="Malgun Gothic"/>
+          <w:sz w:val="20"/>
+          <w:szCs w:val="20"/>
+        </w:rPr>
+        <w:t xml:space="preserve">### 홍보 효과 극대화</w:t>
+      </w:r>
+    </w:p>
+    <w:p>
+      <w:pPr>
+        <w:pStyle w:val="ListParagraph"/>
+        <w:numPr>
+          <w:ilvl w:val="0"/>
+          <w:numId w:val="2"/>
+        </w:numPr>
+      </w:pPr>
+      <w:r>
+        <w:rPr>
+          <w:rFonts w:ascii="Malgun Gothic" w:cs="Malgun Gothic" w:eastAsia="Malgun Gothic" w:hAnsi="Malgun Gothic"/>
+          <w:sz w:val="20"/>
+          <w:szCs w:val="20"/>
+        </w:rPr>
+        <w:t xml:space="preserve">커버(썸네일) 문구 3개: "세안하고 이렇게 당기면" / "이 촉촉함, 바르는 법부터" / "수분세럼 6단계"</w:t>
+      </w:r>
+    </w:p>
+    <w:p>
+      <w:pPr>
+        <w:pStyle w:val="ListParagraph"/>
+        <w:numPr>
+          <w:ilvl w:val="0"/>
+          <w:numId w:val="2"/>
+        </w:numPr>
+      </w:pPr>
+      <w:r>
+        <w:rPr>
+          <w:rFonts w:ascii="Malgun Gothic" w:cs="Malgun Gothic" w:eastAsia="Malgun Gothic" w:hAnsi="Malgun Gothic"/>
+          <w:sz w:val="20"/>
+          <w:szCs w:val="20"/>
+        </w:rPr>
+        <w:t xml:space="preserve">커버는 얼굴 + 제품이 함께, 문구는 화면 위쪽 1/3에 2줄 이내</w:t>
+      </w:r>
+    </w:p>
+    <w:p>
+      <w:pPr>
+        <w:pStyle w:val="ListParagraph"/>
+        <w:numPr>
+          <w:ilvl w:val="0"/>
+          <w:numId w:val="2"/>
+        </w:numPr>
+      </w:pPr>
+      <w:r>
+        <w:rPr>
+          <w:rFonts w:ascii="Malgun Gothic" w:cs="Malgun Gothic" w:eastAsia="Malgun Gothic" w:hAnsi="Malgun Gothic"/>
+          <w:sz w:val="20"/>
+          <w:szCs w:val="20"/>
+        </w:rPr>
+        <w:t xml:space="preserve">다섯 편(G1~G5)을 하루 한 편씩 순차 업로드 → 반응 좋은 유형의 후킹만 바꿔 재업로드(A/B 테스트)</w:t>
+      </w:r>
+    </w:p>
+    <w:p>
+      <w:pPr>
+        <w:pStyle w:val="ListParagraph"/>
+        <w:numPr>
+          <w:ilvl w:val="0"/>
+          <w:numId w:val="2"/>
+        </w:numPr>
+      </w:pPr>
+      <w:r>
+        <w:rPr>
+          <w:rFonts w:ascii="Malgun Gothic" w:cs="Malgun Gothic" w:eastAsia="Malgun Gothic" w:hAnsi="Malgun Gothic"/>
+          <w:sz w:val="20"/>
+          <w:szCs w:val="20"/>
+        </w:rPr>
+        <w:t xml:space="preserve">업로드 시간: 출근 전(07~09시)·점심(12~13시)·퇴근 후(20~23시) 중 채널 통계가 가장 좋은 시간</w:t>
+      </w:r>
+    </w:p>
+    <w:p>
+      <w:pPr>
+        <w:pStyle w:val="ListParagraph"/>
+        <w:numPr>
+          <w:ilvl w:val="0"/>
+          <w:numId w:val="2"/>
+        </w:numPr>
+      </w:pPr>
+      <w:r>
+        <w:rPr>
+          <w:rFonts w:ascii="Malgun Gothic" w:cs="Malgun Gothic" w:eastAsia="Malgun Gothic" w:hAnsi="Malgun Gothic"/>
+          <w:sz w:val="20"/>
+          <w:szCs w:val="20"/>
+        </w:rPr>
+        <w:t xml:space="preserve">업로드 후 첫 1시간: 고정 댓글 달기, 댓글마다 답글(질문은 짧은 답 영상으로 다시 만들기)</w:t>
+      </w:r>
+    </w:p>
+    <w:p>
+      <w:pPr>
+        <w:pStyle w:val="ListParagraph"/>
+        <w:numPr>
+          <w:ilvl w:val="0"/>
+          <w:numId w:val="2"/>
+        </w:numPr>
+      </w:pPr>
+      <w:r>
+        <w:rPr>
+          <w:rFonts w:ascii="Malgun Gothic" w:cs="Malgun Gothic" w:eastAsia="Malgun Gothic" w:hAnsi="Malgun Gothic"/>
+          <w:sz w:val="20"/>
+          <w:szCs w:val="20"/>
+        </w:rPr>
+        <w:t xml:space="preserve">플랫폼별: 유튜브 쇼츠는 제목·설명 키워드, 인스타 릴스는 커버·첫 줄 캡션, 틱톡은 0~1초 후킹·트렌드 사운드</w:t>
+      </w:r>
+    </w:p>
+    <w:p>
+      <w:pPr>
+        <w:pStyle w:val="ListParagraph"/>
+        <w:numPr>
+          <w:ilvl w:val="0"/>
+          <w:numId w:val="2"/>
+        </w:numPr>
+      </w:pPr>
+      <w:r>
+        <w:rPr>
+          <w:rFonts w:ascii="Malgun Gothic" w:cs="Malgun Gothic" w:eastAsia="Malgun Gothic" w:hAnsi="Malgun Gothic"/>
+          <w:sz w:val="20"/>
+          <w:szCs w:val="20"/>
+        </w:rPr>
+        <w:t xml:space="preserve">점검 지표: 3초 유지율 70% 이상 · 평균 시청 지속률 · 저장·공유 수 · 프로필 클릭 수 — 3초 유지율이 낮으면 후킹부터 교체</w:t>
       </w:r>
     </w:p>
     <w:sectPr>

--- a/docs/beauty-shorts/shinjh-serum-01_납품대본.docx
+++ b/docs/beauty-shorts/shinjh-serum-01_납품대본.docx
@@ -858,6 +858,33 @@
           <w:szCs w:val="20"/>
         </w:rPr>
         <w:t xml:space="preserve">: 검은 화면·로고로 시작 금지. 0초부터 사람 얼굴 또는 텍스처가 보여야 한다.</w:t>
+      </w:r>
+    </w:p>
+    <w:p>
+      <w:pPr>
+        <w:pStyle w:val="ListParagraph"/>
+        <w:numPr>
+          <w:ilvl w:val="0"/>
+          <w:numId w:val="2"/>
+        </w:numPr>
+      </w:pPr>
+      <w:r>
+        <w:rPr>
+          <w:rFonts w:ascii="Malgun Gothic" w:cs="Malgun Gothic" w:eastAsia="Malgun Gothic" w:hAnsi="Malgun Gothic"/>
+          <w:b/>
+          <w:bCs/>
+          <w:sz w:val="20"/>
+          <w:szCs w:val="20"/>
+        </w:rPr>
+        <w:t xml:space="preserve">표정·감정</w:t>
+      </w:r>
+      <w:r>
+        <w:rPr>
+          <w:rFonts w:ascii="Malgun Gothic" w:cs="Malgun Gothic" w:eastAsia="Malgun Gothic" w:hAnsi="Malgun Gothic"/>
+          <w:sz w:val="20"/>
+          <w:szCs w:val="20"/>
+        </w:rPr>
+        <w:t xml:space="preserve">: 장면마다 표정을 정해 찍는다(버전별 "표정·감정 연출" 표). 귀여움(볼 부풀렸다 '퐁', 고개 갸웃, 윙크·손가락 하트)은 한 편에 2~3번, 만족감(눈 감고 깊은 숨, 입꼬리 미소, 작은 끄덕)은 0.5~1초 머물기. 비교 장면은 같은 표정으로.</w:t>
       </w:r>
     </w:p>
     <w:p>
@@ -4253,6 +4280,648 @@
     </w:tbl>
     <w:p/>
     <w:p>
+      <w:r>
+        <w:rPr>
+          <w:rFonts w:ascii="Malgun Gothic" w:cs="Malgun Gothic" w:eastAsia="Malgun Gothic" w:hAnsi="Malgun Gothic"/>
+          <w:b/>
+          <w:bCs/>
+          <w:sz w:val="20"/>
+          <w:szCs w:val="20"/>
+        </w:rPr>
+        <w:t xml:space="preserve">A안 표정·감정 연출 (귀여움 · 만족감)</w:t>
+      </w:r>
+    </w:p>
+    <w:tbl>
+      <w:tblPr>
+        <w:tblW w:type="dxa" w:w="14838"/>
+        <w:tblBorders>
+          <w:top w:val="single" w:color="auto" w:sz="4"/>
+          <w:left w:val="single" w:color="auto" w:sz="4"/>
+          <w:bottom w:val="single" w:color="auto" w:sz="4"/>
+          <w:right w:val="single" w:color="auto" w:sz="4"/>
+          <w:insideH w:val="single" w:color="auto" w:sz="4"/>
+          <w:insideV w:val="single" w:color="auto" w:sz="4"/>
+        </w:tblBorders>
+      </w:tblPr>
+      <w:tblGrid>
+        <w:gridCol w:w="1618"/>
+        <w:gridCol w:w="2428"/>
+        <w:gridCol w:w="10792"/>
+      </w:tblGrid>
+      <w:tr>
+        <w:trPr>
+          <w:tblHeader/>
+        </w:trPr>
+        <w:tc>
+          <w:tcPr>
+            <w:tcW w:type="dxa" w:w="1618"/>
+            <w:tcBorders>
+              <w:top w:val="single" w:color="BFBFBF" w:sz="4"/>
+              <w:left w:val="single" w:color="BFBFBF" w:sz="4"/>
+              <w:bottom w:val="single" w:color="BFBFBF" w:sz="4"/>
+              <w:right w:val="single" w:color="BFBFBF" w:sz="4"/>
+            </w:tcBorders>
+            <w:shd w:fill="F8E1EA" w:color="auto" w:val="clear"/>
+            <w:tcMar>
+              <w:top w:type="dxa" w:w="60"/>
+              <w:left w:type="dxa" w:w="100"/>
+              <w:bottom w:type="dxa" w:w="60"/>
+              <w:right w:type="dxa" w:w="100"/>
+            </w:tcMar>
+          </w:tcPr>
+          <w:p>
+            <w:r>
+              <w:rPr>
+                <w:rFonts w:ascii="Malgun Gothic" w:cs="Malgun Gothic" w:eastAsia="Malgun Gothic" w:hAnsi="Malgun Gothic"/>
+                <w:b/>
+                <w:bCs/>
+                <w:sz w:val="19"/>
+                <w:szCs w:val="19"/>
+              </w:rPr>
+              <w:t xml:space="preserve">장면</w:t>
+            </w:r>
+          </w:p>
+        </w:tc>
+        <w:tc>
+          <w:tcPr>
+            <w:tcW w:type="dxa" w:w="2428"/>
+            <w:tcBorders>
+              <w:top w:val="single" w:color="BFBFBF" w:sz="4"/>
+              <w:left w:val="single" w:color="BFBFBF" w:sz="4"/>
+              <w:bottom w:val="single" w:color="BFBFBF" w:sz="4"/>
+              <w:right w:val="single" w:color="BFBFBF" w:sz="4"/>
+            </w:tcBorders>
+            <w:shd w:fill="F8E1EA" w:color="auto" w:val="clear"/>
+            <w:tcMar>
+              <w:top w:type="dxa" w:w="60"/>
+              <w:left w:type="dxa" w:w="100"/>
+              <w:bottom w:type="dxa" w:w="60"/>
+              <w:right w:type="dxa" w:w="100"/>
+            </w:tcMar>
+          </w:tcPr>
+          <w:p>
+            <w:r>
+              <w:rPr>
+                <w:rFonts w:ascii="Malgun Gothic" w:cs="Malgun Gothic" w:eastAsia="Malgun Gothic" w:hAnsi="Malgun Gothic"/>
+                <w:b/>
+                <w:bCs/>
+                <w:sz w:val="19"/>
+                <w:szCs w:val="19"/>
+              </w:rPr>
+              <w:t xml:space="preserve">시간</w:t>
+            </w:r>
+          </w:p>
+        </w:tc>
+        <w:tc>
+          <w:tcPr>
+            <w:tcW w:type="dxa" w:w="10792"/>
+            <w:tcBorders>
+              <w:top w:val="single" w:color="BFBFBF" w:sz="4"/>
+              <w:left w:val="single" w:color="BFBFBF" w:sz="4"/>
+              <w:bottom w:val="single" w:color="BFBFBF" w:sz="4"/>
+              <w:right w:val="single" w:color="BFBFBF" w:sz="4"/>
+            </w:tcBorders>
+            <w:shd w:fill="F8E1EA" w:color="auto" w:val="clear"/>
+            <w:tcMar>
+              <w:top w:type="dxa" w:w="60"/>
+              <w:left w:type="dxa" w:w="100"/>
+              <w:bottom w:type="dxa" w:w="60"/>
+              <w:right w:type="dxa" w:w="100"/>
+            </w:tcMar>
+          </w:tcPr>
+          <w:p>
+            <w:r>
+              <w:rPr>
+                <w:rFonts w:ascii="Malgun Gothic" w:cs="Malgun Gothic" w:eastAsia="Malgun Gothic" w:hAnsi="Malgun Gothic"/>
+                <w:b/>
+                <w:bCs/>
+                <w:sz w:val="19"/>
+                <w:szCs w:val="19"/>
+              </w:rPr>
+              <w:t xml:space="preserve">표정·감정</w:t>
+            </w:r>
+          </w:p>
+        </w:tc>
+      </w:tr>
+      <w:tr>
+        <w:trPr>
+          <w:tblHeader w:val="false"/>
+        </w:trPr>
+        <w:tc>
+          <w:tcPr>
+            <w:tcW w:type="dxa" w:w="1618"/>
+            <w:tcBorders>
+              <w:top w:val="single" w:color="BFBFBF" w:sz="4"/>
+              <w:left w:val="single" w:color="BFBFBF" w:sz="4"/>
+              <w:bottom w:val="single" w:color="BFBFBF" w:sz="4"/>
+              <w:right w:val="single" w:color="BFBFBF" w:sz="4"/>
+            </w:tcBorders>
+            <w:tcMar>
+              <w:top w:type="dxa" w:w="60"/>
+              <w:left w:type="dxa" w:w="100"/>
+              <w:bottom w:type="dxa" w:w="60"/>
+              <w:right w:type="dxa" w:w="100"/>
+            </w:tcMar>
+          </w:tcPr>
+          <w:p>
+            <w:r>
+              <w:rPr>
+                <w:rFonts w:ascii="Malgun Gothic" w:cs="Malgun Gothic" w:eastAsia="Malgun Gothic" w:hAnsi="Malgun Gothic"/>
+                <w:sz w:val="19"/>
+                <w:szCs w:val="19"/>
+              </w:rPr>
+              <w:t xml:space="preserve">1번</w:t>
+            </w:r>
+          </w:p>
+        </w:tc>
+        <w:tc>
+          <w:tcPr>
+            <w:tcW w:type="dxa" w:w="2428"/>
+            <w:tcBorders>
+              <w:top w:val="single" w:color="BFBFBF" w:sz="4"/>
+              <w:left w:val="single" w:color="BFBFBF" w:sz="4"/>
+              <w:bottom w:val="single" w:color="BFBFBF" w:sz="4"/>
+              <w:right w:val="single" w:color="BFBFBF" w:sz="4"/>
+            </w:tcBorders>
+            <w:tcMar>
+              <w:top w:type="dxa" w:w="60"/>
+              <w:left w:type="dxa" w:w="100"/>
+              <w:bottom w:type="dxa" w:w="60"/>
+              <w:right w:type="dxa" w:w="100"/>
+            </w:tcMar>
+          </w:tcPr>
+          <w:p>
+            <w:r>
+              <w:rPr>
+                <w:rFonts w:ascii="Malgun Gothic" w:cs="Malgun Gothic" w:eastAsia="Malgun Gothic" w:hAnsi="Malgun Gothic"/>
+                <w:sz w:val="19"/>
+                <w:szCs w:val="19"/>
+              </w:rPr>
+              <w:t xml:space="preserve">0:00–0:03</w:t>
+            </w:r>
+          </w:p>
+        </w:tc>
+        <w:tc>
+          <w:tcPr>
+            <w:tcW w:type="dxa" w:w="10792"/>
+            <w:tcBorders>
+              <w:top w:val="single" w:color="BFBFBF" w:sz="4"/>
+              <w:left w:val="single" w:color="BFBFBF" w:sz="4"/>
+              <w:bottom w:val="single" w:color="BFBFBF" w:sz="4"/>
+              <w:right w:val="single" w:color="BFBFBF" w:sz="4"/>
+            </w:tcBorders>
+            <w:tcMar>
+              <w:top w:type="dxa" w:w="60"/>
+              <w:left w:type="dxa" w:w="100"/>
+              <w:bottom w:type="dxa" w:w="60"/>
+              <w:right w:type="dxa" w:w="100"/>
+            </w:tcMar>
+          </w:tcPr>
+          <w:p>
+            <w:r>
+              <w:rPr>
+                <w:rFonts w:ascii="Malgun Gothic" w:cs="Malgun Gothic" w:eastAsia="Malgun Gothic" w:hAnsi="Malgun Gothic"/>
+                <w:sz w:val="19"/>
+                <w:szCs w:val="19"/>
+              </w:rPr>
+              <w:t xml:space="preserve">귀여운 투정 — 볼을 톡톡 치며 입술 삐죽, 카메라 보며 눈썹을 올려 '이거 저만 그래요?'</w:t>
+            </w:r>
+          </w:p>
+        </w:tc>
+      </w:tr>
+      <w:tr>
+        <w:trPr>
+          <w:tblHeader w:val="false"/>
+        </w:trPr>
+        <w:tc>
+          <w:tcPr>
+            <w:tcW w:type="dxa" w:w="1618"/>
+            <w:tcBorders>
+              <w:top w:val="single" w:color="BFBFBF" w:sz="4"/>
+              <w:left w:val="single" w:color="BFBFBF" w:sz="4"/>
+              <w:bottom w:val="single" w:color="BFBFBF" w:sz="4"/>
+              <w:right w:val="single" w:color="BFBFBF" w:sz="4"/>
+            </w:tcBorders>
+            <w:tcMar>
+              <w:top w:type="dxa" w:w="60"/>
+              <w:left w:type="dxa" w:w="100"/>
+              <w:bottom w:type="dxa" w:w="60"/>
+              <w:right w:type="dxa" w:w="100"/>
+            </w:tcMar>
+          </w:tcPr>
+          <w:p>
+            <w:r>
+              <w:rPr>
+                <w:rFonts w:ascii="Malgun Gothic" w:cs="Malgun Gothic" w:eastAsia="Malgun Gothic" w:hAnsi="Malgun Gothic"/>
+                <w:sz w:val="19"/>
+                <w:szCs w:val="19"/>
+              </w:rPr>
+              <w:t xml:space="preserve">2번</w:t>
+            </w:r>
+          </w:p>
+        </w:tc>
+        <w:tc>
+          <w:tcPr>
+            <w:tcW w:type="dxa" w:w="2428"/>
+            <w:tcBorders>
+              <w:top w:val="single" w:color="BFBFBF" w:sz="4"/>
+              <w:left w:val="single" w:color="BFBFBF" w:sz="4"/>
+              <w:bottom w:val="single" w:color="BFBFBF" w:sz="4"/>
+              <w:right w:val="single" w:color="BFBFBF" w:sz="4"/>
+            </w:tcBorders>
+            <w:tcMar>
+              <w:top w:type="dxa" w:w="60"/>
+              <w:left w:type="dxa" w:w="100"/>
+              <w:bottom w:type="dxa" w:w="60"/>
+              <w:right w:type="dxa" w:w="100"/>
+            </w:tcMar>
+          </w:tcPr>
+          <w:p>
+            <w:r>
+              <w:rPr>
+                <w:rFonts w:ascii="Malgun Gothic" w:cs="Malgun Gothic" w:eastAsia="Malgun Gothic" w:hAnsi="Malgun Gothic"/>
+                <w:sz w:val="19"/>
+                <w:szCs w:val="19"/>
+              </w:rPr>
+              <w:t xml:space="preserve">0:03–0:06</w:t>
+            </w:r>
+          </w:p>
+        </w:tc>
+        <w:tc>
+          <w:tcPr>
+            <w:tcW w:type="dxa" w:w="10792"/>
+            <w:tcBorders>
+              <w:top w:val="single" w:color="BFBFBF" w:sz="4"/>
+              <w:left w:val="single" w:color="BFBFBF" w:sz="4"/>
+              <w:bottom w:val="single" w:color="BFBFBF" w:sz="4"/>
+              <w:right w:val="single" w:color="BFBFBF" w:sz="4"/>
+            </w:tcBorders>
+            <w:tcMar>
+              <w:top w:type="dxa" w:w="60"/>
+              <w:left w:type="dxa" w:w="100"/>
+              <w:bottom w:type="dxa" w:w="60"/>
+              <w:right w:type="dxa" w:w="100"/>
+            </w:tcMar>
+          </w:tcPr>
+          <w:p>
+            <w:r>
+              <w:rPr>
+                <w:rFonts w:ascii="Malgun Gothic" w:cs="Malgun Gothic" w:eastAsia="Malgun Gothic" w:hAnsi="Malgun Gothic"/>
+                <w:sz w:val="19"/>
+                <w:szCs w:val="19"/>
+              </w:rPr>
+              <w:t xml:space="preserve">설렘 — 눈을 동그랗게 뜨고 제품을 두 손으로 소중히 들어 보이며 작게 미소</w:t>
+            </w:r>
+          </w:p>
+        </w:tc>
+      </w:tr>
+      <w:tr>
+        <w:trPr>
+          <w:tblHeader w:val="false"/>
+        </w:trPr>
+        <w:tc>
+          <w:tcPr>
+            <w:tcW w:type="dxa" w:w="1618"/>
+            <w:tcBorders>
+              <w:top w:val="single" w:color="BFBFBF" w:sz="4"/>
+              <w:left w:val="single" w:color="BFBFBF" w:sz="4"/>
+              <w:bottom w:val="single" w:color="BFBFBF" w:sz="4"/>
+              <w:right w:val="single" w:color="BFBFBF" w:sz="4"/>
+            </w:tcBorders>
+            <w:tcMar>
+              <w:top w:type="dxa" w:w="60"/>
+              <w:left w:type="dxa" w:w="100"/>
+              <w:bottom w:type="dxa" w:w="60"/>
+              <w:right w:type="dxa" w:w="100"/>
+            </w:tcMar>
+          </w:tcPr>
+          <w:p>
+            <w:r>
+              <w:rPr>
+                <w:rFonts w:ascii="Malgun Gothic" w:cs="Malgun Gothic" w:eastAsia="Malgun Gothic" w:hAnsi="Malgun Gothic"/>
+                <w:sz w:val="19"/>
+                <w:szCs w:val="19"/>
+              </w:rPr>
+              <w:t xml:space="preserve">3번</w:t>
+            </w:r>
+          </w:p>
+        </w:tc>
+        <w:tc>
+          <w:tcPr>
+            <w:tcW w:type="dxa" w:w="2428"/>
+            <w:tcBorders>
+              <w:top w:val="single" w:color="BFBFBF" w:sz="4"/>
+              <w:left w:val="single" w:color="BFBFBF" w:sz="4"/>
+              <w:bottom w:val="single" w:color="BFBFBF" w:sz="4"/>
+              <w:right w:val="single" w:color="BFBFBF" w:sz="4"/>
+            </w:tcBorders>
+            <w:tcMar>
+              <w:top w:type="dxa" w:w="60"/>
+              <w:left w:type="dxa" w:w="100"/>
+              <w:bottom w:type="dxa" w:w="60"/>
+              <w:right w:type="dxa" w:w="100"/>
+            </w:tcMar>
+          </w:tcPr>
+          <w:p>
+            <w:r>
+              <w:rPr>
+                <w:rFonts w:ascii="Malgun Gothic" w:cs="Malgun Gothic" w:eastAsia="Malgun Gothic" w:hAnsi="Malgun Gothic"/>
+                <w:sz w:val="19"/>
+                <w:szCs w:val="19"/>
+              </w:rPr>
+              <w:t xml:space="preserve">0:06–0:10</w:t>
+            </w:r>
+          </w:p>
+        </w:tc>
+        <w:tc>
+          <w:tcPr>
+            <w:tcW w:type="dxa" w:w="10792"/>
+            <w:tcBorders>
+              <w:top w:val="single" w:color="BFBFBF" w:sz="4"/>
+              <w:left w:val="single" w:color="BFBFBF" w:sz="4"/>
+              <w:bottom w:val="single" w:color="BFBFBF" w:sz="4"/>
+              <w:right w:val="single" w:color="BFBFBF" w:sz="4"/>
+            </w:tcBorders>
+            <w:tcMar>
+              <w:top w:type="dxa" w:w="60"/>
+              <w:left w:type="dxa" w:w="100"/>
+              <w:bottom w:type="dxa" w:w="60"/>
+              <w:right w:type="dxa" w:w="100"/>
+            </w:tcMar>
+          </w:tcPr>
+          <w:p>
+            <w:r>
+              <w:rPr>
+                <w:rFonts w:ascii="Malgun Gothic" w:cs="Malgun Gothic" w:eastAsia="Malgun Gothic" w:hAnsi="Malgun Gothic"/>
+                <w:sz w:val="19"/>
+                <w:szCs w:val="19"/>
+              </w:rPr>
+              <w:t xml:space="preserve">감탄 — 입을 '오~' 모양으로, 눈은 제형을 따라감</w:t>
+            </w:r>
+          </w:p>
+        </w:tc>
+      </w:tr>
+      <w:tr>
+        <w:trPr>
+          <w:tblHeader w:val="false"/>
+        </w:trPr>
+        <w:tc>
+          <w:tcPr>
+            <w:tcW w:type="dxa" w:w="1618"/>
+            <w:tcBorders>
+              <w:top w:val="single" w:color="BFBFBF" w:sz="4"/>
+              <w:left w:val="single" w:color="BFBFBF" w:sz="4"/>
+              <w:bottom w:val="single" w:color="BFBFBF" w:sz="4"/>
+              <w:right w:val="single" w:color="BFBFBF" w:sz="4"/>
+            </w:tcBorders>
+            <w:tcMar>
+              <w:top w:type="dxa" w:w="60"/>
+              <w:left w:type="dxa" w:w="100"/>
+              <w:bottom w:type="dxa" w:w="60"/>
+              <w:right w:type="dxa" w:w="100"/>
+            </w:tcMar>
+          </w:tcPr>
+          <w:p>
+            <w:r>
+              <w:rPr>
+                <w:rFonts w:ascii="Malgun Gothic" w:cs="Malgun Gothic" w:eastAsia="Malgun Gothic" w:hAnsi="Malgun Gothic"/>
+                <w:sz w:val="19"/>
+                <w:szCs w:val="19"/>
+              </w:rPr>
+              <w:t xml:space="preserve">4번</w:t>
+            </w:r>
+          </w:p>
+        </w:tc>
+        <w:tc>
+          <w:tcPr>
+            <w:tcW w:type="dxa" w:w="2428"/>
+            <w:tcBorders>
+              <w:top w:val="single" w:color="BFBFBF" w:sz="4"/>
+              <w:left w:val="single" w:color="BFBFBF" w:sz="4"/>
+              <w:bottom w:val="single" w:color="BFBFBF" w:sz="4"/>
+              <w:right w:val="single" w:color="BFBFBF" w:sz="4"/>
+            </w:tcBorders>
+            <w:tcMar>
+              <w:top w:type="dxa" w:w="60"/>
+              <w:left w:type="dxa" w:w="100"/>
+              <w:bottom w:type="dxa" w:w="60"/>
+              <w:right w:type="dxa" w:w="100"/>
+            </w:tcMar>
+          </w:tcPr>
+          <w:p>
+            <w:r>
+              <w:rPr>
+                <w:rFonts w:ascii="Malgun Gothic" w:cs="Malgun Gothic" w:eastAsia="Malgun Gothic" w:hAnsi="Malgun Gothic"/>
+                <w:sz w:val="19"/>
+                <w:szCs w:val="19"/>
+              </w:rPr>
+              <w:t xml:space="preserve">0:10–0:15</w:t>
+            </w:r>
+          </w:p>
+        </w:tc>
+        <w:tc>
+          <w:tcPr>
+            <w:tcW w:type="dxa" w:w="10792"/>
+            <w:tcBorders>
+              <w:top w:val="single" w:color="BFBFBF" w:sz="4"/>
+              <w:left w:val="single" w:color="BFBFBF" w:sz="4"/>
+              <w:bottom w:val="single" w:color="BFBFBF" w:sz="4"/>
+              <w:right w:val="single" w:color="BFBFBF" w:sz="4"/>
+            </w:tcBorders>
+            <w:tcMar>
+              <w:top w:type="dxa" w:w="60"/>
+              <w:left w:type="dxa" w:w="100"/>
+              <w:bottom w:type="dxa" w:w="60"/>
+              <w:right w:type="dxa" w:w="100"/>
+            </w:tcMar>
+          </w:tcPr>
+          <w:p>
+            <w:r>
+              <w:rPr>
+                <w:rFonts w:ascii="Malgun Gothic" w:cs="Malgun Gothic" w:eastAsia="Malgun Gothic" w:hAnsi="Malgun Gothic"/>
+                <w:sz w:val="19"/>
+                <w:szCs w:val="19"/>
+              </w:rPr>
+              <w:t xml:space="preserve">편안함 — 눈을 살짝 감고 미소, 손바닥으로 누를 때 '음~' 하는 만족 표정</w:t>
+            </w:r>
+          </w:p>
+        </w:tc>
+      </w:tr>
+      <w:tr>
+        <w:trPr>
+          <w:tblHeader w:val="false"/>
+        </w:trPr>
+        <w:tc>
+          <w:tcPr>
+            <w:tcW w:type="dxa" w:w="1618"/>
+            <w:tcBorders>
+              <w:top w:val="single" w:color="BFBFBF" w:sz="4"/>
+              <w:left w:val="single" w:color="BFBFBF" w:sz="4"/>
+              <w:bottom w:val="single" w:color="BFBFBF" w:sz="4"/>
+              <w:right w:val="single" w:color="BFBFBF" w:sz="4"/>
+            </w:tcBorders>
+            <w:tcMar>
+              <w:top w:type="dxa" w:w="60"/>
+              <w:left w:type="dxa" w:w="100"/>
+              <w:bottom w:type="dxa" w:w="60"/>
+              <w:right w:type="dxa" w:w="100"/>
+            </w:tcMar>
+          </w:tcPr>
+          <w:p>
+            <w:r>
+              <w:rPr>
+                <w:rFonts w:ascii="Malgun Gothic" w:cs="Malgun Gothic" w:eastAsia="Malgun Gothic" w:hAnsi="Malgun Gothic"/>
+                <w:sz w:val="19"/>
+                <w:szCs w:val="19"/>
+              </w:rPr>
+              <w:t xml:space="preserve">5번</w:t>
+            </w:r>
+          </w:p>
+        </w:tc>
+        <w:tc>
+          <w:tcPr>
+            <w:tcW w:type="dxa" w:w="2428"/>
+            <w:tcBorders>
+              <w:top w:val="single" w:color="BFBFBF" w:sz="4"/>
+              <w:left w:val="single" w:color="BFBFBF" w:sz="4"/>
+              <w:bottom w:val="single" w:color="BFBFBF" w:sz="4"/>
+              <w:right w:val="single" w:color="BFBFBF" w:sz="4"/>
+            </w:tcBorders>
+            <w:tcMar>
+              <w:top w:type="dxa" w:w="60"/>
+              <w:left w:type="dxa" w:w="100"/>
+              <w:bottom w:type="dxa" w:w="60"/>
+              <w:right w:type="dxa" w:w="100"/>
+            </w:tcMar>
+          </w:tcPr>
+          <w:p>
+            <w:r>
+              <w:rPr>
+                <w:rFonts w:ascii="Malgun Gothic" w:cs="Malgun Gothic" w:eastAsia="Malgun Gothic" w:hAnsi="Malgun Gothic"/>
+                <w:sz w:val="19"/>
+                <w:szCs w:val="19"/>
+              </w:rPr>
+              <w:t xml:space="preserve">0:15–0:20</w:t>
+            </w:r>
+          </w:p>
+        </w:tc>
+        <w:tc>
+          <w:tcPr>
+            <w:tcW w:type="dxa" w:w="10792"/>
+            <w:tcBorders>
+              <w:top w:val="single" w:color="BFBFBF" w:sz="4"/>
+              <w:left w:val="single" w:color="BFBFBF" w:sz="4"/>
+              <w:bottom w:val="single" w:color="BFBFBF" w:sz="4"/>
+              <w:right w:val="single" w:color="BFBFBF" w:sz="4"/>
+            </w:tcBorders>
+            <w:tcMar>
+              <w:top w:type="dxa" w:w="60"/>
+              <w:left w:type="dxa" w:w="100"/>
+              <w:bottom w:type="dxa" w:w="60"/>
+              <w:right w:type="dxa" w:w="100"/>
+            </w:tcMar>
+          </w:tcPr>
+          <w:p>
+            <w:r>
+              <w:rPr>
+                <w:rFonts w:ascii="Malgun Gothic" w:cs="Malgun Gothic" w:eastAsia="Malgun Gothic" w:hAnsi="Malgun Gothic"/>
+                <w:sz w:val="19"/>
+                <w:szCs w:val="19"/>
+              </w:rPr>
+              <w:t xml:space="preserve">만족 — 거울 보듯 볼을 손등으로 쓸고 작게 끄덕, 입꼬리가 올라감</w:t>
+            </w:r>
+          </w:p>
+        </w:tc>
+      </w:tr>
+      <w:tr>
+        <w:trPr>
+          <w:tblHeader w:val="false"/>
+        </w:trPr>
+        <w:tc>
+          <w:tcPr>
+            <w:tcW w:type="dxa" w:w="1618"/>
+            <w:tcBorders>
+              <w:top w:val="single" w:color="BFBFBF" w:sz="4"/>
+              <w:left w:val="single" w:color="BFBFBF" w:sz="4"/>
+              <w:bottom w:val="single" w:color="BFBFBF" w:sz="4"/>
+              <w:right w:val="single" w:color="BFBFBF" w:sz="4"/>
+            </w:tcBorders>
+            <w:tcMar>
+              <w:top w:type="dxa" w:w="60"/>
+              <w:left w:type="dxa" w:w="100"/>
+              <w:bottom w:type="dxa" w:w="60"/>
+              <w:right w:type="dxa" w:w="100"/>
+            </w:tcMar>
+          </w:tcPr>
+          <w:p>
+            <w:r>
+              <w:rPr>
+                <w:rFonts w:ascii="Malgun Gothic" w:cs="Malgun Gothic" w:eastAsia="Malgun Gothic" w:hAnsi="Malgun Gothic"/>
+                <w:sz w:val="19"/>
+                <w:szCs w:val="19"/>
+              </w:rPr>
+              <w:t xml:space="preserve">6번</w:t>
+            </w:r>
+          </w:p>
+        </w:tc>
+        <w:tc>
+          <w:tcPr>
+            <w:tcW w:type="dxa" w:w="2428"/>
+            <w:tcBorders>
+              <w:top w:val="single" w:color="BFBFBF" w:sz="4"/>
+              <w:left w:val="single" w:color="BFBFBF" w:sz="4"/>
+              <w:bottom w:val="single" w:color="BFBFBF" w:sz="4"/>
+              <w:right w:val="single" w:color="BFBFBF" w:sz="4"/>
+            </w:tcBorders>
+            <w:tcMar>
+              <w:top w:type="dxa" w:w="60"/>
+              <w:left w:type="dxa" w:w="100"/>
+              <w:bottom w:type="dxa" w:w="60"/>
+              <w:right w:type="dxa" w:w="100"/>
+            </w:tcMar>
+          </w:tcPr>
+          <w:p>
+            <w:r>
+              <w:rPr>
+                <w:rFonts w:ascii="Malgun Gothic" w:cs="Malgun Gothic" w:eastAsia="Malgun Gothic" w:hAnsi="Malgun Gothic"/>
+                <w:sz w:val="19"/>
+                <w:szCs w:val="19"/>
+              </w:rPr>
+              <w:t xml:space="preserve">0:20–0:25</w:t>
+            </w:r>
+          </w:p>
+        </w:tc>
+        <w:tc>
+          <w:tcPr>
+            <w:tcW w:type="dxa" w:w="10792"/>
+            <w:tcBorders>
+              <w:top w:val="single" w:color="BFBFBF" w:sz="4"/>
+              <w:left w:val="single" w:color="BFBFBF" w:sz="4"/>
+              <w:bottom w:val="single" w:color="BFBFBF" w:sz="4"/>
+              <w:right w:val="single" w:color="BFBFBF" w:sz="4"/>
+            </w:tcBorders>
+            <w:tcMar>
+              <w:top w:type="dxa" w:w="60"/>
+              <w:left w:type="dxa" w:w="100"/>
+              <w:bottom w:type="dxa" w:w="60"/>
+              <w:right w:type="dxa" w:w="100"/>
+            </w:tcMar>
+          </w:tcPr>
+          <w:p>
+            <w:r>
+              <w:rPr>
+                <w:rFonts w:ascii="Malgun Gothic" w:cs="Malgun Gothic" w:eastAsia="Malgun Gothic" w:hAnsi="Malgun Gothic"/>
+                <w:sz w:val="19"/>
+                <w:szCs w:val="19"/>
+              </w:rPr>
+              <w:t xml:space="preserve">귀여운 마무리 — 제품을 볼에 대고 윙크 + 손가락으로 아래 링크 가리키기</w:t>
+            </w:r>
+          </w:p>
+        </w:tc>
+      </w:tr>
+    </w:tbl>
+    <w:p/>
+    <w:p>
       <w:pPr>
         <w:pStyle w:val="Heading1"/>
         <w:spacing w:after="120" w:before="240"/>
@@ -6103,6 +6772,562 @@
                 <w:szCs w:val="19"/>
               </w:rPr>
               <w:t xml:space="preserve">제품 + 얼굴 미디엄 · 정면 눈높이 · 키라이트 + 필라이트 2등 · 라벨에 초점 → 얼굴로 초점 이동(랙 포커스) · 30fps</w:t>
+            </w:r>
+          </w:p>
+        </w:tc>
+      </w:tr>
+    </w:tbl>
+    <w:p/>
+    <w:p>
+      <w:r>
+        <w:rPr>
+          <w:rFonts w:ascii="Malgun Gothic" w:cs="Malgun Gothic" w:eastAsia="Malgun Gothic" w:hAnsi="Malgun Gothic"/>
+          <w:b/>
+          <w:bCs/>
+          <w:sz w:val="20"/>
+          <w:szCs w:val="20"/>
+        </w:rPr>
+        <w:t xml:space="preserve">B안 표정·감정 연출 (귀여움 · 만족감)</w:t>
+      </w:r>
+    </w:p>
+    <w:tbl>
+      <w:tblPr>
+        <w:tblW w:type="dxa" w:w="14838"/>
+        <w:tblBorders>
+          <w:top w:val="single" w:color="auto" w:sz="4"/>
+          <w:left w:val="single" w:color="auto" w:sz="4"/>
+          <w:bottom w:val="single" w:color="auto" w:sz="4"/>
+          <w:right w:val="single" w:color="auto" w:sz="4"/>
+          <w:insideH w:val="single" w:color="auto" w:sz="4"/>
+          <w:insideV w:val="single" w:color="auto" w:sz="4"/>
+        </w:tblBorders>
+      </w:tblPr>
+      <w:tblGrid>
+        <w:gridCol w:w="1780"/>
+        <w:gridCol w:w="2670"/>
+        <w:gridCol w:w="10388"/>
+      </w:tblGrid>
+      <w:tr>
+        <w:trPr>
+          <w:tblHeader/>
+        </w:trPr>
+        <w:tc>
+          <w:tcPr>
+            <w:tcW w:type="dxa" w:w="1780"/>
+            <w:tcBorders>
+              <w:top w:val="single" w:color="BFBFBF" w:sz="4"/>
+              <w:left w:val="single" w:color="BFBFBF" w:sz="4"/>
+              <w:bottom w:val="single" w:color="BFBFBF" w:sz="4"/>
+              <w:right w:val="single" w:color="BFBFBF" w:sz="4"/>
+            </w:tcBorders>
+            <w:shd w:fill="F8E1EA" w:color="auto" w:val="clear"/>
+            <w:tcMar>
+              <w:top w:type="dxa" w:w="60"/>
+              <w:left w:type="dxa" w:w="100"/>
+              <w:bottom w:type="dxa" w:w="60"/>
+              <w:right w:type="dxa" w:w="100"/>
+            </w:tcMar>
+          </w:tcPr>
+          <w:p>
+            <w:r>
+              <w:rPr>
+                <w:rFonts w:ascii="Malgun Gothic" w:cs="Malgun Gothic" w:eastAsia="Malgun Gothic" w:hAnsi="Malgun Gothic"/>
+                <w:b/>
+                <w:bCs/>
+                <w:sz w:val="19"/>
+                <w:szCs w:val="19"/>
+              </w:rPr>
+              <w:t xml:space="preserve">장면</w:t>
+            </w:r>
+          </w:p>
+        </w:tc>
+        <w:tc>
+          <w:tcPr>
+            <w:tcW w:type="dxa" w:w="2670"/>
+            <w:tcBorders>
+              <w:top w:val="single" w:color="BFBFBF" w:sz="4"/>
+              <w:left w:val="single" w:color="BFBFBF" w:sz="4"/>
+              <w:bottom w:val="single" w:color="BFBFBF" w:sz="4"/>
+              <w:right w:val="single" w:color="BFBFBF" w:sz="4"/>
+            </w:tcBorders>
+            <w:shd w:fill="F8E1EA" w:color="auto" w:val="clear"/>
+            <w:tcMar>
+              <w:top w:type="dxa" w:w="60"/>
+              <w:left w:type="dxa" w:w="100"/>
+              <w:bottom w:type="dxa" w:w="60"/>
+              <w:right w:type="dxa" w:w="100"/>
+            </w:tcMar>
+          </w:tcPr>
+          <w:p>
+            <w:r>
+              <w:rPr>
+                <w:rFonts w:ascii="Malgun Gothic" w:cs="Malgun Gothic" w:eastAsia="Malgun Gothic" w:hAnsi="Malgun Gothic"/>
+                <w:b/>
+                <w:bCs/>
+                <w:sz w:val="19"/>
+                <w:szCs w:val="19"/>
+              </w:rPr>
+              <w:t xml:space="preserve">시간</w:t>
+            </w:r>
+          </w:p>
+        </w:tc>
+        <w:tc>
+          <w:tcPr>
+            <w:tcW w:type="dxa" w:w="10388"/>
+            <w:tcBorders>
+              <w:top w:val="single" w:color="BFBFBF" w:sz="4"/>
+              <w:left w:val="single" w:color="BFBFBF" w:sz="4"/>
+              <w:bottom w:val="single" w:color="BFBFBF" w:sz="4"/>
+              <w:right w:val="single" w:color="BFBFBF" w:sz="4"/>
+            </w:tcBorders>
+            <w:shd w:fill="F8E1EA" w:color="auto" w:val="clear"/>
+            <w:tcMar>
+              <w:top w:type="dxa" w:w="60"/>
+              <w:left w:type="dxa" w:w="100"/>
+              <w:bottom w:type="dxa" w:w="60"/>
+              <w:right w:type="dxa" w:w="100"/>
+            </w:tcMar>
+          </w:tcPr>
+          <w:p>
+            <w:r>
+              <w:rPr>
+                <w:rFonts w:ascii="Malgun Gothic" w:cs="Malgun Gothic" w:eastAsia="Malgun Gothic" w:hAnsi="Malgun Gothic"/>
+                <w:b/>
+                <w:bCs/>
+                <w:sz w:val="19"/>
+                <w:szCs w:val="19"/>
+              </w:rPr>
+              <w:t xml:space="preserve">표정·감정</w:t>
+            </w:r>
+          </w:p>
+        </w:tc>
+      </w:tr>
+      <w:tr>
+        <w:trPr>
+          <w:tblHeader w:val="false"/>
+        </w:trPr>
+        <w:tc>
+          <w:tcPr>
+            <w:tcW w:type="dxa" w:w="1780"/>
+            <w:tcBorders>
+              <w:top w:val="single" w:color="BFBFBF" w:sz="4"/>
+              <w:left w:val="single" w:color="BFBFBF" w:sz="4"/>
+              <w:bottom w:val="single" w:color="BFBFBF" w:sz="4"/>
+              <w:right w:val="single" w:color="BFBFBF" w:sz="4"/>
+            </w:tcBorders>
+            <w:tcMar>
+              <w:top w:type="dxa" w:w="60"/>
+              <w:left w:type="dxa" w:w="100"/>
+              <w:bottom w:type="dxa" w:w="60"/>
+              <w:right w:type="dxa" w:w="100"/>
+            </w:tcMar>
+          </w:tcPr>
+          <w:p>
+            <w:r>
+              <w:rPr>
+                <w:rFonts w:ascii="Malgun Gothic" w:cs="Malgun Gothic" w:eastAsia="Malgun Gothic" w:hAnsi="Malgun Gothic"/>
+                <w:sz w:val="19"/>
+                <w:szCs w:val="19"/>
+              </w:rPr>
+              <w:t xml:space="preserve">1번</w:t>
+            </w:r>
+          </w:p>
+        </w:tc>
+        <w:tc>
+          <w:tcPr>
+            <w:tcW w:type="dxa" w:w="2670"/>
+            <w:tcBorders>
+              <w:top w:val="single" w:color="BFBFBF" w:sz="4"/>
+              <w:left w:val="single" w:color="BFBFBF" w:sz="4"/>
+              <w:bottom w:val="single" w:color="BFBFBF" w:sz="4"/>
+              <w:right w:val="single" w:color="BFBFBF" w:sz="4"/>
+            </w:tcBorders>
+            <w:tcMar>
+              <w:top w:type="dxa" w:w="60"/>
+              <w:left w:type="dxa" w:w="100"/>
+              <w:bottom w:type="dxa" w:w="60"/>
+              <w:right w:type="dxa" w:w="100"/>
+            </w:tcMar>
+          </w:tcPr>
+          <w:p>
+            <w:r>
+              <w:rPr>
+                <w:rFonts w:ascii="Malgun Gothic" w:cs="Malgun Gothic" w:eastAsia="Malgun Gothic" w:hAnsi="Malgun Gothic"/>
+                <w:sz w:val="19"/>
+                <w:szCs w:val="19"/>
+              </w:rPr>
+              <w:t xml:space="preserve">0:00–0:03</w:t>
+            </w:r>
+          </w:p>
+        </w:tc>
+        <w:tc>
+          <w:tcPr>
+            <w:tcW w:type="dxa" w:w="10388"/>
+            <w:tcBorders>
+              <w:top w:val="single" w:color="BFBFBF" w:sz="4"/>
+              <w:left w:val="single" w:color="BFBFBF" w:sz="4"/>
+              <w:bottom w:val="single" w:color="BFBFBF" w:sz="4"/>
+              <w:right w:val="single" w:color="BFBFBF" w:sz="4"/>
+            </w:tcBorders>
+            <w:tcMar>
+              <w:top w:type="dxa" w:w="60"/>
+              <w:left w:type="dxa" w:w="100"/>
+              <w:bottom w:type="dxa" w:w="60"/>
+              <w:right w:type="dxa" w:w="100"/>
+            </w:tcMar>
+          </w:tcPr>
+          <w:p>
+            <w:r>
+              <w:rPr>
+                <w:rFonts w:ascii="Malgun Gothic" w:cs="Malgun Gothic" w:eastAsia="Malgun Gothic" w:hAnsi="Malgun Gothic"/>
+                <w:sz w:val="19"/>
+                <w:szCs w:val="19"/>
+              </w:rPr>
+              <w:t xml:space="preserve">(손만 등장) 손끝을 천천히 — 방울이 떨어지는 순간 멈춤</w:t>
+            </w:r>
+          </w:p>
+        </w:tc>
+      </w:tr>
+      <w:tr>
+        <w:trPr>
+          <w:tblHeader w:val="false"/>
+        </w:trPr>
+        <w:tc>
+          <w:tcPr>
+            <w:tcW w:type="dxa" w:w="1780"/>
+            <w:tcBorders>
+              <w:top w:val="single" w:color="BFBFBF" w:sz="4"/>
+              <w:left w:val="single" w:color="BFBFBF" w:sz="4"/>
+              <w:bottom w:val="single" w:color="BFBFBF" w:sz="4"/>
+              <w:right w:val="single" w:color="BFBFBF" w:sz="4"/>
+            </w:tcBorders>
+            <w:tcMar>
+              <w:top w:type="dxa" w:w="60"/>
+              <w:left w:type="dxa" w:w="100"/>
+              <w:bottom w:type="dxa" w:w="60"/>
+              <w:right w:type="dxa" w:w="100"/>
+            </w:tcMar>
+          </w:tcPr>
+          <w:p>
+            <w:r>
+              <w:rPr>
+                <w:rFonts w:ascii="Malgun Gothic" w:cs="Malgun Gothic" w:eastAsia="Malgun Gothic" w:hAnsi="Malgun Gothic"/>
+                <w:sz w:val="19"/>
+                <w:szCs w:val="19"/>
+              </w:rPr>
+              <w:t xml:space="preserve">2번</w:t>
+            </w:r>
+          </w:p>
+        </w:tc>
+        <w:tc>
+          <w:tcPr>
+            <w:tcW w:type="dxa" w:w="2670"/>
+            <w:tcBorders>
+              <w:top w:val="single" w:color="BFBFBF" w:sz="4"/>
+              <w:left w:val="single" w:color="BFBFBF" w:sz="4"/>
+              <w:bottom w:val="single" w:color="BFBFBF" w:sz="4"/>
+              <w:right w:val="single" w:color="BFBFBF" w:sz="4"/>
+            </w:tcBorders>
+            <w:tcMar>
+              <w:top w:type="dxa" w:w="60"/>
+              <w:left w:type="dxa" w:w="100"/>
+              <w:bottom w:type="dxa" w:w="60"/>
+              <w:right w:type="dxa" w:w="100"/>
+            </w:tcMar>
+          </w:tcPr>
+          <w:p>
+            <w:r>
+              <w:rPr>
+                <w:rFonts w:ascii="Malgun Gothic" w:cs="Malgun Gothic" w:eastAsia="Malgun Gothic" w:hAnsi="Malgun Gothic"/>
+                <w:sz w:val="19"/>
+                <w:szCs w:val="19"/>
+              </w:rPr>
+              <w:t xml:space="preserve">0:03–0:07</w:t>
+            </w:r>
+          </w:p>
+        </w:tc>
+        <w:tc>
+          <w:tcPr>
+            <w:tcW w:type="dxa" w:w="10388"/>
+            <w:tcBorders>
+              <w:top w:val="single" w:color="BFBFBF" w:sz="4"/>
+              <w:left w:val="single" w:color="BFBFBF" w:sz="4"/>
+              <w:bottom w:val="single" w:color="BFBFBF" w:sz="4"/>
+              <w:right w:val="single" w:color="BFBFBF" w:sz="4"/>
+            </w:tcBorders>
+            <w:tcMar>
+              <w:top w:type="dxa" w:w="60"/>
+              <w:left w:type="dxa" w:w="100"/>
+              <w:bottom w:type="dxa" w:w="60"/>
+              <w:right w:type="dxa" w:w="100"/>
+            </w:tcMar>
+          </w:tcPr>
+          <w:p>
+            <w:r>
+              <w:rPr>
+                <w:rFonts w:ascii="Malgun Gothic" w:cs="Malgun Gothic" w:eastAsia="Malgun Gothic" w:hAnsi="Malgun Gothic"/>
+                <w:sz w:val="19"/>
+                <w:szCs w:val="19"/>
+              </w:rPr>
+              <w:t xml:space="preserve">(손 연기) 손가락을 천천히 둥글게, 부드러운 손짓</w:t>
+            </w:r>
+          </w:p>
+        </w:tc>
+      </w:tr>
+      <w:tr>
+        <w:trPr>
+          <w:tblHeader w:val="false"/>
+        </w:trPr>
+        <w:tc>
+          <w:tcPr>
+            <w:tcW w:type="dxa" w:w="1780"/>
+            <w:tcBorders>
+              <w:top w:val="single" w:color="BFBFBF" w:sz="4"/>
+              <w:left w:val="single" w:color="BFBFBF" w:sz="4"/>
+              <w:bottom w:val="single" w:color="BFBFBF" w:sz="4"/>
+              <w:right w:val="single" w:color="BFBFBF" w:sz="4"/>
+            </w:tcBorders>
+            <w:tcMar>
+              <w:top w:type="dxa" w:w="60"/>
+              <w:left w:type="dxa" w:w="100"/>
+              <w:bottom w:type="dxa" w:w="60"/>
+              <w:right w:type="dxa" w:w="100"/>
+            </w:tcMar>
+          </w:tcPr>
+          <w:p>
+            <w:r>
+              <w:rPr>
+                <w:rFonts w:ascii="Malgun Gothic" w:cs="Malgun Gothic" w:eastAsia="Malgun Gothic" w:hAnsi="Malgun Gothic"/>
+                <w:sz w:val="19"/>
+                <w:szCs w:val="19"/>
+              </w:rPr>
+              <w:t xml:space="preserve">3번</w:t>
+            </w:r>
+          </w:p>
+        </w:tc>
+        <w:tc>
+          <w:tcPr>
+            <w:tcW w:type="dxa" w:w="2670"/>
+            <w:tcBorders>
+              <w:top w:val="single" w:color="BFBFBF" w:sz="4"/>
+              <w:left w:val="single" w:color="BFBFBF" w:sz="4"/>
+              <w:bottom w:val="single" w:color="BFBFBF" w:sz="4"/>
+              <w:right w:val="single" w:color="BFBFBF" w:sz="4"/>
+            </w:tcBorders>
+            <w:tcMar>
+              <w:top w:type="dxa" w:w="60"/>
+              <w:left w:type="dxa" w:w="100"/>
+              <w:bottom w:type="dxa" w:w="60"/>
+              <w:right w:type="dxa" w:w="100"/>
+            </w:tcMar>
+          </w:tcPr>
+          <w:p>
+            <w:r>
+              <w:rPr>
+                <w:rFonts w:ascii="Malgun Gothic" w:cs="Malgun Gothic" w:eastAsia="Malgun Gothic" w:hAnsi="Malgun Gothic"/>
+                <w:sz w:val="19"/>
+                <w:szCs w:val="19"/>
+              </w:rPr>
+              <w:t xml:space="preserve">0:07–0:12</w:t>
+            </w:r>
+          </w:p>
+        </w:tc>
+        <w:tc>
+          <w:tcPr>
+            <w:tcW w:type="dxa" w:w="10388"/>
+            <w:tcBorders>
+              <w:top w:val="single" w:color="BFBFBF" w:sz="4"/>
+              <w:left w:val="single" w:color="BFBFBF" w:sz="4"/>
+              <w:bottom w:val="single" w:color="BFBFBF" w:sz="4"/>
+              <w:right w:val="single" w:color="BFBFBF" w:sz="4"/>
+            </w:tcBorders>
+            <w:tcMar>
+              <w:top w:type="dxa" w:w="60"/>
+              <w:left w:type="dxa" w:w="100"/>
+              <w:bottom w:type="dxa" w:w="60"/>
+              <w:right w:type="dxa" w:w="100"/>
+            </w:tcMar>
+          </w:tcPr>
+          <w:p>
+            <w:r>
+              <w:rPr>
+                <w:rFonts w:ascii="Malgun Gothic" w:cs="Malgun Gothic" w:eastAsia="Malgun Gothic" w:hAnsi="Malgun Gothic"/>
+                <w:sz w:val="19"/>
+                <w:szCs w:val="19"/>
+              </w:rPr>
+              <w:t xml:space="preserve">(손 연기) 톡톡 두드릴 때 손가락을 살짝 튕기듯 귀엽게</w:t>
+            </w:r>
+          </w:p>
+        </w:tc>
+      </w:tr>
+      <w:tr>
+        <w:trPr>
+          <w:tblHeader w:val="false"/>
+        </w:trPr>
+        <w:tc>
+          <w:tcPr>
+            <w:tcW w:type="dxa" w:w="1780"/>
+            <w:tcBorders>
+              <w:top w:val="single" w:color="BFBFBF" w:sz="4"/>
+              <w:left w:val="single" w:color="BFBFBF" w:sz="4"/>
+              <w:bottom w:val="single" w:color="BFBFBF" w:sz="4"/>
+              <w:right w:val="single" w:color="BFBFBF" w:sz="4"/>
+            </w:tcBorders>
+            <w:tcMar>
+              <w:top w:type="dxa" w:w="60"/>
+              <w:left w:type="dxa" w:w="100"/>
+              <w:bottom w:type="dxa" w:w="60"/>
+              <w:right w:type="dxa" w:w="100"/>
+            </w:tcMar>
+          </w:tcPr>
+          <w:p>
+            <w:r>
+              <w:rPr>
+                <w:rFonts w:ascii="Malgun Gothic" w:cs="Malgun Gothic" w:eastAsia="Malgun Gothic" w:hAnsi="Malgun Gothic"/>
+                <w:sz w:val="19"/>
+                <w:szCs w:val="19"/>
+              </w:rPr>
+              <w:t xml:space="preserve">4번</w:t>
+            </w:r>
+          </w:p>
+        </w:tc>
+        <w:tc>
+          <w:tcPr>
+            <w:tcW w:type="dxa" w:w="2670"/>
+            <w:tcBorders>
+              <w:top w:val="single" w:color="BFBFBF" w:sz="4"/>
+              <w:left w:val="single" w:color="BFBFBF" w:sz="4"/>
+              <w:bottom w:val="single" w:color="BFBFBF" w:sz="4"/>
+              <w:right w:val="single" w:color="BFBFBF" w:sz="4"/>
+            </w:tcBorders>
+            <w:tcMar>
+              <w:top w:type="dxa" w:w="60"/>
+              <w:left w:type="dxa" w:w="100"/>
+              <w:bottom w:type="dxa" w:w="60"/>
+              <w:right w:type="dxa" w:w="100"/>
+            </w:tcMar>
+          </w:tcPr>
+          <w:p>
+            <w:r>
+              <w:rPr>
+                <w:rFonts w:ascii="Malgun Gothic" w:cs="Malgun Gothic" w:eastAsia="Malgun Gothic" w:hAnsi="Malgun Gothic"/>
+                <w:sz w:val="19"/>
+                <w:szCs w:val="19"/>
+              </w:rPr>
+              <w:t xml:space="preserve">0:12–0:20</w:t>
+            </w:r>
+          </w:p>
+        </w:tc>
+        <w:tc>
+          <w:tcPr>
+            <w:tcW w:type="dxa" w:w="10388"/>
+            <w:tcBorders>
+              <w:top w:val="single" w:color="BFBFBF" w:sz="4"/>
+              <w:left w:val="single" w:color="BFBFBF" w:sz="4"/>
+              <w:bottom w:val="single" w:color="BFBFBF" w:sz="4"/>
+              <w:right w:val="single" w:color="BFBFBF" w:sz="4"/>
+            </w:tcBorders>
+            <w:tcMar>
+              <w:top w:type="dxa" w:w="60"/>
+              <w:left w:type="dxa" w:w="100"/>
+              <w:bottom w:type="dxa" w:w="60"/>
+              <w:right w:type="dxa" w:w="100"/>
+            </w:tcMar>
+          </w:tcPr>
+          <w:p>
+            <w:r>
+              <w:rPr>
+                <w:rFonts w:ascii="Malgun Gothic" w:cs="Malgun Gothic" w:eastAsia="Malgun Gothic" w:hAnsi="Malgun Gothic"/>
+                <w:sz w:val="19"/>
+                <w:szCs w:val="19"/>
+              </w:rPr>
+              <w:t xml:space="preserve">만족 — 눈 감고 볼을 감싸며 깊은 숨, 눈을 뜨며 은은한 미소</w:t>
+            </w:r>
+          </w:p>
+        </w:tc>
+      </w:tr>
+      <w:tr>
+        <w:trPr>
+          <w:tblHeader w:val="false"/>
+        </w:trPr>
+        <w:tc>
+          <w:tcPr>
+            <w:tcW w:type="dxa" w:w="1780"/>
+            <w:tcBorders>
+              <w:top w:val="single" w:color="BFBFBF" w:sz="4"/>
+              <w:left w:val="single" w:color="BFBFBF" w:sz="4"/>
+              <w:bottom w:val="single" w:color="BFBFBF" w:sz="4"/>
+              <w:right w:val="single" w:color="BFBFBF" w:sz="4"/>
+            </w:tcBorders>
+            <w:tcMar>
+              <w:top w:type="dxa" w:w="60"/>
+              <w:left w:type="dxa" w:w="100"/>
+              <w:bottom w:type="dxa" w:w="60"/>
+              <w:right w:type="dxa" w:w="100"/>
+            </w:tcMar>
+          </w:tcPr>
+          <w:p>
+            <w:r>
+              <w:rPr>
+                <w:rFonts w:ascii="Malgun Gothic" w:cs="Malgun Gothic" w:eastAsia="Malgun Gothic" w:hAnsi="Malgun Gothic"/>
+                <w:sz w:val="19"/>
+                <w:szCs w:val="19"/>
+              </w:rPr>
+              <w:t xml:space="preserve">5번</w:t>
+            </w:r>
+          </w:p>
+        </w:tc>
+        <w:tc>
+          <w:tcPr>
+            <w:tcW w:type="dxa" w:w="2670"/>
+            <w:tcBorders>
+              <w:top w:val="single" w:color="BFBFBF" w:sz="4"/>
+              <w:left w:val="single" w:color="BFBFBF" w:sz="4"/>
+              <w:bottom w:val="single" w:color="BFBFBF" w:sz="4"/>
+              <w:right w:val="single" w:color="BFBFBF" w:sz="4"/>
+            </w:tcBorders>
+            <w:tcMar>
+              <w:top w:type="dxa" w:w="60"/>
+              <w:left w:type="dxa" w:w="100"/>
+              <w:bottom w:type="dxa" w:w="60"/>
+              <w:right w:type="dxa" w:w="100"/>
+            </w:tcMar>
+          </w:tcPr>
+          <w:p>
+            <w:r>
+              <w:rPr>
+                <w:rFonts w:ascii="Malgun Gothic" w:cs="Malgun Gothic" w:eastAsia="Malgun Gothic" w:hAnsi="Malgun Gothic"/>
+                <w:sz w:val="19"/>
+                <w:szCs w:val="19"/>
+              </w:rPr>
+              <w:t xml:space="preserve">0:20–0:25</w:t>
+            </w:r>
+          </w:p>
+        </w:tc>
+        <w:tc>
+          <w:tcPr>
+            <w:tcW w:type="dxa" w:w="10388"/>
+            <w:tcBorders>
+              <w:top w:val="single" w:color="BFBFBF" w:sz="4"/>
+              <w:left w:val="single" w:color="BFBFBF" w:sz="4"/>
+              <w:bottom w:val="single" w:color="BFBFBF" w:sz="4"/>
+              <w:right w:val="single" w:color="BFBFBF" w:sz="4"/>
+            </w:tcBorders>
+            <w:tcMar>
+              <w:top w:type="dxa" w:w="60"/>
+              <w:left w:type="dxa" w:w="100"/>
+              <w:bottom w:type="dxa" w:w="60"/>
+              <w:right w:type="dxa" w:w="100"/>
+            </w:tcMar>
+          </w:tcPr>
+          <w:p>
+            <w:r>
+              <w:rPr>
+                <w:rFonts w:ascii="Malgun Gothic" w:cs="Malgun Gothic" w:eastAsia="Malgun Gothic" w:hAnsi="Malgun Gothic"/>
+                <w:sz w:val="19"/>
+                <w:szCs w:val="19"/>
+              </w:rPr>
+              <w:t xml:space="preserve">귀여움 — 제품을 얼굴 옆에 들고 고개를 살짝 갸웃 + 미소</w:t>
             </w:r>
           </w:p>
         </w:tc>
@@ -7663,6 +8888,476 @@
                 <w:szCs w:val="19"/>
               </w:rPr>
               <w:t xml:space="preserve">바스트샷 · 정면 · 제품 들고 웃는 얼굴 · 링라이트 · 마지막 1.5초 정지 화면 · 30fps</w:t>
+            </w:r>
+          </w:p>
+        </w:tc>
+      </w:tr>
+    </w:tbl>
+    <w:p/>
+    <w:p>
+      <w:r>
+        <w:rPr>
+          <w:rFonts w:ascii="Malgun Gothic" w:cs="Malgun Gothic" w:eastAsia="Malgun Gothic" w:hAnsi="Malgun Gothic"/>
+          <w:b/>
+          <w:bCs/>
+          <w:sz w:val="20"/>
+          <w:szCs w:val="20"/>
+        </w:rPr>
+        <w:t xml:space="preserve">C안 표정·감정 연출 (귀여움 · 만족감)</w:t>
+      </w:r>
+    </w:p>
+    <w:tbl>
+      <w:tblPr>
+        <w:tblW w:type="dxa" w:w="14838"/>
+        <w:tblBorders>
+          <w:top w:val="single" w:color="auto" w:sz="4"/>
+          <w:left w:val="single" w:color="auto" w:sz="4"/>
+          <w:bottom w:val="single" w:color="auto" w:sz="4"/>
+          <w:right w:val="single" w:color="auto" w:sz="4"/>
+          <w:insideH w:val="single" w:color="auto" w:sz="4"/>
+          <w:insideV w:val="single" w:color="auto" w:sz="4"/>
+        </w:tblBorders>
+      </w:tblPr>
+      <w:tblGrid>
+        <w:gridCol w:w="1618"/>
+        <w:gridCol w:w="2428"/>
+        <w:gridCol w:w="10792"/>
+      </w:tblGrid>
+      <w:tr>
+        <w:trPr>
+          <w:tblHeader/>
+        </w:trPr>
+        <w:tc>
+          <w:tcPr>
+            <w:tcW w:type="dxa" w:w="1618"/>
+            <w:tcBorders>
+              <w:top w:val="single" w:color="BFBFBF" w:sz="4"/>
+              <w:left w:val="single" w:color="BFBFBF" w:sz="4"/>
+              <w:bottom w:val="single" w:color="BFBFBF" w:sz="4"/>
+              <w:right w:val="single" w:color="BFBFBF" w:sz="4"/>
+            </w:tcBorders>
+            <w:shd w:fill="F8E1EA" w:color="auto" w:val="clear"/>
+            <w:tcMar>
+              <w:top w:type="dxa" w:w="60"/>
+              <w:left w:type="dxa" w:w="100"/>
+              <w:bottom w:type="dxa" w:w="60"/>
+              <w:right w:type="dxa" w:w="100"/>
+            </w:tcMar>
+          </w:tcPr>
+          <w:p>
+            <w:r>
+              <w:rPr>
+                <w:rFonts w:ascii="Malgun Gothic" w:cs="Malgun Gothic" w:eastAsia="Malgun Gothic" w:hAnsi="Malgun Gothic"/>
+                <w:b/>
+                <w:bCs/>
+                <w:sz w:val="19"/>
+                <w:szCs w:val="19"/>
+              </w:rPr>
+              <w:t xml:space="preserve">장면</w:t>
+            </w:r>
+          </w:p>
+        </w:tc>
+        <w:tc>
+          <w:tcPr>
+            <w:tcW w:type="dxa" w:w="2428"/>
+            <w:tcBorders>
+              <w:top w:val="single" w:color="BFBFBF" w:sz="4"/>
+              <w:left w:val="single" w:color="BFBFBF" w:sz="4"/>
+              <w:bottom w:val="single" w:color="BFBFBF" w:sz="4"/>
+              <w:right w:val="single" w:color="BFBFBF" w:sz="4"/>
+            </w:tcBorders>
+            <w:shd w:fill="F8E1EA" w:color="auto" w:val="clear"/>
+            <w:tcMar>
+              <w:top w:type="dxa" w:w="60"/>
+              <w:left w:type="dxa" w:w="100"/>
+              <w:bottom w:type="dxa" w:w="60"/>
+              <w:right w:type="dxa" w:w="100"/>
+            </w:tcMar>
+          </w:tcPr>
+          <w:p>
+            <w:r>
+              <w:rPr>
+                <w:rFonts w:ascii="Malgun Gothic" w:cs="Malgun Gothic" w:eastAsia="Malgun Gothic" w:hAnsi="Malgun Gothic"/>
+                <w:b/>
+                <w:bCs/>
+                <w:sz w:val="19"/>
+                <w:szCs w:val="19"/>
+              </w:rPr>
+              <w:t xml:space="preserve">시간</w:t>
+            </w:r>
+          </w:p>
+        </w:tc>
+        <w:tc>
+          <w:tcPr>
+            <w:tcW w:type="dxa" w:w="10792"/>
+            <w:tcBorders>
+              <w:top w:val="single" w:color="BFBFBF" w:sz="4"/>
+              <w:left w:val="single" w:color="BFBFBF" w:sz="4"/>
+              <w:bottom w:val="single" w:color="BFBFBF" w:sz="4"/>
+              <w:right w:val="single" w:color="BFBFBF" w:sz="4"/>
+            </w:tcBorders>
+            <w:shd w:fill="F8E1EA" w:color="auto" w:val="clear"/>
+            <w:tcMar>
+              <w:top w:type="dxa" w:w="60"/>
+              <w:left w:type="dxa" w:w="100"/>
+              <w:bottom w:type="dxa" w:w="60"/>
+              <w:right w:type="dxa" w:w="100"/>
+            </w:tcMar>
+          </w:tcPr>
+          <w:p>
+            <w:r>
+              <w:rPr>
+                <w:rFonts w:ascii="Malgun Gothic" w:cs="Malgun Gothic" w:eastAsia="Malgun Gothic" w:hAnsi="Malgun Gothic"/>
+                <w:b/>
+                <w:bCs/>
+                <w:sz w:val="19"/>
+                <w:szCs w:val="19"/>
+              </w:rPr>
+              <w:t xml:space="preserve">표정·감정</w:t>
+            </w:r>
+          </w:p>
+        </w:tc>
+      </w:tr>
+      <w:tr>
+        <w:trPr>
+          <w:tblHeader w:val="false"/>
+        </w:trPr>
+        <w:tc>
+          <w:tcPr>
+            <w:tcW w:type="dxa" w:w="1618"/>
+            <w:tcBorders>
+              <w:top w:val="single" w:color="BFBFBF" w:sz="4"/>
+              <w:left w:val="single" w:color="BFBFBF" w:sz="4"/>
+              <w:bottom w:val="single" w:color="BFBFBF" w:sz="4"/>
+              <w:right w:val="single" w:color="BFBFBF" w:sz="4"/>
+            </w:tcBorders>
+            <w:tcMar>
+              <w:top w:type="dxa" w:w="60"/>
+              <w:left w:type="dxa" w:w="100"/>
+              <w:bottom w:type="dxa" w:w="60"/>
+              <w:right w:type="dxa" w:w="100"/>
+            </w:tcMar>
+          </w:tcPr>
+          <w:p>
+            <w:r>
+              <w:rPr>
+                <w:rFonts w:ascii="Malgun Gothic" w:cs="Malgun Gothic" w:eastAsia="Malgun Gothic" w:hAnsi="Malgun Gothic"/>
+                <w:sz w:val="19"/>
+                <w:szCs w:val="19"/>
+              </w:rPr>
+              <w:t xml:space="preserve">1번</w:t>
+            </w:r>
+          </w:p>
+        </w:tc>
+        <w:tc>
+          <w:tcPr>
+            <w:tcW w:type="dxa" w:w="2428"/>
+            <w:tcBorders>
+              <w:top w:val="single" w:color="BFBFBF" w:sz="4"/>
+              <w:left w:val="single" w:color="BFBFBF" w:sz="4"/>
+              <w:bottom w:val="single" w:color="BFBFBF" w:sz="4"/>
+              <w:right w:val="single" w:color="BFBFBF" w:sz="4"/>
+            </w:tcBorders>
+            <w:tcMar>
+              <w:top w:type="dxa" w:w="60"/>
+              <w:left w:type="dxa" w:w="100"/>
+              <w:bottom w:type="dxa" w:w="60"/>
+              <w:right w:type="dxa" w:w="100"/>
+            </w:tcMar>
+          </w:tcPr>
+          <w:p>
+            <w:r>
+              <w:rPr>
+                <w:rFonts w:ascii="Malgun Gothic" w:cs="Malgun Gothic" w:eastAsia="Malgun Gothic" w:hAnsi="Malgun Gothic"/>
+                <w:sz w:val="19"/>
+                <w:szCs w:val="19"/>
+              </w:rPr>
+              <w:t xml:space="preserve">0:00–0:03</w:t>
+            </w:r>
+          </w:p>
+        </w:tc>
+        <w:tc>
+          <w:tcPr>
+            <w:tcW w:type="dxa" w:w="10792"/>
+            <w:tcBorders>
+              <w:top w:val="single" w:color="BFBFBF" w:sz="4"/>
+              <w:left w:val="single" w:color="BFBFBF" w:sz="4"/>
+              <w:bottom w:val="single" w:color="BFBFBF" w:sz="4"/>
+              <w:right w:val="single" w:color="BFBFBF" w:sz="4"/>
+            </w:tcBorders>
+            <w:tcMar>
+              <w:top w:type="dxa" w:w="60"/>
+              <w:left w:type="dxa" w:w="100"/>
+              <w:bottom w:type="dxa" w:w="60"/>
+              <w:right w:type="dxa" w:w="100"/>
+            </w:tcMar>
+          </w:tcPr>
+          <w:p>
+            <w:r>
+              <w:rPr>
+                <w:rFonts w:ascii="Malgun Gothic" w:cs="Malgun Gothic" w:eastAsia="Malgun Gothic" w:hAnsi="Malgun Gothic"/>
+                <w:sz w:val="19"/>
+                <w:szCs w:val="19"/>
+              </w:rPr>
+              <w:t xml:space="preserve">담담함 — 자연스러운 무표정 (DAY 7과 같은 표정으로 맞춤, 과장 금지)</w:t>
+            </w:r>
+          </w:p>
+        </w:tc>
+      </w:tr>
+      <w:tr>
+        <w:trPr>
+          <w:tblHeader w:val="false"/>
+        </w:trPr>
+        <w:tc>
+          <w:tcPr>
+            <w:tcW w:type="dxa" w:w="1618"/>
+            <w:tcBorders>
+              <w:top w:val="single" w:color="BFBFBF" w:sz="4"/>
+              <w:left w:val="single" w:color="BFBFBF" w:sz="4"/>
+              <w:bottom w:val="single" w:color="BFBFBF" w:sz="4"/>
+              <w:right w:val="single" w:color="BFBFBF" w:sz="4"/>
+            </w:tcBorders>
+            <w:tcMar>
+              <w:top w:type="dxa" w:w="60"/>
+              <w:left w:type="dxa" w:w="100"/>
+              <w:bottom w:type="dxa" w:w="60"/>
+              <w:right w:type="dxa" w:w="100"/>
+            </w:tcMar>
+          </w:tcPr>
+          <w:p>
+            <w:r>
+              <w:rPr>
+                <w:rFonts w:ascii="Malgun Gothic" w:cs="Malgun Gothic" w:eastAsia="Malgun Gothic" w:hAnsi="Malgun Gothic"/>
+                <w:sz w:val="19"/>
+                <w:szCs w:val="19"/>
+              </w:rPr>
+              <w:t xml:space="preserve">2번</w:t>
+            </w:r>
+          </w:p>
+        </w:tc>
+        <w:tc>
+          <w:tcPr>
+            <w:tcW w:type="dxa" w:w="2428"/>
+            <w:tcBorders>
+              <w:top w:val="single" w:color="BFBFBF" w:sz="4"/>
+              <w:left w:val="single" w:color="BFBFBF" w:sz="4"/>
+              <w:bottom w:val="single" w:color="BFBFBF" w:sz="4"/>
+              <w:right w:val="single" w:color="BFBFBF" w:sz="4"/>
+            </w:tcBorders>
+            <w:tcMar>
+              <w:top w:type="dxa" w:w="60"/>
+              <w:left w:type="dxa" w:w="100"/>
+              <w:bottom w:type="dxa" w:w="60"/>
+              <w:right w:type="dxa" w:w="100"/>
+            </w:tcMar>
+          </w:tcPr>
+          <w:p>
+            <w:r>
+              <w:rPr>
+                <w:rFonts w:ascii="Malgun Gothic" w:cs="Malgun Gothic" w:eastAsia="Malgun Gothic" w:hAnsi="Malgun Gothic"/>
+                <w:sz w:val="19"/>
+                <w:szCs w:val="19"/>
+              </w:rPr>
+              <w:t xml:space="preserve">0:03–0:10</w:t>
+            </w:r>
+          </w:p>
+        </w:tc>
+        <w:tc>
+          <w:tcPr>
+            <w:tcW w:type="dxa" w:w="10792"/>
+            <w:tcBorders>
+              <w:top w:val="single" w:color="BFBFBF" w:sz="4"/>
+              <w:left w:val="single" w:color="BFBFBF" w:sz="4"/>
+              <w:bottom w:val="single" w:color="BFBFBF" w:sz="4"/>
+              <w:right w:val="single" w:color="BFBFBF" w:sz="4"/>
+            </w:tcBorders>
+            <w:tcMar>
+              <w:top w:type="dxa" w:w="60"/>
+              <w:left w:type="dxa" w:w="100"/>
+              <w:bottom w:type="dxa" w:w="60"/>
+              <w:right w:type="dxa" w:w="100"/>
+            </w:tcMar>
+          </w:tcPr>
+          <w:p>
+            <w:r>
+              <w:rPr>
+                <w:rFonts w:ascii="Malgun Gothic" w:cs="Malgun Gothic" w:eastAsia="Malgun Gothic" w:hAnsi="Malgun Gothic"/>
+                <w:sz w:val="19"/>
+                <w:szCs w:val="19"/>
+              </w:rPr>
+              <w:t xml:space="preserve">일상 — 바르며 작은 미소, 빠른 컷이라 밝은 표정</w:t>
+            </w:r>
+          </w:p>
+        </w:tc>
+      </w:tr>
+      <w:tr>
+        <w:trPr>
+          <w:tblHeader w:val="false"/>
+        </w:trPr>
+        <w:tc>
+          <w:tcPr>
+            <w:tcW w:type="dxa" w:w="1618"/>
+            <w:tcBorders>
+              <w:top w:val="single" w:color="BFBFBF" w:sz="4"/>
+              <w:left w:val="single" w:color="BFBFBF" w:sz="4"/>
+              <w:bottom w:val="single" w:color="BFBFBF" w:sz="4"/>
+              <w:right w:val="single" w:color="BFBFBF" w:sz="4"/>
+            </w:tcBorders>
+            <w:tcMar>
+              <w:top w:type="dxa" w:w="60"/>
+              <w:left w:type="dxa" w:w="100"/>
+              <w:bottom w:type="dxa" w:w="60"/>
+              <w:right w:type="dxa" w:w="100"/>
+            </w:tcMar>
+          </w:tcPr>
+          <w:p>
+            <w:r>
+              <w:rPr>
+                <w:rFonts w:ascii="Malgun Gothic" w:cs="Malgun Gothic" w:eastAsia="Malgun Gothic" w:hAnsi="Malgun Gothic"/>
+                <w:sz w:val="19"/>
+                <w:szCs w:val="19"/>
+              </w:rPr>
+              <w:t xml:space="preserve">3번</w:t>
+            </w:r>
+          </w:p>
+        </w:tc>
+        <w:tc>
+          <w:tcPr>
+            <w:tcW w:type="dxa" w:w="2428"/>
+            <w:tcBorders>
+              <w:top w:val="single" w:color="BFBFBF" w:sz="4"/>
+              <w:left w:val="single" w:color="BFBFBF" w:sz="4"/>
+              <w:bottom w:val="single" w:color="BFBFBF" w:sz="4"/>
+              <w:right w:val="single" w:color="BFBFBF" w:sz="4"/>
+            </w:tcBorders>
+            <w:tcMar>
+              <w:top w:type="dxa" w:w="60"/>
+              <w:left w:type="dxa" w:w="100"/>
+              <w:bottom w:type="dxa" w:w="60"/>
+              <w:right w:type="dxa" w:w="100"/>
+            </w:tcMar>
+          </w:tcPr>
+          <w:p>
+            <w:r>
+              <w:rPr>
+                <w:rFonts w:ascii="Malgun Gothic" w:cs="Malgun Gothic" w:eastAsia="Malgun Gothic" w:hAnsi="Malgun Gothic"/>
+                <w:sz w:val="19"/>
+                <w:szCs w:val="19"/>
+              </w:rPr>
+              <w:t xml:space="preserve">0:10–0:20</w:t>
+            </w:r>
+          </w:p>
+        </w:tc>
+        <w:tc>
+          <w:tcPr>
+            <w:tcW w:type="dxa" w:w="10792"/>
+            <w:tcBorders>
+              <w:top w:val="single" w:color="BFBFBF" w:sz="4"/>
+              <w:left w:val="single" w:color="BFBFBF" w:sz="4"/>
+              <w:bottom w:val="single" w:color="BFBFBF" w:sz="4"/>
+              <w:right w:val="single" w:color="BFBFBF" w:sz="4"/>
+            </w:tcBorders>
+            <w:tcMar>
+              <w:top w:type="dxa" w:w="60"/>
+              <w:left w:type="dxa" w:w="100"/>
+              <w:bottom w:type="dxa" w:w="60"/>
+              <w:right w:type="dxa" w:w="100"/>
+            </w:tcMar>
+          </w:tcPr>
+          <w:p>
+            <w:r>
+              <w:rPr>
+                <w:rFonts w:ascii="Malgun Gothic" w:cs="Malgun Gothic" w:eastAsia="Malgun Gothic" w:hAnsi="Malgun Gothic"/>
+                <w:sz w:val="19"/>
+                <w:szCs w:val="19"/>
+              </w:rPr>
+              <w:t xml:space="preserve">담담함 — DAY 1과 같은 표정·각도 (비교 조건 동일, 웃는 얼굴로 바꾸지 않기)</w:t>
+            </w:r>
+          </w:p>
+        </w:tc>
+      </w:tr>
+      <w:tr>
+        <w:trPr>
+          <w:tblHeader w:val="false"/>
+        </w:trPr>
+        <w:tc>
+          <w:tcPr>
+            <w:tcW w:type="dxa" w:w="1618"/>
+            <w:tcBorders>
+              <w:top w:val="single" w:color="BFBFBF" w:sz="4"/>
+              <w:left w:val="single" w:color="BFBFBF" w:sz="4"/>
+              <w:bottom w:val="single" w:color="BFBFBF" w:sz="4"/>
+              <w:right w:val="single" w:color="BFBFBF" w:sz="4"/>
+            </w:tcBorders>
+            <w:tcMar>
+              <w:top w:type="dxa" w:w="60"/>
+              <w:left w:type="dxa" w:w="100"/>
+              <w:bottom w:type="dxa" w:w="60"/>
+              <w:right w:type="dxa" w:w="100"/>
+            </w:tcMar>
+          </w:tcPr>
+          <w:p>
+            <w:r>
+              <w:rPr>
+                <w:rFonts w:ascii="Malgun Gothic" w:cs="Malgun Gothic" w:eastAsia="Malgun Gothic" w:hAnsi="Malgun Gothic"/>
+                <w:sz w:val="19"/>
+                <w:szCs w:val="19"/>
+              </w:rPr>
+              <w:t xml:space="preserve">4번</w:t>
+            </w:r>
+          </w:p>
+        </w:tc>
+        <w:tc>
+          <w:tcPr>
+            <w:tcW w:type="dxa" w:w="2428"/>
+            <w:tcBorders>
+              <w:top w:val="single" w:color="BFBFBF" w:sz="4"/>
+              <w:left w:val="single" w:color="BFBFBF" w:sz="4"/>
+              <w:bottom w:val="single" w:color="BFBFBF" w:sz="4"/>
+              <w:right w:val="single" w:color="BFBFBF" w:sz="4"/>
+            </w:tcBorders>
+            <w:tcMar>
+              <w:top w:type="dxa" w:w="60"/>
+              <w:left w:type="dxa" w:w="100"/>
+              <w:bottom w:type="dxa" w:w="60"/>
+              <w:right w:type="dxa" w:w="100"/>
+            </w:tcMar>
+          </w:tcPr>
+          <w:p>
+            <w:r>
+              <w:rPr>
+                <w:rFonts w:ascii="Malgun Gothic" w:cs="Malgun Gothic" w:eastAsia="Malgun Gothic" w:hAnsi="Malgun Gothic"/>
+                <w:sz w:val="19"/>
+                <w:szCs w:val="19"/>
+              </w:rPr>
+              <w:t xml:space="preserve">0:20–0:25</w:t>
+            </w:r>
+          </w:p>
+        </w:tc>
+        <w:tc>
+          <w:tcPr>
+            <w:tcW w:type="dxa" w:w="10792"/>
+            <w:tcBorders>
+              <w:top w:val="single" w:color="BFBFBF" w:sz="4"/>
+              <w:left w:val="single" w:color="BFBFBF" w:sz="4"/>
+              <w:bottom w:val="single" w:color="BFBFBF" w:sz="4"/>
+              <w:right w:val="single" w:color="BFBFBF" w:sz="4"/>
+            </w:tcBorders>
+            <w:tcMar>
+              <w:top w:type="dxa" w:w="60"/>
+              <w:left w:type="dxa" w:w="100"/>
+              <w:bottom w:type="dxa" w:w="60"/>
+              <w:right w:type="dxa" w:w="100"/>
+            </w:tcMar>
+          </w:tcPr>
+          <w:p>
+            <w:r>
+              <w:rPr>
+                <w:rFonts w:ascii="Malgun Gothic" w:cs="Malgun Gothic" w:eastAsia="Malgun Gothic" w:hAnsi="Malgun Gothic"/>
+                <w:sz w:val="19"/>
+                <w:szCs w:val="19"/>
+              </w:rPr>
+              <w:t xml:space="preserve">만족 — 제품을 들고 환하게 웃으며 작게 끄덕</w:t>
             </w:r>
           </w:p>
         </w:tc>
@@ -10335,6 +12030,648 @@
           <w:sz w:val="20"/>
           <w:szCs w:val="20"/>
         </w:rPr>
+        <w:t xml:space="preserve">D안 표정·감정 연출 (귀여움 · 만족감)</w:t>
+      </w:r>
+    </w:p>
+    <w:tbl>
+      <w:tblPr>
+        <w:tblW w:type="dxa" w:w="14838"/>
+        <w:tblBorders>
+          <w:top w:val="single" w:color="auto" w:sz="4"/>
+          <w:left w:val="single" w:color="auto" w:sz="4"/>
+          <w:bottom w:val="single" w:color="auto" w:sz="4"/>
+          <w:right w:val="single" w:color="auto" w:sz="4"/>
+          <w:insideH w:val="single" w:color="auto" w:sz="4"/>
+          <w:insideV w:val="single" w:color="auto" w:sz="4"/>
+        </w:tblBorders>
+      </w:tblPr>
+      <w:tblGrid>
+        <w:gridCol w:w="1618"/>
+        <w:gridCol w:w="2428"/>
+        <w:gridCol w:w="10792"/>
+      </w:tblGrid>
+      <w:tr>
+        <w:trPr>
+          <w:tblHeader/>
+        </w:trPr>
+        <w:tc>
+          <w:tcPr>
+            <w:tcW w:type="dxa" w:w="1618"/>
+            <w:tcBorders>
+              <w:top w:val="single" w:color="BFBFBF" w:sz="4"/>
+              <w:left w:val="single" w:color="BFBFBF" w:sz="4"/>
+              <w:bottom w:val="single" w:color="BFBFBF" w:sz="4"/>
+              <w:right w:val="single" w:color="BFBFBF" w:sz="4"/>
+            </w:tcBorders>
+            <w:shd w:fill="F8E1EA" w:color="auto" w:val="clear"/>
+            <w:tcMar>
+              <w:top w:type="dxa" w:w="60"/>
+              <w:left w:type="dxa" w:w="100"/>
+              <w:bottom w:type="dxa" w:w="60"/>
+              <w:right w:type="dxa" w:w="100"/>
+            </w:tcMar>
+          </w:tcPr>
+          <w:p>
+            <w:r>
+              <w:rPr>
+                <w:rFonts w:ascii="Malgun Gothic" w:cs="Malgun Gothic" w:eastAsia="Malgun Gothic" w:hAnsi="Malgun Gothic"/>
+                <w:b/>
+                <w:bCs/>
+                <w:sz w:val="19"/>
+                <w:szCs w:val="19"/>
+              </w:rPr>
+              <w:t xml:space="preserve">장면</w:t>
+            </w:r>
+          </w:p>
+        </w:tc>
+        <w:tc>
+          <w:tcPr>
+            <w:tcW w:type="dxa" w:w="2428"/>
+            <w:tcBorders>
+              <w:top w:val="single" w:color="BFBFBF" w:sz="4"/>
+              <w:left w:val="single" w:color="BFBFBF" w:sz="4"/>
+              <w:bottom w:val="single" w:color="BFBFBF" w:sz="4"/>
+              <w:right w:val="single" w:color="BFBFBF" w:sz="4"/>
+            </w:tcBorders>
+            <w:shd w:fill="F8E1EA" w:color="auto" w:val="clear"/>
+            <w:tcMar>
+              <w:top w:type="dxa" w:w="60"/>
+              <w:left w:type="dxa" w:w="100"/>
+              <w:bottom w:type="dxa" w:w="60"/>
+              <w:right w:type="dxa" w:w="100"/>
+            </w:tcMar>
+          </w:tcPr>
+          <w:p>
+            <w:r>
+              <w:rPr>
+                <w:rFonts w:ascii="Malgun Gothic" w:cs="Malgun Gothic" w:eastAsia="Malgun Gothic" w:hAnsi="Malgun Gothic"/>
+                <w:b/>
+                <w:bCs/>
+                <w:sz w:val="19"/>
+                <w:szCs w:val="19"/>
+              </w:rPr>
+              <w:t xml:space="preserve">시간</w:t>
+            </w:r>
+          </w:p>
+        </w:tc>
+        <w:tc>
+          <w:tcPr>
+            <w:tcW w:type="dxa" w:w="10792"/>
+            <w:tcBorders>
+              <w:top w:val="single" w:color="BFBFBF" w:sz="4"/>
+              <w:left w:val="single" w:color="BFBFBF" w:sz="4"/>
+              <w:bottom w:val="single" w:color="BFBFBF" w:sz="4"/>
+              <w:right w:val="single" w:color="BFBFBF" w:sz="4"/>
+            </w:tcBorders>
+            <w:shd w:fill="F8E1EA" w:color="auto" w:val="clear"/>
+            <w:tcMar>
+              <w:top w:type="dxa" w:w="60"/>
+              <w:left w:type="dxa" w:w="100"/>
+              <w:bottom w:type="dxa" w:w="60"/>
+              <w:right w:type="dxa" w:w="100"/>
+            </w:tcMar>
+          </w:tcPr>
+          <w:p>
+            <w:r>
+              <w:rPr>
+                <w:rFonts w:ascii="Malgun Gothic" w:cs="Malgun Gothic" w:eastAsia="Malgun Gothic" w:hAnsi="Malgun Gothic"/>
+                <w:b/>
+                <w:bCs/>
+                <w:sz w:val="19"/>
+                <w:szCs w:val="19"/>
+              </w:rPr>
+              <w:t xml:space="preserve">표정·감정</w:t>
+            </w:r>
+          </w:p>
+        </w:tc>
+      </w:tr>
+      <w:tr>
+        <w:trPr>
+          <w:tblHeader w:val="false"/>
+        </w:trPr>
+        <w:tc>
+          <w:tcPr>
+            <w:tcW w:type="dxa" w:w="1618"/>
+            <w:tcBorders>
+              <w:top w:val="single" w:color="BFBFBF" w:sz="4"/>
+              <w:left w:val="single" w:color="BFBFBF" w:sz="4"/>
+              <w:bottom w:val="single" w:color="BFBFBF" w:sz="4"/>
+              <w:right w:val="single" w:color="BFBFBF" w:sz="4"/>
+            </w:tcBorders>
+            <w:tcMar>
+              <w:top w:type="dxa" w:w="60"/>
+              <w:left w:type="dxa" w:w="100"/>
+              <w:bottom w:type="dxa" w:w="60"/>
+              <w:right w:type="dxa" w:w="100"/>
+            </w:tcMar>
+          </w:tcPr>
+          <w:p>
+            <w:r>
+              <w:rPr>
+                <w:rFonts w:ascii="Malgun Gothic" w:cs="Malgun Gothic" w:eastAsia="Malgun Gothic" w:hAnsi="Malgun Gothic"/>
+                <w:sz w:val="19"/>
+                <w:szCs w:val="19"/>
+              </w:rPr>
+              <w:t xml:space="preserve">1번</w:t>
+            </w:r>
+          </w:p>
+        </w:tc>
+        <w:tc>
+          <w:tcPr>
+            <w:tcW w:type="dxa" w:w="2428"/>
+            <w:tcBorders>
+              <w:top w:val="single" w:color="BFBFBF" w:sz="4"/>
+              <w:left w:val="single" w:color="BFBFBF" w:sz="4"/>
+              <w:bottom w:val="single" w:color="BFBFBF" w:sz="4"/>
+              <w:right w:val="single" w:color="BFBFBF" w:sz="4"/>
+            </w:tcBorders>
+            <w:tcMar>
+              <w:top w:type="dxa" w:w="60"/>
+              <w:left w:type="dxa" w:w="100"/>
+              <w:bottom w:type="dxa" w:w="60"/>
+              <w:right w:type="dxa" w:w="100"/>
+            </w:tcMar>
+          </w:tcPr>
+          <w:p>
+            <w:r>
+              <w:rPr>
+                <w:rFonts w:ascii="Malgun Gothic" w:cs="Malgun Gothic" w:eastAsia="Malgun Gothic" w:hAnsi="Malgun Gothic"/>
+                <w:sz w:val="19"/>
+                <w:szCs w:val="19"/>
+              </w:rPr>
+              <w:t xml:space="preserve">0:00–0:02</w:t>
+            </w:r>
+          </w:p>
+        </w:tc>
+        <w:tc>
+          <w:tcPr>
+            <w:tcW w:type="dxa" w:w="10792"/>
+            <w:tcBorders>
+              <w:top w:val="single" w:color="BFBFBF" w:sz="4"/>
+              <w:left w:val="single" w:color="BFBFBF" w:sz="4"/>
+              <w:bottom w:val="single" w:color="BFBFBF" w:sz="4"/>
+              <w:right w:val="single" w:color="BFBFBF" w:sz="4"/>
+            </w:tcBorders>
+            <w:tcMar>
+              <w:top w:type="dxa" w:w="60"/>
+              <w:left w:type="dxa" w:w="100"/>
+              <w:bottom w:type="dxa" w:w="60"/>
+              <w:right w:type="dxa" w:w="100"/>
+            </w:tcMar>
+          </w:tcPr>
+          <w:p>
+            <w:r>
+              <w:rPr>
+                <w:rFonts w:ascii="Malgun Gothic" w:cs="Malgun Gothic" w:eastAsia="Malgun Gothic" w:hAnsi="Malgun Gothic"/>
+                <w:sz w:val="19"/>
+                <w:szCs w:val="19"/>
+              </w:rPr>
+              <w:t xml:space="preserve">(손만 등장) 손가락으로 병을 톡 — 귀여운 손짓</w:t>
+            </w:r>
+          </w:p>
+        </w:tc>
+      </w:tr>
+      <w:tr>
+        <w:trPr>
+          <w:tblHeader w:val="false"/>
+        </w:trPr>
+        <w:tc>
+          <w:tcPr>
+            <w:tcW w:type="dxa" w:w="1618"/>
+            <w:tcBorders>
+              <w:top w:val="single" w:color="BFBFBF" w:sz="4"/>
+              <w:left w:val="single" w:color="BFBFBF" w:sz="4"/>
+              <w:bottom w:val="single" w:color="BFBFBF" w:sz="4"/>
+              <w:right w:val="single" w:color="BFBFBF" w:sz="4"/>
+            </w:tcBorders>
+            <w:tcMar>
+              <w:top w:type="dxa" w:w="60"/>
+              <w:left w:type="dxa" w:w="100"/>
+              <w:bottom w:type="dxa" w:w="60"/>
+              <w:right w:type="dxa" w:w="100"/>
+            </w:tcMar>
+          </w:tcPr>
+          <w:p>
+            <w:r>
+              <w:rPr>
+                <w:rFonts w:ascii="Malgun Gothic" w:cs="Malgun Gothic" w:eastAsia="Malgun Gothic" w:hAnsi="Malgun Gothic"/>
+                <w:sz w:val="19"/>
+                <w:szCs w:val="19"/>
+              </w:rPr>
+              <w:t xml:space="preserve">2번</w:t>
+            </w:r>
+          </w:p>
+        </w:tc>
+        <w:tc>
+          <w:tcPr>
+            <w:tcW w:type="dxa" w:w="2428"/>
+            <w:tcBorders>
+              <w:top w:val="single" w:color="BFBFBF" w:sz="4"/>
+              <w:left w:val="single" w:color="BFBFBF" w:sz="4"/>
+              <w:bottom w:val="single" w:color="BFBFBF" w:sz="4"/>
+              <w:right w:val="single" w:color="BFBFBF" w:sz="4"/>
+            </w:tcBorders>
+            <w:tcMar>
+              <w:top w:type="dxa" w:w="60"/>
+              <w:left w:type="dxa" w:w="100"/>
+              <w:bottom w:type="dxa" w:w="60"/>
+              <w:right w:type="dxa" w:w="100"/>
+            </w:tcMar>
+          </w:tcPr>
+          <w:p>
+            <w:r>
+              <w:rPr>
+                <w:rFonts w:ascii="Malgun Gothic" w:cs="Malgun Gothic" w:eastAsia="Malgun Gothic" w:hAnsi="Malgun Gothic"/>
+                <w:sz w:val="19"/>
+                <w:szCs w:val="19"/>
+              </w:rPr>
+              <w:t xml:space="preserve">0:02–0:04</w:t>
+            </w:r>
+          </w:p>
+        </w:tc>
+        <w:tc>
+          <w:tcPr>
+            <w:tcW w:type="dxa" w:w="10792"/>
+            <w:tcBorders>
+              <w:top w:val="single" w:color="BFBFBF" w:sz="4"/>
+              <w:left w:val="single" w:color="BFBFBF" w:sz="4"/>
+              <w:bottom w:val="single" w:color="BFBFBF" w:sz="4"/>
+              <w:right w:val="single" w:color="BFBFBF" w:sz="4"/>
+            </w:tcBorders>
+            <w:tcMar>
+              <w:top w:type="dxa" w:w="60"/>
+              <w:left w:type="dxa" w:w="100"/>
+              <w:bottom w:type="dxa" w:w="60"/>
+              <w:right w:type="dxa" w:w="100"/>
+            </w:tcMar>
+          </w:tcPr>
+          <w:p>
+            <w:r>
+              <w:rPr>
+                <w:rFonts w:ascii="Malgun Gothic" w:cs="Malgun Gothic" w:eastAsia="Malgun Gothic" w:hAnsi="Malgun Gothic"/>
+                <w:sz w:val="19"/>
+                <w:szCs w:val="19"/>
+              </w:rPr>
+              <w:t xml:space="preserve">설렘 — 입을 살짝 벌리고 기대하는 눈빛</w:t>
+            </w:r>
+          </w:p>
+        </w:tc>
+      </w:tr>
+      <w:tr>
+        <w:trPr>
+          <w:tblHeader w:val="false"/>
+        </w:trPr>
+        <w:tc>
+          <w:tcPr>
+            <w:tcW w:type="dxa" w:w="1618"/>
+            <w:tcBorders>
+              <w:top w:val="single" w:color="BFBFBF" w:sz="4"/>
+              <w:left w:val="single" w:color="BFBFBF" w:sz="4"/>
+              <w:bottom w:val="single" w:color="BFBFBF" w:sz="4"/>
+              <w:right w:val="single" w:color="BFBFBF" w:sz="4"/>
+            </w:tcBorders>
+            <w:tcMar>
+              <w:top w:type="dxa" w:w="60"/>
+              <w:left w:type="dxa" w:w="100"/>
+              <w:bottom w:type="dxa" w:w="60"/>
+              <w:right w:type="dxa" w:w="100"/>
+            </w:tcMar>
+          </w:tcPr>
+          <w:p>
+            <w:r>
+              <w:rPr>
+                <w:rFonts w:ascii="Malgun Gothic" w:cs="Malgun Gothic" w:eastAsia="Malgun Gothic" w:hAnsi="Malgun Gothic"/>
+                <w:sz w:val="19"/>
+                <w:szCs w:val="19"/>
+              </w:rPr>
+              <w:t xml:space="preserve">3번</w:t>
+            </w:r>
+          </w:p>
+        </w:tc>
+        <w:tc>
+          <w:tcPr>
+            <w:tcW w:type="dxa" w:w="2428"/>
+            <w:tcBorders>
+              <w:top w:val="single" w:color="BFBFBF" w:sz="4"/>
+              <w:left w:val="single" w:color="BFBFBF" w:sz="4"/>
+              <w:bottom w:val="single" w:color="BFBFBF" w:sz="4"/>
+              <w:right w:val="single" w:color="BFBFBF" w:sz="4"/>
+            </w:tcBorders>
+            <w:tcMar>
+              <w:top w:type="dxa" w:w="60"/>
+              <w:left w:type="dxa" w:w="100"/>
+              <w:bottom w:type="dxa" w:w="60"/>
+              <w:right w:type="dxa" w:w="100"/>
+            </w:tcMar>
+          </w:tcPr>
+          <w:p>
+            <w:r>
+              <w:rPr>
+                <w:rFonts w:ascii="Malgun Gothic" w:cs="Malgun Gothic" w:eastAsia="Malgun Gothic" w:hAnsi="Malgun Gothic"/>
+                <w:sz w:val="19"/>
+                <w:szCs w:val="19"/>
+              </w:rPr>
+              <w:t xml:space="preserve">0:04–0:06</w:t>
+            </w:r>
+          </w:p>
+        </w:tc>
+        <w:tc>
+          <w:tcPr>
+            <w:tcW w:type="dxa" w:w="10792"/>
+            <w:tcBorders>
+              <w:top w:val="single" w:color="BFBFBF" w:sz="4"/>
+              <w:left w:val="single" w:color="BFBFBF" w:sz="4"/>
+              <w:bottom w:val="single" w:color="BFBFBF" w:sz="4"/>
+              <w:right w:val="single" w:color="BFBFBF" w:sz="4"/>
+            </w:tcBorders>
+            <w:tcMar>
+              <w:top w:type="dxa" w:w="60"/>
+              <w:left w:type="dxa" w:w="100"/>
+              <w:bottom w:type="dxa" w:w="60"/>
+              <w:right w:type="dxa" w:w="100"/>
+            </w:tcMar>
+          </w:tcPr>
+          <w:p>
+            <w:r>
+              <w:rPr>
+                <w:rFonts w:ascii="Malgun Gothic" w:cs="Malgun Gothic" w:eastAsia="Malgun Gothic" w:hAnsi="Malgun Gothic"/>
+                <w:sz w:val="19"/>
+                <w:szCs w:val="19"/>
+              </w:rPr>
+              <w:t xml:space="preserve">감탄 — '오~' 입모양</w:t>
+            </w:r>
+          </w:p>
+        </w:tc>
+      </w:tr>
+      <w:tr>
+        <w:trPr>
+          <w:tblHeader w:val="false"/>
+        </w:trPr>
+        <w:tc>
+          <w:tcPr>
+            <w:tcW w:type="dxa" w:w="1618"/>
+            <w:tcBorders>
+              <w:top w:val="single" w:color="BFBFBF" w:sz="4"/>
+              <w:left w:val="single" w:color="BFBFBF" w:sz="4"/>
+              <w:bottom w:val="single" w:color="BFBFBF" w:sz="4"/>
+              <w:right w:val="single" w:color="BFBFBF" w:sz="4"/>
+            </w:tcBorders>
+            <w:tcMar>
+              <w:top w:type="dxa" w:w="60"/>
+              <w:left w:type="dxa" w:w="100"/>
+              <w:bottom w:type="dxa" w:w="60"/>
+              <w:right w:type="dxa" w:w="100"/>
+            </w:tcMar>
+          </w:tcPr>
+          <w:p>
+            <w:r>
+              <w:rPr>
+                <w:rFonts w:ascii="Malgun Gothic" w:cs="Malgun Gothic" w:eastAsia="Malgun Gothic" w:hAnsi="Malgun Gothic"/>
+                <w:sz w:val="19"/>
+                <w:szCs w:val="19"/>
+              </w:rPr>
+              <w:t xml:space="preserve">4번</w:t>
+            </w:r>
+          </w:p>
+        </w:tc>
+        <w:tc>
+          <w:tcPr>
+            <w:tcW w:type="dxa" w:w="2428"/>
+            <w:tcBorders>
+              <w:top w:val="single" w:color="BFBFBF" w:sz="4"/>
+              <w:left w:val="single" w:color="BFBFBF" w:sz="4"/>
+              <w:bottom w:val="single" w:color="BFBFBF" w:sz="4"/>
+              <w:right w:val="single" w:color="BFBFBF" w:sz="4"/>
+            </w:tcBorders>
+            <w:tcMar>
+              <w:top w:type="dxa" w:w="60"/>
+              <w:left w:type="dxa" w:w="100"/>
+              <w:bottom w:type="dxa" w:w="60"/>
+              <w:right w:type="dxa" w:w="100"/>
+            </w:tcMar>
+          </w:tcPr>
+          <w:p>
+            <w:r>
+              <w:rPr>
+                <w:rFonts w:ascii="Malgun Gothic" w:cs="Malgun Gothic" w:eastAsia="Malgun Gothic" w:hAnsi="Malgun Gothic"/>
+                <w:sz w:val="19"/>
+                <w:szCs w:val="19"/>
+              </w:rPr>
+              <w:t xml:space="preserve">0:06–0:10</w:t>
+            </w:r>
+          </w:p>
+        </w:tc>
+        <w:tc>
+          <w:tcPr>
+            <w:tcW w:type="dxa" w:w="10792"/>
+            <w:tcBorders>
+              <w:top w:val="single" w:color="BFBFBF" w:sz="4"/>
+              <w:left w:val="single" w:color="BFBFBF" w:sz="4"/>
+              <w:bottom w:val="single" w:color="BFBFBF" w:sz="4"/>
+              <w:right w:val="single" w:color="BFBFBF" w:sz="4"/>
+            </w:tcBorders>
+            <w:tcMar>
+              <w:top w:type="dxa" w:w="60"/>
+              <w:left w:type="dxa" w:w="100"/>
+              <w:bottom w:type="dxa" w:w="60"/>
+              <w:right w:type="dxa" w:w="100"/>
+            </w:tcMar>
+          </w:tcPr>
+          <w:p>
+            <w:r>
+              <w:rPr>
+                <w:rFonts w:ascii="Malgun Gothic" w:cs="Malgun Gothic" w:eastAsia="Malgun Gothic" w:hAnsi="Malgun Gothic"/>
+                <w:sz w:val="19"/>
+                <w:szCs w:val="19"/>
+              </w:rPr>
+              <w:t xml:space="preserve">편안함 — 눈을 살짝 감고 콧노래 느낌의 미소</w:t>
+            </w:r>
+          </w:p>
+        </w:tc>
+      </w:tr>
+      <w:tr>
+        <w:trPr>
+          <w:tblHeader w:val="false"/>
+        </w:trPr>
+        <w:tc>
+          <w:tcPr>
+            <w:tcW w:type="dxa" w:w="1618"/>
+            <w:tcBorders>
+              <w:top w:val="single" w:color="BFBFBF" w:sz="4"/>
+              <w:left w:val="single" w:color="BFBFBF" w:sz="4"/>
+              <w:bottom w:val="single" w:color="BFBFBF" w:sz="4"/>
+              <w:right w:val="single" w:color="BFBFBF" w:sz="4"/>
+            </w:tcBorders>
+            <w:tcMar>
+              <w:top w:type="dxa" w:w="60"/>
+              <w:left w:type="dxa" w:w="100"/>
+              <w:bottom w:type="dxa" w:w="60"/>
+              <w:right w:type="dxa" w:w="100"/>
+            </w:tcMar>
+          </w:tcPr>
+          <w:p>
+            <w:r>
+              <w:rPr>
+                <w:rFonts w:ascii="Malgun Gothic" w:cs="Malgun Gothic" w:eastAsia="Malgun Gothic" w:hAnsi="Malgun Gothic"/>
+                <w:sz w:val="19"/>
+                <w:szCs w:val="19"/>
+              </w:rPr>
+              <w:t xml:space="preserve">5번</w:t>
+            </w:r>
+          </w:p>
+        </w:tc>
+        <w:tc>
+          <w:tcPr>
+            <w:tcW w:type="dxa" w:w="2428"/>
+            <w:tcBorders>
+              <w:top w:val="single" w:color="BFBFBF" w:sz="4"/>
+              <w:left w:val="single" w:color="BFBFBF" w:sz="4"/>
+              <w:bottom w:val="single" w:color="BFBFBF" w:sz="4"/>
+              <w:right w:val="single" w:color="BFBFBF" w:sz="4"/>
+            </w:tcBorders>
+            <w:tcMar>
+              <w:top w:type="dxa" w:w="60"/>
+              <w:left w:type="dxa" w:w="100"/>
+              <w:bottom w:type="dxa" w:w="60"/>
+              <w:right w:type="dxa" w:w="100"/>
+            </w:tcMar>
+          </w:tcPr>
+          <w:p>
+            <w:r>
+              <w:rPr>
+                <w:rFonts w:ascii="Malgun Gothic" w:cs="Malgun Gothic" w:eastAsia="Malgun Gothic" w:hAnsi="Malgun Gothic"/>
+                <w:sz w:val="19"/>
+                <w:szCs w:val="19"/>
+              </w:rPr>
+              <w:t xml:space="preserve">0:10–0:13</w:t>
+            </w:r>
+          </w:p>
+        </w:tc>
+        <w:tc>
+          <w:tcPr>
+            <w:tcW w:type="dxa" w:w="10792"/>
+            <w:tcBorders>
+              <w:top w:val="single" w:color="BFBFBF" w:sz="4"/>
+              <w:left w:val="single" w:color="BFBFBF" w:sz="4"/>
+              <w:bottom w:val="single" w:color="BFBFBF" w:sz="4"/>
+              <w:right w:val="single" w:color="BFBFBF" w:sz="4"/>
+            </w:tcBorders>
+            <w:tcMar>
+              <w:top w:type="dxa" w:w="60"/>
+              <w:left w:type="dxa" w:w="100"/>
+              <w:bottom w:type="dxa" w:w="60"/>
+              <w:right w:type="dxa" w:w="100"/>
+            </w:tcMar>
+          </w:tcPr>
+          <w:p>
+            <w:r>
+              <w:rPr>
+                <w:rFonts w:ascii="Malgun Gothic" w:cs="Malgun Gothic" w:eastAsia="Malgun Gothic" w:hAnsi="Malgun Gothic"/>
+                <w:sz w:val="19"/>
+                <w:szCs w:val="19"/>
+              </w:rPr>
+              <w:t xml:space="preserve">만족 + 귀여움 — 볼 누를 때 볼을 살짝 부풀렸다가 '퐁' 웃음 → 휴지 테스트 뒤 '봤죠?' 눈썹 올리기 → 윤기 컷에서 만족스러운 눈웃음</w:t>
+            </w:r>
+          </w:p>
+        </w:tc>
+      </w:tr>
+      <w:tr>
+        <w:trPr>
+          <w:tblHeader w:val="false"/>
+        </w:trPr>
+        <w:tc>
+          <w:tcPr>
+            <w:tcW w:type="dxa" w:w="1618"/>
+            <w:tcBorders>
+              <w:top w:val="single" w:color="BFBFBF" w:sz="4"/>
+              <w:left w:val="single" w:color="BFBFBF" w:sz="4"/>
+              <w:bottom w:val="single" w:color="BFBFBF" w:sz="4"/>
+              <w:right w:val="single" w:color="BFBFBF" w:sz="4"/>
+            </w:tcBorders>
+            <w:tcMar>
+              <w:top w:type="dxa" w:w="60"/>
+              <w:left w:type="dxa" w:w="100"/>
+              <w:bottom w:type="dxa" w:w="60"/>
+              <w:right w:type="dxa" w:w="100"/>
+            </w:tcMar>
+          </w:tcPr>
+          <w:p>
+            <w:r>
+              <w:rPr>
+                <w:rFonts w:ascii="Malgun Gothic" w:cs="Malgun Gothic" w:eastAsia="Malgun Gothic" w:hAnsi="Malgun Gothic"/>
+                <w:sz w:val="19"/>
+                <w:szCs w:val="19"/>
+              </w:rPr>
+              <w:t xml:space="preserve">6번</w:t>
+            </w:r>
+          </w:p>
+        </w:tc>
+        <w:tc>
+          <w:tcPr>
+            <w:tcW w:type="dxa" w:w="2428"/>
+            <w:tcBorders>
+              <w:top w:val="single" w:color="BFBFBF" w:sz="4"/>
+              <w:left w:val="single" w:color="BFBFBF" w:sz="4"/>
+              <w:bottom w:val="single" w:color="BFBFBF" w:sz="4"/>
+              <w:right w:val="single" w:color="BFBFBF" w:sz="4"/>
+            </w:tcBorders>
+            <w:tcMar>
+              <w:top w:type="dxa" w:w="60"/>
+              <w:left w:type="dxa" w:w="100"/>
+              <w:bottom w:type="dxa" w:w="60"/>
+              <w:right w:type="dxa" w:w="100"/>
+            </w:tcMar>
+          </w:tcPr>
+          <w:p>
+            <w:r>
+              <w:rPr>
+                <w:rFonts w:ascii="Malgun Gothic" w:cs="Malgun Gothic" w:eastAsia="Malgun Gothic" w:hAnsi="Malgun Gothic"/>
+                <w:sz w:val="19"/>
+                <w:szCs w:val="19"/>
+              </w:rPr>
+              <w:t xml:space="preserve">0:13–0:15</w:t>
+            </w:r>
+          </w:p>
+        </w:tc>
+        <w:tc>
+          <w:tcPr>
+            <w:tcW w:type="dxa" w:w="10792"/>
+            <w:tcBorders>
+              <w:top w:val="single" w:color="BFBFBF" w:sz="4"/>
+              <w:left w:val="single" w:color="BFBFBF" w:sz="4"/>
+              <w:bottom w:val="single" w:color="BFBFBF" w:sz="4"/>
+              <w:right w:val="single" w:color="BFBFBF" w:sz="4"/>
+            </w:tcBorders>
+            <w:tcMar>
+              <w:top w:type="dxa" w:w="60"/>
+              <w:left w:type="dxa" w:w="100"/>
+              <w:bottom w:type="dxa" w:w="60"/>
+              <w:right w:type="dxa" w:w="100"/>
+            </w:tcMar>
+          </w:tcPr>
+          <w:p>
+            <w:r>
+              <w:rPr>
+                <w:rFonts w:ascii="Malgun Gothic" w:cs="Malgun Gothic" w:eastAsia="Malgun Gothic" w:hAnsi="Malgun Gothic"/>
+                <w:sz w:val="19"/>
+                <w:szCs w:val="19"/>
+              </w:rPr>
+              <w:t xml:space="preserve">귀여운 마무리 — 윙크 + 손가락 하트</w:t>
+            </w:r>
+          </w:p>
+        </w:tc>
+      </w:tr>
+    </w:tbl>
+    <w:p/>
+    <w:p>
+      <w:r>
+        <w:rPr>
+          <w:rFonts w:ascii="Malgun Gothic" w:cs="Malgun Gothic" w:eastAsia="Malgun Gothic" w:hAnsi="Malgun Gothic"/>
+          <w:b/>
+          <w:bCs/>
+          <w:sz w:val="20"/>
+          <w:szCs w:val="20"/>
+        </w:rPr>
         <w:t xml:space="preserve">D안 전체 내레이션 (음성·TTS에 그대로 붙여넣기)</w:t>
       </w:r>
     </w:p>
@@ -14349,6 +16686,906 @@
                 <w:szCs w:val="19"/>
               </w:rPr>
               <w:t xml:space="preserve">바스트샷 · 1x · 정면 눈높이 · 라벨 정면 · 마지막 1.5초 정지 화면 · 30fps</w:t>
+            </w:r>
+          </w:p>
+        </w:tc>
+      </w:tr>
+    </w:tbl>
+    <w:p/>
+    <w:p>
+      <w:r>
+        <w:rPr>
+          <w:rFonts w:ascii="Malgun Gothic" w:cs="Malgun Gothic" w:eastAsia="Malgun Gothic" w:hAnsi="Malgun Gothic"/>
+          <w:b/>
+          <w:bCs/>
+          <w:sz w:val="20"/>
+          <w:szCs w:val="20"/>
+        </w:rPr>
+        <w:t xml:space="preserve">E안 표정·감정 연출 (귀여움 · 만족감)</w:t>
+      </w:r>
+    </w:p>
+    <w:tbl>
+      <w:tblPr>
+        <w:tblW w:type="dxa" w:w="14838"/>
+        <w:tblBorders>
+          <w:top w:val="single" w:color="auto" w:sz="4"/>
+          <w:left w:val="single" w:color="auto" w:sz="4"/>
+          <w:bottom w:val="single" w:color="auto" w:sz="4"/>
+          <w:right w:val="single" w:color="auto" w:sz="4"/>
+          <w:insideH w:val="single" w:color="auto" w:sz="4"/>
+          <w:insideV w:val="single" w:color="auto" w:sz="4"/>
+        </w:tblBorders>
+      </w:tblPr>
+      <w:tblGrid>
+        <w:gridCol w:w="1618"/>
+        <w:gridCol w:w="2428"/>
+        <w:gridCol w:w="10792"/>
+      </w:tblGrid>
+      <w:tr>
+        <w:trPr>
+          <w:tblHeader/>
+        </w:trPr>
+        <w:tc>
+          <w:tcPr>
+            <w:tcW w:type="dxa" w:w="1618"/>
+            <w:tcBorders>
+              <w:top w:val="single" w:color="BFBFBF" w:sz="4"/>
+              <w:left w:val="single" w:color="BFBFBF" w:sz="4"/>
+              <w:bottom w:val="single" w:color="BFBFBF" w:sz="4"/>
+              <w:right w:val="single" w:color="BFBFBF" w:sz="4"/>
+            </w:tcBorders>
+            <w:shd w:fill="F8E1EA" w:color="auto" w:val="clear"/>
+            <w:tcMar>
+              <w:top w:type="dxa" w:w="60"/>
+              <w:left w:type="dxa" w:w="100"/>
+              <w:bottom w:type="dxa" w:w="60"/>
+              <w:right w:type="dxa" w:w="100"/>
+            </w:tcMar>
+          </w:tcPr>
+          <w:p>
+            <w:r>
+              <w:rPr>
+                <w:rFonts w:ascii="Malgun Gothic" w:cs="Malgun Gothic" w:eastAsia="Malgun Gothic" w:hAnsi="Malgun Gothic"/>
+                <w:b/>
+                <w:bCs/>
+                <w:sz w:val="19"/>
+                <w:szCs w:val="19"/>
+              </w:rPr>
+              <w:t xml:space="preserve">장면</w:t>
+            </w:r>
+          </w:p>
+        </w:tc>
+        <w:tc>
+          <w:tcPr>
+            <w:tcW w:type="dxa" w:w="2428"/>
+            <w:tcBorders>
+              <w:top w:val="single" w:color="BFBFBF" w:sz="4"/>
+              <w:left w:val="single" w:color="BFBFBF" w:sz="4"/>
+              <w:bottom w:val="single" w:color="BFBFBF" w:sz="4"/>
+              <w:right w:val="single" w:color="BFBFBF" w:sz="4"/>
+            </w:tcBorders>
+            <w:shd w:fill="F8E1EA" w:color="auto" w:val="clear"/>
+            <w:tcMar>
+              <w:top w:type="dxa" w:w="60"/>
+              <w:left w:type="dxa" w:w="100"/>
+              <w:bottom w:type="dxa" w:w="60"/>
+              <w:right w:type="dxa" w:w="100"/>
+            </w:tcMar>
+          </w:tcPr>
+          <w:p>
+            <w:r>
+              <w:rPr>
+                <w:rFonts w:ascii="Malgun Gothic" w:cs="Malgun Gothic" w:eastAsia="Malgun Gothic" w:hAnsi="Malgun Gothic"/>
+                <w:b/>
+                <w:bCs/>
+                <w:sz w:val="19"/>
+                <w:szCs w:val="19"/>
+              </w:rPr>
+              <w:t xml:space="preserve">시간</w:t>
+            </w:r>
+          </w:p>
+        </w:tc>
+        <w:tc>
+          <w:tcPr>
+            <w:tcW w:type="dxa" w:w="10792"/>
+            <w:tcBorders>
+              <w:top w:val="single" w:color="BFBFBF" w:sz="4"/>
+              <w:left w:val="single" w:color="BFBFBF" w:sz="4"/>
+              <w:bottom w:val="single" w:color="BFBFBF" w:sz="4"/>
+              <w:right w:val="single" w:color="BFBFBF" w:sz="4"/>
+            </w:tcBorders>
+            <w:shd w:fill="F8E1EA" w:color="auto" w:val="clear"/>
+            <w:tcMar>
+              <w:top w:type="dxa" w:w="60"/>
+              <w:left w:type="dxa" w:w="100"/>
+              <w:bottom w:type="dxa" w:w="60"/>
+              <w:right w:type="dxa" w:w="100"/>
+            </w:tcMar>
+          </w:tcPr>
+          <w:p>
+            <w:r>
+              <w:rPr>
+                <w:rFonts w:ascii="Malgun Gothic" w:cs="Malgun Gothic" w:eastAsia="Malgun Gothic" w:hAnsi="Malgun Gothic"/>
+                <w:b/>
+                <w:bCs/>
+                <w:sz w:val="19"/>
+                <w:szCs w:val="19"/>
+              </w:rPr>
+              <w:t xml:space="preserve">표정·감정</w:t>
+            </w:r>
+          </w:p>
+        </w:tc>
+      </w:tr>
+      <w:tr>
+        <w:trPr>
+          <w:tblHeader w:val="false"/>
+        </w:trPr>
+        <w:tc>
+          <w:tcPr>
+            <w:tcW w:type="dxa" w:w="1618"/>
+            <w:tcBorders>
+              <w:top w:val="single" w:color="BFBFBF" w:sz="4"/>
+              <w:left w:val="single" w:color="BFBFBF" w:sz="4"/>
+              <w:bottom w:val="single" w:color="BFBFBF" w:sz="4"/>
+              <w:right w:val="single" w:color="BFBFBF" w:sz="4"/>
+            </w:tcBorders>
+            <w:tcMar>
+              <w:top w:type="dxa" w:w="60"/>
+              <w:left w:type="dxa" w:w="100"/>
+              <w:bottom w:type="dxa" w:w="60"/>
+              <w:right w:type="dxa" w:w="100"/>
+            </w:tcMar>
+          </w:tcPr>
+          <w:p>
+            <w:r>
+              <w:rPr>
+                <w:rFonts w:ascii="Malgun Gothic" w:cs="Malgun Gothic" w:eastAsia="Malgun Gothic" w:hAnsi="Malgun Gothic"/>
+                <w:sz w:val="19"/>
+                <w:szCs w:val="19"/>
+              </w:rPr>
+              <w:t xml:space="preserve">1번</w:t>
+            </w:r>
+          </w:p>
+        </w:tc>
+        <w:tc>
+          <w:tcPr>
+            <w:tcW w:type="dxa" w:w="2428"/>
+            <w:tcBorders>
+              <w:top w:val="single" w:color="BFBFBF" w:sz="4"/>
+              <w:left w:val="single" w:color="BFBFBF" w:sz="4"/>
+              <w:bottom w:val="single" w:color="BFBFBF" w:sz="4"/>
+              <w:right w:val="single" w:color="BFBFBF" w:sz="4"/>
+            </w:tcBorders>
+            <w:tcMar>
+              <w:top w:type="dxa" w:w="60"/>
+              <w:left w:type="dxa" w:w="100"/>
+              <w:bottom w:type="dxa" w:w="60"/>
+              <w:right w:type="dxa" w:w="100"/>
+            </w:tcMar>
+          </w:tcPr>
+          <w:p>
+            <w:r>
+              <w:rPr>
+                <w:rFonts w:ascii="Malgun Gothic" w:cs="Malgun Gothic" w:eastAsia="Malgun Gothic" w:hAnsi="Malgun Gothic"/>
+                <w:sz w:val="19"/>
+                <w:szCs w:val="19"/>
+              </w:rPr>
+              <w:t xml:space="preserve">0:00–0:02</w:t>
+            </w:r>
+          </w:p>
+        </w:tc>
+        <w:tc>
+          <w:tcPr>
+            <w:tcW w:type="dxa" w:w="10792"/>
+            <w:tcBorders>
+              <w:top w:val="single" w:color="BFBFBF" w:sz="4"/>
+              <w:left w:val="single" w:color="BFBFBF" w:sz="4"/>
+              <w:bottom w:val="single" w:color="BFBFBF" w:sz="4"/>
+              <w:right w:val="single" w:color="BFBFBF" w:sz="4"/>
+            </w:tcBorders>
+            <w:tcMar>
+              <w:top w:type="dxa" w:w="60"/>
+              <w:left w:type="dxa" w:w="100"/>
+              <w:bottom w:type="dxa" w:w="60"/>
+              <w:right w:type="dxa" w:w="100"/>
+            </w:tcMar>
+          </w:tcPr>
+          <w:p>
+            <w:r>
+              <w:rPr>
+                <w:rFonts w:ascii="Malgun Gothic" w:cs="Malgun Gothic" w:eastAsia="Malgun Gothic" w:hAnsi="Malgun Gothic"/>
+                <w:sz w:val="19"/>
+                <w:szCs w:val="19"/>
+              </w:rPr>
+              <w:t xml:space="preserve">(손만 등장) 병을 빛에 비추며 살짝 흔들기 — 설레는 손짓</w:t>
+            </w:r>
+          </w:p>
+        </w:tc>
+      </w:tr>
+      <w:tr>
+        <w:trPr>
+          <w:tblHeader w:val="false"/>
+        </w:trPr>
+        <w:tc>
+          <w:tcPr>
+            <w:tcW w:type="dxa" w:w="1618"/>
+            <w:tcBorders>
+              <w:top w:val="single" w:color="BFBFBF" w:sz="4"/>
+              <w:left w:val="single" w:color="BFBFBF" w:sz="4"/>
+              <w:bottom w:val="single" w:color="BFBFBF" w:sz="4"/>
+              <w:right w:val="single" w:color="BFBFBF" w:sz="4"/>
+            </w:tcBorders>
+            <w:tcMar>
+              <w:top w:type="dxa" w:w="60"/>
+              <w:left w:type="dxa" w:w="100"/>
+              <w:bottom w:type="dxa" w:w="60"/>
+              <w:right w:type="dxa" w:w="100"/>
+            </w:tcMar>
+          </w:tcPr>
+          <w:p>
+            <w:r>
+              <w:rPr>
+                <w:rFonts w:ascii="Malgun Gothic" w:cs="Malgun Gothic" w:eastAsia="Malgun Gothic" w:hAnsi="Malgun Gothic"/>
+                <w:sz w:val="19"/>
+                <w:szCs w:val="19"/>
+              </w:rPr>
+              <w:t xml:space="preserve">2번</w:t>
+            </w:r>
+          </w:p>
+        </w:tc>
+        <w:tc>
+          <w:tcPr>
+            <w:tcW w:type="dxa" w:w="2428"/>
+            <w:tcBorders>
+              <w:top w:val="single" w:color="BFBFBF" w:sz="4"/>
+              <w:left w:val="single" w:color="BFBFBF" w:sz="4"/>
+              <w:bottom w:val="single" w:color="BFBFBF" w:sz="4"/>
+              <w:right w:val="single" w:color="BFBFBF" w:sz="4"/>
+            </w:tcBorders>
+            <w:tcMar>
+              <w:top w:type="dxa" w:w="60"/>
+              <w:left w:type="dxa" w:w="100"/>
+              <w:bottom w:type="dxa" w:w="60"/>
+              <w:right w:type="dxa" w:w="100"/>
+            </w:tcMar>
+          </w:tcPr>
+          <w:p>
+            <w:r>
+              <w:rPr>
+                <w:rFonts w:ascii="Malgun Gothic" w:cs="Malgun Gothic" w:eastAsia="Malgun Gothic" w:hAnsi="Malgun Gothic"/>
+                <w:sz w:val="19"/>
+                <w:szCs w:val="19"/>
+              </w:rPr>
+              <w:t xml:space="preserve">0:02–0:05</w:t>
+            </w:r>
+          </w:p>
+        </w:tc>
+        <w:tc>
+          <w:tcPr>
+            <w:tcW w:type="dxa" w:w="10792"/>
+            <w:tcBorders>
+              <w:top w:val="single" w:color="BFBFBF" w:sz="4"/>
+              <w:left w:val="single" w:color="BFBFBF" w:sz="4"/>
+              <w:bottom w:val="single" w:color="BFBFBF" w:sz="4"/>
+              <w:right w:val="single" w:color="BFBFBF" w:sz="4"/>
+            </w:tcBorders>
+            <w:tcMar>
+              <w:top w:type="dxa" w:w="60"/>
+              <w:left w:type="dxa" w:w="100"/>
+              <w:bottom w:type="dxa" w:w="60"/>
+              <w:right w:type="dxa" w:w="100"/>
+            </w:tcMar>
+          </w:tcPr>
+          <w:p>
+            <w:r>
+              <w:rPr>
+                <w:rFonts w:ascii="Malgun Gothic" w:cs="Malgun Gothic" w:eastAsia="Malgun Gothic" w:hAnsi="Malgun Gothic"/>
+                <w:sz w:val="19"/>
+                <w:szCs w:val="19"/>
+              </w:rPr>
+              <w:t xml:space="preserve">설렘 — 상자를 열 때 눈을 동그랗게, 작은 '와' 입모양</w:t>
+            </w:r>
+          </w:p>
+        </w:tc>
+      </w:tr>
+      <w:tr>
+        <w:trPr>
+          <w:tblHeader w:val="false"/>
+        </w:trPr>
+        <w:tc>
+          <w:tcPr>
+            <w:tcW w:type="dxa" w:w="1618"/>
+            <w:tcBorders>
+              <w:top w:val="single" w:color="BFBFBF" w:sz="4"/>
+              <w:left w:val="single" w:color="BFBFBF" w:sz="4"/>
+              <w:bottom w:val="single" w:color="BFBFBF" w:sz="4"/>
+              <w:right w:val="single" w:color="BFBFBF" w:sz="4"/>
+            </w:tcBorders>
+            <w:tcMar>
+              <w:top w:type="dxa" w:w="60"/>
+              <w:left w:type="dxa" w:w="100"/>
+              <w:bottom w:type="dxa" w:w="60"/>
+              <w:right w:type="dxa" w:w="100"/>
+            </w:tcMar>
+          </w:tcPr>
+          <w:p>
+            <w:r>
+              <w:rPr>
+                <w:rFonts w:ascii="Malgun Gothic" w:cs="Malgun Gothic" w:eastAsia="Malgun Gothic" w:hAnsi="Malgun Gothic"/>
+                <w:sz w:val="19"/>
+                <w:szCs w:val="19"/>
+              </w:rPr>
+              <w:t xml:space="preserve">3번</w:t>
+            </w:r>
+          </w:p>
+        </w:tc>
+        <w:tc>
+          <w:tcPr>
+            <w:tcW w:type="dxa" w:w="2428"/>
+            <w:tcBorders>
+              <w:top w:val="single" w:color="BFBFBF" w:sz="4"/>
+              <w:left w:val="single" w:color="BFBFBF" w:sz="4"/>
+              <w:bottom w:val="single" w:color="BFBFBF" w:sz="4"/>
+              <w:right w:val="single" w:color="BFBFBF" w:sz="4"/>
+            </w:tcBorders>
+            <w:tcMar>
+              <w:top w:type="dxa" w:w="60"/>
+              <w:left w:type="dxa" w:w="100"/>
+              <w:bottom w:type="dxa" w:w="60"/>
+              <w:right w:type="dxa" w:w="100"/>
+            </w:tcMar>
+          </w:tcPr>
+          <w:p>
+            <w:r>
+              <w:rPr>
+                <w:rFonts w:ascii="Malgun Gothic" w:cs="Malgun Gothic" w:eastAsia="Malgun Gothic" w:hAnsi="Malgun Gothic"/>
+                <w:sz w:val="19"/>
+                <w:szCs w:val="19"/>
+              </w:rPr>
+              <w:t xml:space="preserve">0:05–0:07</w:t>
+            </w:r>
+          </w:p>
+        </w:tc>
+        <w:tc>
+          <w:tcPr>
+            <w:tcW w:type="dxa" w:w="10792"/>
+            <w:tcBorders>
+              <w:top w:val="single" w:color="BFBFBF" w:sz="4"/>
+              <w:left w:val="single" w:color="BFBFBF" w:sz="4"/>
+              <w:bottom w:val="single" w:color="BFBFBF" w:sz="4"/>
+              <w:right w:val="single" w:color="BFBFBF" w:sz="4"/>
+            </w:tcBorders>
+            <w:tcMar>
+              <w:top w:type="dxa" w:w="60"/>
+              <w:left w:type="dxa" w:w="100"/>
+              <w:bottom w:type="dxa" w:w="60"/>
+              <w:right w:type="dxa" w:w="100"/>
+            </w:tcMar>
+          </w:tcPr>
+          <w:p>
+            <w:r>
+              <w:rPr>
+                <w:rFonts w:ascii="Malgun Gothic" w:cs="Malgun Gothic" w:eastAsia="Malgun Gothic" w:hAnsi="Malgun Gothic"/>
+                <w:sz w:val="19"/>
+                <w:szCs w:val="19"/>
+              </w:rPr>
+              <w:t xml:space="preserve">기대 — 스포이드를 들 때 눈이 따라감</w:t>
+            </w:r>
+          </w:p>
+        </w:tc>
+      </w:tr>
+      <w:tr>
+        <w:trPr>
+          <w:tblHeader w:val="false"/>
+        </w:trPr>
+        <w:tc>
+          <w:tcPr>
+            <w:tcW w:type="dxa" w:w="1618"/>
+            <w:tcBorders>
+              <w:top w:val="single" w:color="BFBFBF" w:sz="4"/>
+              <w:left w:val="single" w:color="BFBFBF" w:sz="4"/>
+              <w:bottom w:val="single" w:color="BFBFBF" w:sz="4"/>
+              <w:right w:val="single" w:color="BFBFBF" w:sz="4"/>
+            </w:tcBorders>
+            <w:tcMar>
+              <w:top w:type="dxa" w:w="60"/>
+              <w:left w:type="dxa" w:w="100"/>
+              <w:bottom w:type="dxa" w:w="60"/>
+              <w:right w:type="dxa" w:w="100"/>
+            </w:tcMar>
+          </w:tcPr>
+          <w:p>
+            <w:r>
+              <w:rPr>
+                <w:rFonts w:ascii="Malgun Gothic" w:cs="Malgun Gothic" w:eastAsia="Malgun Gothic" w:hAnsi="Malgun Gothic"/>
+                <w:sz w:val="19"/>
+                <w:szCs w:val="19"/>
+              </w:rPr>
+              <w:t xml:space="preserve">4번</w:t>
+            </w:r>
+          </w:p>
+        </w:tc>
+        <w:tc>
+          <w:tcPr>
+            <w:tcW w:type="dxa" w:w="2428"/>
+            <w:tcBorders>
+              <w:top w:val="single" w:color="BFBFBF" w:sz="4"/>
+              <w:left w:val="single" w:color="BFBFBF" w:sz="4"/>
+              <w:bottom w:val="single" w:color="BFBFBF" w:sz="4"/>
+              <w:right w:val="single" w:color="BFBFBF" w:sz="4"/>
+            </w:tcBorders>
+            <w:tcMar>
+              <w:top w:type="dxa" w:w="60"/>
+              <w:left w:type="dxa" w:w="100"/>
+              <w:bottom w:type="dxa" w:w="60"/>
+              <w:right w:type="dxa" w:w="100"/>
+            </w:tcMar>
+          </w:tcPr>
+          <w:p>
+            <w:r>
+              <w:rPr>
+                <w:rFonts w:ascii="Malgun Gothic" w:cs="Malgun Gothic" w:eastAsia="Malgun Gothic" w:hAnsi="Malgun Gothic"/>
+                <w:sz w:val="19"/>
+                <w:szCs w:val="19"/>
+              </w:rPr>
+              <w:t xml:space="preserve">0:07–0:10</w:t>
+            </w:r>
+          </w:p>
+        </w:tc>
+        <w:tc>
+          <w:tcPr>
+            <w:tcW w:type="dxa" w:w="10792"/>
+            <w:tcBorders>
+              <w:top w:val="single" w:color="BFBFBF" w:sz="4"/>
+              <w:left w:val="single" w:color="BFBFBF" w:sz="4"/>
+              <w:bottom w:val="single" w:color="BFBFBF" w:sz="4"/>
+              <w:right w:val="single" w:color="BFBFBF" w:sz="4"/>
+            </w:tcBorders>
+            <w:tcMar>
+              <w:top w:type="dxa" w:w="60"/>
+              <w:left w:type="dxa" w:w="100"/>
+              <w:bottom w:type="dxa" w:w="60"/>
+              <w:right w:type="dxa" w:w="100"/>
+            </w:tcMar>
+          </w:tcPr>
+          <w:p>
+            <w:r>
+              <w:rPr>
+                <w:rFonts w:ascii="Malgun Gothic" w:cs="Malgun Gothic" w:eastAsia="Malgun Gothic" w:hAnsi="Malgun Gothic"/>
+                <w:sz w:val="19"/>
+                <w:szCs w:val="19"/>
+              </w:rPr>
+              <w:t xml:space="preserve">감탄 — 손등을 기울일 때 '오' 입모양 + 고개 끄덕</w:t>
+            </w:r>
+          </w:p>
+        </w:tc>
+      </w:tr>
+      <w:tr>
+        <w:trPr>
+          <w:tblHeader w:val="false"/>
+        </w:trPr>
+        <w:tc>
+          <w:tcPr>
+            <w:tcW w:type="dxa" w:w="1618"/>
+            <w:tcBorders>
+              <w:top w:val="single" w:color="BFBFBF" w:sz="4"/>
+              <w:left w:val="single" w:color="BFBFBF" w:sz="4"/>
+              <w:bottom w:val="single" w:color="BFBFBF" w:sz="4"/>
+              <w:right w:val="single" w:color="BFBFBF" w:sz="4"/>
+            </w:tcBorders>
+            <w:tcMar>
+              <w:top w:type="dxa" w:w="60"/>
+              <w:left w:type="dxa" w:w="100"/>
+              <w:bottom w:type="dxa" w:w="60"/>
+              <w:right w:type="dxa" w:w="100"/>
+            </w:tcMar>
+          </w:tcPr>
+          <w:p>
+            <w:r>
+              <w:rPr>
+                <w:rFonts w:ascii="Malgun Gothic" w:cs="Malgun Gothic" w:eastAsia="Malgun Gothic" w:hAnsi="Malgun Gothic"/>
+                <w:sz w:val="19"/>
+                <w:szCs w:val="19"/>
+              </w:rPr>
+              <w:t xml:space="preserve">5번</w:t>
+            </w:r>
+          </w:p>
+        </w:tc>
+        <w:tc>
+          <w:tcPr>
+            <w:tcW w:type="dxa" w:w="2428"/>
+            <w:tcBorders>
+              <w:top w:val="single" w:color="BFBFBF" w:sz="4"/>
+              <w:left w:val="single" w:color="BFBFBF" w:sz="4"/>
+              <w:bottom w:val="single" w:color="BFBFBF" w:sz="4"/>
+              <w:right w:val="single" w:color="BFBFBF" w:sz="4"/>
+            </w:tcBorders>
+            <w:tcMar>
+              <w:top w:type="dxa" w:w="60"/>
+              <w:left w:type="dxa" w:w="100"/>
+              <w:bottom w:type="dxa" w:w="60"/>
+              <w:right w:type="dxa" w:w="100"/>
+            </w:tcMar>
+          </w:tcPr>
+          <w:p>
+            <w:r>
+              <w:rPr>
+                <w:rFonts w:ascii="Malgun Gothic" w:cs="Malgun Gothic" w:eastAsia="Malgun Gothic" w:hAnsi="Malgun Gothic"/>
+                <w:sz w:val="19"/>
+                <w:szCs w:val="19"/>
+              </w:rPr>
+              <w:t xml:space="preserve">0:10–0:13</w:t>
+            </w:r>
+          </w:p>
+        </w:tc>
+        <w:tc>
+          <w:tcPr>
+            <w:tcW w:type="dxa" w:w="10792"/>
+            <w:tcBorders>
+              <w:top w:val="single" w:color="BFBFBF" w:sz="4"/>
+              <w:left w:val="single" w:color="BFBFBF" w:sz="4"/>
+              <w:bottom w:val="single" w:color="BFBFBF" w:sz="4"/>
+              <w:right w:val="single" w:color="BFBFBF" w:sz="4"/>
+            </w:tcBorders>
+            <w:tcMar>
+              <w:top w:type="dxa" w:w="60"/>
+              <w:left w:type="dxa" w:w="100"/>
+              <w:bottom w:type="dxa" w:w="60"/>
+              <w:right w:type="dxa" w:w="100"/>
+            </w:tcMar>
+          </w:tcPr>
+          <w:p>
+            <w:r>
+              <w:rPr>
+                <w:rFonts w:ascii="Malgun Gothic" w:cs="Malgun Gothic" w:eastAsia="Malgun Gothic" w:hAnsi="Malgun Gothic"/>
+                <w:sz w:val="19"/>
+                <w:szCs w:val="19"/>
+              </w:rPr>
+              <w:t xml:space="preserve">집중 + 귀여움 — 카메라를 거울 보듯 보며 콕콕, 입술을 살짝 오므림</w:t>
+            </w:r>
+          </w:p>
+        </w:tc>
+      </w:tr>
+      <w:tr>
+        <w:trPr>
+          <w:tblHeader w:val="false"/>
+        </w:trPr>
+        <w:tc>
+          <w:tcPr>
+            <w:tcW w:type="dxa" w:w="1618"/>
+            <w:tcBorders>
+              <w:top w:val="single" w:color="BFBFBF" w:sz="4"/>
+              <w:left w:val="single" w:color="BFBFBF" w:sz="4"/>
+              <w:bottom w:val="single" w:color="BFBFBF" w:sz="4"/>
+              <w:right w:val="single" w:color="BFBFBF" w:sz="4"/>
+            </w:tcBorders>
+            <w:tcMar>
+              <w:top w:type="dxa" w:w="60"/>
+              <w:left w:type="dxa" w:w="100"/>
+              <w:bottom w:type="dxa" w:w="60"/>
+              <w:right w:type="dxa" w:w="100"/>
+            </w:tcMar>
+          </w:tcPr>
+          <w:p>
+            <w:r>
+              <w:rPr>
+                <w:rFonts w:ascii="Malgun Gothic" w:cs="Malgun Gothic" w:eastAsia="Malgun Gothic" w:hAnsi="Malgun Gothic"/>
+                <w:sz w:val="19"/>
+                <w:szCs w:val="19"/>
+              </w:rPr>
+              <w:t xml:space="preserve">6번</w:t>
+            </w:r>
+          </w:p>
+        </w:tc>
+        <w:tc>
+          <w:tcPr>
+            <w:tcW w:type="dxa" w:w="2428"/>
+            <w:tcBorders>
+              <w:top w:val="single" w:color="BFBFBF" w:sz="4"/>
+              <w:left w:val="single" w:color="BFBFBF" w:sz="4"/>
+              <w:bottom w:val="single" w:color="BFBFBF" w:sz="4"/>
+              <w:right w:val="single" w:color="BFBFBF" w:sz="4"/>
+            </w:tcBorders>
+            <w:tcMar>
+              <w:top w:type="dxa" w:w="60"/>
+              <w:left w:type="dxa" w:w="100"/>
+              <w:bottom w:type="dxa" w:w="60"/>
+              <w:right w:type="dxa" w:w="100"/>
+            </w:tcMar>
+          </w:tcPr>
+          <w:p>
+            <w:r>
+              <w:rPr>
+                <w:rFonts w:ascii="Malgun Gothic" w:cs="Malgun Gothic" w:eastAsia="Malgun Gothic" w:hAnsi="Malgun Gothic"/>
+                <w:sz w:val="19"/>
+                <w:szCs w:val="19"/>
+              </w:rPr>
+              <w:t xml:space="preserve">0:13–0:17</w:t>
+            </w:r>
+          </w:p>
+        </w:tc>
+        <w:tc>
+          <w:tcPr>
+            <w:tcW w:type="dxa" w:w="10792"/>
+            <w:tcBorders>
+              <w:top w:val="single" w:color="BFBFBF" w:sz="4"/>
+              <w:left w:val="single" w:color="BFBFBF" w:sz="4"/>
+              <w:bottom w:val="single" w:color="BFBFBF" w:sz="4"/>
+              <w:right w:val="single" w:color="BFBFBF" w:sz="4"/>
+            </w:tcBorders>
+            <w:tcMar>
+              <w:top w:type="dxa" w:w="60"/>
+              <w:left w:type="dxa" w:w="100"/>
+              <w:bottom w:type="dxa" w:w="60"/>
+              <w:right w:type="dxa" w:w="100"/>
+            </w:tcMar>
+          </w:tcPr>
+          <w:p>
+            <w:r>
+              <w:rPr>
+                <w:rFonts w:ascii="Malgun Gothic" w:cs="Malgun Gothic" w:eastAsia="Malgun Gothic" w:hAnsi="Malgun Gothic"/>
+                <w:sz w:val="19"/>
+                <w:szCs w:val="19"/>
+              </w:rPr>
+              <w:t xml:space="preserve">편안함 — 눈을 살짝 감고 미소</w:t>
+            </w:r>
+          </w:p>
+        </w:tc>
+      </w:tr>
+      <w:tr>
+        <w:trPr>
+          <w:tblHeader w:val="false"/>
+        </w:trPr>
+        <w:tc>
+          <w:tcPr>
+            <w:tcW w:type="dxa" w:w="1618"/>
+            <w:tcBorders>
+              <w:top w:val="single" w:color="BFBFBF" w:sz="4"/>
+              <w:left w:val="single" w:color="BFBFBF" w:sz="4"/>
+              <w:bottom w:val="single" w:color="BFBFBF" w:sz="4"/>
+              <w:right w:val="single" w:color="BFBFBF" w:sz="4"/>
+            </w:tcBorders>
+            <w:tcMar>
+              <w:top w:type="dxa" w:w="60"/>
+              <w:left w:type="dxa" w:w="100"/>
+              <w:bottom w:type="dxa" w:w="60"/>
+              <w:right w:type="dxa" w:w="100"/>
+            </w:tcMar>
+          </w:tcPr>
+          <w:p>
+            <w:r>
+              <w:rPr>
+                <w:rFonts w:ascii="Malgun Gothic" w:cs="Malgun Gothic" w:eastAsia="Malgun Gothic" w:hAnsi="Malgun Gothic"/>
+                <w:sz w:val="19"/>
+                <w:szCs w:val="19"/>
+              </w:rPr>
+              <w:t xml:space="preserve">7번</w:t>
+            </w:r>
+          </w:p>
+        </w:tc>
+        <w:tc>
+          <w:tcPr>
+            <w:tcW w:type="dxa" w:w="2428"/>
+            <w:tcBorders>
+              <w:top w:val="single" w:color="BFBFBF" w:sz="4"/>
+              <w:left w:val="single" w:color="BFBFBF" w:sz="4"/>
+              <w:bottom w:val="single" w:color="BFBFBF" w:sz="4"/>
+              <w:right w:val="single" w:color="BFBFBF" w:sz="4"/>
+            </w:tcBorders>
+            <w:tcMar>
+              <w:top w:type="dxa" w:w="60"/>
+              <w:left w:type="dxa" w:w="100"/>
+              <w:bottom w:type="dxa" w:w="60"/>
+              <w:right w:type="dxa" w:w="100"/>
+            </w:tcMar>
+          </w:tcPr>
+          <w:p>
+            <w:r>
+              <w:rPr>
+                <w:rFonts w:ascii="Malgun Gothic" w:cs="Malgun Gothic" w:eastAsia="Malgun Gothic" w:hAnsi="Malgun Gothic"/>
+                <w:sz w:val="19"/>
+                <w:szCs w:val="19"/>
+              </w:rPr>
+              <w:t xml:space="preserve">0:17–0:20</w:t>
+            </w:r>
+          </w:p>
+        </w:tc>
+        <w:tc>
+          <w:tcPr>
+            <w:tcW w:type="dxa" w:w="10792"/>
+            <w:tcBorders>
+              <w:top w:val="single" w:color="BFBFBF" w:sz="4"/>
+              <w:left w:val="single" w:color="BFBFBF" w:sz="4"/>
+              <w:bottom w:val="single" w:color="BFBFBF" w:sz="4"/>
+              <w:right w:val="single" w:color="BFBFBF" w:sz="4"/>
+            </w:tcBorders>
+            <w:tcMar>
+              <w:top w:type="dxa" w:w="60"/>
+              <w:left w:type="dxa" w:w="100"/>
+              <w:bottom w:type="dxa" w:w="60"/>
+              <w:right w:type="dxa" w:w="100"/>
+            </w:tcMar>
+          </w:tcPr>
+          <w:p>
+            <w:r>
+              <w:rPr>
+                <w:rFonts w:ascii="Malgun Gothic" w:cs="Malgun Gothic" w:eastAsia="Malgun Gothic" w:hAnsi="Malgun Gothic"/>
+                <w:sz w:val="19"/>
+                <w:szCs w:val="19"/>
+              </w:rPr>
+              <w:t xml:space="preserve">만족 — 눈 감고 깊은 숨 '하~', 어깨 힘이 빠지는 편안함</w:t>
+            </w:r>
+          </w:p>
+        </w:tc>
+      </w:tr>
+      <w:tr>
+        <w:trPr>
+          <w:tblHeader w:val="false"/>
+        </w:trPr>
+        <w:tc>
+          <w:tcPr>
+            <w:tcW w:type="dxa" w:w="1618"/>
+            <w:tcBorders>
+              <w:top w:val="single" w:color="BFBFBF" w:sz="4"/>
+              <w:left w:val="single" w:color="BFBFBF" w:sz="4"/>
+              <w:bottom w:val="single" w:color="BFBFBF" w:sz="4"/>
+              <w:right w:val="single" w:color="BFBFBF" w:sz="4"/>
+            </w:tcBorders>
+            <w:tcMar>
+              <w:top w:type="dxa" w:w="60"/>
+              <w:left w:type="dxa" w:w="100"/>
+              <w:bottom w:type="dxa" w:w="60"/>
+              <w:right w:type="dxa" w:w="100"/>
+            </w:tcMar>
+          </w:tcPr>
+          <w:p>
+            <w:r>
+              <w:rPr>
+                <w:rFonts w:ascii="Malgun Gothic" w:cs="Malgun Gothic" w:eastAsia="Malgun Gothic" w:hAnsi="Malgun Gothic"/>
+                <w:sz w:val="19"/>
+                <w:szCs w:val="19"/>
+              </w:rPr>
+              <w:t xml:space="preserve">8번</w:t>
+            </w:r>
+          </w:p>
+        </w:tc>
+        <w:tc>
+          <w:tcPr>
+            <w:tcW w:type="dxa" w:w="2428"/>
+            <w:tcBorders>
+              <w:top w:val="single" w:color="BFBFBF" w:sz="4"/>
+              <w:left w:val="single" w:color="BFBFBF" w:sz="4"/>
+              <w:bottom w:val="single" w:color="BFBFBF" w:sz="4"/>
+              <w:right w:val="single" w:color="BFBFBF" w:sz="4"/>
+            </w:tcBorders>
+            <w:tcMar>
+              <w:top w:type="dxa" w:w="60"/>
+              <w:left w:type="dxa" w:w="100"/>
+              <w:bottom w:type="dxa" w:w="60"/>
+              <w:right w:type="dxa" w:w="100"/>
+            </w:tcMar>
+          </w:tcPr>
+          <w:p>
+            <w:r>
+              <w:rPr>
+                <w:rFonts w:ascii="Malgun Gothic" w:cs="Malgun Gothic" w:eastAsia="Malgun Gothic" w:hAnsi="Malgun Gothic"/>
+                <w:sz w:val="19"/>
+                <w:szCs w:val="19"/>
+              </w:rPr>
+              <w:t xml:space="preserve">0:20–0:23</w:t>
+            </w:r>
+          </w:p>
+        </w:tc>
+        <w:tc>
+          <w:tcPr>
+            <w:tcW w:type="dxa" w:w="10792"/>
+            <w:tcBorders>
+              <w:top w:val="single" w:color="BFBFBF" w:sz="4"/>
+              <w:left w:val="single" w:color="BFBFBF" w:sz="4"/>
+              <w:bottom w:val="single" w:color="BFBFBF" w:sz="4"/>
+              <w:right w:val="single" w:color="BFBFBF" w:sz="4"/>
+            </w:tcBorders>
+            <w:tcMar>
+              <w:top w:type="dxa" w:w="60"/>
+              <w:left w:type="dxa" w:w="100"/>
+              <w:bottom w:type="dxa" w:w="60"/>
+              <w:right w:type="dxa" w:w="100"/>
+            </w:tcMar>
+          </w:tcPr>
+          <w:p>
+            <w:r>
+              <w:rPr>
+                <w:rFonts w:ascii="Malgun Gothic" w:cs="Malgun Gothic" w:eastAsia="Malgun Gothic" w:hAnsi="Malgun Gothic"/>
+                <w:sz w:val="19"/>
+                <w:szCs w:val="19"/>
+              </w:rPr>
+              <w:t xml:space="preserve">만족 + 귀여움 — 볼 콕 누를 때 볼을 살짝 부풀렸다 웃음 → '봤죠?' 눈썹 → 고개 돌릴 때 수줍은 미소</w:t>
+            </w:r>
+          </w:p>
+        </w:tc>
+      </w:tr>
+      <w:tr>
+        <w:trPr>
+          <w:tblHeader w:val="false"/>
+        </w:trPr>
+        <w:tc>
+          <w:tcPr>
+            <w:tcW w:type="dxa" w:w="1618"/>
+            <w:tcBorders>
+              <w:top w:val="single" w:color="BFBFBF" w:sz="4"/>
+              <w:left w:val="single" w:color="BFBFBF" w:sz="4"/>
+              <w:bottom w:val="single" w:color="BFBFBF" w:sz="4"/>
+              <w:right w:val="single" w:color="BFBFBF" w:sz="4"/>
+            </w:tcBorders>
+            <w:tcMar>
+              <w:top w:type="dxa" w:w="60"/>
+              <w:left w:type="dxa" w:w="100"/>
+              <w:bottom w:type="dxa" w:w="60"/>
+              <w:right w:type="dxa" w:w="100"/>
+            </w:tcMar>
+          </w:tcPr>
+          <w:p>
+            <w:r>
+              <w:rPr>
+                <w:rFonts w:ascii="Malgun Gothic" w:cs="Malgun Gothic" w:eastAsia="Malgun Gothic" w:hAnsi="Malgun Gothic"/>
+                <w:sz w:val="19"/>
+                <w:szCs w:val="19"/>
+              </w:rPr>
+              <w:t xml:space="preserve">9번</w:t>
+            </w:r>
+          </w:p>
+        </w:tc>
+        <w:tc>
+          <w:tcPr>
+            <w:tcW w:type="dxa" w:w="2428"/>
+            <w:tcBorders>
+              <w:top w:val="single" w:color="BFBFBF" w:sz="4"/>
+              <w:left w:val="single" w:color="BFBFBF" w:sz="4"/>
+              <w:bottom w:val="single" w:color="BFBFBF" w:sz="4"/>
+              <w:right w:val="single" w:color="BFBFBF" w:sz="4"/>
+            </w:tcBorders>
+            <w:tcMar>
+              <w:top w:type="dxa" w:w="60"/>
+              <w:left w:type="dxa" w:w="100"/>
+              <w:bottom w:type="dxa" w:w="60"/>
+              <w:right w:type="dxa" w:w="100"/>
+            </w:tcMar>
+          </w:tcPr>
+          <w:p>
+            <w:r>
+              <w:rPr>
+                <w:rFonts w:ascii="Malgun Gothic" w:cs="Malgun Gothic" w:eastAsia="Malgun Gothic" w:hAnsi="Malgun Gothic"/>
+                <w:sz w:val="19"/>
+                <w:szCs w:val="19"/>
+              </w:rPr>
+              <w:t xml:space="preserve">0:23–0:25</w:t>
+            </w:r>
+          </w:p>
+        </w:tc>
+        <w:tc>
+          <w:tcPr>
+            <w:tcW w:type="dxa" w:w="10792"/>
+            <w:tcBorders>
+              <w:top w:val="single" w:color="BFBFBF" w:sz="4"/>
+              <w:left w:val="single" w:color="BFBFBF" w:sz="4"/>
+              <w:bottom w:val="single" w:color="BFBFBF" w:sz="4"/>
+              <w:right w:val="single" w:color="BFBFBF" w:sz="4"/>
+            </w:tcBorders>
+            <w:tcMar>
+              <w:top w:type="dxa" w:w="60"/>
+              <w:left w:type="dxa" w:w="100"/>
+              <w:bottom w:type="dxa" w:w="60"/>
+              <w:right w:type="dxa" w:w="100"/>
+            </w:tcMar>
+          </w:tcPr>
+          <w:p>
+            <w:r>
+              <w:rPr>
+                <w:rFonts w:ascii="Malgun Gothic" w:cs="Malgun Gothic" w:eastAsia="Malgun Gothic" w:hAnsi="Malgun Gothic"/>
+                <w:sz w:val="19"/>
+                <w:szCs w:val="19"/>
+              </w:rPr>
+              <w:t xml:space="preserve">귀여운 마무리 — 제품을 볼에 대고 윙크 + 손 흔들기</w:t>
             </w:r>
           </w:p>
         </w:tc>
@@ -19954,6 +23191,1250 @@
                 <w:szCs w:val="19"/>
               </w:rPr>
               <w:t xml:space="preserve">바스트샷 · 1x · 천천히 푸시인 · 라벨 정면 · 마지막 1.5초 정지 화면 · 30fps</w:t>
+            </w:r>
+          </w:p>
+        </w:tc>
+      </w:tr>
+    </w:tbl>
+    <w:p/>
+    <w:p>
+      <w:r>
+        <w:rPr>
+          <w:rFonts w:ascii="Malgun Gothic" w:cs="Malgun Gothic" w:eastAsia="Malgun Gothic" w:hAnsi="Malgun Gothic"/>
+          <w:b/>
+          <w:bCs/>
+          <w:sz w:val="20"/>
+          <w:szCs w:val="20"/>
+        </w:rPr>
+        <w:t xml:space="preserve">F안 표정·감정 연출 (귀여움 · 만족감)</w:t>
+      </w:r>
+    </w:p>
+    <w:tbl>
+      <w:tblPr>
+        <w:tblW w:type="dxa" w:w="14838"/>
+        <w:tblBorders>
+          <w:top w:val="single" w:color="auto" w:sz="4"/>
+          <w:left w:val="single" w:color="auto" w:sz="4"/>
+          <w:bottom w:val="single" w:color="auto" w:sz="4"/>
+          <w:right w:val="single" w:color="auto" w:sz="4"/>
+          <w:insideH w:val="single" w:color="auto" w:sz="4"/>
+          <w:insideV w:val="single" w:color="auto" w:sz="4"/>
+        </w:tblBorders>
+      </w:tblPr>
+      <w:tblGrid>
+        <w:gridCol w:w="1618"/>
+        <w:gridCol w:w="2428"/>
+        <w:gridCol w:w="10792"/>
+      </w:tblGrid>
+      <w:tr>
+        <w:trPr>
+          <w:tblHeader/>
+        </w:trPr>
+        <w:tc>
+          <w:tcPr>
+            <w:tcW w:type="dxa" w:w="1618"/>
+            <w:tcBorders>
+              <w:top w:val="single" w:color="BFBFBF" w:sz="4"/>
+              <w:left w:val="single" w:color="BFBFBF" w:sz="4"/>
+              <w:bottom w:val="single" w:color="BFBFBF" w:sz="4"/>
+              <w:right w:val="single" w:color="BFBFBF" w:sz="4"/>
+            </w:tcBorders>
+            <w:shd w:fill="F8E1EA" w:color="auto" w:val="clear"/>
+            <w:tcMar>
+              <w:top w:type="dxa" w:w="60"/>
+              <w:left w:type="dxa" w:w="100"/>
+              <w:bottom w:type="dxa" w:w="60"/>
+              <w:right w:type="dxa" w:w="100"/>
+            </w:tcMar>
+          </w:tcPr>
+          <w:p>
+            <w:r>
+              <w:rPr>
+                <w:rFonts w:ascii="Malgun Gothic" w:cs="Malgun Gothic" w:eastAsia="Malgun Gothic" w:hAnsi="Malgun Gothic"/>
+                <w:b/>
+                <w:bCs/>
+                <w:sz w:val="19"/>
+                <w:szCs w:val="19"/>
+              </w:rPr>
+              <w:t xml:space="preserve">장면</w:t>
+            </w:r>
+          </w:p>
+        </w:tc>
+        <w:tc>
+          <w:tcPr>
+            <w:tcW w:type="dxa" w:w="2428"/>
+            <w:tcBorders>
+              <w:top w:val="single" w:color="BFBFBF" w:sz="4"/>
+              <w:left w:val="single" w:color="BFBFBF" w:sz="4"/>
+              <w:bottom w:val="single" w:color="BFBFBF" w:sz="4"/>
+              <w:right w:val="single" w:color="BFBFBF" w:sz="4"/>
+            </w:tcBorders>
+            <w:shd w:fill="F8E1EA" w:color="auto" w:val="clear"/>
+            <w:tcMar>
+              <w:top w:type="dxa" w:w="60"/>
+              <w:left w:type="dxa" w:w="100"/>
+              <w:bottom w:type="dxa" w:w="60"/>
+              <w:right w:type="dxa" w:w="100"/>
+            </w:tcMar>
+          </w:tcPr>
+          <w:p>
+            <w:r>
+              <w:rPr>
+                <w:rFonts w:ascii="Malgun Gothic" w:cs="Malgun Gothic" w:eastAsia="Malgun Gothic" w:hAnsi="Malgun Gothic"/>
+                <w:b/>
+                <w:bCs/>
+                <w:sz w:val="19"/>
+                <w:szCs w:val="19"/>
+              </w:rPr>
+              <w:t xml:space="preserve">시간</w:t>
+            </w:r>
+          </w:p>
+        </w:tc>
+        <w:tc>
+          <w:tcPr>
+            <w:tcW w:type="dxa" w:w="10792"/>
+            <w:tcBorders>
+              <w:top w:val="single" w:color="BFBFBF" w:sz="4"/>
+              <w:left w:val="single" w:color="BFBFBF" w:sz="4"/>
+              <w:bottom w:val="single" w:color="BFBFBF" w:sz="4"/>
+              <w:right w:val="single" w:color="BFBFBF" w:sz="4"/>
+            </w:tcBorders>
+            <w:shd w:fill="F8E1EA" w:color="auto" w:val="clear"/>
+            <w:tcMar>
+              <w:top w:type="dxa" w:w="60"/>
+              <w:left w:type="dxa" w:w="100"/>
+              <w:bottom w:type="dxa" w:w="60"/>
+              <w:right w:type="dxa" w:w="100"/>
+            </w:tcMar>
+          </w:tcPr>
+          <w:p>
+            <w:r>
+              <w:rPr>
+                <w:rFonts w:ascii="Malgun Gothic" w:cs="Malgun Gothic" w:eastAsia="Malgun Gothic" w:hAnsi="Malgun Gothic"/>
+                <w:b/>
+                <w:bCs/>
+                <w:sz w:val="19"/>
+                <w:szCs w:val="19"/>
+              </w:rPr>
+              <w:t xml:space="preserve">표정·감정</w:t>
+            </w:r>
+          </w:p>
+        </w:tc>
+      </w:tr>
+      <w:tr>
+        <w:trPr>
+          <w:tblHeader w:val="false"/>
+        </w:trPr>
+        <w:tc>
+          <w:tcPr>
+            <w:tcW w:type="dxa" w:w="1618"/>
+            <w:tcBorders>
+              <w:top w:val="single" w:color="BFBFBF" w:sz="4"/>
+              <w:left w:val="single" w:color="BFBFBF" w:sz="4"/>
+              <w:bottom w:val="single" w:color="BFBFBF" w:sz="4"/>
+              <w:right w:val="single" w:color="BFBFBF" w:sz="4"/>
+            </w:tcBorders>
+            <w:tcMar>
+              <w:top w:type="dxa" w:w="60"/>
+              <w:left w:type="dxa" w:w="100"/>
+              <w:bottom w:type="dxa" w:w="60"/>
+              <w:right w:type="dxa" w:w="100"/>
+            </w:tcMar>
+          </w:tcPr>
+          <w:p>
+            <w:r>
+              <w:rPr>
+                <w:rFonts w:ascii="Malgun Gothic" w:cs="Malgun Gothic" w:eastAsia="Malgun Gothic" w:hAnsi="Malgun Gothic"/>
+                <w:sz w:val="19"/>
+                <w:szCs w:val="19"/>
+              </w:rPr>
+              <w:t xml:space="preserve">1번</w:t>
+            </w:r>
+          </w:p>
+        </w:tc>
+        <w:tc>
+          <w:tcPr>
+            <w:tcW w:type="dxa" w:w="2428"/>
+            <w:tcBorders>
+              <w:top w:val="single" w:color="BFBFBF" w:sz="4"/>
+              <w:left w:val="single" w:color="BFBFBF" w:sz="4"/>
+              <w:bottom w:val="single" w:color="BFBFBF" w:sz="4"/>
+              <w:right w:val="single" w:color="BFBFBF" w:sz="4"/>
+            </w:tcBorders>
+            <w:tcMar>
+              <w:top w:type="dxa" w:w="60"/>
+              <w:left w:type="dxa" w:w="100"/>
+              <w:bottom w:type="dxa" w:w="60"/>
+              <w:right w:type="dxa" w:w="100"/>
+            </w:tcMar>
+          </w:tcPr>
+          <w:p>
+            <w:r>
+              <w:rPr>
+                <w:rFonts w:ascii="Malgun Gothic" w:cs="Malgun Gothic" w:eastAsia="Malgun Gothic" w:hAnsi="Malgun Gothic"/>
+                <w:sz w:val="19"/>
+                <w:szCs w:val="19"/>
+              </w:rPr>
+              <w:t xml:space="preserve">0:00–0:03</w:t>
+            </w:r>
+          </w:p>
+        </w:tc>
+        <w:tc>
+          <w:tcPr>
+            <w:tcW w:type="dxa" w:w="10792"/>
+            <w:tcBorders>
+              <w:top w:val="single" w:color="BFBFBF" w:sz="4"/>
+              <w:left w:val="single" w:color="BFBFBF" w:sz="4"/>
+              <w:bottom w:val="single" w:color="BFBFBF" w:sz="4"/>
+              <w:right w:val="single" w:color="BFBFBF" w:sz="4"/>
+            </w:tcBorders>
+            <w:tcMar>
+              <w:top w:type="dxa" w:w="60"/>
+              <w:left w:type="dxa" w:w="100"/>
+              <w:bottom w:type="dxa" w:w="60"/>
+              <w:right w:type="dxa" w:w="100"/>
+            </w:tcMar>
+          </w:tcPr>
+          <w:p>
+            <w:r>
+              <w:rPr>
+                <w:rFonts w:ascii="Malgun Gothic" w:cs="Malgun Gothic" w:eastAsia="Malgun Gothic" w:hAnsi="Malgun Gothic"/>
+                <w:sz w:val="19"/>
+                <w:szCs w:val="19"/>
+              </w:rPr>
+              <w:t xml:space="preserve">(손만 등장) 병을 집는 손끝을 우아하게</w:t>
+            </w:r>
+          </w:p>
+        </w:tc>
+      </w:tr>
+      <w:tr>
+        <w:trPr>
+          <w:tblHeader w:val="false"/>
+        </w:trPr>
+        <w:tc>
+          <w:tcPr>
+            <w:tcW w:type="dxa" w:w="1618"/>
+            <w:tcBorders>
+              <w:top w:val="single" w:color="BFBFBF" w:sz="4"/>
+              <w:left w:val="single" w:color="BFBFBF" w:sz="4"/>
+              <w:bottom w:val="single" w:color="BFBFBF" w:sz="4"/>
+              <w:right w:val="single" w:color="BFBFBF" w:sz="4"/>
+            </w:tcBorders>
+            <w:tcMar>
+              <w:top w:type="dxa" w:w="60"/>
+              <w:left w:type="dxa" w:w="100"/>
+              <w:bottom w:type="dxa" w:w="60"/>
+              <w:right w:type="dxa" w:w="100"/>
+            </w:tcMar>
+          </w:tcPr>
+          <w:p>
+            <w:r>
+              <w:rPr>
+                <w:rFonts w:ascii="Malgun Gothic" w:cs="Malgun Gothic" w:eastAsia="Malgun Gothic" w:hAnsi="Malgun Gothic"/>
+                <w:sz w:val="19"/>
+                <w:szCs w:val="19"/>
+              </w:rPr>
+              <w:t xml:space="preserve">2번</w:t>
+            </w:r>
+          </w:p>
+        </w:tc>
+        <w:tc>
+          <w:tcPr>
+            <w:tcW w:type="dxa" w:w="2428"/>
+            <w:tcBorders>
+              <w:top w:val="single" w:color="BFBFBF" w:sz="4"/>
+              <w:left w:val="single" w:color="BFBFBF" w:sz="4"/>
+              <w:bottom w:val="single" w:color="BFBFBF" w:sz="4"/>
+              <w:right w:val="single" w:color="BFBFBF" w:sz="4"/>
+            </w:tcBorders>
+            <w:tcMar>
+              <w:top w:type="dxa" w:w="60"/>
+              <w:left w:type="dxa" w:w="100"/>
+              <w:bottom w:type="dxa" w:w="60"/>
+              <w:right w:type="dxa" w:w="100"/>
+            </w:tcMar>
+          </w:tcPr>
+          <w:p>
+            <w:r>
+              <w:rPr>
+                <w:rFonts w:ascii="Malgun Gothic" w:cs="Malgun Gothic" w:eastAsia="Malgun Gothic" w:hAnsi="Malgun Gothic"/>
+                <w:sz w:val="19"/>
+                <w:szCs w:val="19"/>
+              </w:rPr>
+              <w:t xml:space="preserve">0:03–0:07</w:t>
+            </w:r>
+          </w:p>
+        </w:tc>
+        <w:tc>
+          <w:tcPr>
+            <w:tcW w:type="dxa" w:w="10792"/>
+            <w:tcBorders>
+              <w:top w:val="single" w:color="BFBFBF" w:sz="4"/>
+              <w:left w:val="single" w:color="BFBFBF" w:sz="4"/>
+              <w:bottom w:val="single" w:color="BFBFBF" w:sz="4"/>
+              <w:right w:val="single" w:color="BFBFBF" w:sz="4"/>
+            </w:tcBorders>
+            <w:tcMar>
+              <w:top w:type="dxa" w:w="60"/>
+              <w:left w:type="dxa" w:w="100"/>
+              <w:bottom w:type="dxa" w:w="60"/>
+              <w:right w:type="dxa" w:w="100"/>
+            </w:tcMar>
+          </w:tcPr>
+          <w:p>
+            <w:r>
+              <w:rPr>
+                <w:rFonts w:ascii="Malgun Gothic" w:cs="Malgun Gothic" w:eastAsia="Malgun Gothic" w:hAnsi="Malgun Gothic"/>
+                <w:sz w:val="19"/>
+                <w:szCs w:val="19"/>
+              </w:rPr>
+              <w:t xml:space="preserve">설렘 — 언박싱하며 눈이 반짝, 작게 미소</w:t>
+            </w:r>
+          </w:p>
+        </w:tc>
+      </w:tr>
+      <w:tr>
+        <w:trPr>
+          <w:tblHeader w:val="false"/>
+        </w:trPr>
+        <w:tc>
+          <w:tcPr>
+            <w:tcW w:type="dxa" w:w="1618"/>
+            <w:tcBorders>
+              <w:top w:val="single" w:color="BFBFBF" w:sz="4"/>
+              <w:left w:val="single" w:color="BFBFBF" w:sz="4"/>
+              <w:bottom w:val="single" w:color="BFBFBF" w:sz="4"/>
+              <w:right w:val="single" w:color="BFBFBF" w:sz="4"/>
+            </w:tcBorders>
+            <w:tcMar>
+              <w:top w:type="dxa" w:w="60"/>
+              <w:left w:type="dxa" w:w="100"/>
+              <w:bottom w:type="dxa" w:w="60"/>
+              <w:right w:type="dxa" w:w="100"/>
+            </w:tcMar>
+          </w:tcPr>
+          <w:p>
+            <w:r>
+              <w:rPr>
+                <w:rFonts w:ascii="Malgun Gothic" w:cs="Malgun Gothic" w:eastAsia="Malgun Gothic" w:hAnsi="Malgun Gothic"/>
+                <w:sz w:val="19"/>
+                <w:szCs w:val="19"/>
+              </w:rPr>
+              <w:t xml:space="preserve">3번</w:t>
+            </w:r>
+          </w:p>
+        </w:tc>
+        <w:tc>
+          <w:tcPr>
+            <w:tcW w:type="dxa" w:w="2428"/>
+            <w:tcBorders>
+              <w:top w:val="single" w:color="BFBFBF" w:sz="4"/>
+              <w:left w:val="single" w:color="BFBFBF" w:sz="4"/>
+              <w:bottom w:val="single" w:color="BFBFBF" w:sz="4"/>
+              <w:right w:val="single" w:color="BFBFBF" w:sz="4"/>
+            </w:tcBorders>
+            <w:tcMar>
+              <w:top w:type="dxa" w:w="60"/>
+              <w:left w:type="dxa" w:w="100"/>
+              <w:bottom w:type="dxa" w:w="60"/>
+              <w:right w:type="dxa" w:w="100"/>
+            </w:tcMar>
+          </w:tcPr>
+          <w:p>
+            <w:r>
+              <w:rPr>
+                <w:rFonts w:ascii="Malgun Gothic" w:cs="Malgun Gothic" w:eastAsia="Malgun Gothic" w:hAnsi="Malgun Gothic"/>
+                <w:sz w:val="19"/>
+                <w:szCs w:val="19"/>
+              </w:rPr>
+              <w:t xml:space="preserve">0:07–0:10</w:t>
+            </w:r>
+          </w:p>
+        </w:tc>
+        <w:tc>
+          <w:tcPr>
+            <w:tcW w:type="dxa" w:w="10792"/>
+            <w:tcBorders>
+              <w:top w:val="single" w:color="BFBFBF" w:sz="4"/>
+              <w:left w:val="single" w:color="BFBFBF" w:sz="4"/>
+              <w:bottom w:val="single" w:color="BFBFBF" w:sz="4"/>
+              <w:right w:val="single" w:color="BFBFBF" w:sz="4"/>
+            </w:tcBorders>
+            <w:tcMar>
+              <w:top w:type="dxa" w:w="60"/>
+              <w:left w:type="dxa" w:w="100"/>
+              <w:bottom w:type="dxa" w:w="60"/>
+              <w:right w:type="dxa" w:w="100"/>
+            </w:tcMar>
+          </w:tcPr>
+          <w:p>
+            <w:r>
+              <w:rPr>
+                <w:rFonts w:ascii="Malgun Gothic" w:cs="Malgun Gothic" w:eastAsia="Malgun Gothic" w:hAnsi="Malgun Gothic"/>
+                <w:sz w:val="19"/>
+                <w:szCs w:val="19"/>
+              </w:rPr>
+              <w:t xml:space="preserve">기대 — 입을 살짝 벌리고 스포이드를 바라봄</w:t>
+            </w:r>
+          </w:p>
+        </w:tc>
+      </w:tr>
+      <w:tr>
+        <w:trPr>
+          <w:tblHeader w:val="false"/>
+        </w:trPr>
+        <w:tc>
+          <w:tcPr>
+            <w:tcW w:type="dxa" w:w="1618"/>
+            <w:tcBorders>
+              <w:top w:val="single" w:color="BFBFBF" w:sz="4"/>
+              <w:left w:val="single" w:color="BFBFBF" w:sz="4"/>
+              <w:bottom w:val="single" w:color="BFBFBF" w:sz="4"/>
+              <w:right w:val="single" w:color="BFBFBF" w:sz="4"/>
+            </w:tcBorders>
+            <w:tcMar>
+              <w:top w:type="dxa" w:w="60"/>
+              <w:left w:type="dxa" w:w="100"/>
+              <w:bottom w:type="dxa" w:w="60"/>
+              <w:right w:type="dxa" w:w="100"/>
+            </w:tcMar>
+          </w:tcPr>
+          <w:p>
+            <w:r>
+              <w:rPr>
+                <w:rFonts w:ascii="Malgun Gothic" w:cs="Malgun Gothic" w:eastAsia="Malgun Gothic" w:hAnsi="Malgun Gothic"/>
+                <w:sz w:val="19"/>
+                <w:szCs w:val="19"/>
+              </w:rPr>
+              <w:t xml:space="preserve">4번</w:t>
+            </w:r>
+          </w:p>
+        </w:tc>
+        <w:tc>
+          <w:tcPr>
+            <w:tcW w:type="dxa" w:w="2428"/>
+            <w:tcBorders>
+              <w:top w:val="single" w:color="BFBFBF" w:sz="4"/>
+              <w:left w:val="single" w:color="BFBFBF" w:sz="4"/>
+              <w:bottom w:val="single" w:color="BFBFBF" w:sz="4"/>
+              <w:right w:val="single" w:color="BFBFBF" w:sz="4"/>
+            </w:tcBorders>
+            <w:tcMar>
+              <w:top w:type="dxa" w:w="60"/>
+              <w:left w:type="dxa" w:w="100"/>
+              <w:bottom w:type="dxa" w:w="60"/>
+              <w:right w:type="dxa" w:w="100"/>
+            </w:tcMar>
+          </w:tcPr>
+          <w:p>
+            <w:r>
+              <w:rPr>
+                <w:rFonts w:ascii="Malgun Gothic" w:cs="Malgun Gothic" w:eastAsia="Malgun Gothic" w:hAnsi="Malgun Gothic"/>
+                <w:sz w:val="19"/>
+                <w:szCs w:val="19"/>
+              </w:rPr>
+              <w:t xml:space="preserve">0:10–0:14</w:t>
+            </w:r>
+          </w:p>
+        </w:tc>
+        <w:tc>
+          <w:tcPr>
+            <w:tcW w:type="dxa" w:w="10792"/>
+            <w:tcBorders>
+              <w:top w:val="single" w:color="BFBFBF" w:sz="4"/>
+              <w:left w:val="single" w:color="BFBFBF" w:sz="4"/>
+              <w:bottom w:val="single" w:color="BFBFBF" w:sz="4"/>
+              <w:right w:val="single" w:color="BFBFBF" w:sz="4"/>
+            </w:tcBorders>
+            <w:tcMar>
+              <w:top w:type="dxa" w:w="60"/>
+              <w:left w:type="dxa" w:w="100"/>
+              <w:bottom w:type="dxa" w:w="60"/>
+              <w:right w:type="dxa" w:w="100"/>
+            </w:tcMar>
+          </w:tcPr>
+          <w:p>
+            <w:r>
+              <w:rPr>
+                <w:rFonts w:ascii="Malgun Gothic" w:cs="Malgun Gothic" w:eastAsia="Malgun Gothic" w:hAnsi="Malgun Gothic"/>
+                <w:sz w:val="19"/>
+                <w:szCs w:val="19"/>
+              </w:rPr>
+              <w:t xml:space="preserve">감탄 — '오~' 입모양 (얼굴 인서트 0.5초)</w:t>
+            </w:r>
+          </w:p>
+        </w:tc>
+      </w:tr>
+      <w:tr>
+        <w:trPr>
+          <w:tblHeader w:val="false"/>
+        </w:trPr>
+        <w:tc>
+          <w:tcPr>
+            <w:tcW w:type="dxa" w:w="1618"/>
+            <w:tcBorders>
+              <w:top w:val="single" w:color="BFBFBF" w:sz="4"/>
+              <w:left w:val="single" w:color="BFBFBF" w:sz="4"/>
+              <w:bottom w:val="single" w:color="BFBFBF" w:sz="4"/>
+              <w:right w:val="single" w:color="BFBFBF" w:sz="4"/>
+            </w:tcBorders>
+            <w:tcMar>
+              <w:top w:type="dxa" w:w="60"/>
+              <w:left w:type="dxa" w:w="100"/>
+              <w:bottom w:type="dxa" w:w="60"/>
+              <w:right w:type="dxa" w:w="100"/>
+            </w:tcMar>
+          </w:tcPr>
+          <w:p>
+            <w:r>
+              <w:rPr>
+                <w:rFonts w:ascii="Malgun Gothic" w:cs="Malgun Gothic" w:eastAsia="Malgun Gothic" w:hAnsi="Malgun Gothic"/>
+                <w:sz w:val="19"/>
+                <w:szCs w:val="19"/>
+              </w:rPr>
+              <w:t xml:space="preserve">5번</w:t>
+            </w:r>
+          </w:p>
+        </w:tc>
+        <w:tc>
+          <w:tcPr>
+            <w:tcW w:type="dxa" w:w="2428"/>
+            <w:tcBorders>
+              <w:top w:val="single" w:color="BFBFBF" w:sz="4"/>
+              <w:left w:val="single" w:color="BFBFBF" w:sz="4"/>
+              <w:bottom w:val="single" w:color="BFBFBF" w:sz="4"/>
+              <w:right w:val="single" w:color="BFBFBF" w:sz="4"/>
+            </w:tcBorders>
+            <w:tcMar>
+              <w:top w:type="dxa" w:w="60"/>
+              <w:left w:type="dxa" w:w="100"/>
+              <w:bottom w:type="dxa" w:w="60"/>
+              <w:right w:type="dxa" w:w="100"/>
+            </w:tcMar>
+          </w:tcPr>
+          <w:p>
+            <w:r>
+              <w:rPr>
+                <w:rFonts w:ascii="Malgun Gothic" w:cs="Malgun Gothic" w:eastAsia="Malgun Gothic" w:hAnsi="Malgun Gothic"/>
+                <w:sz w:val="19"/>
+                <w:szCs w:val="19"/>
+              </w:rPr>
+              <w:t xml:space="preserve">0:14–0:18</w:t>
+            </w:r>
+          </w:p>
+        </w:tc>
+        <w:tc>
+          <w:tcPr>
+            <w:tcW w:type="dxa" w:w="10792"/>
+            <w:tcBorders>
+              <w:top w:val="single" w:color="BFBFBF" w:sz="4"/>
+              <w:left w:val="single" w:color="BFBFBF" w:sz="4"/>
+              <w:bottom w:val="single" w:color="BFBFBF" w:sz="4"/>
+              <w:right w:val="single" w:color="BFBFBF" w:sz="4"/>
+            </w:tcBorders>
+            <w:tcMar>
+              <w:top w:type="dxa" w:w="60"/>
+              <w:left w:type="dxa" w:w="100"/>
+              <w:bottom w:type="dxa" w:w="60"/>
+              <w:right w:type="dxa" w:w="100"/>
+            </w:tcMar>
+          </w:tcPr>
+          <w:p>
+            <w:r>
+              <w:rPr>
+                <w:rFonts w:ascii="Malgun Gothic" w:cs="Malgun Gothic" w:eastAsia="Malgun Gothic" w:hAnsi="Malgun Gothic"/>
+                <w:sz w:val="19"/>
+                <w:szCs w:val="19"/>
+              </w:rPr>
+              <w:t xml:space="preserve">확인 — 손가락을 떼며 '안 끈적여' 하듯 고개 끄덕</w:t>
+            </w:r>
+          </w:p>
+        </w:tc>
+      </w:tr>
+      <w:tr>
+        <w:trPr>
+          <w:tblHeader w:val="false"/>
+        </w:trPr>
+        <w:tc>
+          <w:tcPr>
+            <w:tcW w:type="dxa" w:w="1618"/>
+            <w:tcBorders>
+              <w:top w:val="single" w:color="BFBFBF" w:sz="4"/>
+              <w:left w:val="single" w:color="BFBFBF" w:sz="4"/>
+              <w:bottom w:val="single" w:color="BFBFBF" w:sz="4"/>
+              <w:right w:val="single" w:color="BFBFBF" w:sz="4"/>
+            </w:tcBorders>
+            <w:tcMar>
+              <w:top w:type="dxa" w:w="60"/>
+              <w:left w:type="dxa" w:w="100"/>
+              <w:bottom w:type="dxa" w:w="60"/>
+              <w:right w:type="dxa" w:w="100"/>
+            </w:tcMar>
+          </w:tcPr>
+          <w:p>
+            <w:r>
+              <w:rPr>
+                <w:rFonts w:ascii="Malgun Gothic" w:cs="Malgun Gothic" w:eastAsia="Malgun Gothic" w:hAnsi="Malgun Gothic"/>
+                <w:sz w:val="19"/>
+                <w:szCs w:val="19"/>
+              </w:rPr>
+              <w:t xml:space="preserve">6번</w:t>
+            </w:r>
+          </w:p>
+        </w:tc>
+        <w:tc>
+          <w:tcPr>
+            <w:tcW w:type="dxa" w:w="2428"/>
+            <w:tcBorders>
+              <w:top w:val="single" w:color="BFBFBF" w:sz="4"/>
+              <w:left w:val="single" w:color="BFBFBF" w:sz="4"/>
+              <w:bottom w:val="single" w:color="BFBFBF" w:sz="4"/>
+              <w:right w:val="single" w:color="BFBFBF" w:sz="4"/>
+            </w:tcBorders>
+            <w:tcMar>
+              <w:top w:type="dxa" w:w="60"/>
+              <w:left w:type="dxa" w:w="100"/>
+              <w:bottom w:type="dxa" w:w="60"/>
+              <w:right w:type="dxa" w:w="100"/>
+            </w:tcMar>
+          </w:tcPr>
+          <w:p>
+            <w:r>
+              <w:rPr>
+                <w:rFonts w:ascii="Malgun Gothic" w:cs="Malgun Gothic" w:eastAsia="Malgun Gothic" w:hAnsi="Malgun Gothic"/>
+                <w:sz w:val="19"/>
+                <w:szCs w:val="19"/>
+              </w:rPr>
+              <w:t xml:space="preserve">0:18–0:21</w:t>
+            </w:r>
+          </w:p>
+        </w:tc>
+        <w:tc>
+          <w:tcPr>
+            <w:tcW w:type="dxa" w:w="10792"/>
+            <w:tcBorders>
+              <w:top w:val="single" w:color="BFBFBF" w:sz="4"/>
+              <w:left w:val="single" w:color="BFBFBF" w:sz="4"/>
+              <w:bottom w:val="single" w:color="BFBFBF" w:sz="4"/>
+              <w:right w:val="single" w:color="BFBFBF" w:sz="4"/>
+            </w:tcBorders>
+            <w:tcMar>
+              <w:top w:type="dxa" w:w="60"/>
+              <w:left w:type="dxa" w:w="100"/>
+              <w:bottom w:type="dxa" w:w="60"/>
+              <w:right w:type="dxa" w:w="100"/>
+            </w:tcMar>
+          </w:tcPr>
+          <w:p>
+            <w:r>
+              <w:rPr>
+                <w:rFonts w:ascii="Malgun Gothic" w:cs="Malgun Gothic" w:eastAsia="Malgun Gothic" w:hAnsi="Malgun Gothic"/>
+                <w:sz w:val="19"/>
+                <w:szCs w:val="19"/>
+              </w:rPr>
+              <w:t xml:space="preserve">개운함 — 세안 직후 눈을 깜빡이며 상쾌한 표정</w:t>
+            </w:r>
+          </w:p>
+        </w:tc>
+      </w:tr>
+      <w:tr>
+        <w:trPr>
+          <w:tblHeader w:val="false"/>
+        </w:trPr>
+        <w:tc>
+          <w:tcPr>
+            <w:tcW w:type="dxa" w:w="1618"/>
+            <w:tcBorders>
+              <w:top w:val="single" w:color="BFBFBF" w:sz="4"/>
+              <w:left w:val="single" w:color="BFBFBF" w:sz="4"/>
+              <w:bottom w:val="single" w:color="BFBFBF" w:sz="4"/>
+              <w:right w:val="single" w:color="BFBFBF" w:sz="4"/>
+            </w:tcBorders>
+            <w:tcMar>
+              <w:top w:type="dxa" w:w="60"/>
+              <w:left w:type="dxa" w:w="100"/>
+              <w:bottom w:type="dxa" w:w="60"/>
+              <w:right w:type="dxa" w:w="100"/>
+            </w:tcMar>
+          </w:tcPr>
+          <w:p>
+            <w:r>
+              <w:rPr>
+                <w:rFonts w:ascii="Malgun Gothic" w:cs="Malgun Gothic" w:eastAsia="Malgun Gothic" w:hAnsi="Malgun Gothic"/>
+                <w:sz w:val="19"/>
+                <w:szCs w:val="19"/>
+              </w:rPr>
+              <w:t xml:space="preserve">7번</w:t>
+            </w:r>
+          </w:p>
+        </w:tc>
+        <w:tc>
+          <w:tcPr>
+            <w:tcW w:type="dxa" w:w="2428"/>
+            <w:tcBorders>
+              <w:top w:val="single" w:color="BFBFBF" w:sz="4"/>
+              <w:left w:val="single" w:color="BFBFBF" w:sz="4"/>
+              <w:bottom w:val="single" w:color="BFBFBF" w:sz="4"/>
+              <w:right w:val="single" w:color="BFBFBF" w:sz="4"/>
+            </w:tcBorders>
+            <w:tcMar>
+              <w:top w:type="dxa" w:w="60"/>
+              <w:left w:type="dxa" w:w="100"/>
+              <w:bottom w:type="dxa" w:w="60"/>
+              <w:right w:type="dxa" w:w="100"/>
+            </w:tcMar>
+          </w:tcPr>
+          <w:p>
+            <w:r>
+              <w:rPr>
+                <w:rFonts w:ascii="Malgun Gothic" w:cs="Malgun Gothic" w:eastAsia="Malgun Gothic" w:hAnsi="Malgun Gothic"/>
+                <w:sz w:val="19"/>
+                <w:szCs w:val="19"/>
+              </w:rPr>
+              <w:t xml:space="preserve">0:21–0:25</w:t>
+            </w:r>
+          </w:p>
+        </w:tc>
+        <w:tc>
+          <w:tcPr>
+            <w:tcW w:type="dxa" w:w="10792"/>
+            <w:tcBorders>
+              <w:top w:val="single" w:color="BFBFBF" w:sz="4"/>
+              <w:left w:val="single" w:color="BFBFBF" w:sz="4"/>
+              <w:bottom w:val="single" w:color="BFBFBF" w:sz="4"/>
+              <w:right w:val="single" w:color="BFBFBF" w:sz="4"/>
+            </w:tcBorders>
+            <w:tcMar>
+              <w:top w:type="dxa" w:w="60"/>
+              <w:left w:type="dxa" w:w="100"/>
+              <w:bottom w:type="dxa" w:w="60"/>
+              <w:right w:type="dxa" w:w="100"/>
+            </w:tcMar>
+          </w:tcPr>
+          <w:p>
+            <w:r>
+              <w:rPr>
+                <w:rFonts w:ascii="Malgun Gothic" w:cs="Malgun Gothic" w:eastAsia="Malgun Gothic" w:hAnsi="Malgun Gothic"/>
+                <w:sz w:val="19"/>
+                <w:szCs w:val="19"/>
+              </w:rPr>
+              <w:t xml:space="preserve">집중 + 귀여움 — 콕콕 찍을 때 입술을 살짝 오므림</w:t>
+            </w:r>
+          </w:p>
+        </w:tc>
+      </w:tr>
+      <w:tr>
+        <w:trPr>
+          <w:tblHeader w:val="false"/>
+        </w:trPr>
+        <w:tc>
+          <w:tcPr>
+            <w:tcW w:type="dxa" w:w="1618"/>
+            <w:tcBorders>
+              <w:top w:val="single" w:color="BFBFBF" w:sz="4"/>
+              <w:left w:val="single" w:color="BFBFBF" w:sz="4"/>
+              <w:bottom w:val="single" w:color="BFBFBF" w:sz="4"/>
+              <w:right w:val="single" w:color="BFBFBF" w:sz="4"/>
+            </w:tcBorders>
+            <w:tcMar>
+              <w:top w:type="dxa" w:w="60"/>
+              <w:left w:type="dxa" w:w="100"/>
+              <w:bottom w:type="dxa" w:w="60"/>
+              <w:right w:type="dxa" w:w="100"/>
+            </w:tcMar>
+          </w:tcPr>
+          <w:p>
+            <w:r>
+              <w:rPr>
+                <w:rFonts w:ascii="Malgun Gothic" w:cs="Malgun Gothic" w:eastAsia="Malgun Gothic" w:hAnsi="Malgun Gothic"/>
+                <w:sz w:val="19"/>
+                <w:szCs w:val="19"/>
+              </w:rPr>
+              <w:t xml:space="preserve">8번</w:t>
+            </w:r>
+          </w:p>
+        </w:tc>
+        <w:tc>
+          <w:tcPr>
+            <w:tcW w:type="dxa" w:w="2428"/>
+            <w:tcBorders>
+              <w:top w:val="single" w:color="BFBFBF" w:sz="4"/>
+              <w:left w:val="single" w:color="BFBFBF" w:sz="4"/>
+              <w:bottom w:val="single" w:color="BFBFBF" w:sz="4"/>
+              <w:right w:val="single" w:color="BFBFBF" w:sz="4"/>
+            </w:tcBorders>
+            <w:tcMar>
+              <w:top w:type="dxa" w:w="60"/>
+              <w:left w:type="dxa" w:w="100"/>
+              <w:bottom w:type="dxa" w:w="60"/>
+              <w:right w:type="dxa" w:w="100"/>
+            </w:tcMar>
+          </w:tcPr>
+          <w:p>
+            <w:r>
+              <w:rPr>
+                <w:rFonts w:ascii="Malgun Gothic" w:cs="Malgun Gothic" w:eastAsia="Malgun Gothic" w:hAnsi="Malgun Gothic"/>
+                <w:sz w:val="19"/>
+                <w:szCs w:val="19"/>
+              </w:rPr>
+              <w:t xml:space="preserve">0:25–0:30</w:t>
+            </w:r>
+          </w:p>
+        </w:tc>
+        <w:tc>
+          <w:tcPr>
+            <w:tcW w:type="dxa" w:w="10792"/>
+            <w:tcBorders>
+              <w:top w:val="single" w:color="BFBFBF" w:sz="4"/>
+              <w:left w:val="single" w:color="BFBFBF" w:sz="4"/>
+              <w:bottom w:val="single" w:color="BFBFBF" w:sz="4"/>
+              <w:right w:val="single" w:color="BFBFBF" w:sz="4"/>
+            </w:tcBorders>
+            <w:tcMar>
+              <w:top w:type="dxa" w:w="60"/>
+              <w:left w:type="dxa" w:w="100"/>
+              <w:bottom w:type="dxa" w:w="60"/>
+              <w:right w:type="dxa" w:w="100"/>
+            </w:tcMar>
+          </w:tcPr>
+          <w:p>
+            <w:r>
+              <w:rPr>
+                <w:rFonts w:ascii="Malgun Gothic" w:cs="Malgun Gothic" w:eastAsia="Malgun Gothic" w:hAnsi="Malgun Gothic"/>
+                <w:sz w:val="19"/>
+                <w:szCs w:val="19"/>
+              </w:rPr>
+              <w:t xml:space="preserve">편안함 — 눈을 살짝 감고 미소, 목까지 쓸 때 고개를 살짝 젖힘</w:t>
+            </w:r>
+          </w:p>
+        </w:tc>
+      </w:tr>
+      <w:tr>
+        <w:trPr>
+          <w:tblHeader w:val="false"/>
+        </w:trPr>
+        <w:tc>
+          <w:tcPr>
+            <w:tcW w:type="dxa" w:w="1618"/>
+            <w:tcBorders>
+              <w:top w:val="single" w:color="BFBFBF" w:sz="4"/>
+              <w:left w:val="single" w:color="BFBFBF" w:sz="4"/>
+              <w:bottom w:val="single" w:color="BFBFBF" w:sz="4"/>
+              <w:right w:val="single" w:color="BFBFBF" w:sz="4"/>
+            </w:tcBorders>
+            <w:tcMar>
+              <w:top w:type="dxa" w:w="60"/>
+              <w:left w:type="dxa" w:w="100"/>
+              <w:bottom w:type="dxa" w:w="60"/>
+              <w:right w:type="dxa" w:w="100"/>
+            </w:tcMar>
+          </w:tcPr>
+          <w:p>
+            <w:r>
+              <w:rPr>
+                <w:rFonts w:ascii="Malgun Gothic" w:cs="Malgun Gothic" w:eastAsia="Malgun Gothic" w:hAnsi="Malgun Gothic"/>
+                <w:sz w:val="19"/>
+                <w:szCs w:val="19"/>
+              </w:rPr>
+              <w:t xml:space="preserve">9번</w:t>
+            </w:r>
+          </w:p>
+        </w:tc>
+        <w:tc>
+          <w:tcPr>
+            <w:tcW w:type="dxa" w:w="2428"/>
+            <w:tcBorders>
+              <w:top w:val="single" w:color="BFBFBF" w:sz="4"/>
+              <w:left w:val="single" w:color="BFBFBF" w:sz="4"/>
+              <w:bottom w:val="single" w:color="BFBFBF" w:sz="4"/>
+              <w:right w:val="single" w:color="BFBFBF" w:sz="4"/>
+            </w:tcBorders>
+            <w:tcMar>
+              <w:top w:type="dxa" w:w="60"/>
+              <w:left w:type="dxa" w:w="100"/>
+              <w:bottom w:type="dxa" w:w="60"/>
+              <w:right w:type="dxa" w:w="100"/>
+            </w:tcMar>
+          </w:tcPr>
+          <w:p>
+            <w:r>
+              <w:rPr>
+                <w:rFonts w:ascii="Malgun Gothic" w:cs="Malgun Gothic" w:eastAsia="Malgun Gothic" w:hAnsi="Malgun Gothic"/>
+                <w:sz w:val="19"/>
+                <w:szCs w:val="19"/>
+              </w:rPr>
+              <w:t xml:space="preserve">0:30–0:34</w:t>
+            </w:r>
+          </w:p>
+        </w:tc>
+        <w:tc>
+          <w:tcPr>
+            <w:tcW w:type="dxa" w:w="10792"/>
+            <w:tcBorders>
+              <w:top w:val="single" w:color="BFBFBF" w:sz="4"/>
+              <w:left w:val="single" w:color="BFBFBF" w:sz="4"/>
+              <w:bottom w:val="single" w:color="BFBFBF" w:sz="4"/>
+              <w:right w:val="single" w:color="BFBFBF" w:sz="4"/>
+            </w:tcBorders>
+            <w:tcMar>
+              <w:top w:type="dxa" w:w="60"/>
+              <w:left w:type="dxa" w:w="100"/>
+              <w:bottom w:type="dxa" w:w="60"/>
+              <w:right w:type="dxa" w:w="100"/>
+            </w:tcMar>
+          </w:tcPr>
+          <w:p>
+            <w:r>
+              <w:rPr>
+                <w:rFonts w:ascii="Malgun Gothic" w:cs="Malgun Gothic" w:eastAsia="Malgun Gothic" w:hAnsi="Malgun Gothic"/>
+                <w:sz w:val="19"/>
+                <w:szCs w:val="19"/>
+              </w:rPr>
+              <w:t xml:space="preserve">만족 — 눈 감고 깊은 숨 '하~'</w:t>
+            </w:r>
+          </w:p>
+        </w:tc>
+      </w:tr>
+      <w:tr>
+        <w:trPr>
+          <w:tblHeader w:val="false"/>
+        </w:trPr>
+        <w:tc>
+          <w:tcPr>
+            <w:tcW w:type="dxa" w:w="1618"/>
+            <w:tcBorders>
+              <w:top w:val="single" w:color="BFBFBF" w:sz="4"/>
+              <w:left w:val="single" w:color="BFBFBF" w:sz="4"/>
+              <w:bottom w:val="single" w:color="BFBFBF" w:sz="4"/>
+              <w:right w:val="single" w:color="BFBFBF" w:sz="4"/>
+            </w:tcBorders>
+            <w:tcMar>
+              <w:top w:type="dxa" w:w="60"/>
+              <w:left w:type="dxa" w:w="100"/>
+              <w:bottom w:type="dxa" w:w="60"/>
+              <w:right w:type="dxa" w:w="100"/>
+            </w:tcMar>
+          </w:tcPr>
+          <w:p>
+            <w:r>
+              <w:rPr>
+                <w:rFonts w:ascii="Malgun Gothic" w:cs="Malgun Gothic" w:eastAsia="Malgun Gothic" w:hAnsi="Malgun Gothic"/>
+                <w:sz w:val="19"/>
+                <w:szCs w:val="19"/>
+              </w:rPr>
+              <w:t xml:space="preserve">10번</w:t>
+            </w:r>
+          </w:p>
+        </w:tc>
+        <w:tc>
+          <w:tcPr>
+            <w:tcW w:type="dxa" w:w="2428"/>
+            <w:tcBorders>
+              <w:top w:val="single" w:color="BFBFBF" w:sz="4"/>
+              <w:left w:val="single" w:color="BFBFBF" w:sz="4"/>
+              <w:bottom w:val="single" w:color="BFBFBF" w:sz="4"/>
+              <w:right w:val="single" w:color="BFBFBF" w:sz="4"/>
+            </w:tcBorders>
+            <w:tcMar>
+              <w:top w:type="dxa" w:w="60"/>
+              <w:left w:type="dxa" w:w="100"/>
+              <w:bottom w:type="dxa" w:w="60"/>
+              <w:right w:type="dxa" w:w="100"/>
+            </w:tcMar>
+          </w:tcPr>
+          <w:p>
+            <w:r>
+              <w:rPr>
+                <w:rFonts w:ascii="Malgun Gothic" w:cs="Malgun Gothic" w:eastAsia="Malgun Gothic" w:hAnsi="Malgun Gothic"/>
+                <w:sz w:val="19"/>
+                <w:szCs w:val="19"/>
+              </w:rPr>
+              <w:t xml:space="preserve">0:34–0:38</w:t>
+            </w:r>
+          </w:p>
+        </w:tc>
+        <w:tc>
+          <w:tcPr>
+            <w:tcW w:type="dxa" w:w="10792"/>
+            <w:tcBorders>
+              <w:top w:val="single" w:color="BFBFBF" w:sz="4"/>
+              <w:left w:val="single" w:color="BFBFBF" w:sz="4"/>
+              <w:bottom w:val="single" w:color="BFBFBF" w:sz="4"/>
+              <w:right w:val="single" w:color="BFBFBF" w:sz="4"/>
+            </w:tcBorders>
+            <w:tcMar>
+              <w:top w:type="dxa" w:w="60"/>
+              <w:left w:type="dxa" w:w="100"/>
+              <w:bottom w:type="dxa" w:w="60"/>
+              <w:right w:type="dxa" w:w="100"/>
+            </w:tcMar>
+          </w:tcPr>
+          <w:p>
+            <w:r>
+              <w:rPr>
+                <w:rFonts w:ascii="Malgun Gothic" w:cs="Malgun Gothic" w:eastAsia="Malgun Gothic" w:hAnsi="Malgun Gothic"/>
+                <w:sz w:val="19"/>
+                <w:szCs w:val="19"/>
+              </w:rPr>
+              <w:t xml:space="preserve">만족 + 귀여움 — 볼 콕 + 웃음 → '봤죠?' 눈썹 → 손등으로 볼을 쓸며 수줍은 미소</w:t>
+            </w:r>
+          </w:p>
+        </w:tc>
+      </w:tr>
+      <w:tr>
+        <w:trPr>
+          <w:tblHeader w:val="false"/>
+        </w:trPr>
+        <w:tc>
+          <w:tcPr>
+            <w:tcW w:type="dxa" w:w="1618"/>
+            <w:tcBorders>
+              <w:top w:val="single" w:color="BFBFBF" w:sz="4"/>
+              <w:left w:val="single" w:color="BFBFBF" w:sz="4"/>
+              <w:bottom w:val="single" w:color="BFBFBF" w:sz="4"/>
+              <w:right w:val="single" w:color="BFBFBF" w:sz="4"/>
+            </w:tcBorders>
+            <w:tcMar>
+              <w:top w:type="dxa" w:w="60"/>
+              <w:left w:type="dxa" w:w="100"/>
+              <w:bottom w:type="dxa" w:w="60"/>
+              <w:right w:type="dxa" w:w="100"/>
+            </w:tcMar>
+          </w:tcPr>
+          <w:p>
+            <w:r>
+              <w:rPr>
+                <w:rFonts w:ascii="Malgun Gothic" w:cs="Malgun Gothic" w:eastAsia="Malgun Gothic" w:hAnsi="Malgun Gothic"/>
+                <w:sz w:val="19"/>
+                <w:szCs w:val="19"/>
+              </w:rPr>
+              <w:t xml:space="preserve">11번</w:t>
+            </w:r>
+          </w:p>
+        </w:tc>
+        <w:tc>
+          <w:tcPr>
+            <w:tcW w:type="dxa" w:w="2428"/>
+            <w:tcBorders>
+              <w:top w:val="single" w:color="BFBFBF" w:sz="4"/>
+              <w:left w:val="single" w:color="BFBFBF" w:sz="4"/>
+              <w:bottom w:val="single" w:color="BFBFBF" w:sz="4"/>
+              <w:right w:val="single" w:color="BFBFBF" w:sz="4"/>
+            </w:tcBorders>
+            <w:tcMar>
+              <w:top w:type="dxa" w:w="60"/>
+              <w:left w:type="dxa" w:w="100"/>
+              <w:bottom w:type="dxa" w:w="60"/>
+              <w:right w:type="dxa" w:w="100"/>
+            </w:tcMar>
+          </w:tcPr>
+          <w:p>
+            <w:r>
+              <w:rPr>
+                <w:rFonts w:ascii="Malgun Gothic" w:cs="Malgun Gothic" w:eastAsia="Malgun Gothic" w:hAnsi="Malgun Gothic"/>
+                <w:sz w:val="19"/>
+                <w:szCs w:val="19"/>
+              </w:rPr>
+              <w:t xml:space="preserve">0:38–0:42</w:t>
+            </w:r>
+          </w:p>
+        </w:tc>
+        <w:tc>
+          <w:tcPr>
+            <w:tcW w:type="dxa" w:w="10792"/>
+            <w:tcBorders>
+              <w:top w:val="single" w:color="BFBFBF" w:sz="4"/>
+              <w:left w:val="single" w:color="BFBFBF" w:sz="4"/>
+              <w:bottom w:val="single" w:color="BFBFBF" w:sz="4"/>
+              <w:right w:val="single" w:color="BFBFBF" w:sz="4"/>
+            </w:tcBorders>
+            <w:tcMar>
+              <w:top w:type="dxa" w:w="60"/>
+              <w:left w:type="dxa" w:w="100"/>
+              <w:bottom w:type="dxa" w:w="60"/>
+              <w:right w:type="dxa" w:w="100"/>
+            </w:tcMar>
+          </w:tcPr>
+          <w:p>
+            <w:r>
+              <w:rPr>
+                <w:rFonts w:ascii="Malgun Gothic" w:cs="Malgun Gothic" w:eastAsia="Malgun Gothic" w:hAnsi="Malgun Gothic"/>
+                <w:sz w:val="19"/>
+                <w:szCs w:val="19"/>
+              </w:rPr>
+              <w:t xml:space="preserve">자신감 — 쿠션을 두드린 뒤 거울 보듯 고개를 좌우로 확인, 만족스러운 끄덕</w:t>
+            </w:r>
+          </w:p>
+        </w:tc>
+      </w:tr>
+      <w:tr>
+        <w:trPr>
+          <w:tblHeader w:val="false"/>
+        </w:trPr>
+        <w:tc>
+          <w:tcPr>
+            <w:tcW w:type="dxa" w:w="1618"/>
+            <w:tcBorders>
+              <w:top w:val="single" w:color="BFBFBF" w:sz="4"/>
+              <w:left w:val="single" w:color="BFBFBF" w:sz="4"/>
+              <w:bottom w:val="single" w:color="BFBFBF" w:sz="4"/>
+              <w:right w:val="single" w:color="BFBFBF" w:sz="4"/>
+            </w:tcBorders>
+            <w:tcMar>
+              <w:top w:type="dxa" w:w="60"/>
+              <w:left w:type="dxa" w:w="100"/>
+              <w:bottom w:type="dxa" w:w="60"/>
+              <w:right w:type="dxa" w:w="100"/>
+            </w:tcMar>
+          </w:tcPr>
+          <w:p>
+            <w:r>
+              <w:rPr>
+                <w:rFonts w:ascii="Malgun Gothic" w:cs="Malgun Gothic" w:eastAsia="Malgun Gothic" w:hAnsi="Malgun Gothic"/>
+                <w:sz w:val="19"/>
+                <w:szCs w:val="19"/>
+              </w:rPr>
+              <w:t xml:space="preserve">12번</w:t>
+            </w:r>
+          </w:p>
+        </w:tc>
+        <w:tc>
+          <w:tcPr>
+            <w:tcW w:type="dxa" w:w="2428"/>
+            <w:tcBorders>
+              <w:top w:val="single" w:color="BFBFBF" w:sz="4"/>
+              <w:left w:val="single" w:color="BFBFBF" w:sz="4"/>
+              <w:bottom w:val="single" w:color="BFBFBF" w:sz="4"/>
+              <w:right w:val="single" w:color="BFBFBF" w:sz="4"/>
+            </w:tcBorders>
+            <w:tcMar>
+              <w:top w:type="dxa" w:w="60"/>
+              <w:left w:type="dxa" w:w="100"/>
+              <w:bottom w:type="dxa" w:w="60"/>
+              <w:right w:type="dxa" w:w="100"/>
+            </w:tcMar>
+          </w:tcPr>
+          <w:p>
+            <w:r>
+              <w:rPr>
+                <w:rFonts w:ascii="Malgun Gothic" w:cs="Malgun Gothic" w:eastAsia="Malgun Gothic" w:hAnsi="Malgun Gothic"/>
+                <w:sz w:val="19"/>
+                <w:szCs w:val="19"/>
+              </w:rPr>
+              <w:t xml:space="preserve">0:42–0:46</w:t>
+            </w:r>
+          </w:p>
+        </w:tc>
+        <w:tc>
+          <w:tcPr>
+            <w:tcW w:type="dxa" w:w="10792"/>
+            <w:tcBorders>
+              <w:top w:val="single" w:color="BFBFBF" w:sz="4"/>
+              <w:left w:val="single" w:color="BFBFBF" w:sz="4"/>
+              <w:bottom w:val="single" w:color="BFBFBF" w:sz="4"/>
+              <w:right w:val="single" w:color="BFBFBF" w:sz="4"/>
+            </w:tcBorders>
+            <w:tcMar>
+              <w:top w:type="dxa" w:w="60"/>
+              <w:left w:type="dxa" w:w="100"/>
+              <w:bottom w:type="dxa" w:w="60"/>
+              <w:right w:type="dxa" w:w="100"/>
+            </w:tcMar>
+          </w:tcPr>
+          <w:p>
+            <w:r>
+              <w:rPr>
+                <w:rFonts w:ascii="Malgun Gothic" w:cs="Malgun Gothic" w:eastAsia="Malgun Gothic" w:hAnsi="Malgun Gothic"/>
+                <w:sz w:val="19"/>
+                <w:szCs w:val="19"/>
+              </w:rPr>
+              <w:t xml:space="preserve">솔직함 — 차분한 눈 맞춤, 개인차를 말할 땐 진지하게</w:t>
+            </w:r>
+          </w:p>
+        </w:tc>
+      </w:tr>
+      <w:tr>
+        <w:trPr>
+          <w:tblHeader w:val="false"/>
+        </w:trPr>
+        <w:tc>
+          <w:tcPr>
+            <w:tcW w:type="dxa" w:w="1618"/>
+            <w:tcBorders>
+              <w:top w:val="single" w:color="BFBFBF" w:sz="4"/>
+              <w:left w:val="single" w:color="BFBFBF" w:sz="4"/>
+              <w:bottom w:val="single" w:color="BFBFBF" w:sz="4"/>
+              <w:right w:val="single" w:color="BFBFBF" w:sz="4"/>
+            </w:tcBorders>
+            <w:tcMar>
+              <w:top w:type="dxa" w:w="60"/>
+              <w:left w:type="dxa" w:w="100"/>
+              <w:bottom w:type="dxa" w:w="60"/>
+              <w:right w:type="dxa" w:w="100"/>
+            </w:tcMar>
+          </w:tcPr>
+          <w:p>
+            <w:r>
+              <w:rPr>
+                <w:rFonts w:ascii="Malgun Gothic" w:cs="Malgun Gothic" w:eastAsia="Malgun Gothic" w:hAnsi="Malgun Gothic"/>
+                <w:sz w:val="19"/>
+                <w:szCs w:val="19"/>
+              </w:rPr>
+              <w:t xml:space="preserve">13번</w:t>
+            </w:r>
+          </w:p>
+        </w:tc>
+        <w:tc>
+          <w:tcPr>
+            <w:tcW w:type="dxa" w:w="2428"/>
+            <w:tcBorders>
+              <w:top w:val="single" w:color="BFBFBF" w:sz="4"/>
+              <w:left w:val="single" w:color="BFBFBF" w:sz="4"/>
+              <w:bottom w:val="single" w:color="BFBFBF" w:sz="4"/>
+              <w:right w:val="single" w:color="BFBFBF" w:sz="4"/>
+            </w:tcBorders>
+            <w:tcMar>
+              <w:top w:type="dxa" w:w="60"/>
+              <w:left w:type="dxa" w:w="100"/>
+              <w:bottom w:type="dxa" w:w="60"/>
+              <w:right w:type="dxa" w:w="100"/>
+            </w:tcMar>
+          </w:tcPr>
+          <w:p>
+            <w:r>
+              <w:rPr>
+                <w:rFonts w:ascii="Malgun Gothic" w:cs="Malgun Gothic" w:eastAsia="Malgun Gothic" w:hAnsi="Malgun Gothic"/>
+                <w:sz w:val="19"/>
+                <w:szCs w:val="19"/>
+              </w:rPr>
+              <w:t xml:space="preserve">0:46–0:50</w:t>
+            </w:r>
+          </w:p>
+        </w:tc>
+        <w:tc>
+          <w:tcPr>
+            <w:tcW w:type="dxa" w:w="10792"/>
+            <w:tcBorders>
+              <w:top w:val="single" w:color="BFBFBF" w:sz="4"/>
+              <w:left w:val="single" w:color="BFBFBF" w:sz="4"/>
+              <w:bottom w:val="single" w:color="BFBFBF" w:sz="4"/>
+              <w:right w:val="single" w:color="BFBFBF" w:sz="4"/>
+            </w:tcBorders>
+            <w:tcMar>
+              <w:top w:type="dxa" w:w="60"/>
+              <w:left w:type="dxa" w:w="100"/>
+              <w:bottom w:type="dxa" w:w="60"/>
+              <w:right w:type="dxa" w:w="100"/>
+            </w:tcMar>
+          </w:tcPr>
+          <w:p>
+            <w:r>
+              <w:rPr>
+                <w:rFonts w:ascii="Malgun Gothic" w:cs="Malgun Gothic" w:eastAsia="Malgun Gothic" w:hAnsi="Malgun Gothic"/>
+                <w:sz w:val="19"/>
+                <w:szCs w:val="19"/>
+              </w:rPr>
+              <w:t xml:space="preserve">귀여운 마무리 — 손가락 하트 + 윙크</w:t>
             </w:r>
           </w:p>
         </w:tc>
@@ -22760,7 +27241,7 @@
           <w:sz w:val="28"/>
           <w:szCs w:val="28"/>
         </w:rPr>
-        <w:t xml:space="preserve">12. 기획안 — 후킹 · 문제점과 전/후 변화 · SEO · GEO · 홍보 효과</w:t>
+        <w:t xml:space="preserve">12. 기획안 — 후킹 · 문제점과 전/후 변화 · 표정 · SEO · GEO · 홍보 효과</w:t>
       </w:r>
     </w:p>
     <w:p>
@@ -22824,11 +27305,12 @@
         </w:tblBorders>
       </w:tblPr>
       <w:tblGrid>
-        <w:gridCol w:w="809"/>
-        <w:gridCol w:w="5395"/>
-        <w:gridCol w:w="2832"/>
-        <w:gridCol w:w="1888"/>
-        <w:gridCol w:w="3914"/>
+        <w:gridCol w:w="597"/>
+        <w:gridCol w:w="3983"/>
+        <w:gridCol w:w="2091"/>
+        <w:gridCol w:w="1394"/>
+        <w:gridCol w:w="3883"/>
+        <w:gridCol w:w="2890"/>
       </w:tblGrid>
       <w:tr>
         <w:trPr>
@@ -22836,7 +27318,7 @@
         </w:trPr>
         <w:tc>
           <w:tcPr>
-            <w:tcW w:type="dxa" w:w="809"/>
+            <w:tcW w:type="dxa" w:w="597"/>
             <w:tcBorders>
               <w:top w:val="single" w:color="BFBFBF" w:sz="4"/>
               <w:left w:val="single" w:color="BFBFBF" w:sz="4"/>
@@ -22866,7 +27348,7 @@
         </w:tc>
         <w:tc>
           <w:tcPr>
-            <w:tcW w:type="dxa" w:w="5395"/>
+            <w:tcW w:type="dxa" w:w="3983"/>
             <w:tcBorders>
               <w:top w:val="single" w:color="BFBFBF" w:sz="4"/>
               <w:left w:val="single" w:color="BFBFBF" w:sz="4"/>
@@ -22896,7 +27378,7 @@
         </w:tc>
         <w:tc>
           <w:tcPr>
-            <w:tcW w:type="dxa" w:w="2832"/>
+            <w:tcW w:type="dxa" w:w="2091"/>
             <w:tcBorders>
               <w:top w:val="single" w:color="BFBFBF" w:sz="4"/>
               <w:left w:val="single" w:color="BFBFBF" w:sz="4"/>
@@ -22926,7 +27408,7 @@
         </w:tc>
         <w:tc>
           <w:tcPr>
-            <w:tcW w:type="dxa" w:w="1888"/>
+            <w:tcW w:type="dxa" w:w="1394"/>
             <w:tcBorders>
               <w:top w:val="single" w:color="BFBFBF" w:sz="4"/>
               <w:left w:val="single" w:color="BFBFBF" w:sz="4"/>
@@ -22956,7 +27438,37 @@
         </w:tc>
         <w:tc>
           <w:tcPr>
-            <w:tcW w:type="dxa" w:w="3914"/>
+            <w:tcW w:type="dxa" w:w="3883"/>
+            <w:tcBorders>
+              <w:top w:val="single" w:color="BFBFBF" w:sz="4"/>
+              <w:left w:val="single" w:color="BFBFBF" w:sz="4"/>
+              <w:bottom w:val="single" w:color="BFBFBF" w:sz="4"/>
+              <w:right w:val="single" w:color="BFBFBF" w:sz="4"/>
+            </w:tcBorders>
+            <w:shd w:fill="F8E1EA" w:color="auto" w:val="clear"/>
+            <w:tcMar>
+              <w:top w:type="dxa" w:w="60"/>
+              <w:left w:type="dxa" w:w="100"/>
+              <w:bottom w:type="dxa" w:w="60"/>
+              <w:right w:type="dxa" w:w="100"/>
+            </w:tcMar>
+          </w:tcPr>
+          <w:p>
+            <w:r>
+              <w:rPr>
+                <w:rFonts w:ascii="Malgun Gothic" w:cs="Malgun Gothic" w:eastAsia="Malgun Gothic" w:hAnsi="Malgun Gothic"/>
+                <w:b/>
+                <w:bCs/>
+                <w:sz w:val="19"/>
+                <w:szCs w:val="19"/>
+              </w:rPr>
+              <w:t xml:space="preserve">표정</w:t>
+            </w:r>
+          </w:p>
+        </w:tc>
+        <w:tc>
+          <w:tcPr>
+            <w:tcW w:type="dxa" w:w="2890"/>
             <w:tcBorders>
               <w:top w:val="single" w:color="BFBFBF" w:sz="4"/>
               <w:left w:val="single" w:color="BFBFBF" w:sz="4"/>
@@ -22991,7 +27503,7 @@
         </w:trPr>
         <w:tc>
           <w:tcPr>
-            <w:tcW w:type="dxa" w:w="809"/>
+            <w:tcW w:type="dxa" w:w="597"/>
             <w:tcBorders>
               <w:top w:val="single" w:color="BFBFBF" w:sz="4"/>
               <w:left w:val="single" w:color="BFBFBF" w:sz="4"/>
@@ -23018,7 +27530,7 @@
         </w:tc>
         <w:tc>
           <w:tcPr>
-            <w:tcW w:type="dxa" w:w="5395"/>
+            <w:tcW w:type="dxa" w:w="3983"/>
             <w:tcBorders>
               <w:top w:val="single" w:color="BFBFBF" w:sz="4"/>
               <w:left w:val="single" w:color="BFBFBF" w:sz="4"/>
@@ -23045,7 +27557,7 @@
         </w:tc>
         <w:tc>
           <w:tcPr>
-            <w:tcW w:type="dxa" w:w="2832"/>
+            <w:tcW w:type="dxa" w:w="2091"/>
             <w:tcBorders>
               <w:top w:val="single" w:color="BFBFBF" w:sz="4"/>
               <w:left w:val="single" w:color="BFBFBF" w:sz="4"/>
@@ -23072,7 +27584,7 @@
         </w:tc>
         <w:tc>
           <w:tcPr>
-            <w:tcW w:type="dxa" w:w="1888"/>
+            <w:tcW w:type="dxa" w:w="1394"/>
             <w:tcBorders>
               <w:top w:val="single" w:color="BFBFBF" w:sz="4"/>
               <w:left w:val="single" w:color="BFBFBF" w:sz="4"/>
@@ -23099,7 +27611,34 @@
         </w:tc>
         <w:tc>
           <w:tcPr>
-            <w:tcW w:type="dxa" w:w="3914"/>
+            <w:tcW w:type="dxa" w:w="3883"/>
+            <w:tcBorders>
+              <w:top w:val="single" w:color="BFBFBF" w:sz="4"/>
+              <w:left w:val="single" w:color="BFBFBF" w:sz="4"/>
+              <w:bottom w:val="single" w:color="BFBFBF" w:sz="4"/>
+              <w:right w:val="single" w:color="BFBFBF" w:sz="4"/>
+            </w:tcBorders>
+            <w:tcMar>
+              <w:top w:type="dxa" w:w="60"/>
+              <w:left w:type="dxa" w:w="100"/>
+              <w:bottom w:type="dxa" w:w="60"/>
+              <w:right w:type="dxa" w:w="100"/>
+            </w:tcMar>
+          </w:tcPr>
+          <w:p>
+            <w:r>
+              <w:rPr>
+                <w:rFonts w:ascii="Malgun Gothic" w:cs="Malgun Gothic" w:eastAsia="Malgun Gothic" w:hAnsi="Malgun Gothic"/>
+                <w:sz w:val="19"/>
+                <w:szCs w:val="19"/>
+              </w:rPr>
+              <w:t xml:space="preserve">반짝이는 눈빛 + 자신감 있는 미소 (결과를 보여주는 만족)</w:t>
+            </w:r>
+          </w:p>
+        </w:tc>
+        <w:tc>
+          <w:tcPr>
+            <w:tcW w:type="dxa" w:w="2890"/>
             <w:tcBorders>
               <w:top w:val="single" w:color="BFBFBF" w:sz="4"/>
               <w:left w:val="single" w:color="BFBFBF" w:sz="4"/>
@@ -23131,7 +27670,7 @@
         </w:trPr>
         <w:tc>
           <w:tcPr>
-            <w:tcW w:type="dxa" w:w="809"/>
+            <w:tcW w:type="dxa" w:w="597"/>
             <w:tcBorders>
               <w:top w:val="single" w:color="BFBFBF" w:sz="4"/>
               <w:left w:val="single" w:color="BFBFBF" w:sz="4"/>
@@ -23158,7 +27697,7 @@
         </w:tc>
         <w:tc>
           <w:tcPr>
-            <w:tcW w:type="dxa" w:w="5395"/>
+            <w:tcW w:type="dxa" w:w="3983"/>
             <w:tcBorders>
               <w:top w:val="single" w:color="BFBFBF" w:sz="4"/>
               <w:left w:val="single" w:color="BFBFBF" w:sz="4"/>
@@ -23185,7 +27724,7 @@
         </w:tc>
         <w:tc>
           <w:tcPr>
-            <w:tcW w:type="dxa" w:w="2832"/>
+            <w:tcW w:type="dxa" w:w="2091"/>
             <w:tcBorders>
               <w:top w:val="single" w:color="BFBFBF" w:sz="4"/>
               <w:left w:val="single" w:color="BFBFBF" w:sz="4"/>
@@ -23212,7 +27751,7 @@
         </w:tc>
         <w:tc>
           <w:tcPr>
-            <w:tcW w:type="dxa" w:w="1888"/>
+            <w:tcW w:type="dxa" w:w="1394"/>
             <w:tcBorders>
               <w:top w:val="single" w:color="BFBFBF" w:sz="4"/>
               <w:left w:val="single" w:color="BFBFBF" w:sz="4"/>
@@ -23239,7 +27778,34 @@
         </w:tc>
         <w:tc>
           <w:tcPr>
-            <w:tcW w:type="dxa" w:w="3914"/>
+            <w:tcW w:type="dxa" w:w="3883"/>
+            <w:tcBorders>
+              <w:top w:val="single" w:color="BFBFBF" w:sz="4"/>
+              <w:left w:val="single" w:color="BFBFBF" w:sz="4"/>
+              <w:bottom w:val="single" w:color="BFBFBF" w:sz="4"/>
+              <w:right w:val="single" w:color="BFBFBF" w:sz="4"/>
+            </w:tcBorders>
+            <w:tcMar>
+              <w:top w:type="dxa" w:w="60"/>
+              <w:left w:type="dxa" w:w="100"/>
+              <w:bottom w:type="dxa" w:w="60"/>
+              <w:right w:type="dxa" w:w="100"/>
+            </w:tcMar>
+          </w:tcPr>
+          <w:p>
+            <w:r>
+              <w:rPr>
+                <w:rFonts w:ascii="Malgun Gothic" w:cs="Malgun Gothic" w:eastAsia="Malgun Gothic" w:hAnsi="Malgun Gothic"/>
+                <w:sz w:val="19"/>
+                <w:szCs w:val="19"/>
+              </w:rPr>
+              <w:t xml:space="preserve">귀여운 시무룩 — 입술 삐죽, 작은 한숨, 눈썹이 내려감 (과장 없이)</w:t>
+            </w:r>
+          </w:p>
+        </w:tc>
+        <w:tc>
+          <w:tcPr>
+            <w:tcW w:type="dxa" w:w="2890"/>
             <w:tcBorders>
               <w:top w:val="single" w:color="BFBFBF" w:sz="4"/>
               <w:left w:val="single" w:color="BFBFBF" w:sz="4"/>
@@ -23271,7 +27837,7 @@
         </w:trPr>
         <w:tc>
           <w:tcPr>
-            <w:tcW w:type="dxa" w:w="809"/>
+            <w:tcW w:type="dxa" w:w="597"/>
             <w:tcBorders>
               <w:top w:val="single" w:color="BFBFBF" w:sz="4"/>
               <w:left w:val="single" w:color="BFBFBF" w:sz="4"/>
@@ -23298,7 +27864,7 @@
         </w:tc>
         <w:tc>
           <w:tcPr>
-            <w:tcW w:type="dxa" w:w="5395"/>
+            <w:tcW w:type="dxa" w:w="3983"/>
             <w:tcBorders>
               <w:top w:val="single" w:color="BFBFBF" w:sz="4"/>
               <w:left w:val="single" w:color="BFBFBF" w:sz="4"/>
@@ -23325,7 +27891,7 @@
         </w:tc>
         <w:tc>
           <w:tcPr>
-            <w:tcW w:type="dxa" w:w="2832"/>
+            <w:tcW w:type="dxa" w:w="2091"/>
             <w:tcBorders>
               <w:top w:val="single" w:color="BFBFBF" w:sz="4"/>
               <w:left w:val="single" w:color="BFBFBF" w:sz="4"/>
@@ -23352,7 +27918,7 @@
         </w:tc>
         <w:tc>
           <w:tcPr>
-            <w:tcW w:type="dxa" w:w="1888"/>
+            <w:tcW w:type="dxa" w:w="1394"/>
             <w:tcBorders>
               <w:top w:val="single" w:color="BFBFBF" w:sz="4"/>
               <w:left w:val="single" w:color="BFBFBF" w:sz="4"/>
@@ -23379,7 +27945,34 @@
         </w:tc>
         <w:tc>
           <w:tcPr>
-            <w:tcW w:type="dxa" w:w="3914"/>
+            <w:tcW w:type="dxa" w:w="3883"/>
+            <w:tcBorders>
+              <w:top w:val="single" w:color="BFBFBF" w:sz="4"/>
+              <w:left w:val="single" w:color="BFBFBF" w:sz="4"/>
+              <w:bottom w:val="single" w:color="BFBFBF" w:sz="4"/>
+              <w:right w:val="single" w:color="BFBFBF" w:sz="4"/>
+            </w:tcBorders>
+            <w:tcMar>
+              <w:top w:type="dxa" w:w="60"/>
+              <w:left w:type="dxa" w:w="100"/>
+              <w:bottom w:type="dxa" w:w="60"/>
+              <w:right w:type="dxa" w:w="100"/>
+            </w:tcMar>
+          </w:tcPr>
+          <w:p>
+            <w:r>
+              <w:rPr>
+                <w:rFonts w:ascii="Malgun Gothic" w:cs="Malgun Gothic" w:eastAsia="Malgun Gothic" w:hAnsi="Malgun Gothic"/>
+                <w:sz w:val="19"/>
+                <w:szCs w:val="19"/>
+              </w:rPr>
+              <w:t xml:space="preserve">단호하지만 친근하게 — 눈 맞춤 + 손가락으로 '하나'</w:t>
+            </w:r>
+          </w:p>
+        </w:tc>
+        <w:tc>
+          <w:tcPr>
+            <w:tcW w:type="dxa" w:w="2890"/>
             <w:tcBorders>
               <w:top w:val="single" w:color="BFBFBF" w:sz="4"/>
               <w:left w:val="single" w:color="BFBFBF" w:sz="4"/>
@@ -23411,7 +28004,7 @@
         </w:trPr>
         <w:tc>
           <w:tcPr>
-            <w:tcW w:type="dxa" w:w="809"/>
+            <w:tcW w:type="dxa" w:w="597"/>
             <w:tcBorders>
               <w:top w:val="single" w:color="BFBFBF" w:sz="4"/>
               <w:left w:val="single" w:color="BFBFBF" w:sz="4"/>
@@ -23438,7 +28031,7 @@
         </w:tc>
         <w:tc>
           <w:tcPr>
-            <w:tcW w:type="dxa" w:w="5395"/>
+            <w:tcW w:type="dxa" w:w="3983"/>
             <w:tcBorders>
               <w:top w:val="single" w:color="BFBFBF" w:sz="4"/>
               <w:left w:val="single" w:color="BFBFBF" w:sz="4"/>
@@ -23465,7 +28058,7 @@
         </w:tc>
         <w:tc>
           <w:tcPr>
-            <w:tcW w:type="dxa" w:w="2832"/>
+            <w:tcW w:type="dxa" w:w="2091"/>
             <w:tcBorders>
               <w:top w:val="single" w:color="BFBFBF" w:sz="4"/>
               <w:left w:val="single" w:color="BFBFBF" w:sz="4"/>
@@ -23492,7 +28085,7 @@
         </w:tc>
         <w:tc>
           <w:tcPr>
-            <w:tcW w:type="dxa" w:w="1888"/>
+            <w:tcW w:type="dxa" w:w="1394"/>
             <w:tcBorders>
               <w:top w:val="single" w:color="BFBFBF" w:sz="4"/>
               <w:left w:val="single" w:color="BFBFBF" w:sz="4"/>
@@ -23519,7 +28112,34 @@
         </w:tc>
         <w:tc>
           <w:tcPr>
-            <w:tcW w:type="dxa" w:w="3914"/>
+            <w:tcW w:type="dxa" w:w="3883"/>
+            <w:tcBorders>
+              <w:top w:val="single" w:color="BFBFBF" w:sz="4"/>
+              <w:left w:val="single" w:color="BFBFBF" w:sz="4"/>
+              <w:bottom w:val="single" w:color="BFBFBF" w:sz="4"/>
+              <w:right w:val="single" w:color="BFBFBF" w:sz="4"/>
+            </w:tcBorders>
+            <w:tcMar>
+              <w:top w:type="dxa" w:w="60"/>
+              <w:left w:type="dxa" w:w="100"/>
+              <w:bottom w:type="dxa" w:w="60"/>
+              <w:right w:type="dxa" w:w="100"/>
+            </w:tcMar>
+          </w:tcPr>
+          <w:p>
+            <w:r>
+              <w:rPr>
+                <w:rFonts w:ascii="Malgun Gothic" w:cs="Malgun Gothic" w:eastAsia="Malgun Gothic" w:hAnsi="Malgun Gothic"/>
+                <w:sz w:val="19"/>
+                <w:szCs w:val="19"/>
+              </w:rPr>
+              <w:t xml:space="preserve">놀람 — 눈을 동그랗게 '헉' (결과에 놀라는 0.5초)</w:t>
+            </w:r>
+          </w:p>
+        </w:tc>
+        <w:tc>
+          <w:tcPr>
+            <w:tcW w:type="dxa" w:w="2890"/>
             <w:tcBorders>
               <w:top w:val="single" w:color="BFBFBF" w:sz="4"/>
               <w:left w:val="single" w:color="BFBFBF" w:sz="4"/>
@@ -23551,7 +28171,7 @@
         </w:trPr>
         <w:tc>
           <w:tcPr>
-            <w:tcW w:type="dxa" w:w="809"/>
+            <w:tcW w:type="dxa" w:w="597"/>
             <w:tcBorders>
               <w:top w:val="single" w:color="BFBFBF" w:sz="4"/>
               <w:left w:val="single" w:color="BFBFBF" w:sz="4"/>
@@ -23578,7 +28198,7 @@
         </w:tc>
         <w:tc>
           <w:tcPr>
-            <w:tcW w:type="dxa" w:w="5395"/>
+            <w:tcW w:type="dxa" w:w="3983"/>
             <w:tcBorders>
               <w:top w:val="single" w:color="BFBFBF" w:sz="4"/>
               <w:left w:val="single" w:color="BFBFBF" w:sz="4"/>
@@ -23605,7 +28225,7 @@
         </w:tc>
         <w:tc>
           <w:tcPr>
-            <w:tcW w:type="dxa" w:w="2832"/>
+            <w:tcW w:type="dxa" w:w="2091"/>
             <w:tcBorders>
               <w:top w:val="single" w:color="BFBFBF" w:sz="4"/>
               <w:left w:val="single" w:color="BFBFBF" w:sz="4"/>
@@ -23632,7 +28252,7 @@
         </w:tc>
         <w:tc>
           <w:tcPr>
-            <w:tcW w:type="dxa" w:w="1888"/>
+            <w:tcW w:type="dxa" w:w="1394"/>
             <w:tcBorders>
               <w:top w:val="single" w:color="BFBFBF" w:sz="4"/>
               <w:left w:val="single" w:color="BFBFBF" w:sz="4"/>
@@ -23659,7 +28279,34 @@
         </w:tc>
         <w:tc>
           <w:tcPr>
-            <w:tcW w:type="dxa" w:w="3914"/>
+            <w:tcW w:type="dxa" w:w="3883"/>
+            <w:tcBorders>
+              <w:top w:val="single" w:color="BFBFBF" w:sz="4"/>
+              <w:left w:val="single" w:color="BFBFBF" w:sz="4"/>
+              <w:bottom w:val="single" w:color="BFBFBF" w:sz="4"/>
+              <w:right w:val="single" w:color="BFBFBF" w:sz="4"/>
+            </w:tcBorders>
+            <w:tcMar>
+              <w:top w:type="dxa" w:w="60"/>
+              <w:left w:type="dxa" w:w="100"/>
+              <w:bottom w:type="dxa" w:w="60"/>
+              <w:right w:type="dxa" w:w="100"/>
+            </w:tcMar>
+          </w:tcPr>
+          <w:p>
+            <w:r>
+              <w:rPr>
+                <w:rFonts w:ascii="Malgun Gothic" w:cs="Malgun Gothic" w:eastAsia="Malgun Gothic" w:hAnsi="Malgun Gothic"/>
+                <w:sz w:val="19"/>
+                <w:szCs w:val="19"/>
+              </w:rPr>
+              <w:t xml:space="preserve">고개 갸웃 + 장난스러운 눈빛</w:t>
+            </w:r>
+          </w:p>
+        </w:tc>
+        <w:tc>
+          <w:tcPr>
+            <w:tcW w:type="dxa" w:w="2890"/>
             <w:tcBorders>
               <w:top w:val="single" w:color="BFBFBF" w:sz="4"/>
               <w:left w:val="single" w:color="BFBFBF" w:sz="4"/>
@@ -24021,6 +28668,152 @@
           <w:szCs w:val="20"/>
         </w:rPr>
         <w:t xml:space="preserve">AI 모델 제작: 전/후 변화 장면은 실제 사람·실제 제품으로 찍은 영상만 사용. AI로 만든 전후 비교는 쓰지 않는다</w:t>
+      </w:r>
+    </w:p>
+    <w:p>
+      <w:r>
+        <w:rPr>
+          <w:rFonts w:ascii="Malgun Gothic" w:cs="Malgun Gothic" w:eastAsia="Malgun Gothic" w:hAnsi="Malgun Gothic"/>
+          <w:sz w:val="20"/>
+          <w:szCs w:val="20"/>
+        </w:rPr>
+        <w:t xml:space="preserve">### 표정·감정 연출 (귀여움 · 만족감)</w:t>
+      </w:r>
+    </w:p>
+    <w:p>
+      <w:pPr>
+        <w:pStyle w:val="ListParagraph"/>
+        <w:numPr>
+          <w:ilvl w:val="0"/>
+          <w:numId w:val="2"/>
+        </w:numPr>
+      </w:pPr>
+      <w:r>
+        <w:rPr>
+          <w:rFonts w:ascii="Malgun Gothic" w:cs="Malgun Gothic" w:eastAsia="Malgun Gothic" w:hAnsi="Malgun Gothic"/>
+          <w:sz w:val="20"/>
+          <w:szCs w:val="20"/>
+        </w:rPr>
+        <w:t xml:space="preserve">표정 대비로 전/후 변화를 감정으로 전달: 문제(전) 장면은 살짝 시무룩·찡그림 → 변화(후) 장면은 만족 미소</w:t>
+      </w:r>
+    </w:p>
+    <w:p>
+      <w:pPr>
+        <w:pStyle w:val="ListParagraph"/>
+        <w:numPr>
+          <w:ilvl w:val="0"/>
+          <w:numId w:val="2"/>
+        </w:numPr>
+      </w:pPr>
+      <w:r>
+        <w:rPr>
+          <w:rFonts w:ascii="Malgun Gothic" w:cs="Malgun Gothic" w:eastAsia="Malgun Gothic" w:hAnsi="Malgun Gothic"/>
+          <w:sz w:val="20"/>
+          <w:szCs w:val="20"/>
+        </w:rPr>
+        <w:t xml:space="preserve">귀여움 포인트: 볼을 부풀렸다 '퐁' 웃기 · 고개 갸웃 · 윙크·손가락 하트 — 한 영상에 2~3번까지 (과하면 역효과)</w:t>
+      </w:r>
+    </w:p>
+    <w:p>
+      <w:pPr>
+        <w:pStyle w:val="ListParagraph"/>
+        <w:numPr>
+          <w:ilvl w:val="0"/>
+          <w:numId w:val="2"/>
+        </w:numPr>
+      </w:pPr>
+      <w:r>
+        <w:rPr>
+          <w:rFonts w:ascii="Malgun Gothic" w:cs="Malgun Gothic" w:eastAsia="Malgun Gothic" w:hAnsi="Malgun Gothic"/>
+          <w:sz w:val="20"/>
+          <w:szCs w:val="20"/>
+        </w:rPr>
+        <w:t xml:space="preserve">만족감: 눈 감고 깊은 숨 '하~' · 입꼬리만 올리는 미소 · 작은 끄덕 — 0.5~1초 머물러 보여주기</w:t>
+      </w:r>
+    </w:p>
+    <w:p>
+      <w:pPr>
+        <w:pStyle w:val="ListParagraph"/>
+        <w:numPr>
+          <w:ilvl w:val="0"/>
+          <w:numId w:val="2"/>
+        </w:numPr>
+      </w:pPr>
+      <w:r>
+        <w:rPr>
+          <w:rFonts w:ascii="Malgun Gothic" w:cs="Malgun Gothic" w:eastAsia="Malgun Gothic" w:hAnsi="Malgun Gothic"/>
+          <w:sz w:val="20"/>
+          <w:szCs w:val="20"/>
+        </w:rPr>
+        <w:t xml:space="preserve">감탄: 제형·테스트 컷 사이에 '오~' 입모양 얼굴 인서트 0.5초</w:t>
+      </w:r>
+    </w:p>
+    <w:p>
+      <w:pPr>
+        <w:pStyle w:val="ListParagraph"/>
+        <w:numPr>
+          <w:ilvl w:val="0"/>
+          <w:numId w:val="2"/>
+        </w:numPr>
+      </w:pPr>
+      <w:r>
+        <w:rPr>
+          <w:rFonts w:ascii="Malgun Gothic" w:cs="Malgun Gothic" w:eastAsia="Malgun Gothic" w:hAnsi="Malgun Gothic"/>
+          <w:sz w:val="20"/>
+          <w:szCs w:val="20"/>
+        </w:rPr>
+        <w:t xml:space="preserve">카메라: 표정 컷은 2x 정면 눈높이 클로즈업, 링라이트로 눈에 반사광, 표정이 바뀌는 순간 60fps</w:t>
+      </w:r>
+    </w:p>
+    <w:p>
+      <w:pPr>
+        <w:pStyle w:val="ListParagraph"/>
+        <w:numPr>
+          <w:ilvl w:val="0"/>
+          <w:numId w:val="2"/>
+        </w:numPr>
+      </w:pPr>
+      <w:r>
+        <w:rPr>
+          <w:rFonts w:ascii="Malgun Gothic" w:cs="Malgun Gothic" w:eastAsia="Malgun Gothic" w:hAnsi="Malgun Gothic"/>
+          <w:sz w:val="20"/>
+          <w:szCs w:val="20"/>
+        </w:rPr>
+        <w:t xml:space="preserve">소리: 숨소리·'음~'은 핀마이크로 작게 따로 녹음</w:t>
+      </w:r>
+    </w:p>
+    <w:p>
+      <w:pPr>
+        <w:pStyle w:val="ListParagraph"/>
+        <w:numPr>
+          <w:ilvl w:val="0"/>
+          <w:numId w:val="2"/>
+        </w:numPr>
+      </w:pPr>
+      <w:r>
+        <w:rPr>
+          <w:rFonts w:ascii="Malgun Gothic" w:cs="Malgun Gothic" w:eastAsia="Malgun Gothic" w:hAnsi="Malgun Gothic"/>
+          <w:sz w:val="20"/>
+          <w:szCs w:val="20"/>
+        </w:rPr>
+        <w:t xml:space="preserve">비교 장면(DAY 1/DAY 7, 전/후 근거 컷)은 같은 표정으로 — 표정 차이로 효과를 부풀리지 않기</w:t>
+      </w:r>
+    </w:p>
+    <w:p>
+      <w:pPr>
+        <w:pStyle w:val="ListParagraph"/>
+        <w:numPr>
+          <w:ilvl w:val="0"/>
+          <w:numId w:val="2"/>
+        </w:numPr>
+      </w:pPr>
+      <w:r>
+        <w:rPr>
+          <w:rFonts w:ascii="Malgun Gothic" w:cs="Malgun Gothic" w:eastAsia="Malgun Gothic" w:hAnsi="Malgun Gothic"/>
+          <w:sz w:val="20"/>
+          <w:szCs w:val="20"/>
+        </w:rPr>
+        <w:t xml:space="preserve">AI 모델: 웃을 때 치아·눈 모양, 윙크할 때 눈 비대칭이 깨진 프레임 삭제 · 표정이 바뀌어도 기준 사진과 같은 얼굴 유지</w:t>
       </w:r>
     </w:p>
     <w:p>

--- a/docs/beauty-shorts/shinjh-serum-01_납품대본.docx
+++ b/docs/beauty-shorts/shinjh-serum-01_납품대본.docx
@@ -822,7 +822,7 @@
           <w:sz w:val="20"/>
           <w:szCs w:val="20"/>
         </w:rPr>
-        <w:t xml:space="preserve">BGM</w:t>
+        <w:t xml:space="preserve">배경음악</w:t>
       </w:r>
       <w:r>
         <w:rPr>
@@ -1981,12 +1981,12 @@
         </w:tblBorders>
       </w:tblPr>
       <w:tblGrid>
-        <w:gridCol w:w="1376"/>
-        <w:gridCol w:w="917"/>
-        <w:gridCol w:w="4895"/>
-        <w:gridCol w:w="3671"/>
-        <w:gridCol w:w="2600"/>
-        <w:gridCol w:w="1379"/>
+        <w:gridCol w:w="1362"/>
+        <w:gridCol w:w="908"/>
+        <w:gridCol w:w="4845"/>
+        <w:gridCol w:w="3633"/>
+        <w:gridCol w:w="2573"/>
+        <w:gridCol w:w="1517"/>
       </w:tblGrid>
       <w:tr>
         <w:trPr>
@@ -1994,7 +1994,7 @@
         </w:trPr>
         <w:tc>
           <w:tcPr>
-            <w:tcW w:type="dxa" w:w="1376"/>
+            <w:tcW w:type="dxa" w:w="1362"/>
             <w:tcBorders>
               <w:top w:val="single" w:color="BFBFBF" w:sz="4"/>
               <w:left w:val="single" w:color="BFBFBF" w:sz="4"/>
@@ -2024,7 +2024,7 @@
         </w:tc>
         <w:tc>
           <w:tcPr>
-            <w:tcW w:type="dxa" w:w="917"/>
+            <w:tcW w:type="dxa" w:w="908"/>
             <w:tcBorders>
               <w:top w:val="single" w:color="BFBFBF" w:sz="4"/>
               <w:left w:val="single" w:color="BFBFBF" w:sz="4"/>
@@ -2054,7 +2054,7 @@
         </w:tc>
         <w:tc>
           <w:tcPr>
-            <w:tcW w:type="dxa" w:w="4895"/>
+            <w:tcW w:type="dxa" w:w="4845"/>
             <w:tcBorders>
               <w:top w:val="single" w:color="BFBFBF" w:sz="4"/>
               <w:left w:val="single" w:color="BFBFBF" w:sz="4"/>
@@ -2084,7 +2084,7 @@
         </w:tc>
         <w:tc>
           <w:tcPr>
-            <w:tcW w:type="dxa" w:w="3671"/>
+            <w:tcW w:type="dxa" w:w="3633"/>
             <w:tcBorders>
               <w:top w:val="single" w:color="BFBFBF" w:sz="4"/>
               <w:left w:val="single" w:color="BFBFBF" w:sz="4"/>
@@ -2114,7 +2114,7 @@
         </w:tc>
         <w:tc>
           <w:tcPr>
-            <w:tcW w:type="dxa" w:w="2600"/>
+            <w:tcW w:type="dxa" w:w="2573"/>
             <w:tcBorders>
               <w:top w:val="single" w:color="BFBFBF" w:sz="4"/>
               <w:left w:val="single" w:color="BFBFBF" w:sz="4"/>
@@ -2144,7 +2144,7 @@
         </w:tc>
         <w:tc>
           <w:tcPr>
-            <w:tcW w:type="dxa" w:w="1379"/>
+            <w:tcW w:type="dxa" w:w="1517"/>
             <w:tcBorders>
               <w:top w:val="single" w:color="BFBFBF" w:sz="4"/>
               <w:left w:val="single" w:color="BFBFBF" w:sz="4"/>
@@ -2179,7 +2179,7 @@
         </w:trPr>
         <w:tc>
           <w:tcPr>
-            <w:tcW w:type="dxa" w:w="1376"/>
+            <w:tcW w:type="dxa" w:w="1362"/>
             <w:tcBorders>
               <w:top w:val="single" w:color="BFBFBF" w:sz="4"/>
               <w:left w:val="single" w:color="BFBFBF" w:sz="4"/>
@@ -2206,7 +2206,7 @@
         </w:tc>
         <w:tc>
           <w:tcPr>
-            <w:tcW w:type="dxa" w:w="917"/>
+            <w:tcW w:type="dxa" w:w="908"/>
             <w:tcBorders>
               <w:top w:val="single" w:color="BFBFBF" w:sz="4"/>
               <w:left w:val="single" w:color="BFBFBF" w:sz="4"/>
@@ -2233,7 +2233,7 @@
         </w:tc>
         <w:tc>
           <w:tcPr>
-            <w:tcW w:type="dxa" w:w="4895"/>
+            <w:tcW w:type="dxa" w:w="4845"/>
             <w:tcBorders>
               <w:top w:val="single" w:color="BFBFBF" w:sz="4"/>
               <w:left w:val="single" w:color="BFBFBF" w:sz="4"/>
@@ -2260,7 +2260,7 @@
         </w:tc>
         <w:tc>
           <w:tcPr>
-            <w:tcW w:type="dxa" w:w="3671"/>
+            <w:tcW w:type="dxa" w:w="3633"/>
             <w:tcBorders>
               <w:top w:val="single" w:color="BFBFBF" w:sz="4"/>
               <w:left w:val="single" w:color="BFBFBF" w:sz="4"/>
@@ -2287,7 +2287,7 @@
         </w:tc>
         <w:tc>
           <w:tcPr>
-            <w:tcW w:type="dxa" w:w="2600"/>
+            <w:tcW w:type="dxa" w:w="2573"/>
             <w:tcBorders>
               <w:top w:val="single" w:color="BFBFBF" w:sz="4"/>
               <w:left w:val="single" w:color="BFBFBF" w:sz="4"/>
@@ -2314,7 +2314,7 @@
         </w:tc>
         <w:tc>
           <w:tcPr>
-            <w:tcW w:type="dxa" w:w="1379"/>
+            <w:tcW w:type="dxa" w:w="1517"/>
             <w:tcBorders>
               <w:top w:val="single" w:color="BFBFBF" w:sz="4"/>
               <w:left w:val="single" w:color="BFBFBF" w:sz="4"/>
@@ -2346,7 +2346,7 @@
         </w:trPr>
         <w:tc>
           <w:tcPr>
-            <w:tcW w:type="dxa" w:w="1376"/>
+            <w:tcW w:type="dxa" w:w="1362"/>
             <w:tcBorders>
               <w:top w:val="single" w:color="BFBFBF" w:sz="4"/>
               <w:left w:val="single" w:color="BFBFBF" w:sz="4"/>
@@ -2373,7 +2373,7 @@
         </w:tc>
         <w:tc>
           <w:tcPr>
-            <w:tcW w:type="dxa" w:w="917"/>
+            <w:tcW w:type="dxa" w:w="908"/>
             <w:tcBorders>
               <w:top w:val="single" w:color="BFBFBF" w:sz="4"/>
               <w:left w:val="single" w:color="BFBFBF" w:sz="4"/>
@@ -2400,7 +2400,7 @@
         </w:tc>
         <w:tc>
           <w:tcPr>
-            <w:tcW w:type="dxa" w:w="4895"/>
+            <w:tcW w:type="dxa" w:w="4845"/>
             <w:tcBorders>
               <w:top w:val="single" w:color="BFBFBF" w:sz="4"/>
               <w:left w:val="single" w:color="BFBFBF" w:sz="4"/>
@@ -2427,7 +2427,7 @@
         </w:tc>
         <w:tc>
           <w:tcPr>
-            <w:tcW w:type="dxa" w:w="3671"/>
+            <w:tcW w:type="dxa" w:w="3633"/>
             <w:tcBorders>
               <w:top w:val="single" w:color="BFBFBF" w:sz="4"/>
               <w:left w:val="single" w:color="BFBFBF" w:sz="4"/>
@@ -2454,7 +2454,7 @@
         </w:tc>
         <w:tc>
           <w:tcPr>
-            <w:tcW w:type="dxa" w:w="2600"/>
+            <w:tcW w:type="dxa" w:w="2573"/>
             <w:tcBorders>
               <w:top w:val="single" w:color="BFBFBF" w:sz="4"/>
               <w:left w:val="single" w:color="BFBFBF" w:sz="4"/>
@@ -2481,7 +2481,7 @@
         </w:tc>
         <w:tc>
           <w:tcPr>
-            <w:tcW w:type="dxa" w:w="1379"/>
+            <w:tcW w:type="dxa" w:w="1517"/>
             <w:tcBorders>
               <w:top w:val="single" w:color="BFBFBF" w:sz="4"/>
               <w:left w:val="single" w:color="BFBFBF" w:sz="4"/>
@@ -2513,7 +2513,7 @@
         </w:trPr>
         <w:tc>
           <w:tcPr>
-            <w:tcW w:type="dxa" w:w="1376"/>
+            <w:tcW w:type="dxa" w:w="1362"/>
             <w:tcBorders>
               <w:top w:val="single" w:color="BFBFBF" w:sz="4"/>
               <w:left w:val="single" w:color="BFBFBF" w:sz="4"/>
@@ -2540,7 +2540,7 @@
         </w:tc>
         <w:tc>
           <w:tcPr>
-            <w:tcW w:type="dxa" w:w="917"/>
+            <w:tcW w:type="dxa" w:w="908"/>
             <w:tcBorders>
               <w:top w:val="single" w:color="BFBFBF" w:sz="4"/>
               <w:left w:val="single" w:color="BFBFBF" w:sz="4"/>
@@ -2567,7 +2567,7 @@
         </w:tc>
         <w:tc>
           <w:tcPr>
-            <w:tcW w:type="dxa" w:w="4895"/>
+            <w:tcW w:type="dxa" w:w="4845"/>
             <w:tcBorders>
               <w:top w:val="single" w:color="BFBFBF" w:sz="4"/>
               <w:left w:val="single" w:color="BFBFBF" w:sz="4"/>
@@ -2594,7 +2594,7 @@
         </w:tc>
         <w:tc>
           <w:tcPr>
-            <w:tcW w:type="dxa" w:w="3671"/>
+            <w:tcW w:type="dxa" w:w="3633"/>
             <w:tcBorders>
               <w:top w:val="single" w:color="BFBFBF" w:sz="4"/>
               <w:left w:val="single" w:color="BFBFBF" w:sz="4"/>
@@ -2621,7 +2621,7 @@
         </w:tc>
         <w:tc>
           <w:tcPr>
-            <w:tcW w:type="dxa" w:w="2600"/>
+            <w:tcW w:type="dxa" w:w="2573"/>
             <w:tcBorders>
               <w:top w:val="single" w:color="BFBFBF" w:sz="4"/>
               <w:left w:val="single" w:color="BFBFBF" w:sz="4"/>
@@ -2648,7 +2648,7 @@
         </w:tc>
         <w:tc>
           <w:tcPr>
-            <w:tcW w:type="dxa" w:w="1379"/>
+            <w:tcW w:type="dxa" w:w="1517"/>
             <w:tcBorders>
               <w:top w:val="single" w:color="BFBFBF" w:sz="4"/>
               <w:left w:val="single" w:color="BFBFBF" w:sz="4"/>
@@ -2680,7 +2680,7 @@
         </w:trPr>
         <w:tc>
           <w:tcPr>
-            <w:tcW w:type="dxa" w:w="1376"/>
+            <w:tcW w:type="dxa" w:w="1362"/>
             <w:tcBorders>
               <w:top w:val="single" w:color="BFBFBF" w:sz="4"/>
               <w:left w:val="single" w:color="BFBFBF" w:sz="4"/>
@@ -2707,7 +2707,7 @@
         </w:tc>
         <w:tc>
           <w:tcPr>
-            <w:tcW w:type="dxa" w:w="917"/>
+            <w:tcW w:type="dxa" w:w="908"/>
             <w:tcBorders>
               <w:top w:val="single" w:color="BFBFBF" w:sz="4"/>
               <w:left w:val="single" w:color="BFBFBF" w:sz="4"/>
@@ -2734,7 +2734,7 @@
         </w:tc>
         <w:tc>
           <w:tcPr>
-            <w:tcW w:type="dxa" w:w="4895"/>
+            <w:tcW w:type="dxa" w:w="4845"/>
             <w:tcBorders>
               <w:top w:val="single" w:color="BFBFBF" w:sz="4"/>
               <w:left w:val="single" w:color="BFBFBF" w:sz="4"/>
@@ -2761,7 +2761,7 @@
         </w:tc>
         <w:tc>
           <w:tcPr>
-            <w:tcW w:type="dxa" w:w="3671"/>
+            <w:tcW w:type="dxa" w:w="3633"/>
             <w:tcBorders>
               <w:top w:val="single" w:color="BFBFBF" w:sz="4"/>
               <w:left w:val="single" w:color="BFBFBF" w:sz="4"/>
@@ -2788,7 +2788,7 @@
         </w:tc>
         <w:tc>
           <w:tcPr>
-            <w:tcW w:type="dxa" w:w="2600"/>
+            <w:tcW w:type="dxa" w:w="2573"/>
             <w:tcBorders>
               <w:top w:val="single" w:color="BFBFBF" w:sz="4"/>
               <w:left w:val="single" w:color="BFBFBF" w:sz="4"/>
@@ -2815,7 +2815,7 @@
         </w:tc>
         <w:tc>
           <w:tcPr>
-            <w:tcW w:type="dxa" w:w="1379"/>
+            <w:tcW w:type="dxa" w:w="1517"/>
             <w:tcBorders>
               <w:top w:val="single" w:color="BFBFBF" w:sz="4"/>
               <w:left w:val="single" w:color="BFBFBF" w:sz="4"/>
@@ -2847,7 +2847,7 @@
         </w:trPr>
         <w:tc>
           <w:tcPr>
-            <w:tcW w:type="dxa" w:w="1376"/>
+            <w:tcW w:type="dxa" w:w="1362"/>
             <w:tcBorders>
               <w:top w:val="single" w:color="BFBFBF" w:sz="4"/>
               <w:left w:val="single" w:color="BFBFBF" w:sz="4"/>
@@ -2874,7 +2874,7 @@
         </w:tc>
         <w:tc>
           <w:tcPr>
-            <w:tcW w:type="dxa" w:w="917"/>
+            <w:tcW w:type="dxa" w:w="908"/>
             <w:tcBorders>
               <w:top w:val="single" w:color="BFBFBF" w:sz="4"/>
               <w:left w:val="single" w:color="BFBFBF" w:sz="4"/>
@@ -2901,7 +2901,7 @@
         </w:tc>
         <w:tc>
           <w:tcPr>
-            <w:tcW w:type="dxa" w:w="4895"/>
+            <w:tcW w:type="dxa" w:w="4845"/>
             <w:tcBorders>
               <w:top w:val="single" w:color="BFBFBF" w:sz="4"/>
               <w:left w:val="single" w:color="BFBFBF" w:sz="4"/>
@@ -2928,7 +2928,7 @@
         </w:tc>
         <w:tc>
           <w:tcPr>
-            <w:tcW w:type="dxa" w:w="3671"/>
+            <w:tcW w:type="dxa" w:w="3633"/>
             <w:tcBorders>
               <w:top w:val="single" w:color="BFBFBF" w:sz="4"/>
               <w:left w:val="single" w:color="BFBFBF" w:sz="4"/>
@@ -2955,7 +2955,7 @@
         </w:tc>
         <w:tc>
           <w:tcPr>
-            <w:tcW w:type="dxa" w:w="2600"/>
+            <w:tcW w:type="dxa" w:w="2573"/>
             <w:tcBorders>
               <w:top w:val="single" w:color="BFBFBF" w:sz="4"/>
               <w:left w:val="single" w:color="BFBFBF" w:sz="4"/>
@@ -2982,7 +2982,7 @@
         </w:tc>
         <w:tc>
           <w:tcPr>
-            <w:tcW w:type="dxa" w:w="1379"/>
+            <w:tcW w:type="dxa" w:w="1517"/>
             <w:tcBorders>
               <w:top w:val="single" w:color="BFBFBF" w:sz="4"/>
               <w:left w:val="single" w:color="BFBFBF" w:sz="4"/>
@@ -3014,7 +3014,7 @@
         </w:trPr>
         <w:tc>
           <w:tcPr>
-            <w:tcW w:type="dxa" w:w="1376"/>
+            <w:tcW w:type="dxa" w:w="1362"/>
             <w:tcBorders>
               <w:top w:val="single" w:color="BFBFBF" w:sz="4"/>
               <w:left w:val="single" w:color="BFBFBF" w:sz="4"/>
@@ -3041,7 +3041,7 @@
         </w:tc>
         <w:tc>
           <w:tcPr>
-            <w:tcW w:type="dxa" w:w="917"/>
+            <w:tcW w:type="dxa" w:w="908"/>
             <w:tcBorders>
               <w:top w:val="single" w:color="BFBFBF" w:sz="4"/>
               <w:left w:val="single" w:color="BFBFBF" w:sz="4"/>
@@ -3068,7 +3068,7 @@
         </w:tc>
         <w:tc>
           <w:tcPr>
-            <w:tcW w:type="dxa" w:w="4895"/>
+            <w:tcW w:type="dxa" w:w="4845"/>
             <w:tcBorders>
               <w:top w:val="single" w:color="BFBFBF" w:sz="4"/>
               <w:left w:val="single" w:color="BFBFBF" w:sz="4"/>
@@ -3095,7 +3095,7 @@
         </w:tc>
         <w:tc>
           <w:tcPr>
-            <w:tcW w:type="dxa" w:w="3671"/>
+            <w:tcW w:type="dxa" w:w="3633"/>
             <w:tcBorders>
               <w:top w:val="single" w:color="BFBFBF" w:sz="4"/>
               <w:left w:val="single" w:color="BFBFBF" w:sz="4"/>
@@ -3122,7 +3122,7 @@
         </w:tc>
         <w:tc>
           <w:tcPr>
-            <w:tcW w:type="dxa" w:w="2600"/>
+            <w:tcW w:type="dxa" w:w="2573"/>
             <w:tcBorders>
               <w:top w:val="single" w:color="BFBFBF" w:sz="4"/>
               <w:left w:val="single" w:color="BFBFBF" w:sz="4"/>
@@ -3149,28 +3149,28 @@
         </w:tc>
         <w:tc>
           <w:tcPr>
-            <w:tcW w:type="dxa" w:w="1379"/>
-            <w:tcBorders>
-              <w:top w:val="single" w:color="BFBFBF" w:sz="4"/>
-              <w:left w:val="single" w:color="BFBFBF" w:sz="4"/>
-              <w:bottom w:val="single" w:color="BFBFBF" w:sz="4"/>
-              <w:right w:val="single" w:color="BFBFBF" w:sz="4"/>
-            </w:tcBorders>
-            <w:tcMar>
-              <w:top w:type="dxa" w:w="60"/>
-              <w:left w:type="dxa" w:w="100"/>
-              <w:bottom w:type="dxa" w:w="60"/>
-              <w:right w:type="dxa" w:w="100"/>
-            </w:tcMar>
-          </w:tcPr>
-          <w:p>
-            <w:r>
-              <w:rPr>
-                <w:rFonts w:ascii="Malgun Gothic" w:cs="Malgun Gothic" w:eastAsia="Malgun Gothic" w:hAnsi="Malgun Gothic"/>
-                <w:sz w:val="19"/>
-                <w:szCs w:val="19"/>
-              </w:rPr>
-              <w:t xml:space="preserve">BGM 페이드아웃</w:t>
+            <w:tcW w:type="dxa" w:w="1517"/>
+            <w:tcBorders>
+              <w:top w:val="single" w:color="BFBFBF" w:sz="4"/>
+              <w:left w:val="single" w:color="BFBFBF" w:sz="4"/>
+              <w:bottom w:val="single" w:color="BFBFBF" w:sz="4"/>
+              <w:right w:val="single" w:color="BFBFBF" w:sz="4"/>
+            </w:tcBorders>
+            <w:tcMar>
+              <w:top w:type="dxa" w:w="60"/>
+              <w:left w:type="dxa" w:w="100"/>
+              <w:bottom w:type="dxa" w:w="60"/>
+              <w:right w:type="dxa" w:w="100"/>
+            </w:tcMar>
+          </w:tcPr>
+          <w:p>
+            <w:r>
+              <w:rPr>
+                <w:rFonts w:ascii="Malgun Gothic" w:cs="Malgun Gothic" w:eastAsia="Malgun Gothic" w:hAnsi="Malgun Gothic"/>
+                <w:sz w:val="19"/>
+                <w:szCs w:val="19"/>
+              </w:rPr>
+              <w:t xml:space="preserve">배경음악 페이드아웃</w:t>
             </w:r>
           </w:p>
         </w:tc>
@@ -5659,7 +5659,7 @@
                 <w:sz w:val="19"/>
                 <w:szCs w:val="19"/>
               </w:rPr>
-              <w:t xml:space="preserve">잔잔한 BGM 시작</w:t>
+              <w:t xml:space="preserve">잔잔한 배경음악 시작</w:t>
             </w:r>
           </w:p>
         </w:tc>
@@ -5799,7 +5799,7 @@
                 <w:sz w:val="19"/>
                 <w:szCs w:val="19"/>
               </w:rPr>
-              <w:t xml:space="preserve">BGM 페이드아웃</w:t>
+              <w:t xml:space="preserve">배경음악 페이드아웃</w:t>
             </w:r>
           </w:p>
         </w:tc>
@@ -9636,7 +9636,7 @@
           <w:sz w:val="20"/>
           <w:szCs w:val="20"/>
         </w:rPr>
-        <w:t xml:space="preserve">BGM</w:t>
+        <w:t xml:space="preserve">배경음악</w:t>
       </w:r>
       <w:r>
         <w:rPr>
@@ -9644,7 +9644,7 @@
           <w:sz w:val="20"/>
           <w:szCs w:val="20"/>
         </w:rPr>
-        <w:t xml:space="preserve">: 첫 여는 구간은 무음 + ASMR, 얼굴에 바르기 시작할 때 잔잔한 BGM 진입, 마지막 링크에서 페이드아웃.</w:t>
+        <w:t xml:space="preserve">: 첫 여는 구간은 무음 + ASMR, 얼굴에 바르기 시작할 때 잔잔한 배경음악 진입, 마지막 링크에서 페이드아웃.</w:t>
       </w:r>
     </w:p>
     <w:p>
@@ -10578,7 +10578,7 @@
                 <w:sz w:val="19"/>
                 <w:szCs w:val="19"/>
               </w:rPr>
-              <w:t xml:space="preserve">잔잔한 BGM 시작</w:t>
+              <w:t xml:space="preserve">잔잔한 배경음악 시작</w:t>
             </w:r>
           </w:p>
         </w:tc>
@@ -10912,7 +10912,7 @@
                 <w:sz w:val="19"/>
                 <w:szCs w:val="19"/>
               </w:rPr>
-              <w:t xml:space="preserve">BGM 페이드아웃</w:t>
+              <w:t xml:space="preserve">배경음악 페이드아웃</w:t>
             </w:r>
           </w:p>
         </w:tc>
@@ -14576,7 +14576,7 @@
                 <w:sz w:val="19"/>
                 <w:szCs w:val="19"/>
               </w:rPr>
-              <w:t xml:space="preserve">잔잔한 BGM</w:t>
+              <w:t xml:space="preserve">잔잔한 배경음악</w:t>
             </w:r>
           </w:p>
         </w:tc>
@@ -15077,7 +15077,7 @@
                 <w:sz w:val="19"/>
                 <w:szCs w:val="19"/>
               </w:rPr>
-              <w:t xml:space="preserve">BGM 페이드아웃</w:t>
+              <w:t xml:space="preserve">배경음악 페이드아웃</w:t>
             </w:r>
           </w:p>
         </w:tc>
@@ -19763,7 +19763,7 @@
                 <w:sz w:val="19"/>
                 <w:szCs w:val="19"/>
               </w:rPr>
-              <w:t xml:space="preserve">잔잔한 BGM 시작</w:t>
+              <w:t xml:space="preserve">잔잔한 배경음악 시작</w:t>
             </w:r>
           </w:p>
         </w:tc>
@@ -20932,7 +20932,7 @@
                 <w:sz w:val="19"/>
                 <w:szCs w:val="19"/>
               </w:rPr>
-              <w:t xml:space="preserve">BGM 페이드아웃</w:t>
+              <w:t xml:space="preserve">배경음악 페이드아웃</w:t>
             </w:r>
           </w:p>
         </w:tc>
@@ -26665,7 +26665,7 @@
           <w:sz w:val="20"/>
           <w:szCs w:val="20"/>
         </w:rPr>
-        <w:t xml:space="preserve">BGM·폰트 상업적 사용 라이선스 확인</w:t>
+        <w:t xml:space="preserve">배경음악·폰트 상업적 사용 라이선스 확인</w:t>
       </w:r>
     </w:p>
     <w:p>
@@ -26981,7 +26981,7 @@
                 <w:sz w:val="19"/>
                 <w:szCs w:val="19"/>
               </w:rPr>
-              <w:t xml:space="preserve">자막 SRT 파일, 썸네일 1장 (1080×1920 JPG), 사용 BGM 출처 목록</w:t>
+              <w:t xml:space="preserve">자막 SRT 파일, 썸네일 1장 (1080×1920 JPG), 사용 배경음악 출처 목록</w:t>
             </w:r>
           </w:p>
         </w:tc>
@@ -29444,6 +29444,2112 @@
         <w:t xml:space="preserve">점검 지표: 3초 유지율 70% 이상 · 평균 시청 지속률 · 저장·공유 수 · 프로필 클릭 수 — 3초 유지율이 낮으면 후킹부터 교체</w:t>
       </w:r>
     </w:p>
+    <w:p>
+      <w:pPr>
+        <w:pStyle w:val="Heading1"/>
+        <w:spacing w:after="120" w:before="240"/>
+      </w:pPr>
+      <w:r>
+        <w:rPr>
+          <w:rFonts w:ascii="Malgun Gothic" w:cs="Malgun Gothic" w:eastAsia="Malgun Gothic" w:hAnsi="Malgun Gothic"/>
+          <w:b/>
+          <w:bCs/>
+          <w:color w:val="8E244D"/>
+          <w:sz w:val="28"/>
+          <w:szCs w:val="28"/>
+        </w:rPr>
+        <w:t xml:space="preserve">13. 잘 나가는 영상 분석 — 제품 유형별 반영</w:t>
+      </w:r>
+    </w:p>
+    <w:p>
+      <w:pPr>
+        <w:pBdr>
+          <w:left w:val="single" w:color="D81B60" w:sz="12" w:space="8"/>
+        </w:pBdr>
+        <w:ind w:left="300"/>
+      </w:pPr>
+      <w:r>
+        <w:rPr>
+          <w:rFonts w:ascii="Malgun Gothic" w:cs="Malgun Gothic" w:eastAsia="Malgun Gothic" w:hAnsi="Malgun Gothic"/>
+          <w:i/>
+          <w:iCs/>
+          <w:color w:val="555555"/>
+          <w:sz w:val="20"/>
+          <w:szCs w:val="20"/>
+        </w:rPr>
+        <w:t xml:space="preserve">다른 제작자의 매출 상위 뷰티 쇼츠를 실제 판매 데이터로 분석한 결과. 분석 방법은 저장소의 </w:t>
+      </w:r>
+      <w:r>
+        <w:rPr>
+          <w:rFonts w:ascii="Consolas" w:cs="Consolas" w:eastAsia="Consolas" w:hAnsi="Consolas"/>
+          <w:i/>
+          <w:iCs/>
+          <w:color w:val="555555"/>
+          <w:sz w:val="20"/>
+          <w:szCs w:val="20"/>
+        </w:rPr>
+        <w:t xml:space="preserve">.claude/skills/beauty-hit-analysis</w:t>
+      </w:r>
+      <w:r>
+        <w:rPr>
+          <w:rFonts w:ascii="Malgun Gothic" w:cs="Malgun Gothic" w:eastAsia="Malgun Gothic" w:hAnsi="Malgun Gothic"/>
+          <w:i/>
+          <w:iCs/>
+          <w:color w:val="555555"/>
+          <w:sz w:val="20"/>
+          <w:szCs w:val="20"/>
+        </w:rPr>
+        <w:t xml:space="preserve"> 스킬, 원자료는 </w:t>
+      </w:r>
+      <w:r>
+        <w:rPr>
+          <w:rFonts w:ascii="Consolas" w:cs="Consolas" w:eastAsia="Consolas" w:hAnsi="Consolas"/>
+          <w:i/>
+          <w:iCs/>
+          <w:color w:val="555555"/>
+          <w:sz w:val="20"/>
+          <w:szCs w:val="20"/>
+        </w:rPr>
+        <w:t xml:space="preserve">docs/beauty-shorts/benchmark/*.json</w:t>
+      </w:r>
+      <w:r>
+        <w:rPr>
+          <w:rFonts w:ascii="Malgun Gothic" w:cs="Malgun Gothic" w:eastAsia="Malgun Gothic" w:hAnsi="Malgun Gothic"/>
+          <w:i/>
+          <w:iCs/>
+          <w:color w:val="555555"/>
+          <w:sz w:val="20"/>
+          <w:szCs w:val="20"/>
+        </w:rPr>
+        <w:t xml:space="preserve">. 대본 스튜디오의 "잘 나가는 영상 분석" 칸과 기획안에 자동 반영된다.</w:t>
+      </w:r>
+    </w:p>
+    <w:p>
+      <w:pPr>
+        <w:pBdr>
+          <w:left w:val="single" w:color="D81B60" w:sz="12" w:space="8"/>
+        </w:pBdr>
+        <w:ind w:left="300"/>
+      </w:pPr>
+      <w:r>
+        <w:rPr>
+          <w:rFonts w:ascii="Malgun Gothic" w:cs="Malgun Gothic" w:eastAsia="Malgun Gothic" w:hAnsi="Malgun Gothic"/>
+          <w:i/>
+          <w:iCs/>
+          <w:color w:val="555555"/>
+          <w:sz w:val="20"/>
+          <w:szCs w:val="20"/>
+        </w:rPr>
+        <w:t xml:space="preserve">데이터 주의: 미국 틱톡샵 데이터만 사용(도구 지원 지역은 미국·일본뿐). 영상 생성일 2026-07-01 이후, 해시태그별 매출 내림차순 상위 영상을 수집해 카테고리별로 합치고 영상 번호 기준 중복 제거. 매출은 해당 영상에 연결된 틱톡샵 판매액(달러)으로 크리에이터 커미션·수익이 아님. 전환율=판매수/재생수, 1천 회당 매출=1천 회 재생당 매출, 참여율=(좋아요+공유+댓글)/재생수. 분석 근거는 영상 설명문과 수치뿐이며 영상 화면·음성은 확인하지 않음(훅 문구는 설명문 기반 추정). 카테고리와 무관한 영상(세럼 해시태그의 속눈썹·발모 세럼, 바디로션·바디워시 등)과 영상 길이가 0으로 기록된 영상은 제외함. 레티놀 해시태그의 Anua 아이패치 영상은 단가 $681~$963로 집계돼 이상치로 보고 제외함. 클렌징 카테고리는 해시태그 규모가 작아 표본 신뢰도가 낮음. 해시태그 기반이라 해당 태그를 달지 않은 상위 영상은 빠질 수 있음.</w:t>
+      </w:r>
+    </w:p>
+    <w:p>
+      <w:r>
+        <w:rPr>
+          <w:rFonts w:ascii="Malgun Gothic" w:cs="Malgun Gothic" w:eastAsia="Malgun Gothic" w:hAnsi="Malgun Gothic"/>
+          <w:sz w:val="20"/>
+          <w:szCs w:val="20"/>
+        </w:rPr>
+        <w:t xml:space="preserve">### 공통 패턴</w:t>
+      </w:r>
+    </w:p>
+    <w:p>
+      <w:pPr>
+        <w:pStyle w:val="ListParagraph"/>
+        <w:numPr>
+          <w:ilvl w:val="0"/>
+          <w:numId w:val="2"/>
+        </w:numPr>
+      </w:pPr>
+      <w:r>
+        <w:rPr>
+          <w:rFonts w:ascii="Malgun Gothic" w:cs="Malgun Gothic" w:eastAsia="Malgun Gothic" w:hAnsi="Malgun Gothic"/>
+          <w:sz w:val="20"/>
+          <w:szCs w:val="20"/>
+        </w:rPr>
+        <w:t xml:space="preserve">'@○○님 댓글에 답장' 형식(영어·스페인어 모두)의 댓글 답장형이 거의 모든 카테고리 상위권에 등장(선케어 1위 $48.5K, 블러셔 1위 $148K, 베이스 상위 10개 중 4개). 댓글 질문을 다음 영상의 0초 훅으로 쓰는 구조가 가장 일관된 패턴.</w:t>
+      </w:r>
+    </w:p>
+    <w:p>
+      <w:pPr>
+        <w:pStyle w:val="ListParagraph"/>
+        <w:numPr>
+          <w:ilvl w:val="0"/>
+          <w:numId w:val="2"/>
+        </w:numPr>
+      </w:pPr>
+      <w:r>
+        <w:rPr>
+          <w:rFonts w:ascii="Malgun Gothic" w:cs="Malgun Gothic" w:eastAsia="Malgun Gothic" w:hAnsi="Malgun Gothic"/>
+          <w:sz w:val="20"/>
+          <w:szCs w:val="20"/>
+        </w:rPr>
+        <w:t xml:space="preserve">재생 수와 매출 효율은 별개: 700만 재생 L'Oréal 마스카라 1천 회당 매출 6.8, 638만 재생 고양이 클렌징밤 1천 회당 매출 0.6. 반면 고단가 세트(tarte 홀리데이 세트 $143, 1천 회당 매출 188.7)나 '3분의 1 가격' 세트(1천 회당 매출 94.7)는 적은 재생으로도 매출이 큼 → 객단가 $40 이상 세트·번들이 1천 회당 매출을 끌어올림.</w:t>
+      </w:r>
+    </w:p>
+    <w:p>
+      <w:pPr>
+        <w:pStyle w:val="ListParagraph"/>
+        <w:numPr>
+          <w:ilvl w:val="0"/>
+          <w:numId w:val="2"/>
+        </w:numPr>
+      </w:pPr>
+      <w:r>
+        <w:rPr>
+          <w:rFonts w:ascii="Malgun Gothic" w:cs="Malgun Gothic" w:eastAsia="Malgun Gothic" w:hAnsi="Malgun Gothic"/>
+          <w:sz w:val="20"/>
+          <w:szCs w:val="20"/>
+        </w:rPr>
+        <w:t xml:space="preserve">영상 길이: 립(30초 미만 50%)·블러셔 재입고 공지는 짧고, 선케어(60초 초과 60%)·기능성(60초 초과 50%)·베이스(30~60초 60%)는 길다. 사용감·성분·커버력 설명이 필요한 제품일수록 길어도 팔림. 기능성 장편 성분 설명 영상은 1천 회당 매출 70~81로 효율 최상위.</w:t>
+      </w:r>
+    </w:p>
+    <w:p>
+      <w:pPr>
+        <w:pStyle w:val="ListParagraph"/>
+        <w:numPr>
+          <w:ilvl w:val="0"/>
+          <w:numId w:val="2"/>
+        </w:numPr>
+      </w:pPr>
+      <w:r>
+        <w:rPr>
+          <w:rFonts w:ascii="Malgun Gothic" w:cs="Malgun Gothic" w:eastAsia="Malgun Gothic" w:hAnsi="Malgun Gothic"/>
+          <w:sz w:val="20"/>
+          <w:szCs w:val="20"/>
+        </w:rPr>
+        <w:t xml:space="preserve">같은 제품 반복 게시가 흔함: susanluckhardt(파운데이션 3개 $131K), kellylandsman(블러셔 2개 $187K), juliesttsdeals(립틴트 4개), mediahouse.studio(기능성 3개), beusa01·luket2448 등. 한 제품을 여러 앵글로 여러 번 올리는 운영이 상위권의 공통점.</w:t>
+      </w:r>
+    </w:p>
+    <w:p>
+      <w:pPr>
+        <w:pStyle w:val="ListParagraph"/>
+        <w:numPr>
+          <w:ilvl w:val="0"/>
+          <w:numId w:val="2"/>
+        </w:numPr>
+      </w:pPr>
+      <w:r>
+        <w:rPr>
+          <w:rFonts w:ascii="Malgun Gothic" w:cs="Malgun Gothic" w:eastAsia="Malgun Gothic" w:hAnsi="Malgun Gothic"/>
+          <w:sz w:val="20"/>
+          <w:szCs w:val="20"/>
+        </w:rPr>
+        <w:t xml:space="preserve">효과 단정보다 감탄·불신 훅이 많음: '이렇게까지 잘 될 줄은 진짜 몰랐는데', '이게 어떻게 되는 건지 모르겠어', '이거 실화야?', '내가 산 가격의 3분의 1밖에 안 한다고?' → 한국어로는 '이렇게까지 될 줄 몰랐어요'처럼 효능 보장 없이 놀람만 전달하는 방식으로 각색하기 좋음.</w:t>
+      </w:r>
+    </w:p>
+    <w:p>
+      <w:pPr>
+        <w:pStyle w:val="ListParagraph"/>
+        <w:numPr>
+          <w:ilvl w:val="0"/>
+          <w:numId w:val="2"/>
+        </w:numPr>
+      </w:pPr>
+      <w:r>
+        <w:rPr>
+          <w:rFonts w:ascii="Malgun Gothic" w:cs="Malgun Gothic" w:eastAsia="Malgun Gothic" w:hAnsi="Malgun Gothic"/>
+          <w:sz w:val="20"/>
+          <w:szCs w:val="20"/>
+        </w:rPr>
+        <w:t xml:space="preserve">미국 틱톡샵 상위권에 K-뷰티(medicube, SKIN1004, Anua, COSRX, Laneige, mixsoon, Dr.Melaxin, Banila Co, Missha, TIRTIR)와 스페인어 영상이 다수 포함 → 미국 내 히스패닉 시청자층과 K-뷰티 수요가 함께 확인됨.</w:t>
+      </w:r>
+    </w:p>
+    <w:p>
+      <w:r>
+        <w:rPr>
+          <w:rFonts w:ascii="Malgun Gothic" w:cs="Malgun Gothic" w:eastAsia="Malgun Gothic" w:hAnsi="Malgun Gothic"/>
+          <w:sz w:val="20"/>
+          <w:szCs w:val="20"/>
+        </w:rPr>
+        <w:t xml:space="preserve">### 유형별 요약</w:t>
+      </w:r>
+    </w:p>
+    <w:tbl>
+      <w:tblPr>
+        <w:tblW w:type="dxa" w:w="14838"/>
+        <w:tblBorders>
+          <w:top w:val="single" w:color="auto" w:sz="4"/>
+          <w:left w:val="single" w:color="auto" w:sz="4"/>
+          <w:bottom w:val="single" w:color="auto" w:sz="4"/>
+          <w:right w:val="single" w:color="auto" w:sz="4"/>
+          <w:insideH w:val="single" w:color="auto" w:sz="4"/>
+          <w:insideV w:val="single" w:color="auto" w:sz="4"/>
+        </w:tblBorders>
+      </w:tblPr>
+      <w:tblGrid>
+        <w:gridCol w:w="741"/>
+        <w:gridCol w:w="2874"/>
+        <w:gridCol w:w="556"/>
+        <w:gridCol w:w="2225"/>
+        <w:gridCol w:w="1020"/>
+        <w:gridCol w:w="3709"/>
+        <w:gridCol w:w="3713"/>
+      </w:tblGrid>
+      <w:tr>
+        <w:trPr>
+          <w:tblHeader/>
+        </w:trPr>
+        <w:tc>
+          <w:tcPr>
+            <w:tcW w:type="dxa" w:w="741"/>
+            <w:tcBorders>
+              <w:top w:val="single" w:color="BFBFBF" w:sz="4"/>
+              <w:left w:val="single" w:color="BFBFBF" w:sz="4"/>
+              <w:bottom w:val="single" w:color="BFBFBF" w:sz="4"/>
+              <w:right w:val="single" w:color="BFBFBF" w:sz="4"/>
+            </w:tcBorders>
+            <w:shd w:fill="F8E1EA" w:color="auto" w:val="clear"/>
+            <w:tcMar>
+              <w:top w:type="dxa" w:w="60"/>
+              <w:left w:type="dxa" w:w="100"/>
+              <w:bottom w:type="dxa" w:w="60"/>
+              <w:right w:type="dxa" w:w="100"/>
+            </w:tcMar>
+          </w:tcPr>
+          <w:p>
+            <w:r>
+              <w:rPr>
+                <w:rFonts w:ascii="Malgun Gothic" w:cs="Malgun Gothic" w:eastAsia="Malgun Gothic" w:hAnsi="Malgun Gothic"/>
+                <w:b/>
+                <w:bCs/>
+                <w:sz w:val="19"/>
+                <w:szCs w:val="19"/>
+              </w:rPr>
+              <w:t xml:space="preserve">유형</w:t>
+            </w:r>
+          </w:p>
+        </w:tc>
+        <w:tc>
+          <w:tcPr>
+            <w:tcW w:type="dxa" w:w="2874"/>
+            <w:tcBorders>
+              <w:top w:val="single" w:color="BFBFBF" w:sz="4"/>
+              <w:left w:val="single" w:color="BFBFBF" w:sz="4"/>
+              <w:bottom w:val="single" w:color="BFBFBF" w:sz="4"/>
+              <w:right w:val="single" w:color="BFBFBF" w:sz="4"/>
+            </w:tcBorders>
+            <w:shd w:fill="F8E1EA" w:color="auto" w:val="clear"/>
+            <w:tcMar>
+              <w:top w:type="dxa" w:w="60"/>
+              <w:left w:type="dxa" w:w="100"/>
+              <w:bottom w:type="dxa" w:w="60"/>
+              <w:right w:type="dxa" w:w="100"/>
+            </w:tcMar>
+          </w:tcPr>
+          <w:p>
+            <w:r>
+              <w:rPr>
+                <w:rFonts w:ascii="Malgun Gothic" w:cs="Malgun Gothic" w:eastAsia="Malgun Gothic" w:hAnsi="Malgun Gothic"/>
+                <w:b/>
+                <w:bCs/>
+                <w:sz w:val="19"/>
+                <w:szCs w:val="19"/>
+              </w:rPr>
+              <w:t xml:space="preserve">해시태그</w:t>
+            </w:r>
+          </w:p>
+        </w:tc>
+        <w:tc>
+          <w:tcPr>
+            <w:tcW w:type="dxa" w:w="556"/>
+            <w:tcBorders>
+              <w:top w:val="single" w:color="BFBFBF" w:sz="4"/>
+              <w:left w:val="single" w:color="BFBFBF" w:sz="4"/>
+              <w:bottom w:val="single" w:color="BFBFBF" w:sz="4"/>
+              <w:right w:val="single" w:color="BFBFBF" w:sz="4"/>
+            </w:tcBorders>
+            <w:shd w:fill="F8E1EA" w:color="auto" w:val="clear"/>
+            <w:tcMar>
+              <w:top w:type="dxa" w:w="60"/>
+              <w:left w:type="dxa" w:w="100"/>
+              <w:bottom w:type="dxa" w:w="60"/>
+              <w:right w:type="dxa" w:w="100"/>
+            </w:tcMar>
+          </w:tcPr>
+          <w:p>
+            <w:r>
+              <w:rPr>
+                <w:rFonts w:ascii="Malgun Gothic" w:cs="Malgun Gothic" w:eastAsia="Malgun Gothic" w:hAnsi="Malgun Gothic"/>
+                <w:b/>
+                <w:bCs/>
+                <w:sz w:val="19"/>
+                <w:szCs w:val="19"/>
+              </w:rPr>
+              <w:t xml:space="preserve">길이 중앙값</w:t>
+            </w:r>
+          </w:p>
+        </w:tc>
+        <w:tc>
+          <w:tcPr>
+            <w:tcW w:type="dxa" w:w="2225"/>
+            <w:tcBorders>
+              <w:top w:val="single" w:color="BFBFBF" w:sz="4"/>
+              <w:left w:val="single" w:color="BFBFBF" w:sz="4"/>
+              <w:bottom w:val="single" w:color="BFBFBF" w:sz="4"/>
+              <w:right w:val="single" w:color="BFBFBF" w:sz="4"/>
+            </w:tcBorders>
+            <w:shd w:fill="F8E1EA" w:color="auto" w:val="clear"/>
+            <w:tcMar>
+              <w:top w:type="dxa" w:w="60"/>
+              <w:left w:type="dxa" w:w="100"/>
+              <w:bottom w:type="dxa" w:w="60"/>
+              <w:right w:type="dxa" w:w="100"/>
+            </w:tcMar>
+          </w:tcPr>
+          <w:p>
+            <w:r>
+              <w:rPr>
+                <w:rFonts w:ascii="Malgun Gothic" w:cs="Malgun Gothic" w:eastAsia="Malgun Gothic" w:hAnsi="Malgun Gothic"/>
+                <w:b/>
+                <w:bCs/>
+                <w:sz w:val="19"/>
+                <w:szCs w:val="19"/>
+              </w:rPr>
+              <w:t xml:space="preserve">30초 미만 / 30~60초 / 60초 이상</w:t>
+            </w:r>
+          </w:p>
+        </w:tc>
+        <w:tc>
+          <w:tcPr>
+            <w:tcW w:type="dxa" w:w="1020"/>
+            <w:tcBorders>
+              <w:top w:val="single" w:color="BFBFBF" w:sz="4"/>
+              <w:left w:val="single" w:color="BFBFBF" w:sz="4"/>
+              <w:bottom w:val="single" w:color="BFBFBF" w:sz="4"/>
+              <w:right w:val="single" w:color="BFBFBF" w:sz="4"/>
+            </w:tcBorders>
+            <w:shd w:fill="F8E1EA" w:color="auto" w:val="clear"/>
+            <w:tcMar>
+              <w:top w:type="dxa" w:w="60"/>
+              <w:left w:type="dxa" w:w="100"/>
+              <w:bottom w:type="dxa" w:w="60"/>
+              <w:right w:type="dxa" w:w="100"/>
+            </w:tcMar>
+          </w:tcPr>
+          <w:p>
+            <w:r>
+              <w:rPr>
+                <w:rFonts w:ascii="Malgun Gothic" w:cs="Malgun Gothic" w:eastAsia="Malgun Gothic" w:hAnsi="Malgun Gothic"/>
+                <w:b/>
+                <w:bCs/>
+                <w:sz w:val="19"/>
+                <w:szCs w:val="19"/>
+              </w:rPr>
+              <w:t xml:space="preserve">조회 1천 회당 매출</w:t>
+            </w:r>
+          </w:p>
+        </w:tc>
+        <w:tc>
+          <w:tcPr>
+            <w:tcW w:type="dxa" w:w="3709"/>
+            <w:tcBorders>
+              <w:top w:val="single" w:color="BFBFBF" w:sz="4"/>
+              <w:left w:val="single" w:color="BFBFBF" w:sz="4"/>
+              <w:bottom w:val="single" w:color="BFBFBF" w:sz="4"/>
+              <w:right w:val="single" w:color="BFBFBF" w:sz="4"/>
+            </w:tcBorders>
+            <w:shd w:fill="F8E1EA" w:color="auto" w:val="clear"/>
+            <w:tcMar>
+              <w:top w:type="dxa" w:w="60"/>
+              <w:left w:type="dxa" w:w="100"/>
+              <w:bottom w:type="dxa" w:w="60"/>
+              <w:right w:type="dxa" w:w="100"/>
+            </w:tcMar>
+          </w:tcPr>
+          <w:p>
+            <w:r>
+              <w:rPr>
+                <w:rFonts w:ascii="Malgun Gothic" w:cs="Malgun Gothic" w:eastAsia="Malgun Gothic" w:hAnsi="Malgun Gothic"/>
+                <w:b/>
+                <w:bCs/>
+                <w:sz w:val="19"/>
+                <w:szCs w:val="19"/>
+              </w:rPr>
+              <w:t xml:space="preserve">매출 1위 영상</w:t>
+            </w:r>
+          </w:p>
+        </w:tc>
+        <w:tc>
+          <w:tcPr>
+            <w:tcW w:type="dxa" w:w="3713"/>
+            <w:tcBorders>
+              <w:top w:val="single" w:color="BFBFBF" w:sz="4"/>
+              <w:left w:val="single" w:color="BFBFBF" w:sz="4"/>
+              <w:bottom w:val="single" w:color="BFBFBF" w:sz="4"/>
+              <w:right w:val="single" w:color="BFBFBF" w:sz="4"/>
+            </w:tcBorders>
+            <w:shd w:fill="F8E1EA" w:color="auto" w:val="clear"/>
+            <w:tcMar>
+              <w:top w:type="dxa" w:w="60"/>
+              <w:left w:type="dxa" w:w="100"/>
+              <w:bottom w:type="dxa" w:w="60"/>
+              <w:right w:type="dxa" w:w="100"/>
+            </w:tcMar>
+          </w:tcPr>
+          <w:p>
+            <w:r>
+              <w:rPr>
+                <w:rFonts w:ascii="Malgun Gothic" w:cs="Malgun Gothic" w:eastAsia="Malgun Gothic" w:hAnsi="Malgun Gothic"/>
+                <w:b/>
+                <w:bCs/>
+                <w:sz w:val="19"/>
+                <w:szCs w:val="19"/>
+              </w:rPr>
+              <w:t xml:space="preserve">한국어 0~2초 후킹</w:t>
+            </w:r>
+          </w:p>
+        </w:tc>
+      </w:tr>
+      <w:tr>
+        <w:trPr>
+          <w:tblHeader w:val="false"/>
+        </w:trPr>
+        <w:tc>
+          <w:tcPr>
+            <w:tcW w:type="dxa" w:w="741"/>
+            <w:tcBorders>
+              <w:top w:val="single" w:color="BFBFBF" w:sz="4"/>
+              <w:left w:val="single" w:color="BFBFBF" w:sz="4"/>
+              <w:bottom w:val="single" w:color="BFBFBF" w:sz="4"/>
+              <w:right w:val="single" w:color="BFBFBF" w:sz="4"/>
+            </w:tcBorders>
+            <w:tcMar>
+              <w:top w:type="dxa" w:w="60"/>
+              <w:left w:type="dxa" w:w="100"/>
+              <w:bottom w:type="dxa" w:w="60"/>
+              <w:right w:type="dxa" w:w="100"/>
+            </w:tcMar>
+          </w:tcPr>
+          <w:p>
+            <w:r>
+              <w:rPr>
+                <w:rFonts w:ascii="Malgun Gothic" w:cs="Malgun Gothic" w:eastAsia="Malgun Gothic" w:hAnsi="Malgun Gothic"/>
+                <w:sz w:val="19"/>
+                <w:szCs w:val="19"/>
+              </w:rPr>
+              <w:t xml:space="preserve">기초 스킨케어</w:t>
+            </w:r>
+          </w:p>
+        </w:tc>
+        <w:tc>
+          <w:tcPr>
+            <w:tcW w:type="dxa" w:w="2874"/>
+            <w:tcBorders>
+              <w:top w:val="single" w:color="BFBFBF" w:sz="4"/>
+              <w:left w:val="single" w:color="BFBFBF" w:sz="4"/>
+              <w:bottom w:val="single" w:color="BFBFBF" w:sz="4"/>
+              <w:right w:val="single" w:color="BFBFBF" w:sz="4"/>
+            </w:tcBorders>
+            <w:tcMar>
+              <w:top w:type="dxa" w:w="60"/>
+              <w:left w:type="dxa" w:w="100"/>
+              <w:bottom w:type="dxa" w:w="60"/>
+              <w:right w:type="dxa" w:w="100"/>
+            </w:tcMar>
+          </w:tcPr>
+          <w:p>
+            <w:r>
+              <w:rPr>
+                <w:rFonts w:ascii="Malgun Gothic" w:cs="Malgun Gothic" w:eastAsia="Malgun Gothic" w:hAnsi="Malgun Gothic"/>
+                <w:sz w:val="19"/>
+                <w:szCs w:val="19"/>
+              </w:rPr>
+              <w:t xml:space="preserve">#moisturizer #serum</w:t>
+            </w:r>
+          </w:p>
+        </w:tc>
+        <w:tc>
+          <w:tcPr>
+            <w:tcW w:type="dxa" w:w="556"/>
+            <w:tcBorders>
+              <w:top w:val="single" w:color="BFBFBF" w:sz="4"/>
+              <w:left w:val="single" w:color="BFBFBF" w:sz="4"/>
+              <w:bottom w:val="single" w:color="BFBFBF" w:sz="4"/>
+              <w:right w:val="single" w:color="BFBFBF" w:sz="4"/>
+            </w:tcBorders>
+            <w:tcMar>
+              <w:top w:type="dxa" w:w="60"/>
+              <w:left w:type="dxa" w:w="100"/>
+              <w:bottom w:type="dxa" w:w="60"/>
+              <w:right w:type="dxa" w:w="100"/>
+            </w:tcMar>
+          </w:tcPr>
+          <w:p>
+            <w:r>
+              <w:rPr>
+                <w:rFonts w:ascii="Malgun Gothic" w:cs="Malgun Gothic" w:eastAsia="Malgun Gothic" w:hAnsi="Malgun Gothic"/>
+                <w:sz w:val="19"/>
+                <w:szCs w:val="19"/>
+              </w:rPr>
+              <w:t xml:space="preserve">49.2초</w:t>
+            </w:r>
+          </w:p>
+        </w:tc>
+        <w:tc>
+          <w:tcPr>
+            <w:tcW w:type="dxa" w:w="2225"/>
+            <w:tcBorders>
+              <w:top w:val="single" w:color="BFBFBF" w:sz="4"/>
+              <w:left w:val="single" w:color="BFBFBF" w:sz="4"/>
+              <w:bottom w:val="single" w:color="BFBFBF" w:sz="4"/>
+              <w:right w:val="single" w:color="BFBFBF" w:sz="4"/>
+            </w:tcBorders>
+            <w:tcMar>
+              <w:top w:type="dxa" w:w="60"/>
+              <w:left w:type="dxa" w:w="100"/>
+              <w:bottom w:type="dxa" w:w="60"/>
+              <w:right w:type="dxa" w:w="100"/>
+            </w:tcMar>
+          </w:tcPr>
+          <w:p>
+            <w:r>
+              <w:rPr>
+                <w:rFonts w:ascii="Malgun Gothic" w:cs="Malgun Gothic" w:eastAsia="Malgun Gothic" w:hAnsi="Malgun Gothic"/>
+                <w:sz w:val="19"/>
+                <w:szCs w:val="19"/>
+              </w:rPr>
+              <w:t xml:space="preserve">20% / 50% / 30%</w:t>
+            </w:r>
+          </w:p>
+        </w:tc>
+        <w:tc>
+          <w:tcPr>
+            <w:tcW w:type="dxa" w:w="1020"/>
+            <w:tcBorders>
+              <w:top w:val="single" w:color="BFBFBF" w:sz="4"/>
+              <w:left w:val="single" w:color="BFBFBF" w:sz="4"/>
+              <w:bottom w:val="single" w:color="BFBFBF" w:sz="4"/>
+              <w:right w:val="single" w:color="BFBFBF" w:sz="4"/>
+            </w:tcBorders>
+            <w:tcMar>
+              <w:top w:type="dxa" w:w="60"/>
+              <w:left w:type="dxa" w:w="100"/>
+              <w:bottom w:type="dxa" w:w="60"/>
+              <w:right w:type="dxa" w:w="100"/>
+            </w:tcMar>
+          </w:tcPr>
+          <w:p>
+            <w:r>
+              <w:rPr>
+                <w:rFonts w:ascii="Malgun Gothic" w:cs="Malgun Gothic" w:eastAsia="Malgun Gothic" w:hAnsi="Malgun Gothic"/>
+                <w:sz w:val="19"/>
+                <w:szCs w:val="19"/>
+              </w:rPr>
+              <w:t xml:space="preserve">$51.2</w:t>
+            </w:r>
+          </w:p>
+        </w:tc>
+        <w:tc>
+          <w:tcPr>
+            <w:tcW w:type="dxa" w:w="3709"/>
+            <w:tcBorders>
+              <w:top w:val="single" w:color="BFBFBF" w:sz="4"/>
+              <w:left w:val="single" w:color="BFBFBF" w:sz="4"/>
+              <w:bottom w:val="single" w:color="BFBFBF" w:sz="4"/>
+              <w:right w:val="single" w:color="BFBFBF" w:sz="4"/>
+            </w:tcBorders>
+            <w:tcMar>
+              <w:top w:type="dxa" w:w="60"/>
+              <w:left w:type="dxa" w:w="100"/>
+              <w:bottom w:type="dxa" w:w="60"/>
+              <w:right w:type="dxa" w:w="100"/>
+            </w:tcMar>
+          </w:tcPr>
+          <w:p>
+            <w:r>
+              <w:rPr>
+                <w:rFonts w:ascii="Malgun Gothic" w:cs="Malgun Gothic" w:eastAsia="Malgun Gothic" w:hAnsi="Malgun Gothic"/>
+                <w:sz w:val="19"/>
+                <w:szCs w:val="19"/>
+              </w:rPr>
+              <w:t xml:space="preserve">$33,644 · 71.9초 · 조회 805,744 — NAD+ 안티에이징 세럼 소개</w:t>
+            </w:r>
+          </w:p>
+        </w:tc>
+        <w:tc>
+          <w:tcPr>
+            <w:tcW w:type="dxa" w:w="3713"/>
+            <w:tcBorders>
+              <w:top w:val="single" w:color="BFBFBF" w:sz="4"/>
+              <w:left w:val="single" w:color="BFBFBF" w:sz="4"/>
+              <w:bottom w:val="single" w:color="BFBFBF" w:sz="4"/>
+              <w:right w:val="single" w:color="BFBFBF" w:sz="4"/>
+            </w:tcBorders>
+            <w:tcMar>
+              <w:top w:type="dxa" w:w="60"/>
+              <w:left w:type="dxa" w:w="100"/>
+              <w:bottom w:type="dxa" w:w="60"/>
+              <w:right w:type="dxa" w:w="100"/>
+            </w:tcMar>
+          </w:tcPr>
+          <w:p>
+            <w:r>
+              <w:rPr>
+                <w:rFonts w:ascii="Malgun Gothic" w:cs="Malgun Gothic" w:eastAsia="Malgun Gothic" w:hAnsi="Malgun Gothic"/>
+                <w:sz w:val="19"/>
+                <w:szCs w:val="19"/>
+              </w:rPr>
+              <w:t xml:space="preserve">촉촉한 피부결, 순서가 비결 / 댓글 질문에 답해볼게요 / 장바구니 보이면 아직 재고 있어요 / 30대 아침 보습 루틴 공개 / 이 세트 구성, 가격 보세요</w:t>
+            </w:r>
+          </w:p>
+        </w:tc>
+      </w:tr>
+      <w:tr>
+        <w:trPr>
+          <w:tblHeader w:val="false"/>
+        </w:trPr>
+        <w:tc>
+          <w:tcPr>
+            <w:tcW w:type="dxa" w:w="741"/>
+            <w:tcBorders>
+              <w:top w:val="single" w:color="BFBFBF" w:sz="4"/>
+              <w:left w:val="single" w:color="BFBFBF" w:sz="4"/>
+              <w:bottom w:val="single" w:color="BFBFBF" w:sz="4"/>
+              <w:right w:val="single" w:color="BFBFBF" w:sz="4"/>
+            </w:tcBorders>
+            <w:tcMar>
+              <w:top w:type="dxa" w:w="60"/>
+              <w:left w:type="dxa" w:w="100"/>
+              <w:bottom w:type="dxa" w:w="60"/>
+              <w:right w:type="dxa" w:w="100"/>
+            </w:tcMar>
+          </w:tcPr>
+          <w:p>
+            <w:r>
+              <w:rPr>
+                <w:rFonts w:ascii="Malgun Gothic" w:cs="Malgun Gothic" w:eastAsia="Malgun Gothic" w:hAnsi="Malgun Gothic"/>
+                <w:sz w:val="19"/>
+                <w:szCs w:val="19"/>
+              </w:rPr>
+              <w:t xml:space="preserve">기능성</w:t>
+            </w:r>
+          </w:p>
+        </w:tc>
+        <w:tc>
+          <w:tcPr>
+            <w:tcW w:type="dxa" w:w="2874"/>
+            <w:tcBorders>
+              <w:top w:val="single" w:color="BFBFBF" w:sz="4"/>
+              <w:left w:val="single" w:color="BFBFBF" w:sz="4"/>
+              <w:bottom w:val="single" w:color="BFBFBF" w:sz="4"/>
+              <w:right w:val="single" w:color="BFBFBF" w:sz="4"/>
+            </w:tcBorders>
+            <w:tcMar>
+              <w:top w:type="dxa" w:w="60"/>
+              <w:left w:type="dxa" w:w="100"/>
+              <w:bottom w:type="dxa" w:w="60"/>
+              <w:right w:type="dxa" w:w="100"/>
+            </w:tcMar>
+          </w:tcPr>
+          <w:p>
+            <w:r>
+              <w:rPr>
+                <w:rFonts w:ascii="Malgun Gothic" w:cs="Malgun Gothic" w:eastAsia="Malgun Gothic" w:hAnsi="Malgun Gothic"/>
+                <w:sz w:val="19"/>
+                <w:szCs w:val="19"/>
+              </w:rPr>
+              <w:t xml:space="preserve">#retinol #darkspot #niacinamide</w:t>
+            </w:r>
+          </w:p>
+        </w:tc>
+        <w:tc>
+          <w:tcPr>
+            <w:tcW w:type="dxa" w:w="556"/>
+            <w:tcBorders>
+              <w:top w:val="single" w:color="BFBFBF" w:sz="4"/>
+              <w:left w:val="single" w:color="BFBFBF" w:sz="4"/>
+              <w:bottom w:val="single" w:color="BFBFBF" w:sz="4"/>
+              <w:right w:val="single" w:color="BFBFBF" w:sz="4"/>
+            </w:tcBorders>
+            <w:tcMar>
+              <w:top w:type="dxa" w:w="60"/>
+              <w:left w:type="dxa" w:w="100"/>
+              <w:bottom w:type="dxa" w:w="60"/>
+              <w:right w:type="dxa" w:w="100"/>
+            </w:tcMar>
+          </w:tcPr>
+          <w:p>
+            <w:r>
+              <w:rPr>
+                <w:rFonts w:ascii="Malgun Gothic" w:cs="Malgun Gothic" w:eastAsia="Malgun Gothic" w:hAnsi="Malgun Gothic"/>
+                <w:sz w:val="19"/>
+                <w:szCs w:val="19"/>
+              </w:rPr>
+              <w:t xml:space="preserve">55.8초</w:t>
+            </w:r>
+          </w:p>
+        </w:tc>
+        <w:tc>
+          <w:tcPr>
+            <w:tcW w:type="dxa" w:w="2225"/>
+            <w:tcBorders>
+              <w:top w:val="single" w:color="BFBFBF" w:sz="4"/>
+              <w:left w:val="single" w:color="BFBFBF" w:sz="4"/>
+              <w:bottom w:val="single" w:color="BFBFBF" w:sz="4"/>
+              <w:right w:val="single" w:color="BFBFBF" w:sz="4"/>
+            </w:tcBorders>
+            <w:tcMar>
+              <w:top w:type="dxa" w:w="60"/>
+              <w:left w:type="dxa" w:w="100"/>
+              <w:bottom w:type="dxa" w:w="60"/>
+              <w:right w:type="dxa" w:w="100"/>
+            </w:tcMar>
+          </w:tcPr>
+          <w:p>
+            <w:r>
+              <w:rPr>
+                <w:rFonts w:ascii="Malgun Gothic" w:cs="Malgun Gothic" w:eastAsia="Malgun Gothic" w:hAnsi="Malgun Gothic"/>
+                <w:sz w:val="19"/>
+                <w:szCs w:val="19"/>
+              </w:rPr>
+              <w:t xml:space="preserve">40% / 10% / 50%</w:t>
+            </w:r>
+          </w:p>
+        </w:tc>
+        <w:tc>
+          <w:tcPr>
+            <w:tcW w:type="dxa" w:w="1020"/>
+            <w:tcBorders>
+              <w:top w:val="single" w:color="BFBFBF" w:sz="4"/>
+              <w:left w:val="single" w:color="BFBFBF" w:sz="4"/>
+              <w:bottom w:val="single" w:color="BFBFBF" w:sz="4"/>
+              <w:right w:val="single" w:color="BFBFBF" w:sz="4"/>
+            </w:tcBorders>
+            <w:tcMar>
+              <w:top w:type="dxa" w:w="60"/>
+              <w:left w:type="dxa" w:w="100"/>
+              <w:bottom w:type="dxa" w:w="60"/>
+              <w:right w:type="dxa" w:w="100"/>
+            </w:tcMar>
+          </w:tcPr>
+          <w:p>
+            <w:r>
+              <w:rPr>
+                <w:rFonts w:ascii="Malgun Gothic" w:cs="Malgun Gothic" w:eastAsia="Malgun Gothic" w:hAnsi="Malgun Gothic"/>
+                <w:sz w:val="19"/>
+                <w:szCs w:val="19"/>
+              </w:rPr>
+              <w:t xml:space="preserve">$44.1</w:t>
+            </w:r>
+          </w:p>
+        </w:tc>
+        <w:tc>
+          <w:tcPr>
+            <w:tcW w:type="dxa" w:w="3709"/>
+            <w:tcBorders>
+              <w:top w:val="single" w:color="BFBFBF" w:sz="4"/>
+              <w:left w:val="single" w:color="BFBFBF" w:sz="4"/>
+              <w:bottom w:val="single" w:color="BFBFBF" w:sz="4"/>
+              <w:right w:val="single" w:color="BFBFBF" w:sz="4"/>
+            </w:tcBorders>
+            <w:tcMar>
+              <w:top w:type="dxa" w:w="60"/>
+              <w:left w:type="dxa" w:w="100"/>
+              <w:bottom w:type="dxa" w:w="60"/>
+              <w:right w:type="dxa" w:w="100"/>
+            </w:tcMar>
+          </w:tcPr>
+          <w:p>
+            <w:r>
+              <w:rPr>
+                <w:rFonts w:ascii="Malgun Gothic" w:cs="Malgun Gothic" w:eastAsia="Malgun Gothic" w:hAnsi="Malgun Gothic"/>
+                <w:sz w:val="19"/>
+                <w:szCs w:val="19"/>
+              </w:rPr>
+              <w:t xml:space="preserve">$22,638 · 45.8초 · 조회 623,018 — 주름은 피하고 싶은 서른 살의 레티놀 루틴</w:t>
+            </w:r>
+          </w:p>
+        </w:tc>
+        <w:tc>
+          <w:tcPr>
+            <w:tcW w:type="dxa" w:w="3713"/>
+            <w:tcBorders>
+              <w:top w:val="single" w:color="BFBFBF" w:sz="4"/>
+              <w:left w:val="single" w:color="BFBFBF" w:sz="4"/>
+              <w:bottom w:val="single" w:color="BFBFBF" w:sz="4"/>
+              <w:right w:val="single" w:color="BFBFBF" w:sz="4"/>
+            </w:tcBorders>
+            <w:tcMar>
+              <w:top w:type="dxa" w:w="60"/>
+              <w:left w:type="dxa" w:w="100"/>
+              <w:bottom w:type="dxa" w:w="60"/>
+              <w:right w:type="dxa" w:w="100"/>
+            </w:tcMar>
+          </w:tcPr>
+          <w:p>
+            <w:r>
+              <w:rPr>
+                <w:rFonts w:ascii="Malgun Gothic" w:cs="Malgun Gothic" w:eastAsia="Malgun Gothic" w:hAnsi="Malgun Gothic"/>
+                <w:sz w:val="19"/>
+                <w:szCs w:val="19"/>
+              </w:rPr>
+              <w:t xml:space="preserve">30대 기능성 루틴 순서 / 댓글 질문, 성분으로 답할게요 / 나이아신이랑 뭐가 달라요? / 기미 고민이면 성분부터 보세요 / 성분표 같이 읽어봐요</w:t>
+            </w:r>
+          </w:p>
+        </w:tc>
+      </w:tr>
+      <w:tr>
+        <w:trPr>
+          <w:tblHeader w:val="false"/>
+        </w:trPr>
+        <w:tc>
+          <w:tcPr>
+            <w:tcW w:type="dxa" w:w="741"/>
+            <w:tcBorders>
+              <w:top w:val="single" w:color="BFBFBF" w:sz="4"/>
+              <w:left w:val="single" w:color="BFBFBF" w:sz="4"/>
+              <w:bottom w:val="single" w:color="BFBFBF" w:sz="4"/>
+              <w:right w:val="single" w:color="BFBFBF" w:sz="4"/>
+            </w:tcBorders>
+            <w:tcMar>
+              <w:top w:type="dxa" w:w="60"/>
+              <w:left w:type="dxa" w:w="100"/>
+              <w:bottom w:type="dxa" w:w="60"/>
+              <w:right w:type="dxa" w:w="100"/>
+            </w:tcMar>
+          </w:tcPr>
+          <w:p>
+            <w:r>
+              <w:rPr>
+                <w:rFonts w:ascii="Malgun Gothic" w:cs="Malgun Gothic" w:eastAsia="Malgun Gothic" w:hAnsi="Malgun Gothic"/>
+                <w:sz w:val="19"/>
+                <w:szCs w:val="19"/>
+              </w:rPr>
+              <w:t xml:space="preserve">선케어</w:t>
+            </w:r>
+          </w:p>
+        </w:tc>
+        <w:tc>
+          <w:tcPr>
+            <w:tcW w:type="dxa" w:w="2874"/>
+            <w:tcBorders>
+              <w:top w:val="single" w:color="BFBFBF" w:sz="4"/>
+              <w:left w:val="single" w:color="BFBFBF" w:sz="4"/>
+              <w:bottom w:val="single" w:color="BFBFBF" w:sz="4"/>
+              <w:right w:val="single" w:color="BFBFBF" w:sz="4"/>
+            </w:tcBorders>
+            <w:tcMar>
+              <w:top w:type="dxa" w:w="60"/>
+              <w:left w:type="dxa" w:w="100"/>
+              <w:bottom w:type="dxa" w:w="60"/>
+              <w:right w:type="dxa" w:w="100"/>
+            </w:tcMar>
+          </w:tcPr>
+          <w:p>
+            <w:r>
+              <w:rPr>
+                <w:rFonts w:ascii="Malgun Gothic" w:cs="Malgun Gothic" w:eastAsia="Malgun Gothic" w:hAnsi="Malgun Gothic"/>
+                <w:sz w:val="19"/>
+                <w:szCs w:val="19"/>
+              </w:rPr>
+              <w:t xml:space="preserve">#sunscreen #spf</w:t>
+            </w:r>
+          </w:p>
+        </w:tc>
+        <w:tc>
+          <w:tcPr>
+            <w:tcW w:type="dxa" w:w="556"/>
+            <w:tcBorders>
+              <w:top w:val="single" w:color="BFBFBF" w:sz="4"/>
+              <w:left w:val="single" w:color="BFBFBF" w:sz="4"/>
+              <w:bottom w:val="single" w:color="BFBFBF" w:sz="4"/>
+              <w:right w:val="single" w:color="BFBFBF" w:sz="4"/>
+            </w:tcBorders>
+            <w:tcMar>
+              <w:top w:type="dxa" w:w="60"/>
+              <w:left w:type="dxa" w:w="100"/>
+              <w:bottom w:type="dxa" w:w="60"/>
+              <w:right w:type="dxa" w:w="100"/>
+            </w:tcMar>
+          </w:tcPr>
+          <w:p>
+            <w:r>
+              <w:rPr>
+                <w:rFonts w:ascii="Malgun Gothic" w:cs="Malgun Gothic" w:eastAsia="Malgun Gothic" w:hAnsi="Malgun Gothic"/>
+                <w:sz w:val="19"/>
+                <w:szCs w:val="19"/>
+              </w:rPr>
+              <w:t xml:space="preserve">66.7초</w:t>
+            </w:r>
+          </w:p>
+        </w:tc>
+        <w:tc>
+          <w:tcPr>
+            <w:tcW w:type="dxa" w:w="2225"/>
+            <w:tcBorders>
+              <w:top w:val="single" w:color="BFBFBF" w:sz="4"/>
+              <w:left w:val="single" w:color="BFBFBF" w:sz="4"/>
+              <w:bottom w:val="single" w:color="BFBFBF" w:sz="4"/>
+              <w:right w:val="single" w:color="BFBFBF" w:sz="4"/>
+            </w:tcBorders>
+            <w:tcMar>
+              <w:top w:type="dxa" w:w="60"/>
+              <w:left w:type="dxa" w:w="100"/>
+              <w:bottom w:type="dxa" w:w="60"/>
+              <w:right w:type="dxa" w:w="100"/>
+            </w:tcMar>
+          </w:tcPr>
+          <w:p>
+            <w:r>
+              <w:rPr>
+                <w:rFonts w:ascii="Malgun Gothic" w:cs="Malgun Gothic" w:eastAsia="Malgun Gothic" w:hAnsi="Malgun Gothic"/>
+                <w:sz w:val="19"/>
+                <w:szCs w:val="19"/>
+              </w:rPr>
+              <w:t xml:space="preserve">20% / 20% / 60%</w:t>
+            </w:r>
+          </w:p>
+        </w:tc>
+        <w:tc>
+          <w:tcPr>
+            <w:tcW w:type="dxa" w:w="1020"/>
+            <w:tcBorders>
+              <w:top w:val="single" w:color="BFBFBF" w:sz="4"/>
+              <w:left w:val="single" w:color="BFBFBF" w:sz="4"/>
+              <w:bottom w:val="single" w:color="BFBFBF" w:sz="4"/>
+              <w:right w:val="single" w:color="BFBFBF" w:sz="4"/>
+            </w:tcBorders>
+            <w:tcMar>
+              <w:top w:type="dxa" w:w="60"/>
+              <w:left w:type="dxa" w:w="100"/>
+              <w:bottom w:type="dxa" w:w="60"/>
+              <w:right w:type="dxa" w:w="100"/>
+            </w:tcMar>
+          </w:tcPr>
+          <w:p>
+            <w:r>
+              <w:rPr>
+                <w:rFonts w:ascii="Malgun Gothic" w:cs="Malgun Gothic" w:eastAsia="Malgun Gothic" w:hAnsi="Malgun Gothic"/>
+                <w:sz w:val="19"/>
+                <w:szCs w:val="19"/>
+              </w:rPr>
+              <w:t xml:space="preserve">$28.3</w:t>
+            </w:r>
+          </w:p>
+        </w:tc>
+        <w:tc>
+          <w:tcPr>
+            <w:tcW w:type="dxa" w:w="3709"/>
+            <w:tcBorders>
+              <w:top w:val="single" w:color="BFBFBF" w:sz="4"/>
+              <w:left w:val="single" w:color="BFBFBF" w:sz="4"/>
+              <w:bottom w:val="single" w:color="BFBFBF" w:sz="4"/>
+              <w:right w:val="single" w:color="BFBFBF" w:sz="4"/>
+            </w:tcBorders>
+            <w:tcMar>
+              <w:top w:type="dxa" w:w="60"/>
+              <w:left w:type="dxa" w:w="100"/>
+              <w:bottom w:type="dxa" w:w="60"/>
+              <w:right w:type="dxa" w:w="100"/>
+            </w:tcMar>
+          </w:tcPr>
+          <w:p>
+            <w:r>
+              <w:rPr>
+                <w:rFonts w:ascii="Malgun Gothic" w:cs="Malgun Gothic" w:eastAsia="Malgun Gothic" w:hAnsi="Malgun Gothic"/>
+                <w:sz w:val="19"/>
+                <w:szCs w:val="19"/>
+              </w:rPr>
+              <w:t xml:space="preserve">$48,473 · 70.0초 · 조회 3,823,125 — @Alicia님 댓글에 답하는 선크림 소개</w:t>
+            </w:r>
+          </w:p>
+        </w:tc>
+        <w:tc>
+          <w:tcPr>
+            <w:tcW w:type="dxa" w:w="3713"/>
+            <w:tcBorders>
+              <w:top w:val="single" w:color="BFBFBF" w:sz="4"/>
+              <w:left w:val="single" w:color="BFBFBF" w:sz="4"/>
+              <w:bottom w:val="single" w:color="BFBFBF" w:sz="4"/>
+              <w:right w:val="single" w:color="BFBFBF" w:sz="4"/>
+            </w:tcBorders>
+            <w:tcMar>
+              <w:top w:type="dxa" w:w="60"/>
+              <w:left w:type="dxa" w:w="100"/>
+              <w:bottom w:type="dxa" w:w="60"/>
+              <w:right w:type="dxa" w:w="100"/>
+            </w:tcMar>
+          </w:tcPr>
+          <w:p>
+            <w:r>
+              <w:rPr>
+                <w:rFonts w:ascii="Malgun Gothic" w:cs="Malgun Gothic" w:eastAsia="Malgun Gothic" w:hAnsi="Malgun Gothic"/>
+                <w:sz w:val="19"/>
+                <w:szCs w:val="19"/>
+              </w:rPr>
+              <w:t xml:space="preserve">이 가격에 이 구성? / 운동 전 3분 준비 루틴 / 백탁 걱정되면 이것 보세요 / 댓글 요청한 선크림 비교 / 화장 위에 덧바르는 법</w:t>
+            </w:r>
+          </w:p>
+        </w:tc>
+      </w:tr>
+      <w:tr>
+        <w:trPr>
+          <w:tblHeader w:val="false"/>
+        </w:trPr>
+        <w:tc>
+          <w:tcPr>
+            <w:tcW w:type="dxa" w:w="741"/>
+            <w:tcBorders>
+              <w:top w:val="single" w:color="BFBFBF" w:sz="4"/>
+              <w:left w:val="single" w:color="BFBFBF" w:sz="4"/>
+              <w:bottom w:val="single" w:color="BFBFBF" w:sz="4"/>
+              <w:right w:val="single" w:color="BFBFBF" w:sz="4"/>
+            </w:tcBorders>
+            <w:tcMar>
+              <w:top w:type="dxa" w:w="60"/>
+              <w:left w:type="dxa" w:w="100"/>
+              <w:bottom w:type="dxa" w:w="60"/>
+              <w:right w:type="dxa" w:w="100"/>
+            </w:tcMar>
+          </w:tcPr>
+          <w:p>
+            <w:r>
+              <w:rPr>
+                <w:rFonts w:ascii="Malgun Gothic" w:cs="Malgun Gothic" w:eastAsia="Malgun Gothic" w:hAnsi="Malgun Gothic"/>
+                <w:sz w:val="19"/>
+                <w:szCs w:val="19"/>
+              </w:rPr>
+              <w:t xml:space="preserve">베이스</w:t>
+            </w:r>
+          </w:p>
+        </w:tc>
+        <w:tc>
+          <w:tcPr>
+            <w:tcW w:type="dxa" w:w="2874"/>
+            <w:tcBorders>
+              <w:top w:val="single" w:color="BFBFBF" w:sz="4"/>
+              <w:left w:val="single" w:color="BFBFBF" w:sz="4"/>
+              <w:bottom w:val="single" w:color="BFBFBF" w:sz="4"/>
+              <w:right w:val="single" w:color="BFBFBF" w:sz="4"/>
+            </w:tcBorders>
+            <w:tcMar>
+              <w:top w:type="dxa" w:w="60"/>
+              <w:left w:type="dxa" w:w="100"/>
+              <w:bottom w:type="dxa" w:w="60"/>
+              <w:right w:type="dxa" w:w="100"/>
+            </w:tcMar>
+          </w:tcPr>
+          <w:p>
+            <w:r>
+              <w:rPr>
+                <w:rFonts w:ascii="Malgun Gothic" w:cs="Malgun Gothic" w:eastAsia="Malgun Gothic" w:hAnsi="Malgun Gothic"/>
+                <w:sz w:val="19"/>
+                <w:szCs w:val="19"/>
+              </w:rPr>
+              <w:t xml:space="preserve">#foundation #concealer</w:t>
+            </w:r>
+          </w:p>
+        </w:tc>
+        <w:tc>
+          <w:tcPr>
+            <w:tcW w:type="dxa" w:w="556"/>
+            <w:tcBorders>
+              <w:top w:val="single" w:color="BFBFBF" w:sz="4"/>
+              <w:left w:val="single" w:color="BFBFBF" w:sz="4"/>
+              <w:bottom w:val="single" w:color="BFBFBF" w:sz="4"/>
+              <w:right w:val="single" w:color="BFBFBF" w:sz="4"/>
+            </w:tcBorders>
+            <w:tcMar>
+              <w:top w:type="dxa" w:w="60"/>
+              <w:left w:type="dxa" w:w="100"/>
+              <w:bottom w:type="dxa" w:w="60"/>
+              <w:right w:type="dxa" w:w="100"/>
+            </w:tcMar>
+          </w:tcPr>
+          <w:p>
+            <w:r>
+              <w:rPr>
+                <w:rFonts w:ascii="Malgun Gothic" w:cs="Malgun Gothic" w:eastAsia="Malgun Gothic" w:hAnsi="Malgun Gothic"/>
+                <w:sz w:val="19"/>
+                <w:szCs w:val="19"/>
+              </w:rPr>
+              <w:t xml:space="preserve">57.2초</w:t>
+            </w:r>
+          </w:p>
+        </w:tc>
+        <w:tc>
+          <w:tcPr>
+            <w:tcW w:type="dxa" w:w="2225"/>
+            <w:tcBorders>
+              <w:top w:val="single" w:color="BFBFBF" w:sz="4"/>
+              <w:left w:val="single" w:color="BFBFBF" w:sz="4"/>
+              <w:bottom w:val="single" w:color="BFBFBF" w:sz="4"/>
+              <w:right w:val="single" w:color="BFBFBF" w:sz="4"/>
+            </w:tcBorders>
+            <w:tcMar>
+              <w:top w:type="dxa" w:w="60"/>
+              <w:left w:type="dxa" w:w="100"/>
+              <w:bottom w:type="dxa" w:w="60"/>
+              <w:right w:type="dxa" w:w="100"/>
+            </w:tcMar>
+          </w:tcPr>
+          <w:p>
+            <w:r>
+              <w:rPr>
+                <w:rFonts w:ascii="Malgun Gothic" w:cs="Malgun Gothic" w:eastAsia="Malgun Gothic" w:hAnsi="Malgun Gothic"/>
+                <w:sz w:val="19"/>
+                <w:szCs w:val="19"/>
+              </w:rPr>
+              <w:t xml:space="preserve">10% / 60% / 30%</w:t>
+            </w:r>
+          </w:p>
+        </w:tc>
+        <w:tc>
+          <w:tcPr>
+            <w:tcW w:type="dxa" w:w="1020"/>
+            <w:tcBorders>
+              <w:top w:val="single" w:color="BFBFBF" w:sz="4"/>
+              <w:left w:val="single" w:color="BFBFBF" w:sz="4"/>
+              <w:bottom w:val="single" w:color="BFBFBF" w:sz="4"/>
+              <w:right w:val="single" w:color="BFBFBF" w:sz="4"/>
+            </w:tcBorders>
+            <w:tcMar>
+              <w:top w:type="dxa" w:w="60"/>
+              <w:left w:type="dxa" w:w="100"/>
+              <w:bottom w:type="dxa" w:w="60"/>
+              <w:right w:type="dxa" w:w="100"/>
+            </w:tcMar>
+          </w:tcPr>
+          <w:p>
+            <w:r>
+              <w:rPr>
+                <w:rFonts w:ascii="Malgun Gothic" w:cs="Malgun Gothic" w:eastAsia="Malgun Gothic" w:hAnsi="Malgun Gothic"/>
+                <w:sz w:val="19"/>
+                <w:szCs w:val="19"/>
+              </w:rPr>
+              <w:t xml:space="preserve">$26.4</w:t>
+            </w:r>
+          </w:p>
+        </w:tc>
+        <w:tc>
+          <w:tcPr>
+            <w:tcW w:type="dxa" w:w="3709"/>
+            <w:tcBorders>
+              <w:top w:val="single" w:color="BFBFBF" w:sz="4"/>
+              <w:left w:val="single" w:color="BFBFBF" w:sz="4"/>
+              <w:bottom w:val="single" w:color="BFBFBF" w:sz="4"/>
+              <w:right w:val="single" w:color="BFBFBF" w:sz="4"/>
+            </w:tcBorders>
+            <w:tcMar>
+              <w:top w:type="dxa" w:w="60"/>
+              <w:left w:type="dxa" w:w="100"/>
+              <w:bottom w:type="dxa" w:w="60"/>
+              <w:right w:type="dxa" w:w="100"/>
+            </w:tcMar>
+          </w:tcPr>
+          <w:p>
+            <w:r>
+              <w:rPr>
+                <w:rFonts w:ascii="Malgun Gothic" w:cs="Malgun Gothic" w:eastAsia="Malgun Gothic" w:hAnsi="Malgun Gothic"/>
+                <w:sz w:val="19"/>
+                <w:szCs w:val="19"/>
+              </w:rPr>
+              <w:t xml:space="preserve">$94,523 · 55.5초 · 조회 4,258,861 — 완전 유리알 피부 느낌, 컬러체인징 파운데이션</w:t>
+            </w:r>
+          </w:p>
+        </w:tc>
+        <w:tc>
+          <w:tcPr>
+            <w:tcW w:type="dxa" w:w="3713"/>
+            <w:tcBorders>
+              <w:top w:val="single" w:color="BFBFBF" w:sz="4"/>
+              <w:left w:val="single" w:color="BFBFBF" w:sz="4"/>
+              <w:bottom w:val="single" w:color="BFBFBF" w:sz="4"/>
+              <w:right w:val="single" w:color="BFBFBF" w:sz="4"/>
+            </w:tcBorders>
+            <w:tcMar>
+              <w:top w:type="dxa" w:w="60"/>
+              <w:left w:type="dxa" w:w="100"/>
+              <w:bottom w:type="dxa" w:w="60"/>
+              <w:right w:type="dxa" w:w="100"/>
+            </w:tcMar>
+          </w:tcPr>
+          <w:p>
+            <w:r>
+              <w:rPr>
+                <w:rFonts w:ascii="Malgun Gothic" w:cs="Malgun Gothic" w:eastAsia="Malgun Gothic" w:hAnsi="Malgun Gothic"/>
+                <w:sz w:val="19"/>
+                <w:szCs w:val="19"/>
+              </w:rPr>
+              <w:t xml:space="preserve">이렇게까지 될 줄 몰랐어요 / 바닥 보여서 재구매 타이밍 / 댓글 요청, 커버력 보여드림 / 결과는 끝까지 보세요 / 유리알 피부 베이스 순서</w:t>
+            </w:r>
+          </w:p>
+        </w:tc>
+      </w:tr>
+      <w:tr>
+        <w:trPr>
+          <w:tblHeader w:val="false"/>
+        </w:trPr>
+        <w:tc>
+          <w:tcPr>
+            <w:tcW w:type="dxa" w:w="741"/>
+            <w:tcBorders>
+              <w:top w:val="single" w:color="BFBFBF" w:sz="4"/>
+              <w:left w:val="single" w:color="BFBFBF" w:sz="4"/>
+              <w:bottom w:val="single" w:color="BFBFBF" w:sz="4"/>
+              <w:right w:val="single" w:color="BFBFBF" w:sz="4"/>
+            </w:tcBorders>
+            <w:tcMar>
+              <w:top w:type="dxa" w:w="60"/>
+              <w:left w:type="dxa" w:w="100"/>
+              <w:bottom w:type="dxa" w:w="60"/>
+              <w:right w:type="dxa" w:w="100"/>
+            </w:tcMar>
+          </w:tcPr>
+          <w:p>
+            <w:r>
+              <w:rPr>
+                <w:rFonts w:ascii="Malgun Gothic" w:cs="Malgun Gothic" w:eastAsia="Malgun Gothic" w:hAnsi="Malgun Gothic"/>
+                <w:sz w:val="19"/>
+                <w:szCs w:val="19"/>
+              </w:rPr>
+              <w:t xml:space="preserve">립</w:t>
+            </w:r>
+          </w:p>
+        </w:tc>
+        <w:tc>
+          <w:tcPr>
+            <w:tcW w:type="dxa" w:w="2874"/>
+            <w:tcBorders>
+              <w:top w:val="single" w:color="BFBFBF" w:sz="4"/>
+              <w:left w:val="single" w:color="BFBFBF" w:sz="4"/>
+              <w:bottom w:val="single" w:color="BFBFBF" w:sz="4"/>
+              <w:right w:val="single" w:color="BFBFBF" w:sz="4"/>
+            </w:tcBorders>
+            <w:tcMar>
+              <w:top w:type="dxa" w:w="60"/>
+              <w:left w:type="dxa" w:w="100"/>
+              <w:bottom w:type="dxa" w:w="60"/>
+              <w:right w:type="dxa" w:w="100"/>
+            </w:tcMar>
+          </w:tcPr>
+          <w:p>
+            <w:r>
+              <w:rPr>
+                <w:rFonts w:ascii="Malgun Gothic" w:cs="Malgun Gothic" w:eastAsia="Malgun Gothic" w:hAnsi="Malgun Gothic"/>
+                <w:sz w:val="19"/>
+                <w:szCs w:val="19"/>
+              </w:rPr>
+              <w:t xml:space="preserve">#lipgloss #liptint</w:t>
+            </w:r>
+          </w:p>
+        </w:tc>
+        <w:tc>
+          <w:tcPr>
+            <w:tcW w:type="dxa" w:w="556"/>
+            <w:tcBorders>
+              <w:top w:val="single" w:color="BFBFBF" w:sz="4"/>
+              <w:left w:val="single" w:color="BFBFBF" w:sz="4"/>
+              <w:bottom w:val="single" w:color="BFBFBF" w:sz="4"/>
+              <w:right w:val="single" w:color="BFBFBF" w:sz="4"/>
+            </w:tcBorders>
+            <w:tcMar>
+              <w:top w:type="dxa" w:w="60"/>
+              <w:left w:type="dxa" w:w="100"/>
+              <w:bottom w:type="dxa" w:w="60"/>
+              <w:right w:type="dxa" w:w="100"/>
+            </w:tcMar>
+          </w:tcPr>
+          <w:p>
+            <w:r>
+              <w:rPr>
+                <w:rFonts w:ascii="Malgun Gothic" w:cs="Malgun Gothic" w:eastAsia="Malgun Gothic" w:hAnsi="Malgun Gothic"/>
+                <w:sz w:val="19"/>
+                <w:szCs w:val="19"/>
+              </w:rPr>
+              <w:t xml:space="preserve">30.3초</w:t>
+            </w:r>
+          </w:p>
+        </w:tc>
+        <w:tc>
+          <w:tcPr>
+            <w:tcW w:type="dxa" w:w="2225"/>
+            <w:tcBorders>
+              <w:top w:val="single" w:color="BFBFBF" w:sz="4"/>
+              <w:left w:val="single" w:color="BFBFBF" w:sz="4"/>
+              <w:bottom w:val="single" w:color="BFBFBF" w:sz="4"/>
+              <w:right w:val="single" w:color="BFBFBF" w:sz="4"/>
+            </w:tcBorders>
+            <w:tcMar>
+              <w:top w:type="dxa" w:w="60"/>
+              <w:left w:type="dxa" w:w="100"/>
+              <w:bottom w:type="dxa" w:w="60"/>
+              <w:right w:type="dxa" w:w="100"/>
+            </w:tcMar>
+          </w:tcPr>
+          <w:p>
+            <w:r>
+              <w:rPr>
+                <w:rFonts w:ascii="Malgun Gothic" w:cs="Malgun Gothic" w:eastAsia="Malgun Gothic" w:hAnsi="Malgun Gothic"/>
+                <w:sz w:val="19"/>
+                <w:szCs w:val="19"/>
+              </w:rPr>
+              <w:t xml:space="preserve">50% / 40% / 10%</w:t>
+            </w:r>
+          </w:p>
+        </w:tc>
+        <w:tc>
+          <w:tcPr>
+            <w:tcW w:type="dxa" w:w="1020"/>
+            <w:tcBorders>
+              <w:top w:val="single" w:color="BFBFBF" w:sz="4"/>
+              <w:left w:val="single" w:color="BFBFBF" w:sz="4"/>
+              <w:bottom w:val="single" w:color="BFBFBF" w:sz="4"/>
+              <w:right w:val="single" w:color="BFBFBF" w:sz="4"/>
+            </w:tcBorders>
+            <w:tcMar>
+              <w:top w:type="dxa" w:w="60"/>
+              <w:left w:type="dxa" w:w="100"/>
+              <w:bottom w:type="dxa" w:w="60"/>
+              <w:right w:type="dxa" w:w="100"/>
+            </w:tcMar>
+          </w:tcPr>
+          <w:p>
+            <w:r>
+              <w:rPr>
+                <w:rFonts w:ascii="Malgun Gothic" w:cs="Malgun Gothic" w:eastAsia="Malgun Gothic" w:hAnsi="Malgun Gothic"/>
+                <w:sz w:val="19"/>
+                <w:szCs w:val="19"/>
+              </w:rPr>
+              <w:t xml:space="preserve">$39.3</w:t>
+            </w:r>
+          </w:p>
+        </w:tc>
+        <w:tc>
+          <w:tcPr>
+            <w:tcW w:type="dxa" w:w="3709"/>
+            <w:tcBorders>
+              <w:top w:val="single" w:color="BFBFBF" w:sz="4"/>
+              <w:left w:val="single" w:color="BFBFBF" w:sz="4"/>
+              <w:bottom w:val="single" w:color="BFBFBF" w:sz="4"/>
+              <w:right w:val="single" w:color="BFBFBF" w:sz="4"/>
+            </w:tcBorders>
+            <w:tcMar>
+              <w:top w:type="dxa" w:w="60"/>
+              <w:left w:type="dxa" w:w="100"/>
+              <w:bottom w:type="dxa" w:w="60"/>
+              <w:right w:type="dxa" w:w="100"/>
+            </w:tcMar>
+          </w:tcPr>
+          <w:p>
+            <w:r>
+              <w:rPr>
+                <w:rFonts w:ascii="Malgun Gothic" w:cs="Malgun Gothic" w:eastAsia="Malgun Gothic" w:hAnsi="Malgun Gothic"/>
+                <w:sz w:val="19"/>
+                <w:szCs w:val="19"/>
+              </w:rPr>
+              <w:t xml:space="preserve">$74,422 · 42.5초 · 조회 2,514,874 — 역대 최애 MAC 립 포뮬러, 색상도 예뻐요</w:t>
+            </w:r>
+          </w:p>
+        </w:tc>
+        <w:tc>
+          <w:tcPr>
+            <w:tcW w:type="dxa" w:w="3713"/>
+            <w:tcBorders>
+              <w:top w:val="single" w:color="BFBFBF" w:sz="4"/>
+              <w:left w:val="single" w:color="BFBFBF" w:sz="4"/>
+              <w:bottom w:val="single" w:color="BFBFBF" w:sz="4"/>
+              <w:right w:val="single" w:color="BFBFBF" w:sz="4"/>
+            </w:tcBorders>
+            <w:tcMar>
+              <w:top w:type="dxa" w:w="60"/>
+              <w:left w:type="dxa" w:w="100"/>
+              <w:bottom w:type="dxa" w:w="60"/>
+              <w:right w:type="dxa" w:w="100"/>
+            </w:tcMar>
+          </w:tcPr>
+          <w:p>
+            <w:r>
+              <w:rPr>
+                <w:rFonts w:ascii="Malgun Gothic" w:cs="Malgun Gothic" w:eastAsia="Malgun Gothic" w:hAnsi="Malgun Gothic"/>
+                <w:sz w:val="19"/>
+                <w:szCs w:val="19"/>
+              </w:rPr>
+              <w:t xml:space="preserve">립도 이제 스킨케어처럼 / 유통기한 지난 립글로스 쓰는 분? / 발색 한 번만 보세요 / 이 조합 진짜 반칙이에요 / 가을 오기 전에 품절각</w:t>
+            </w:r>
+          </w:p>
+        </w:tc>
+      </w:tr>
+      <w:tr>
+        <w:trPr>
+          <w:tblHeader w:val="false"/>
+        </w:trPr>
+        <w:tc>
+          <w:tcPr>
+            <w:tcW w:type="dxa" w:w="741"/>
+            <w:tcBorders>
+              <w:top w:val="single" w:color="BFBFBF" w:sz="4"/>
+              <w:left w:val="single" w:color="BFBFBF" w:sz="4"/>
+              <w:bottom w:val="single" w:color="BFBFBF" w:sz="4"/>
+              <w:right w:val="single" w:color="BFBFBF" w:sz="4"/>
+            </w:tcBorders>
+            <w:tcMar>
+              <w:top w:type="dxa" w:w="60"/>
+              <w:left w:type="dxa" w:w="100"/>
+              <w:bottom w:type="dxa" w:w="60"/>
+              <w:right w:type="dxa" w:w="100"/>
+            </w:tcMar>
+          </w:tcPr>
+          <w:p>
+            <w:r>
+              <w:rPr>
+                <w:rFonts w:ascii="Malgun Gothic" w:cs="Malgun Gothic" w:eastAsia="Malgun Gothic" w:hAnsi="Malgun Gothic"/>
+                <w:sz w:val="19"/>
+                <w:szCs w:val="19"/>
+              </w:rPr>
+              <w:t xml:space="preserve">아이</w:t>
+            </w:r>
+          </w:p>
+        </w:tc>
+        <w:tc>
+          <w:tcPr>
+            <w:tcW w:type="dxa" w:w="2874"/>
+            <w:tcBorders>
+              <w:top w:val="single" w:color="BFBFBF" w:sz="4"/>
+              <w:left w:val="single" w:color="BFBFBF" w:sz="4"/>
+              <w:bottom w:val="single" w:color="BFBFBF" w:sz="4"/>
+              <w:right w:val="single" w:color="BFBFBF" w:sz="4"/>
+            </w:tcBorders>
+            <w:tcMar>
+              <w:top w:type="dxa" w:w="60"/>
+              <w:left w:type="dxa" w:w="100"/>
+              <w:bottom w:type="dxa" w:w="60"/>
+              <w:right w:type="dxa" w:w="100"/>
+            </w:tcMar>
+          </w:tcPr>
+          <w:p>
+            <w:r>
+              <w:rPr>
+                <w:rFonts w:ascii="Malgun Gothic" w:cs="Malgun Gothic" w:eastAsia="Malgun Gothic" w:hAnsi="Malgun Gothic"/>
+                <w:sz w:val="19"/>
+                <w:szCs w:val="19"/>
+              </w:rPr>
+              <w:t xml:space="preserve">#mascara #eyeshadow</w:t>
+            </w:r>
+          </w:p>
+        </w:tc>
+        <w:tc>
+          <w:tcPr>
+            <w:tcW w:type="dxa" w:w="556"/>
+            <w:tcBorders>
+              <w:top w:val="single" w:color="BFBFBF" w:sz="4"/>
+              <w:left w:val="single" w:color="BFBFBF" w:sz="4"/>
+              <w:bottom w:val="single" w:color="BFBFBF" w:sz="4"/>
+              <w:right w:val="single" w:color="BFBFBF" w:sz="4"/>
+            </w:tcBorders>
+            <w:tcMar>
+              <w:top w:type="dxa" w:w="60"/>
+              <w:left w:type="dxa" w:w="100"/>
+              <w:bottom w:type="dxa" w:w="60"/>
+              <w:right w:type="dxa" w:w="100"/>
+            </w:tcMar>
+          </w:tcPr>
+          <w:p>
+            <w:r>
+              <w:rPr>
+                <w:rFonts w:ascii="Malgun Gothic" w:cs="Malgun Gothic" w:eastAsia="Malgun Gothic" w:hAnsi="Malgun Gothic"/>
+                <w:sz w:val="19"/>
+                <w:szCs w:val="19"/>
+              </w:rPr>
+              <w:t xml:space="preserve">39.5초</w:t>
+            </w:r>
+          </w:p>
+        </w:tc>
+        <w:tc>
+          <w:tcPr>
+            <w:tcW w:type="dxa" w:w="2225"/>
+            <w:tcBorders>
+              <w:top w:val="single" w:color="BFBFBF" w:sz="4"/>
+              <w:left w:val="single" w:color="BFBFBF" w:sz="4"/>
+              <w:bottom w:val="single" w:color="BFBFBF" w:sz="4"/>
+              <w:right w:val="single" w:color="BFBFBF" w:sz="4"/>
+            </w:tcBorders>
+            <w:tcMar>
+              <w:top w:type="dxa" w:w="60"/>
+              <w:left w:type="dxa" w:w="100"/>
+              <w:bottom w:type="dxa" w:w="60"/>
+              <w:right w:type="dxa" w:w="100"/>
+            </w:tcMar>
+          </w:tcPr>
+          <w:p>
+            <w:r>
+              <w:rPr>
+                <w:rFonts w:ascii="Malgun Gothic" w:cs="Malgun Gothic" w:eastAsia="Malgun Gothic" w:hAnsi="Malgun Gothic"/>
+                <w:sz w:val="19"/>
+                <w:szCs w:val="19"/>
+              </w:rPr>
+              <w:t xml:space="preserve">20% / 50% / 30%</w:t>
+            </w:r>
+          </w:p>
+        </w:tc>
+        <w:tc>
+          <w:tcPr>
+            <w:tcW w:type="dxa" w:w="1020"/>
+            <w:tcBorders>
+              <w:top w:val="single" w:color="BFBFBF" w:sz="4"/>
+              <w:left w:val="single" w:color="BFBFBF" w:sz="4"/>
+              <w:bottom w:val="single" w:color="BFBFBF" w:sz="4"/>
+              <w:right w:val="single" w:color="BFBFBF" w:sz="4"/>
+            </w:tcBorders>
+            <w:tcMar>
+              <w:top w:type="dxa" w:w="60"/>
+              <w:left w:type="dxa" w:w="100"/>
+              <w:bottom w:type="dxa" w:w="60"/>
+              <w:right w:type="dxa" w:w="100"/>
+            </w:tcMar>
+          </w:tcPr>
+          <w:p>
+            <w:r>
+              <w:rPr>
+                <w:rFonts w:ascii="Malgun Gothic" w:cs="Malgun Gothic" w:eastAsia="Malgun Gothic" w:hAnsi="Malgun Gothic"/>
+                <w:sz w:val="19"/>
+                <w:szCs w:val="19"/>
+              </w:rPr>
+              <w:t xml:space="preserve">$57.4</w:t>
+            </w:r>
+          </w:p>
+        </w:tc>
+        <w:tc>
+          <w:tcPr>
+            <w:tcW w:type="dxa" w:w="3709"/>
+            <w:tcBorders>
+              <w:top w:val="single" w:color="BFBFBF" w:sz="4"/>
+              <w:left w:val="single" w:color="BFBFBF" w:sz="4"/>
+              <w:bottom w:val="single" w:color="BFBFBF" w:sz="4"/>
+              <w:right w:val="single" w:color="BFBFBF" w:sz="4"/>
+            </w:tcBorders>
+            <w:tcMar>
+              <w:top w:type="dxa" w:w="60"/>
+              <w:left w:type="dxa" w:w="100"/>
+              <w:bottom w:type="dxa" w:w="60"/>
+              <w:right w:type="dxa" w:w="100"/>
+            </w:tcMar>
+          </w:tcPr>
+          <w:p>
+            <w:r>
+              <w:rPr>
+                <w:rFonts w:ascii="Malgun Gothic" w:cs="Malgun Gothic" w:eastAsia="Malgun Gothic" w:hAnsi="Malgun Gothic"/>
+                <w:sz w:val="19"/>
+                <w:szCs w:val="19"/>
+              </w:rPr>
+              <w:t xml:space="preserve">$153,296 · 39.2초 · 조회 812,542 — tarte 홀리데이 세트</w:t>
+            </w:r>
+          </w:p>
+        </w:tc>
+        <w:tc>
+          <w:tcPr>
+            <w:tcW w:type="dxa" w:w="3713"/>
+            <w:tcBorders>
+              <w:top w:val="single" w:color="BFBFBF" w:sz="4"/>
+              <w:left w:val="single" w:color="BFBFBF" w:sz="4"/>
+              <w:bottom w:val="single" w:color="BFBFBF" w:sz="4"/>
+              <w:right w:val="single" w:color="BFBFBF" w:sz="4"/>
+            </w:tcBorders>
+            <w:tcMar>
+              <w:top w:type="dxa" w:w="60"/>
+              <w:left w:type="dxa" w:w="100"/>
+              <w:bottom w:type="dxa" w:w="60"/>
+              <w:right w:type="dxa" w:w="100"/>
+            </w:tcMar>
+          </w:tcPr>
+          <w:p>
+            <w:r>
+              <w:rPr>
+                <w:rFonts w:ascii="Malgun Gothic" w:cs="Malgun Gothic" w:eastAsia="Malgun Gothic" w:hAnsi="Malgun Gothic"/>
+                <w:sz w:val="19"/>
+                <w:szCs w:val="19"/>
+              </w:rPr>
+              <w:t xml:space="preserve">한쪽만 바르고 비교해볼게요 / 선물 세트 구성 이게 맞아요? / 댓글 질문, 뭉침 없이 바르는 법 / 속눈썹 연장 대신 이거? / 나이 들수록 눈화장이 중요해요</w:t>
+            </w:r>
+          </w:p>
+        </w:tc>
+      </w:tr>
+      <w:tr>
+        <w:trPr>
+          <w:tblHeader w:val="false"/>
+        </w:trPr>
+        <w:tc>
+          <w:tcPr>
+            <w:tcW w:type="dxa" w:w="741"/>
+            <w:tcBorders>
+              <w:top w:val="single" w:color="BFBFBF" w:sz="4"/>
+              <w:left w:val="single" w:color="BFBFBF" w:sz="4"/>
+              <w:bottom w:val="single" w:color="BFBFBF" w:sz="4"/>
+              <w:right w:val="single" w:color="BFBFBF" w:sz="4"/>
+            </w:tcBorders>
+            <w:tcMar>
+              <w:top w:type="dxa" w:w="60"/>
+              <w:left w:type="dxa" w:w="100"/>
+              <w:bottom w:type="dxa" w:w="60"/>
+              <w:right w:type="dxa" w:w="100"/>
+            </w:tcMar>
+          </w:tcPr>
+          <w:p>
+            <w:r>
+              <w:rPr>
+                <w:rFonts w:ascii="Malgun Gothic" w:cs="Malgun Gothic" w:eastAsia="Malgun Gothic" w:hAnsi="Malgun Gothic"/>
+                <w:sz w:val="19"/>
+                <w:szCs w:val="19"/>
+              </w:rPr>
+              <w:t xml:space="preserve">치크·하이라이터</w:t>
+            </w:r>
+          </w:p>
+        </w:tc>
+        <w:tc>
+          <w:tcPr>
+            <w:tcW w:type="dxa" w:w="2874"/>
+            <w:tcBorders>
+              <w:top w:val="single" w:color="BFBFBF" w:sz="4"/>
+              <w:left w:val="single" w:color="BFBFBF" w:sz="4"/>
+              <w:bottom w:val="single" w:color="BFBFBF" w:sz="4"/>
+              <w:right w:val="single" w:color="BFBFBF" w:sz="4"/>
+            </w:tcBorders>
+            <w:tcMar>
+              <w:top w:type="dxa" w:w="60"/>
+              <w:left w:type="dxa" w:w="100"/>
+              <w:bottom w:type="dxa" w:w="60"/>
+              <w:right w:type="dxa" w:w="100"/>
+            </w:tcMar>
+          </w:tcPr>
+          <w:p>
+            <w:r>
+              <w:rPr>
+                <w:rFonts w:ascii="Malgun Gothic" w:cs="Malgun Gothic" w:eastAsia="Malgun Gothic" w:hAnsi="Malgun Gothic"/>
+                <w:sz w:val="19"/>
+                <w:szCs w:val="19"/>
+              </w:rPr>
+              <w:t xml:space="preserve">#blush</w:t>
+            </w:r>
+          </w:p>
+        </w:tc>
+        <w:tc>
+          <w:tcPr>
+            <w:tcW w:type="dxa" w:w="556"/>
+            <w:tcBorders>
+              <w:top w:val="single" w:color="BFBFBF" w:sz="4"/>
+              <w:left w:val="single" w:color="BFBFBF" w:sz="4"/>
+              <w:bottom w:val="single" w:color="BFBFBF" w:sz="4"/>
+              <w:right w:val="single" w:color="BFBFBF" w:sz="4"/>
+            </w:tcBorders>
+            <w:tcMar>
+              <w:top w:type="dxa" w:w="60"/>
+              <w:left w:type="dxa" w:w="100"/>
+              <w:bottom w:type="dxa" w:w="60"/>
+              <w:right w:type="dxa" w:w="100"/>
+            </w:tcMar>
+          </w:tcPr>
+          <w:p>
+            <w:r>
+              <w:rPr>
+                <w:rFonts w:ascii="Malgun Gothic" w:cs="Malgun Gothic" w:eastAsia="Malgun Gothic" w:hAnsi="Malgun Gothic"/>
+                <w:sz w:val="19"/>
+                <w:szCs w:val="19"/>
+              </w:rPr>
+              <w:t xml:space="preserve">36.8초</w:t>
+            </w:r>
+          </w:p>
+        </w:tc>
+        <w:tc>
+          <w:tcPr>
+            <w:tcW w:type="dxa" w:w="2225"/>
+            <w:tcBorders>
+              <w:top w:val="single" w:color="BFBFBF" w:sz="4"/>
+              <w:left w:val="single" w:color="BFBFBF" w:sz="4"/>
+              <w:bottom w:val="single" w:color="BFBFBF" w:sz="4"/>
+              <w:right w:val="single" w:color="BFBFBF" w:sz="4"/>
+            </w:tcBorders>
+            <w:tcMar>
+              <w:top w:type="dxa" w:w="60"/>
+              <w:left w:type="dxa" w:w="100"/>
+              <w:bottom w:type="dxa" w:w="60"/>
+              <w:right w:type="dxa" w:w="100"/>
+            </w:tcMar>
+          </w:tcPr>
+          <w:p>
+            <w:r>
+              <w:rPr>
+                <w:rFonts w:ascii="Malgun Gothic" w:cs="Malgun Gothic" w:eastAsia="Malgun Gothic" w:hAnsi="Malgun Gothic"/>
+                <w:sz w:val="19"/>
+                <w:szCs w:val="19"/>
+              </w:rPr>
+              <w:t xml:space="preserve">50% / 10% / 40%</w:t>
+            </w:r>
+          </w:p>
+        </w:tc>
+        <w:tc>
+          <w:tcPr>
+            <w:tcW w:type="dxa" w:w="1020"/>
+            <w:tcBorders>
+              <w:top w:val="single" w:color="BFBFBF" w:sz="4"/>
+              <w:left w:val="single" w:color="BFBFBF" w:sz="4"/>
+              <w:bottom w:val="single" w:color="BFBFBF" w:sz="4"/>
+              <w:right w:val="single" w:color="BFBFBF" w:sz="4"/>
+            </w:tcBorders>
+            <w:tcMar>
+              <w:top w:type="dxa" w:w="60"/>
+              <w:left w:type="dxa" w:w="100"/>
+              <w:bottom w:type="dxa" w:w="60"/>
+              <w:right w:type="dxa" w:w="100"/>
+            </w:tcMar>
+          </w:tcPr>
+          <w:p>
+            <w:r>
+              <w:rPr>
+                <w:rFonts w:ascii="Malgun Gothic" w:cs="Malgun Gothic" w:eastAsia="Malgun Gothic" w:hAnsi="Malgun Gothic"/>
+                <w:sz w:val="19"/>
+                <w:szCs w:val="19"/>
+              </w:rPr>
+              <w:t xml:space="preserve">$47.8</w:t>
+            </w:r>
+          </w:p>
+        </w:tc>
+        <w:tc>
+          <w:tcPr>
+            <w:tcW w:type="dxa" w:w="3709"/>
+            <w:tcBorders>
+              <w:top w:val="single" w:color="BFBFBF" w:sz="4"/>
+              <w:left w:val="single" w:color="BFBFBF" w:sz="4"/>
+              <w:bottom w:val="single" w:color="BFBFBF" w:sz="4"/>
+              <w:right w:val="single" w:color="BFBFBF" w:sz="4"/>
+            </w:tcBorders>
+            <w:tcMar>
+              <w:top w:type="dxa" w:w="60"/>
+              <w:left w:type="dxa" w:w="100"/>
+              <w:bottom w:type="dxa" w:w="60"/>
+              <w:right w:type="dxa" w:w="100"/>
+            </w:tcMar>
+          </w:tcPr>
+          <w:p>
+            <w:r>
+              <w:rPr>
+                <w:rFonts w:ascii="Malgun Gothic" w:cs="Malgun Gothic" w:eastAsia="Malgun Gothic" w:hAnsi="Malgun Gothic"/>
+                <w:sz w:val="19"/>
+                <w:szCs w:val="19"/>
+              </w:rPr>
+              <w:t xml:space="preserve">$148,022 · 28.8초 · 조회 1,964,728 — 댓글에 답장: MAC 필름 누아르 버프 블러셔 드디어 재입고</w:t>
+            </w:r>
+          </w:p>
+        </w:tc>
+        <w:tc>
+          <w:tcPr>
+            <w:tcW w:type="dxa" w:w="3713"/>
+            <w:tcBorders>
+              <w:top w:val="single" w:color="BFBFBF" w:sz="4"/>
+              <w:left w:val="single" w:color="BFBFBF" w:sz="4"/>
+              <w:bottom w:val="single" w:color="BFBFBF" w:sz="4"/>
+              <w:right w:val="single" w:color="BFBFBF" w:sz="4"/>
+            </w:tcBorders>
+            <w:tcMar>
+              <w:top w:type="dxa" w:w="60"/>
+              <w:left w:type="dxa" w:w="100"/>
+              <w:bottom w:type="dxa" w:w="60"/>
+              <w:right w:type="dxa" w:w="100"/>
+            </w:tcMar>
+          </w:tcPr>
+          <w:p>
+            <w:r>
+              <w:rPr>
+                <w:rFonts w:ascii="Malgun Gothic" w:cs="Malgun Gothic" w:eastAsia="Malgun Gothic" w:hAnsi="Malgun Gothic"/>
+                <w:sz w:val="19"/>
+                <w:szCs w:val="19"/>
+              </w:rPr>
+              <w:t xml:space="preserve">드디어 재입고됐어요 / 요즘 안티 블러셔가 뜨는 이유 / 전 색상 다 발라볼게요 / 어떤 색이 제일 예뻐요? / 이 구성 단독 한정이래요</w:t>
+            </w:r>
+          </w:p>
+        </w:tc>
+      </w:tr>
+      <w:tr>
+        <w:trPr>
+          <w:tblHeader w:val="false"/>
+        </w:trPr>
+        <w:tc>
+          <w:tcPr>
+            <w:tcW w:type="dxa" w:w="741"/>
+            <w:tcBorders>
+              <w:top w:val="single" w:color="BFBFBF" w:sz="4"/>
+              <w:left w:val="single" w:color="BFBFBF" w:sz="4"/>
+              <w:bottom w:val="single" w:color="BFBFBF" w:sz="4"/>
+              <w:right w:val="single" w:color="BFBFBF" w:sz="4"/>
+            </w:tcBorders>
+            <w:tcMar>
+              <w:top w:type="dxa" w:w="60"/>
+              <w:left w:type="dxa" w:w="100"/>
+              <w:bottom w:type="dxa" w:w="60"/>
+              <w:right w:type="dxa" w:w="100"/>
+            </w:tcMar>
+          </w:tcPr>
+          <w:p>
+            <w:r>
+              <w:rPr>
+                <w:rFonts w:ascii="Malgun Gothic" w:cs="Malgun Gothic" w:eastAsia="Malgun Gothic" w:hAnsi="Malgun Gothic"/>
+                <w:sz w:val="19"/>
+                <w:szCs w:val="19"/>
+              </w:rPr>
+              <w:t xml:space="preserve">클렌징</w:t>
+            </w:r>
+          </w:p>
+        </w:tc>
+        <w:tc>
+          <w:tcPr>
+            <w:tcW w:type="dxa" w:w="2874"/>
+            <w:tcBorders>
+              <w:top w:val="single" w:color="BFBFBF" w:sz="4"/>
+              <w:left w:val="single" w:color="BFBFBF" w:sz="4"/>
+              <w:bottom w:val="single" w:color="BFBFBF" w:sz="4"/>
+              <w:right w:val="single" w:color="BFBFBF" w:sz="4"/>
+            </w:tcBorders>
+            <w:tcMar>
+              <w:top w:type="dxa" w:w="60"/>
+              <w:left w:type="dxa" w:w="100"/>
+              <w:bottom w:type="dxa" w:w="60"/>
+              <w:right w:type="dxa" w:w="100"/>
+            </w:tcMar>
+          </w:tcPr>
+          <w:p>
+            <w:r>
+              <w:rPr>
+                <w:rFonts w:ascii="Malgun Gothic" w:cs="Malgun Gothic" w:eastAsia="Malgun Gothic" w:hAnsi="Malgun Gothic"/>
+                <w:sz w:val="19"/>
+                <w:szCs w:val="19"/>
+              </w:rPr>
+              <w:t xml:space="preserve">#cleanser #cleansingbalm</w:t>
+            </w:r>
+          </w:p>
+        </w:tc>
+        <w:tc>
+          <w:tcPr>
+            <w:tcW w:type="dxa" w:w="556"/>
+            <w:tcBorders>
+              <w:top w:val="single" w:color="BFBFBF" w:sz="4"/>
+              <w:left w:val="single" w:color="BFBFBF" w:sz="4"/>
+              <w:bottom w:val="single" w:color="BFBFBF" w:sz="4"/>
+              <w:right w:val="single" w:color="BFBFBF" w:sz="4"/>
+            </w:tcBorders>
+            <w:tcMar>
+              <w:top w:type="dxa" w:w="60"/>
+              <w:left w:type="dxa" w:w="100"/>
+              <w:bottom w:type="dxa" w:w="60"/>
+              <w:right w:type="dxa" w:w="100"/>
+            </w:tcMar>
+          </w:tcPr>
+          <w:p>
+            <w:r>
+              <w:rPr>
+                <w:rFonts w:ascii="Malgun Gothic" w:cs="Malgun Gothic" w:eastAsia="Malgun Gothic" w:hAnsi="Malgun Gothic"/>
+                <w:sz w:val="19"/>
+                <w:szCs w:val="19"/>
+              </w:rPr>
+              <w:t xml:space="preserve">30.2초</w:t>
+            </w:r>
+          </w:p>
+        </w:tc>
+        <w:tc>
+          <w:tcPr>
+            <w:tcW w:type="dxa" w:w="2225"/>
+            <w:tcBorders>
+              <w:top w:val="single" w:color="BFBFBF" w:sz="4"/>
+              <w:left w:val="single" w:color="BFBFBF" w:sz="4"/>
+              <w:bottom w:val="single" w:color="BFBFBF" w:sz="4"/>
+              <w:right w:val="single" w:color="BFBFBF" w:sz="4"/>
+            </w:tcBorders>
+            <w:tcMar>
+              <w:top w:type="dxa" w:w="60"/>
+              <w:left w:type="dxa" w:w="100"/>
+              <w:bottom w:type="dxa" w:w="60"/>
+              <w:right w:type="dxa" w:w="100"/>
+            </w:tcMar>
+          </w:tcPr>
+          <w:p>
+            <w:r>
+              <w:rPr>
+                <w:rFonts w:ascii="Malgun Gothic" w:cs="Malgun Gothic" w:eastAsia="Malgun Gothic" w:hAnsi="Malgun Gothic"/>
+                <w:sz w:val="19"/>
+                <w:szCs w:val="19"/>
+              </w:rPr>
+              <w:t xml:space="preserve">50% / 20% / 30%</w:t>
+            </w:r>
+          </w:p>
+        </w:tc>
+        <w:tc>
+          <w:tcPr>
+            <w:tcW w:type="dxa" w:w="1020"/>
+            <w:tcBorders>
+              <w:top w:val="single" w:color="BFBFBF" w:sz="4"/>
+              <w:left w:val="single" w:color="BFBFBF" w:sz="4"/>
+              <w:bottom w:val="single" w:color="BFBFBF" w:sz="4"/>
+              <w:right w:val="single" w:color="BFBFBF" w:sz="4"/>
+            </w:tcBorders>
+            <w:tcMar>
+              <w:top w:type="dxa" w:w="60"/>
+              <w:left w:type="dxa" w:w="100"/>
+              <w:bottom w:type="dxa" w:w="60"/>
+              <w:right w:type="dxa" w:w="100"/>
+            </w:tcMar>
+          </w:tcPr>
+          <w:p>
+            <w:r>
+              <w:rPr>
+                <w:rFonts w:ascii="Malgun Gothic" w:cs="Malgun Gothic" w:eastAsia="Malgun Gothic" w:hAnsi="Malgun Gothic"/>
+                <w:sz w:val="19"/>
+                <w:szCs w:val="19"/>
+              </w:rPr>
+              <w:t xml:space="preserve">$26.6</w:t>
+            </w:r>
+          </w:p>
+        </w:tc>
+        <w:tc>
+          <w:tcPr>
+            <w:tcW w:type="dxa" w:w="3709"/>
+            <w:tcBorders>
+              <w:top w:val="single" w:color="BFBFBF" w:sz="4"/>
+              <w:left w:val="single" w:color="BFBFBF" w:sz="4"/>
+              <w:bottom w:val="single" w:color="BFBFBF" w:sz="4"/>
+              <w:right w:val="single" w:color="BFBFBF" w:sz="4"/>
+            </w:tcBorders>
+            <w:tcMar>
+              <w:top w:type="dxa" w:w="60"/>
+              <w:left w:type="dxa" w:w="100"/>
+              <w:bottom w:type="dxa" w:w="60"/>
+              <w:right w:type="dxa" w:w="100"/>
+            </w:tcMar>
+          </w:tcPr>
+          <w:p>
+            <w:r>
+              <w:rPr>
+                <w:rFonts w:ascii="Malgun Gothic" w:cs="Malgun Gothic" w:eastAsia="Malgun Gothic" w:hAnsi="Malgun Gothic"/>
+                <w:sz w:val="19"/>
+                <w:szCs w:val="19"/>
+              </w:rPr>
+              <w:t xml:space="preserve">$6,715 · 24.0초 · 조회 144,444 — mixsoon 유리알 피부 필수 스킨케어 루틴 세트</w:t>
+            </w:r>
+          </w:p>
+        </w:tc>
+        <w:tc>
+          <w:tcPr>
+            <w:tcW w:type="dxa" w:w="3713"/>
+            <w:tcBorders>
+              <w:top w:val="single" w:color="BFBFBF" w:sz="4"/>
+              <w:left w:val="single" w:color="BFBFBF" w:sz="4"/>
+              <w:bottom w:val="single" w:color="BFBFBF" w:sz="4"/>
+              <w:right w:val="single" w:color="BFBFBF" w:sz="4"/>
+            </w:tcBorders>
+            <w:tcMar>
+              <w:top w:type="dxa" w:w="60"/>
+              <w:left w:type="dxa" w:w="100"/>
+              <w:bottom w:type="dxa" w:w="60"/>
+              <w:right w:type="dxa" w:w="100"/>
+            </w:tcMar>
+          </w:tcPr>
+          <w:p>
+            <w:r>
+              <w:rPr>
+                <w:rFonts w:ascii="Malgun Gothic" w:cs="Malgun Gothic" w:eastAsia="Malgun Gothic" w:hAnsi="Malgun Gothic"/>
+                <w:sz w:val="19"/>
+                <w:szCs w:val="19"/>
+              </w:rPr>
+              <w:t xml:space="preserve">워터프루프 녹는 순간 보세요 / 2개 사면 밤 하나 더 / 세안 루틴 이 순서로 / 메이크업 지우는 순서 정리 / 클렌저도 세트로 사는 이유</w:t>
+            </w:r>
+          </w:p>
+        </w:tc>
+      </w:tr>
+    </w:tbl>
+    <w:p/>
+    <w:p>
+      <w:r>
+        <w:rPr>
+          <w:rFonts w:ascii="Malgun Gothic" w:cs="Malgun Gothic" w:eastAsia="Malgun Gothic" w:hAnsi="Malgun Gothic"/>
+          <w:sz w:val="20"/>
+          <w:szCs w:val="20"/>
+        </w:rPr>
+        <w:t xml:space="preserve">### 우리 대본에 반영한 것</w:t>
+      </w:r>
+    </w:p>
+    <w:p>
+      <w:pPr>
+        <w:pStyle w:val="ListParagraph"/>
+        <w:numPr>
+          <w:ilvl w:val="0"/>
+          <w:numId w:val="2"/>
+        </w:numPr>
+      </w:pPr>
+      <w:r>
+        <w:rPr>
+          <w:rFonts w:ascii="Malgun Gothic" w:cs="Malgun Gothic" w:eastAsia="Malgun Gothic" w:hAnsi="Malgun Gothic"/>
+          <w:sz w:val="20"/>
+          <w:szCs w:val="20"/>
+        </w:rPr>
+        <w:t xml:space="preserve">후킹 문구 맨 앞에 유형별 히트 영상 패턴 후킹 5개(위 표 마지막 칸)를 넣었다.</w:t>
+      </w:r>
+    </w:p>
+    <w:p>
+      <w:pPr>
+        <w:pStyle w:val="ListParagraph"/>
+        <w:numPr>
+          <w:ilvl w:val="0"/>
+          <w:numId w:val="2"/>
+        </w:numPr>
+      </w:pPr>
+      <w:r>
+        <w:rPr>
+          <w:rFonts w:ascii="Malgun Gothic" w:cs="Malgun Gothic" w:eastAsia="Malgun Gothic" w:hAnsi="Malgun Gothic"/>
+          <w:sz w:val="20"/>
+          <w:szCs w:val="20"/>
+        </w:rPr>
+        <w:t xml:space="preserve">기획안에 히트 영상 기준 권장 길이와 지금 고른 길이가 맞는지, 조회 1천 회당 매출, 매출 1위 영상과 패턴을 붙였다.</w:t>
+      </w:r>
+    </w:p>
+    <w:p>
+      <w:pPr>
+        <w:pStyle w:val="ListParagraph"/>
+        <w:numPr>
+          <w:ilvl w:val="0"/>
+          <w:numId w:val="2"/>
+        </w:numPr>
+      </w:pPr>
+      <w:r>
+        <w:rPr>
+          <w:rFonts w:ascii="Malgun Gothic" w:cs="Malgun Gothic" w:eastAsia="Malgun Gothic" w:hAnsi="Malgun Gothic"/>
+          <w:sz w:val="20"/>
+          <w:szCs w:val="20"/>
+        </w:rPr>
+        <w:t xml:space="preserve">댓글 답장형이 가장 일관되게 잘 팔리는 형식 → 홍보 계획의 "첫 1시간 댓글 답글"을 "좋은 질문은 댓글 답장 영상으로 다시 만들어 0초 후킹으로"로 이어 쓴다.</w:t>
+      </w:r>
+    </w:p>
+    <w:p>
+      <w:pPr>
+        <w:pStyle w:val="ListParagraph"/>
+        <w:numPr>
+          <w:ilvl w:val="0"/>
+          <w:numId w:val="2"/>
+        </w:numPr>
+      </w:pPr>
+      <w:r>
+        <w:rPr>
+          <w:rFonts w:ascii="Malgun Gothic" w:cs="Malgun Gothic" w:eastAsia="Malgun Gothic" w:hAnsi="Malgun Gothic"/>
+          <w:sz w:val="20"/>
+          <w:szCs w:val="20"/>
+        </w:rPr>
+        <w:t xml:space="preserve">같은 제품을 여러 각도로 여러 번 올리는 운영 → 대본 5종(G1~G5) 순차 업로드와 같은 방향.</w:t>
+      </w:r>
+    </w:p>
+    <w:p>
+      <w:pPr>
+        <w:pStyle w:val="ListParagraph"/>
+        <w:numPr>
+          <w:ilvl w:val="0"/>
+          <w:numId w:val="2"/>
+        </w:numPr>
+      </w:pPr>
+      <w:r>
+        <w:rPr>
+          <w:rFonts w:ascii="Malgun Gothic" w:cs="Malgun Gothic" w:eastAsia="Malgun Gothic" w:hAnsi="Malgun Gothic"/>
+          <w:sz w:val="20"/>
+          <w:szCs w:val="20"/>
+        </w:rPr>
+        <w:t xml:space="preserve">해외 영상의 효능 표현(여드름·곰팡이·발모 등)과 실존 인물 언급은 가져오지 않았다. 패턴(구조·길이·후킹 방식)만 우리 말투로 바꿨다.</w:t>
+      </w:r>
+    </w:p>
     <w:sectPr>
       <w:pgSz w:w="16838" w:h="11906" w:orient="landscape"/>
       <w:pgMar w:top="1000" w:right="1000" w:bottom="1000" w:left="1000" w:header="708" w:footer="708" w:gutter="0"/>
